--- a/Курсовая по сопу.docx
+++ b/Курсовая по сопу.docx
@@ -12,7 +12,6 @@
           <w:szCs w:val="28"/>
         </w:rPr>
       </w:pPr>
-      <w:bookmarkStart w:id="0" w:name="_GoBack"/>
       <w:r>
         <w:rPr>
           <w:rFonts w:cs="Times New Roman"/>
@@ -621,7 +620,7 @@
             </w:rPr>
             <w:fldChar w:fldCharType="separate"/>
           </w:r>
-          <w:hyperlink w:anchor="_Toc232368856" w:history="1">
+          <w:hyperlink w:anchor="_Toc232455657" w:history="1">
             <w:r>
               <w:rPr>
                 <w:rStyle w:val="a9"/>
@@ -649,7 +648,7 @@
                 <w:noProof/>
                 <w:webHidden/>
               </w:rPr>
-              <w:instrText xml:space="preserve"> PAGEREF _Toc232368856 \h </w:instrText>
+              <w:instrText xml:space="preserve"> PAGEREF _Toc232455657 \h </w:instrText>
             </w:r>
             <w:r>
               <w:rPr>
@@ -696,7 +695,7 @@
               <w14:ligatures w14:val="none"/>
             </w:rPr>
           </w:pPr>
-          <w:hyperlink w:anchor="_Toc232368857" w:history="1">
+          <w:hyperlink w:anchor="_Toc232455658" w:history="1">
             <w:r>
               <w:rPr>
                 <w:rStyle w:val="a9"/>
@@ -724,7 +723,7 @@
                 <w:noProof/>
                 <w:webHidden/>
               </w:rPr>
-              <w:instrText xml:space="preserve"> PAGEREF _Toc232368857 \h </w:instrText>
+              <w:instrText xml:space="preserve"> PAGEREF _Toc232455658 \h </w:instrText>
             </w:r>
             <w:r>
               <w:rPr>
@@ -771,7 +770,7 @@
               <w14:ligatures w14:val="none"/>
             </w:rPr>
           </w:pPr>
-          <w:hyperlink w:anchor="_Toc232368858" w:history="1">
+          <w:hyperlink w:anchor="_Toc232455659" w:history="1">
             <w:r>
               <w:rPr>
                 <w:rStyle w:val="a9"/>
@@ -799,7 +798,7 @@
                 <w:noProof/>
                 <w:webHidden/>
               </w:rPr>
-              <w:instrText xml:space="preserve"> PAGEREF _Toc232368858 \h </w:instrText>
+              <w:instrText xml:space="preserve"> PAGEREF _Toc232455659 \h </w:instrText>
             </w:r>
             <w:r>
               <w:rPr>
@@ -846,7 +845,7 @@
               <w14:ligatures w14:val="none"/>
             </w:rPr>
           </w:pPr>
-          <w:hyperlink w:anchor="_Toc232368859" w:history="1">
+          <w:hyperlink w:anchor="_Toc232455660" w:history="1">
             <w:r>
               <w:rPr>
                 <w:rStyle w:val="a9"/>
@@ -892,7 +891,7 @@
                 <w:noProof/>
                 <w:webHidden/>
               </w:rPr>
-              <w:instrText xml:space="preserve"> PAGEREF _Toc232368859 \h </w:instrText>
+              <w:instrText xml:space="preserve"> PAGEREF _Toc232455660 \h </w:instrText>
             </w:r>
             <w:r>
               <w:rPr>
@@ -939,7 +938,7 @@
               <w14:ligatures w14:val="none"/>
             </w:rPr>
           </w:pPr>
-          <w:hyperlink w:anchor="_Toc232368860" w:history="1">
+          <w:hyperlink w:anchor="_Toc232455661" w:history="1">
             <w:r>
               <w:rPr>
                 <w:rStyle w:val="a9"/>
@@ -968,7 +967,7 @@
                 <w:noProof/>
                 <w:webHidden/>
               </w:rPr>
-              <w:instrText xml:space="preserve"> PAGEREF _Toc232368860 \h </w:instrText>
+              <w:instrText xml:space="preserve"> PAGEREF _Toc232455661 \h </w:instrText>
             </w:r>
             <w:r>
               <w:rPr>
@@ -1015,7 +1014,7 @@
               <w14:ligatures w14:val="none"/>
             </w:rPr>
           </w:pPr>
-          <w:hyperlink w:anchor="_Toc232368861" w:history="1">
+          <w:hyperlink w:anchor="_Toc232455662" w:history="1">
             <w:r>
               <w:rPr>
                 <w:rStyle w:val="a9"/>
@@ -1044,7 +1043,7 @@
                 <w:noProof/>
                 <w:webHidden/>
               </w:rPr>
-              <w:instrText xml:space="preserve"> PAGEREF _Toc232368861 \h </w:instrText>
+              <w:instrText xml:space="preserve"> PAGEREF _Toc232455662 \h </w:instrText>
             </w:r>
             <w:r>
               <w:rPr>
@@ -1091,7 +1090,7 @@
               <w14:ligatures w14:val="none"/>
             </w:rPr>
           </w:pPr>
-          <w:hyperlink w:anchor="_Toc232368862" w:history="1">
+          <w:hyperlink w:anchor="_Toc232455663" w:history="1">
             <w:r>
               <w:rPr>
                 <w:rStyle w:val="a9"/>
@@ -1120,7 +1119,7 @@
                 <w:noProof/>
                 <w:webHidden/>
               </w:rPr>
-              <w:instrText xml:space="preserve"> PAGEREF _Toc232368862 \h </w:instrText>
+              <w:instrText xml:space="preserve"> PAGEREF _Toc232455663 \h </w:instrText>
             </w:r>
             <w:r>
               <w:rPr>
@@ -1140,7 +1139,7 @@
                 <w:noProof/>
                 <w:webHidden/>
               </w:rPr>
-              <w:t>10</w:t>
+              <w:t>9</w:t>
             </w:r>
             <w:r>
               <w:rPr>
@@ -1167,7 +1166,7 @@
               <w14:ligatures w14:val="none"/>
             </w:rPr>
           </w:pPr>
-          <w:hyperlink w:anchor="_Toc232368863" w:history="1">
+          <w:hyperlink w:anchor="_Toc232455664" w:history="1">
             <w:r>
               <w:rPr>
                 <w:rStyle w:val="a9"/>
@@ -1195,7 +1194,7 @@
                 <w:noProof/>
                 <w:webHidden/>
               </w:rPr>
-              <w:instrText xml:space="preserve"> PAGEREF _Toc232368863 \h </w:instrText>
+              <w:instrText xml:space="preserve"> PAGEREF _Toc232455664 \h </w:instrText>
             </w:r>
             <w:r>
               <w:rPr>
@@ -1215,7 +1214,7 @@
                 <w:noProof/>
                 <w:webHidden/>
               </w:rPr>
-              <w:t>11</w:t>
+              <w:t>10</w:t>
             </w:r>
             <w:r>
               <w:rPr>
@@ -1242,7 +1241,7 @@
               <w14:ligatures w14:val="none"/>
             </w:rPr>
           </w:pPr>
-          <w:hyperlink w:anchor="_Toc232368864" w:history="1">
+          <w:hyperlink w:anchor="_Toc232455665" w:history="1">
             <w:r>
               <w:rPr>
                 <w:rStyle w:val="a9"/>
@@ -1270,7 +1269,7 @@
                 <w:noProof/>
                 <w:webHidden/>
               </w:rPr>
-              <w:instrText xml:space="preserve"> PAGEREF _Toc232368864 \h </w:instrText>
+              <w:instrText xml:space="preserve"> PAGEREF _Toc232455665 \h </w:instrText>
             </w:r>
             <w:r>
               <w:rPr>
@@ -1290,7 +1289,7 @@
                 <w:noProof/>
                 <w:webHidden/>
               </w:rPr>
-              <w:t>11</w:t>
+              <w:t>10</w:t>
             </w:r>
             <w:r>
               <w:rPr>
@@ -1317,14 +1316,44 @@
               <w14:ligatures w14:val="none"/>
             </w:rPr>
           </w:pPr>
-          <w:hyperlink w:anchor="_Toc232368865" w:history="1">
+          <w:hyperlink w:anchor="_Toc232455666" w:history="1">
             <w:r>
               <w:rPr>
                 <w:rStyle w:val="a9"/>
                 <w:noProof/>
                 <w:lang w:val="en-US"/>
               </w:rPr>
-              <w:t>Abonement-demo-rest</w:t>
+              <w:t>Abonement</w:t>
+            </w:r>
+            <w:r>
+              <w:rPr>
+                <w:rStyle w:val="a9"/>
+                <w:noProof/>
+              </w:rPr>
+              <w:t>-</w:t>
+            </w:r>
+            <w:r>
+              <w:rPr>
+                <w:rStyle w:val="a9"/>
+                <w:noProof/>
+                <w:lang w:val="en-US"/>
+              </w:rPr>
+              <w:t>demo</w:t>
+            </w:r>
+            <w:r>
+              <w:rPr>
+                <w:rStyle w:val="a9"/>
+                <w:noProof/>
+              </w:rPr>
+              <w:t>-</w:t>
+            </w:r>
+            <w:r>
+              <w:rPr>
+                <w:rStyle w:val="a9"/>
+                <w:noProof/>
+                <w:lang w:val="en-US"/>
+              </w:rPr>
+              <w:t>rest</w:t>
             </w:r>
             <w:r>
               <w:rPr>
@@ -1345,7 +1374,7 @@
                 <w:noProof/>
                 <w:webHidden/>
               </w:rPr>
-              <w:instrText xml:space="preserve"> PAGEREF _Toc232368865 \h </w:instrText>
+              <w:instrText xml:space="preserve"> PAGEREF _Toc232455666 \h </w:instrText>
             </w:r>
             <w:r>
               <w:rPr>
@@ -1365,7 +1394,7 @@
                 <w:noProof/>
                 <w:webHidden/>
               </w:rPr>
-              <w:t>15</w:t>
+              <w:t>14</w:t>
             </w:r>
             <w:r>
               <w:rPr>
@@ -1392,7 +1421,7 @@
               <w14:ligatures w14:val="none"/>
             </w:rPr>
           </w:pPr>
-          <w:hyperlink w:anchor="_Toc232368866" w:history="1">
+          <w:hyperlink w:anchor="_Toc232455667" w:history="1">
             <w:r>
               <w:rPr>
                 <w:rStyle w:val="a9"/>
@@ -1420,7 +1449,7 @@
                 <w:noProof/>
                 <w:webHidden/>
               </w:rPr>
-              <w:instrText xml:space="preserve"> PAGEREF _Toc232368866 \h </w:instrText>
+              <w:instrText xml:space="preserve"> PAGEREF _Toc232455667 \h </w:instrText>
             </w:r>
             <w:r>
               <w:rPr>
@@ -1440,7 +1469,7 @@
                 <w:noProof/>
                 <w:webHidden/>
               </w:rPr>
-              <w:t>20</w:t>
+              <w:t>19</w:t>
             </w:r>
             <w:r>
               <w:rPr>
@@ -1467,7 +1496,7 @@
               <w14:ligatures w14:val="none"/>
             </w:rPr>
           </w:pPr>
-          <w:hyperlink w:anchor="_Toc232368867" w:history="1">
+          <w:hyperlink w:anchor="_Toc232455668" w:history="1">
             <w:r>
               <w:rPr>
                 <w:rStyle w:val="a9"/>
@@ -1489,7 +1518,23 @@
                 <w:noProof/>
                 <w:lang w:val="en-US"/>
               </w:rPr>
-              <w:t>service</w:t>
+              <w:t>se</w:t>
+            </w:r>
+            <w:r>
+              <w:rPr>
+                <w:rStyle w:val="a9"/>
+                <w:noProof/>
+                <w:lang w:val="en-US"/>
+              </w:rPr>
+              <w:t>r</w:t>
+            </w:r>
+            <w:r>
+              <w:rPr>
+                <w:rStyle w:val="a9"/>
+                <w:noProof/>
+                <w:lang w:val="en-US"/>
+              </w:rPr>
+              <w:t>vice</w:t>
             </w:r>
             <w:r>
               <w:rPr>
@@ -1510,7 +1555,7 @@
                 <w:noProof/>
                 <w:webHidden/>
               </w:rPr>
-              <w:instrText xml:space="preserve"> PAGEREF _Toc232368867 \h </w:instrText>
+              <w:instrText xml:space="preserve"> PAGEREF _Toc232455668 \h </w:instrText>
             </w:r>
             <w:r>
               <w:rPr>
@@ -1530,7 +1575,7 @@
                 <w:noProof/>
                 <w:webHidden/>
               </w:rPr>
-              <w:t>21</w:t>
+              <w:t>20</w:t>
             </w:r>
             <w:r>
               <w:rPr>
@@ -1557,7 +1602,7 @@
               <w14:ligatures w14:val="none"/>
             </w:rPr>
           </w:pPr>
-          <w:hyperlink w:anchor="_Toc232368868" w:history="1">
+          <w:hyperlink w:anchor="_Toc232455669" w:history="1">
             <w:r>
               <w:rPr>
                 <w:rStyle w:val="a9"/>
@@ -1585,7 +1630,7 @@
                 <w:noProof/>
                 <w:webHidden/>
               </w:rPr>
-              <w:instrText xml:space="preserve"> PAGEREF _Toc232368868 \h </w:instrText>
+              <w:instrText xml:space="preserve"> PAGEREF _Toc232455669 \h </w:instrText>
             </w:r>
             <w:r>
               <w:rPr>
@@ -1605,7 +1650,7 @@
                 <w:noProof/>
                 <w:webHidden/>
               </w:rPr>
-              <w:t>24</w:t>
+              <w:t>23</w:t>
             </w:r>
             <w:r>
               <w:rPr>
@@ -1632,14 +1677,44 @@
               <w14:ligatures w14:val="none"/>
             </w:rPr>
           </w:pPr>
-          <w:hyperlink w:anchor="_Toc232368869" w:history="1">
+          <w:hyperlink w:anchor="_Toc232455670" w:history="1">
             <w:r>
               <w:rPr>
                 <w:rStyle w:val="a9"/>
                 <w:noProof/>
                 <w:lang w:val="en-US"/>
               </w:rPr>
-              <w:t>gRPC-analytics-server</w:t>
+              <w:t>gRPC</w:t>
+            </w:r>
+            <w:r>
+              <w:rPr>
+                <w:rStyle w:val="a9"/>
+                <w:noProof/>
+              </w:rPr>
+              <w:t>-</w:t>
+            </w:r>
+            <w:r>
+              <w:rPr>
+                <w:rStyle w:val="a9"/>
+                <w:noProof/>
+                <w:lang w:val="en-US"/>
+              </w:rPr>
+              <w:t>analytics</w:t>
+            </w:r>
+            <w:r>
+              <w:rPr>
+                <w:rStyle w:val="a9"/>
+                <w:noProof/>
+              </w:rPr>
+              <w:t>-</w:t>
+            </w:r>
+            <w:r>
+              <w:rPr>
+                <w:rStyle w:val="a9"/>
+                <w:noProof/>
+                <w:lang w:val="en-US"/>
+              </w:rPr>
+              <w:t>server</w:t>
             </w:r>
             <w:r>
               <w:rPr>
@@ -1660,7 +1735,7 @@
                 <w:noProof/>
                 <w:webHidden/>
               </w:rPr>
-              <w:instrText xml:space="preserve"> PAGEREF _Toc232368869 \h </w:instrText>
+              <w:instrText xml:space="preserve"> PAGEREF _Toc232455670 \h </w:instrText>
             </w:r>
             <w:r>
               <w:rPr>
@@ -1680,7 +1755,7 @@
                 <w:noProof/>
                 <w:webHidden/>
               </w:rPr>
-              <w:t>24</w:t>
+              <w:t>23</w:t>
             </w:r>
             <w:r>
               <w:rPr>
@@ -1707,7 +1782,7 @@
               <w14:ligatures w14:val="none"/>
             </w:rPr>
           </w:pPr>
-          <w:hyperlink w:anchor="_Toc232368870" w:history="1">
+          <w:hyperlink w:anchor="_Toc232455671" w:history="1">
             <w:r>
               <w:rPr>
                 <w:rStyle w:val="a9"/>
@@ -1735,7 +1810,7 @@
                 <w:noProof/>
                 <w:webHidden/>
               </w:rPr>
-              <w:instrText xml:space="preserve"> PAGEREF _Toc232368870 \h </w:instrText>
+              <w:instrText xml:space="preserve"> PAGEREF _Toc232455671 \h </w:instrText>
             </w:r>
             <w:r>
               <w:rPr>
@@ -1755,7 +1830,7 @@
                 <w:noProof/>
                 <w:webHidden/>
               </w:rPr>
-              <w:t>26</w:t>
+              <w:t>25</w:t>
             </w:r>
             <w:r>
               <w:rPr>
@@ -1782,7 +1857,7 @@
               <w14:ligatures w14:val="none"/>
             </w:rPr>
           </w:pPr>
-          <w:hyperlink w:anchor="_Toc232368871" w:history="1">
+          <w:hyperlink w:anchor="_Toc232455672" w:history="1">
             <w:r>
               <w:rPr>
                 <w:rStyle w:val="a9"/>
@@ -1809,7 +1884,7 @@
                 <w:noProof/>
                 <w:webHidden/>
               </w:rPr>
-              <w:instrText xml:space="preserve"> PAGEREF _Toc232368871 \h </w:instrText>
+              <w:instrText xml:space="preserve"> PAGEREF _Toc232455672 \h </w:instrText>
             </w:r>
             <w:r>
               <w:rPr>
@@ -1829,7 +1904,7 @@
                 <w:noProof/>
                 <w:webHidden/>
               </w:rPr>
-              <w:t>28</w:t>
+              <w:t>27</w:t>
             </w:r>
             <w:r>
               <w:rPr>
@@ -1856,7 +1931,7 @@
               <w14:ligatures w14:val="none"/>
             </w:rPr>
           </w:pPr>
-          <w:hyperlink w:anchor="_Toc232368872" w:history="1">
+          <w:hyperlink w:anchor="_Toc232455673" w:history="1">
             <w:r>
               <w:rPr>
                 <w:rStyle w:val="a9"/>
@@ -1884,7 +1959,7 @@
                 <w:noProof/>
                 <w:webHidden/>
               </w:rPr>
-              <w:instrText xml:space="preserve"> PAGEREF _Toc232368872 \h </w:instrText>
+              <w:instrText xml:space="preserve"> PAGEREF _Toc232455673 \h </w:instrText>
             </w:r>
             <w:r>
               <w:rPr>
@@ -1904,7 +1979,7 @@
                 <w:noProof/>
                 <w:webHidden/>
               </w:rPr>
-              <w:t>30</w:t>
+              <w:t>29</w:t>
             </w:r>
             <w:r>
               <w:rPr>
@@ -1931,7 +2006,7 @@
               <w14:ligatures w14:val="none"/>
             </w:rPr>
           </w:pPr>
-          <w:hyperlink w:anchor="_Toc232368873" w:history="1">
+          <w:hyperlink w:anchor="_Toc232455674" w:history="1">
             <w:r>
               <w:rPr>
                 <w:rStyle w:val="a9"/>
@@ -1959,7 +2034,7 @@
                 <w:noProof/>
                 <w:webHidden/>
               </w:rPr>
-              <w:instrText xml:space="preserve"> PAGEREF _Toc232368873 \h </w:instrText>
+              <w:instrText xml:space="preserve"> PAGEREF _Toc232455674 \h </w:instrText>
             </w:r>
             <w:r>
               <w:rPr>
@@ -1979,7 +2054,7 @@
                 <w:noProof/>
                 <w:webHidden/>
               </w:rPr>
-              <w:t>31</w:t>
+              <w:t>37</w:t>
             </w:r>
             <w:r>
               <w:rPr>
@@ -2006,7 +2081,7 @@
               <w14:ligatures w14:val="none"/>
             </w:rPr>
           </w:pPr>
-          <w:hyperlink w:anchor="_Toc232368874" w:history="1">
+          <w:hyperlink w:anchor="_Toc232455675" w:history="1">
             <w:r>
               <w:rPr>
                 <w:rStyle w:val="a9"/>
@@ -2034,7 +2109,7 @@
                 <w:noProof/>
                 <w:webHidden/>
               </w:rPr>
-              <w:instrText xml:space="preserve"> PAGEREF _Toc232368874 \h </w:instrText>
+              <w:instrText xml:space="preserve"> PAGEREF _Toc232455675 \h </w:instrText>
             </w:r>
             <w:r>
               <w:rPr>
@@ -2054,7 +2129,7 @@
                 <w:noProof/>
                 <w:webHidden/>
               </w:rPr>
-              <w:t>32</w:t>
+              <w:t>39</w:t>
             </w:r>
             <w:r>
               <w:rPr>
@@ -2081,7 +2156,7 @@
               <w14:ligatures w14:val="none"/>
             </w:rPr>
           </w:pPr>
-          <w:hyperlink w:anchor="_Toc232368875" w:history="1">
+          <w:hyperlink w:anchor="_Toc232455676" w:history="1">
             <w:r>
               <w:rPr>
                 <w:rStyle w:val="a9"/>
@@ -2109,7 +2184,7 @@
                 <w:noProof/>
                 <w:webHidden/>
               </w:rPr>
-              <w:instrText xml:space="preserve"> PAGEREF _Toc232368875 \h </w:instrText>
+              <w:instrText xml:space="preserve"> PAGEREF _Toc232455676 \h </w:instrText>
             </w:r>
             <w:r>
               <w:rPr>
@@ -2129,7 +2204,7 @@
                 <w:noProof/>
                 <w:webHidden/>
               </w:rPr>
-              <w:t>33</w:t>
+              <w:t>40</w:t>
             </w:r>
             <w:r>
               <w:rPr>
@@ -2169,8 +2244,8 @@
           <w:rFonts w:cs="Times New Roman"/>
         </w:rPr>
       </w:pPr>
-      <w:bookmarkStart w:id="1" w:name="_Toc231145384"/>
-      <w:bookmarkStart w:id="2" w:name="_Toc232368856"/>
+      <w:bookmarkStart w:id="0" w:name="_Toc231145384"/>
+      <w:bookmarkStart w:id="1" w:name="_Toc232455657"/>
       <w:r>
         <w:rPr>
           <w:rFonts w:cs="Times New Roman"/>
@@ -2178,8 +2253,8 @@
         <w:lastRenderedPageBreak/>
         <w:t>Введение</w:t>
       </w:r>
+      <w:bookmarkEnd w:id="0"/>
       <w:bookmarkEnd w:id="1"/>
-      <w:bookmarkEnd w:id="2"/>
     </w:p>
     <w:p>
       <w:pPr>
@@ -3329,8 +3404,8 @@
           <w:rFonts w:cs="Times New Roman"/>
         </w:rPr>
       </w:pPr>
-      <w:bookmarkStart w:id="3" w:name="_Toc231145385"/>
-      <w:bookmarkStart w:id="4" w:name="_Toc232368857"/>
+      <w:bookmarkStart w:id="2" w:name="_Toc231145385"/>
+      <w:bookmarkStart w:id="3" w:name="_Toc232455658"/>
       <w:r>
         <w:rPr>
           <w:rFonts w:cs="Times New Roman"/>
@@ -3338,30 +3413,30 @@
         <w:lastRenderedPageBreak/>
         <w:t xml:space="preserve">Глава 1. </w:t>
       </w:r>
+      <w:bookmarkEnd w:id="2"/>
+      <w:r>
+        <w:rPr>
+          <w:rFonts w:cs="Times New Roman"/>
+        </w:rPr>
+        <w:t>Распределенная система</w:t>
+      </w:r>
       <w:bookmarkEnd w:id="3"/>
-      <w:r>
-        <w:rPr>
-          <w:rFonts w:cs="Times New Roman"/>
-        </w:rPr>
-        <w:t>Распределенная система</w:t>
+    </w:p>
+    <w:p>
+      <w:pPr>
+        <w:pStyle w:val="2"/>
+        <w:rPr>
+          <w:rFonts w:cs="Times New Roman"/>
+        </w:rPr>
+      </w:pPr>
+      <w:bookmarkStart w:id="4" w:name="_Toc232455659"/>
+      <w:r>
+        <w:rPr>
+          <w:rFonts w:cs="Times New Roman"/>
+        </w:rPr>
+        <w:t>Общее назначение</w:t>
       </w:r>
       <w:bookmarkEnd w:id="4"/>
-    </w:p>
-    <w:p>
-      <w:pPr>
-        <w:pStyle w:val="2"/>
-        <w:rPr>
-          <w:rFonts w:cs="Times New Roman"/>
-        </w:rPr>
-      </w:pPr>
-      <w:bookmarkStart w:id="5" w:name="_Toc232368858"/>
-      <w:r>
-        <w:rPr>
-          <w:rFonts w:cs="Times New Roman"/>
-        </w:rPr>
-        <w:t>Общее назначение</w:t>
-      </w:r>
-      <w:bookmarkEnd w:id="5"/>
     </w:p>
     <w:p>
       <w:pPr>
@@ -3828,7 +3903,7 @@
           <w:rFonts w:cs="Times New Roman"/>
         </w:rPr>
       </w:pPr>
-      <w:bookmarkStart w:id="6" w:name="_Toc232368859"/>
+      <w:bookmarkStart w:id="5" w:name="_Toc232455660"/>
       <w:r>
         <w:rPr>
           <w:rFonts w:cs="Times New Roman"/>
@@ -3849,7 +3924,7 @@
         </w:rPr>
         <w:t>API</w:t>
       </w:r>
-      <w:bookmarkEnd w:id="6"/>
+      <w:bookmarkEnd w:id="5"/>
     </w:p>
     <w:p>
       <w:pPr>
@@ -4020,7 +4095,7 @@
           <w:rFonts w:cs="Times New Roman"/>
         </w:rPr>
       </w:pPr>
-      <w:bookmarkStart w:id="7" w:name="_Toc232368860"/>
+      <w:bookmarkStart w:id="6" w:name="_Toc232455661"/>
       <w:proofErr w:type="spellStart"/>
       <w:r>
         <w:rPr>
@@ -4029,7 +4104,7 @@
         </w:rPr>
         <w:t>GraphQL</w:t>
       </w:r>
-      <w:bookmarkEnd w:id="7"/>
+      <w:bookmarkEnd w:id="6"/>
       <w:proofErr w:type="spellEnd"/>
     </w:p>
     <w:p>
@@ -4426,13 +4501,8 @@
       <w:r>
         <w:t xml:space="preserve"> Каждому полю назначается вес, сумма всех полей не должна повышать лимита. </w:t>
       </w:r>
-      <w:proofErr w:type="gramStart"/>
-      <w:r>
-        <w:t>В</w:t>
-      </w:r>
-      <w:proofErr w:type="gramEnd"/>
-      <w:r>
-        <w:t xml:space="preserve"> нем также все запросы идут по одной ссылке и с помощью одного метода. Сервер разбирает строку с типом запроса и находит соответствующие </w:t>
+      <w:r>
+        <w:t xml:space="preserve">В нем также все запросы идут по одной ссылке и с помощью одного метода. Сервер разбирает строку с типом запроса и находит соответствующие </w:t>
       </w:r>
       <w:proofErr w:type="spellStart"/>
       <w:r>
@@ -4462,7 +4532,7 @@
           <w:rFonts w:cs="Times New Roman"/>
         </w:rPr>
       </w:pPr>
-      <w:bookmarkStart w:id="8" w:name="_Toc232368861"/>
+      <w:bookmarkStart w:id="7" w:name="_Toc232455662"/>
       <w:proofErr w:type="spellStart"/>
       <w:r>
         <w:rPr>
@@ -4471,7 +4541,7 @@
         </w:rPr>
         <w:t>RabbitMQ</w:t>
       </w:r>
-      <w:bookmarkEnd w:id="8"/>
+      <w:bookmarkEnd w:id="7"/>
       <w:proofErr w:type="spellEnd"/>
     </w:p>
     <w:p>
@@ -4693,7 +4763,7 @@
           <w:rFonts w:cs="Times New Roman"/>
         </w:rPr>
       </w:pPr>
-      <w:bookmarkStart w:id="9" w:name="_Toc232368862"/>
+      <w:bookmarkStart w:id="8" w:name="_Toc232455663"/>
       <w:proofErr w:type="spellStart"/>
       <w:r>
         <w:rPr>
@@ -4702,7 +4772,7 @@
         </w:rPr>
         <w:t>gRPC</w:t>
       </w:r>
-      <w:bookmarkEnd w:id="9"/>
+      <w:bookmarkEnd w:id="8"/>
       <w:proofErr w:type="spellEnd"/>
     </w:p>
     <w:p>
@@ -5101,7 +5171,7 @@
           <w:rFonts w:cs="Times New Roman"/>
         </w:rPr>
       </w:pPr>
-      <w:bookmarkStart w:id="10" w:name="_Toc232368863"/>
+      <w:bookmarkStart w:id="9" w:name="_Toc232455664"/>
       <w:r>
         <w:rPr>
           <w:rFonts w:cs="Times New Roman"/>
@@ -5121,7 +5191,7 @@
         </w:rPr>
         <w:t>Проектирование и реализация распределённой системы управления абонементами</w:t>
       </w:r>
-      <w:bookmarkEnd w:id="10"/>
+      <w:bookmarkEnd w:id="9"/>
     </w:p>
     <w:p>
       <w:pPr>
@@ -5131,7 +5201,7 @@
         <w:jc w:val="center"/>
         <w:outlineLvl w:val="1"/>
       </w:pPr>
-      <w:bookmarkStart w:id="11" w:name="_Toc232368864"/>
+      <w:bookmarkStart w:id="10" w:name="_Toc232455665"/>
       <w:proofErr w:type="spellStart"/>
       <w:r>
         <w:rPr>
@@ -5139,7 +5209,7 @@
         </w:rPr>
         <w:t>AbonementFitness</w:t>
       </w:r>
-      <w:bookmarkEnd w:id="11"/>
+      <w:bookmarkEnd w:id="10"/>
       <w:proofErr w:type="spellEnd"/>
       <w:r>
         <w:t xml:space="preserve"> </w:t>
@@ -5182,6 +5252,10 @@
         <w:spacing w:line="360" w:lineRule="auto"/>
       </w:pPr>
       <w:r>
+        <w:rPr>
+          <w:noProof/>
+          <w:lang w:eastAsia="ru-RU"/>
+        </w:rPr>
         <w:drawing>
           <wp:inline distT="0" distB="0" distL="0" distR="0" wp14:anchorId="36730257" wp14:editId="70C2B73F">
             <wp:extent cx="5845212" cy="5886450"/>
@@ -5223,9 +5297,6 @@
       <w:pPr>
         <w:pStyle w:val="ab"/>
         <w:spacing w:line="360" w:lineRule="auto"/>
-        <w:rPr>
-          <w:lang w:val="en-US"/>
-        </w:rPr>
       </w:pPr>
       <w:r>
         <w:t xml:space="preserve">Рисунок 1 – Все классы </w:t>
@@ -5343,9 +5414,6 @@
       </w:r>
       <w:proofErr w:type="spellEnd"/>
       <w:r>
-        <w:rPr>
-          <w:lang w:val="en-US"/>
-        </w:rPr>
         <w:t xml:space="preserve">. </w:t>
       </w:r>
     </w:p>
@@ -6106,11 +6174,8 @@
         <w:ind w:firstLine="0"/>
         <w:jc w:val="center"/>
         <w:outlineLvl w:val="1"/>
-        <w:rPr>
-          <w:lang w:val="en-US"/>
-        </w:rPr>
-      </w:pPr>
-      <w:bookmarkStart w:id="12" w:name="_Toc232368865"/>
+      </w:pPr>
+      <w:bookmarkStart w:id="11" w:name="_Toc232455666"/>
       <w:proofErr w:type="spellStart"/>
       <w:r>
         <w:rPr>
@@ -6120,18 +6185,24 @@
       </w:r>
       <w:proofErr w:type="spellEnd"/>
       <w:r>
-        <w:rPr>
-          <w:lang w:val="en-US"/>
-        </w:rPr>
         <w:t>-</w:t>
       </w:r>
       <w:r>
         <w:rPr>
           <w:lang w:val="en-US"/>
         </w:rPr>
-        <w:t>demo-rest</w:t>
-      </w:r>
-      <w:bookmarkEnd w:id="12"/>
+        <w:t>demo</w:t>
+      </w:r>
+      <w:r>
+        <w:t>-</w:t>
+      </w:r>
+      <w:r>
+        <w:rPr>
+          <w:lang w:val="en-US"/>
+        </w:rPr>
+        <w:t>rest</w:t>
+      </w:r>
+      <w:bookmarkEnd w:id="11"/>
     </w:p>
     <w:p>
       <w:pPr>
@@ -6358,10 +6429,10 @@
       <w:r>
         <w:lastRenderedPageBreak/>
         <w:drawing>
-          <wp:inline distT="0" distB="0" distL="0" distR="0" wp14:anchorId="72A6A864" wp14:editId="705AD49B">
-            <wp:extent cx="4537857" cy="5572125"/>
-            <wp:effectExtent l="0" t="0" r="0" b="0"/>
-            <wp:docPr id="6" name="Рисунок 6"/>
+          <wp:inline distT="0" distB="0" distL="0" distR="0" wp14:anchorId="2D72FD3D" wp14:editId="2F69EAAC">
+            <wp:extent cx="4549534" cy="5121084"/>
+            <wp:effectExtent l="0" t="0" r="3810" b="3810"/>
+            <wp:docPr id="3" name="Рисунок 3"/>
             <wp:cNvGraphicFramePr>
               <a:graphicFrameLocks xmlns:a="http://schemas.openxmlformats.org/drawingml/2006/main" noChangeAspect="1"/>
             </wp:cNvGraphicFramePr>
@@ -6381,7 +6452,7 @@
                   <pic:spPr>
                     <a:xfrm>
                       <a:off x="0" y="0"/>
-                      <a:ext cx="4541413" cy="5576492"/>
+                      <a:ext cx="4549534" cy="5121084"/>
                     </a:xfrm>
                     <a:prstGeom prst="rect">
                       <a:avLst/>
@@ -6451,10 +6522,10 @@
         </w:rPr>
         <w:lastRenderedPageBreak/>
         <w:drawing>
-          <wp:inline distT="0" distB="0" distL="0" distR="0" wp14:anchorId="7A790000" wp14:editId="0F01EF59">
-            <wp:extent cx="4587638" cy="6538527"/>
+          <wp:inline distT="0" distB="0" distL="0" distR="0" wp14:anchorId="3CC5FE68" wp14:editId="12BDAFC8">
+            <wp:extent cx="4435224" cy="4976291"/>
             <wp:effectExtent l="0" t="0" r="3810" b="0"/>
-            <wp:docPr id="8" name="Рисунок 8"/>
+            <wp:docPr id="4" name="Рисунок 4"/>
             <wp:cNvGraphicFramePr>
               <a:graphicFrameLocks xmlns:a="http://schemas.openxmlformats.org/drawingml/2006/main" noChangeAspect="1"/>
             </wp:cNvGraphicFramePr>
@@ -6474,7 +6545,7 @@
                   <pic:spPr>
                     <a:xfrm>
                       <a:off x="0" y="0"/>
-                      <a:ext cx="4587638" cy="6538527"/>
+                      <a:ext cx="4435224" cy="4976291"/>
                     </a:xfrm>
                     <a:prstGeom prst="rect">
                       <a:avLst/>
@@ -6534,7 +6605,22 @@
         <w:spacing w:line="360" w:lineRule="auto"/>
       </w:pPr>
       <w:r>
-        <w:t xml:space="preserve">Первое – сборщик </w:t>
+        <w:t>Первое</w:t>
+      </w:r>
+      <w:r>
+        <w:rPr>
+          <w:lang w:val="en-US"/>
+        </w:rPr>
+        <w:t xml:space="preserve"> – </w:t>
+      </w:r>
+      <w:r>
+        <w:t>сборщик</w:t>
+      </w:r>
+      <w:r>
+        <w:rPr>
+          <w:lang w:val="en-US"/>
+        </w:rPr>
+        <w:t xml:space="preserve"> </w:t>
       </w:r>
       <w:r>
         <w:rPr>
@@ -6543,10 +6629,22 @@
         <w:t>HATEOAS</w:t>
       </w:r>
       <w:r>
+        <w:rPr>
+          <w:lang w:val="en-US"/>
+        </w:rPr>
         <w:t xml:space="preserve"> – </w:t>
       </w:r>
       <w:r>
-        <w:t xml:space="preserve">ссылок. Оба класса добавляют </w:t>
+        <w:t>ссылок</w:t>
+      </w:r>
+      <w:r>
+        <w:rPr>
+          <w:lang w:val="en-US"/>
+        </w:rPr>
+        <w:t xml:space="preserve">. </w:t>
+      </w:r>
+      <w:r>
+        <w:t xml:space="preserve">Оба класса добавляют </w:t>
       </w:r>
       <w:r>
         <w:rPr>
@@ -6685,52 +6783,86 @@
         <w:spacing w:line="360" w:lineRule="auto"/>
       </w:pPr>
       <w:r>
+        <w:t xml:space="preserve">Далее – конфигурации.  Первая нужная для того, чтобы </w:t>
+      </w:r>
+      <w:proofErr w:type="spellStart"/>
+      <w:r>
+        <w:t>сериализовать</w:t>
+      </w:r>
+      <w:proofErr w:type="spellEnd"/>
+      <w:r>
+        <w:t xml:space="preserve"> события в </w:t>
+      </w:r>
+      <w:r>
+        <w:rPr>
+          <w:lang w:val="en-US"/>
+        </w:rPr>
+        <w:t>JSON</w:t>
+      </w:r>
+      <w:r>
+        <w:t xml:space="preserve">, </w:t>
+      </w:r>
+      <w:r>
+        <w:t xml:space="preserve">форматировать даты в ответах. </w:t>
+      </w:r>
+      <w:proofErr w:type="gramStart"/>
+      <w:r>
+        <w:t>Вторая</w:t>
+      </w:r>
+      <w:proofErr w:type="gramEnd"/>
+      <w:r>
+        <w:t xml:space="preserve"> конфигурация для </w:t>
+      </w:r>
+      <w:proofErr w:type="spellStart"/>
+      <w:r>
+        <w:t>RabbitMQ</w:t>
+      </w:r>
+      <w:proofErr w:type="spellEnd"/>
+      <w:r>
+        <w:t>. Она нужна для того, чтобы от</w:t>
+      </w:r>
+      <w:r>
+        <w:t>править события в брокер. Третья</w:t>
+      </w:r>
+      <w:r>
+        <w:t xml:space="preserve"> для настройки</w:t>
+      </w:r>
+      <w:r>
+        <w:t xml:space="preserve"> </w:t>
+      </w:r>
+      <w:proofErr w:type="spellStart"/>
+      <w:r>
+        <w:t>Swagger</w:t>
+      </w:r>
+      <w:proofErr w:type="spellEnd"/>
+      <w:r>
+        <w:t>/</w:t>
+      </w:r>
+      <w:proofErr w:type="spellStart"/>
+      <w:r>
+        <w:t>OpenAPI</w:t>
+      </w:r>
+      <w:proofErr w:type="spellEnd"/>
+      <w:r>
+        <w:t xml:space="preserve"> документации</w:t>
+      </w:r>
+      <w:r>
+        <w:t xml:space="preserve">. Она нужна для того, чтобы сгенерировать интерактивную документацию </w:t>
+      </w:r>
+      <w:r>
+        <w:rPr>
+          <w:lang w:val="en-US"/>
+        </w:rPr>
+        <w:t xml:space="preserve">API. </w:t>
+      </w:r>
+    </w:p>
+    <w:p>
+      <w:pPr>
+        <w:pStyle w:val="ab"/>
+        <w:spacing w:line="360" w:lineRule="auto"/>
+      </w:pPr>
+      <w:r>
         <w:lastRenderedPageBreak/>
-        <w:t xml:space="preserve">Далее – конфигурации. Первая конфигурация для </w:t>
-      </w:r>
-      <w:proofErr w:type="spellStart"/>
-      <w:r>
-        <w:t>RabbitMQ</w:t>
-      </w:r>
-      <w:proofErr w:type="spellEnd"/>
-      <w:r>
-        <w:t>. Она нужна для того, чтобы отправить события в брокер. Вторая для настройки</w:t>
-      </w:r>
-      <w:r>
-        <w:t xml:space="preserve"> </w:t>
-      </w:r>
-      <w:proofErr w:type="spellStart"/>
-      <w:r>
-        <w:t>Swagger</w:t>
-      </w:r>
-      <w:proofErr w:type="spellEnd"/>
-      <w:r>
-        <w:t>/</w:t>
-      </w:r>
-      <w:proofErr w:type="spellStart"/>
-      <w:r>
-        <w:t>OpenAPI</w:t>
-      </w:r>
-      <w:proofErr w:type="spellEnd"/>
-      <w:r>
-        <w:t xml:space="preserve"> документации</w:t>
-      </w:r>
-      <w:r>
-        <w:t xml:space="preserve">. Она нужна для того, чтобы сгенерировать интерактивную документацию </w:t>
-      </w:r>
-      <w:r>
-        <w:rPr>
-          <w:lang w:val="en-US"/>
-        </w:rPr>
-        <w:t xml:space="preserve">API. </w:t>
-      </w:r>
-    </w:p>
-    <w:p>
-      <w:pPr>
-        <w:pStyle w:val="ab"/>
-        <w:spacing w:line="360" w:lineRule="auto"/>
-      </w:pPr>
-      <w:r>
         <w:t xml:space="preserve">Далее контроллеры – реализация </w:t>
       </w:r>
       <w:r>
@@ -7105,63 +7237,66 @@
         <w:spacing w:line="360" w:lineRule="auto"/>
       </w:pPr>
       <w:r>
+        <w:t xml:space="preserve">Далее идут </w:t>
+      </w:r>
+      <w:proofErr w:type="spellStart"/>
+      <w:r>
+        <w:rPr>
+          <w:lang w:val="en-US"/>
+        </w:rPr>
+        <w:t>GraphQL</w:t>
+      </w:r>
+      <w:proofErr w:type="spellEnd"/>
+      <w:r>
+        <w:t xml:space="preserve"> </w:t>
+      </w:r>
+      <w:r>
+        <w:t xml:space="preserve">компоненты. </w:t>
+      </w:r>
+      <w:proofErr w:type="spellStart"/>
+      <w:r>
+        <w:rPr>
+          <w:lang w:val="en-US"/>
+        </w:rPr>
+        <w:t>DataFetcher</w:t>
+      </w:r>
+      <w:proofErr w:type="spellEnd"/>
+      <w:r>
+        <w:t xml:space="preserve"> – </w:t>
+      </w:r>
+      <w:proofErr w:type="spellStart"/>
+      <w:r>
+        <w:t>резолверы</w:t>
+      </w:r>
+      <w:proofErr w:type="spellEnd"/>
+      <w:r>
+        <w:t xml:space="preserve"> для </w:t>
+      </w:r>
+      <w:proofErr w:type="spellStart"/>
+      <w:r>
+        <w:rPr>
+          <w:lang w:val="en-US"/>
+        </w:rPr>
+        <w:t>GraphQL</w:t>
+      </w:r>
+      <w:proofErr w:type="spellEnd"/>
+      <w:r>
+        <w:t xml:space="preserve"> </w:t>
+      </w:r>
+      <w:r>
+        <w:t xml:space="preserve">запросов и мутаций. Есть обычные, которые обрабатывают запросы к кнопкам/пользователям, а есть вложенные </w:t>
+      </w:r>
+      <w:proofErr w:type="spellStart"/>
+      <w:r>
+        <w:t>резолверы</w:t>
+      </w:r>
+      <w:proofErr w:type="spellEnd"/>
+      <w:r>
+        <w:t xml:space="preserve"> для полей кнопок/пользователей у пользователей/кнопок. Также есть те, кто настраивают безопасность </w:t>
+      </w:r>
+      <w:r>
         <w:lastRenderedPageBreak/>
-        <w:t xml:space="preserve">Далее идут </w:t>
-      </w:r>
-      <w:proofErr w:type="spellStart"/>
-      <w:r>
-        <w:rPr>
-          <w:lang w:val="en-US"/>
-        </w:rPr>
-        <w:t>GraphQL</w:t>
-      </w:r>
-      <w:proofErr w:type="spellEnd"/>
-      <w:r>
-        <w:t xml:space="preserve"> </w:t>
-      </w:r>
-      <w:r>
-        <w:t xml:space="preserve">компоненты. </w:t>
-      </w:r>
-      <w:proofErr w:type="spellStart"/>
-      <w:r>
-        <w:rPr>
-          <w:lang w:val="en-US"/>
-        </w:rPr>
-        <w:t>DataFetcher</w:t>
-      </w:r>
-      <w:proofErr w:type="spellEnd"/>
-      <w:r>
-        <w:t xml:space="preserve"> – </w:t>
-      </w:r>
-      <w:proofErr w:type="spellStart"/>
-      <w:r>
-        <w:t>резолверы</w:t>
-      </w:r>
-      <w:proofErr w:type="spellEnd"/>
-      <w:r>
-        <w:t xml:space="preserve"> для </w:t>
-      </w:r>
-      <w:proofErr w:type="spellStart"/>
-      <w:r>
-        <w:rPr>
-          <w:lang w:val="en-US"/>
-        </w:rPr>
-        <w:t>GraphQL</w:t>
-      </w:r>
-      <w:proofErr w:type="spellEnd"/>
-      <w:r>
-        <w:t xml:space="preserve"> </w:t>
-      </w:r>
-      <w:r>
-        <w:t xml:space="preserve">запросов и мутаций. Есть обычные, которые обрабатывают запросы к кнопкам/пользователям, а есть вложенные </w:t>
-      </w:r>
-      <w:proofErr w:type="spellStart"/>
-      <w:r>
-        <w:t>резолверы</w:t>
-      </w:r>
-      <w:proofErr w:type="spellEnd"/>
-      <w:r>
-        <w:t xml:space="preserve"> для полей кнопок/пользователей у пользователей/кнопок. Также есть те, кто регистрирует скалярные типы и настраивают безопасность (глубина запросов). </w:t>
+        <w:t xml:space="preserve">(глубина запросов). </w:t>
       </w:r>
       <w:r>
         <w:rPr>
@@ -7549,7 +7684,6 @@
       <w:proofErr w:type="spellStart"/>
       <w:proofErr w:type="gramStart"/>
       <w:r>
-        <w:lastRenderedPageBreak/>
         <w:t>users</w:t>
       </w:r>
       <w:proofErr w:type="spellEnd"/>
@@ -7677,6 +7811,7 @@
       </w:pPr>
       <w:proofErr w:type="spellStart"/>
       <w:r>
+        <w:lastRenderedPageBreak/>
         <w:t>createUser</w:t>
       </w:r>
       <w:proofErr w:type="spellEnd"/>
@@ -7869,7 +8004,7 @@
           <w:lang w:val="en-US"/>
         </w:rPr>
       </w:pPr>
-      <w:bookmarkStart w:id="13" w:name="_Toc232368866"/>
+      <w:bookmarkStart w:id="12" w:name="_Toc232455667"/>
       <w:proofErr w:type="spellStart"/>
       <w:r>
         <w:rPr>
@@ -7890,7 +8025,7 @@
         </w:rPr>
         <w:t>events-contract</w:t>
       </w:r>
-      <w:bookmarkEnd w:id="13"/>
+      <w:bookmarkEnd w:id="12"/>
     </w:p>
     <w:p>
       <w:pPr>
@@ -7915,6 +8050,10 @@
         <w:spacing w:line="360" w:lineRule="auto"/>
       </w:pPr>
       <w:r>
+        <w:rPr>
+          <w:noProof/>
+          <w:lang w:eastAsia="ru-RU"/>
+        </w:rPr>
         <w:drawing>
           <wp:inline distT="0" distB="0" distL="0" distR="0" wp14:anchorId="789F8BAF" wp14:editId="1BBEA9A5">
             <wp:extent cx="4168501" cy="3048264"/>
@@ -7956,26 +8095,17 @@
       <w:pPr>
         <w:pStyle w:val="ab"/>
         <w:spacing w:line="360" w:lineRule="auto"/>
-        <w:rPr>
-          <w:lang w:val="en-US"/>
-        </w:rPr>
       </w:pPr>
       <w:r>
         <w:t>Рисунок</w:t>
       </w:r>
       <w:r>
-        <w:rPr>
-          <w:lang w:val="en-US"/>
-        </w:rPr>
         <w:t xml:space="preserve"> 4 – </w:t>
       </w:r>
       <w:r>
         <w:t>Архитектура</w:t>
       </w:r>
       <w:r>
-        <w:rPr>
-          <w:lang w:val="en-US"/>
-        </w:rPr>
         <w:t xml:space="preserve"> </w:t>
       </w:r>
       <w:proofErr w:type="spellStart"/>
@@ -7987,10 +8117,22 @@
       </w:r>
       <w:proofErr w:type="spellEnd"/>
       <w:r>
-        <w:rPr>
-          <w:lang w:val="en-US"/>
-        </w:rPr>
-        <w:t>-events-contract</w:t>
+        <w:t>-</w:t>
+      </w:r>
+      <w:r>
+        <w:rPr>
+          <w:lang w:val="en-US"/>
+        </w:rPr>
+        <w:t>events</w:t>
+      </w:r>
+      <w:r>
+        <w:t>-</w:t>
+      </w:r>
+      <w:r>
+        <w:rPr>
+          <w:lang w:val="en-US"/>
+        </w:rPr>
+        <w:t>contract</w:t>
       </w:r>
     </w:p>
     <w:p>
@@ -8031,12 +8173,104 @@
       </w:pPr>
       <w:proofErr w:type="spellStart"/>
       <w:r>
+        <w:t>EventMetadata</w:t>
+      </w:r>
+      <w:proofErr w:type="spellEnd"/>
+      <w:r>
+        <w:t xml:space="preserve"> – метаданные события. Хранит служебную информацию о событии – «конверт», в котором отправляется сообщение. Зачем нужен: </w:t>
+      </w:r>
+      <w:proofErr w:type="spellStart"/>
+      <w:r>
+        <w:t>дедупликация</w:t>
+      </w:r>
+      <w:proofErr w:type="spellEnd"/>
+      <w:r>
+        <w:t xml:space="preserve"> – </w:t>
+      </w:r>
+      <w:proofErr w:type="spellStart"/>
+      <w:r>
+        <w:t>consumer</w:t>
+      </w:r>
+      <w:proofErr w:type="spellEnd"/>
+      <w:r>
+        <w:t xml:space="preserve"> может проверить, не обрабатывал ли он уже это событие по </w:t>
+      </w:r>
+      <w:proofErr w:type="spellStart"/>
+      <w:r>
+        <w:t>eventId</w:t>
+      </w:r>
+      <w:proofErr w:type="spellEnd"/>
+      <w:r>
+        <w:t xml:space="preserve">, трассировка – можно отследить путь события через систему, </w:t>
+      </w:r>
+      <w:proofErr w:type="spellStart"/>
+      <w:r>
+        <w:t>логирование</w:t>
+      </w:r>
+      <w:proofErr w:type="spellEnd"/>
+      <w:r>
+        <w:t xml:space="preserve"> – </w:t>
+      </w:r>
+      <w:proofErr w:type="spellStart"/>
+      <w:r>
+        <w:t>eventType</w:t>
+      </w:r>
+      <w:proofErr w:type="spellEnd"/>
+      <w:r>
+        <w:t xml:space="preserve"> позволяет понять, что за событие, без </w:t>
+      </w:r>
+      <w:proofErr w:type="spellStart"/>
+      <w:r>
+        <w:t>десериализации</w:t>
+      </w:r>
+      <w:proofErr w:type="spellEnd"/>
+      <w:r>
+        <w:t xml:space="preserve"> </w:t>
+      </w:r>
+      <w:proofErr w:type="spellStart"/>
+      <w:r>
+        <w:t>payload</w:t>
+      </w:r>
+      <w:proofErr w:type="spellEnd"/>
+      <w:r>
+        <w:t>.</w:t>
+      </w:r>
+    </w:p>
+    <w:p>
+      <w:pPr>
+        <w:pStyle w:val="ab"/>
+        <w:spacing w:line="360" w:lineRule="auto"/>
+      </w:pPr>
+      <w:proofErr w:type="spellStart"/>
+      <w:r>
         <w:lastRenderedPageBreak/>
-        <w:t>EventMetadata</w:t>
-      </w:r>
-      <w:proofErr w:type="spellEnd"/>
-      <w:r>
-        <w:t xml:space="preserve"> – метаданные события. Хранит служебную информацию о событии – «конверт», в котором отправляется сообщение. Зачем нужен: </w:t>
+        <w:t>EventEnvelope</w:t>
+      </w:r>
+      <w:proofErr w:type="spellEnd"/>
+      <w:r>
+        <w:t>&lt;T&gt; – обёртка события (паттерн «конверт»). Объединяет метаданные и полезную нагрузку (</w:t>
+      </w:r>
+      <w:proofErr w:type="spellStart"/>
+      <w:r>
+        <w:t>payload</w:t>
+      </w:r>
+      <w:proofErr w:type="spellEnd"/>
+      <w:r>
+        <w:t>) в одном объекте.</w:t>
+      </w:r>
+      <w:r>
+        <w:t xml:space="preserve"> </w:t>
+      </w:r>
+      <w:r>
+        <w:t>Зачем нужен: разделение ответственности – инфраструктурный код (</w:t>
+      </w:r>
+      <w:proofErr w:type="spellStart"/>
+      <w:r>
+        <w:t>логирование</w:t>
+      </w:r>
+      <w:proofErr w:type="spellEnd"/>
+      <w:r>
+        <w:t xml:space="preserve">, </w:t>
       </w:r>
       <w:proofErr w:type="spellStart"/>
       <w:r>
@@ -8044,266 +8278,177 @@
       </w:r>
       <w:proofErr w:type="spellEnd"/>
       <w:r>
+        <w:t xml:space="preserve">) работает с метаданными, не зная о </w:t>
+      </w:r>
+      <w:proofErr w:type="spellStart"/>
+      <w:r>
+        <w:t>payload</w:t>
+      </w:r>
+      <w:proofErr w:type="spellEnd"/>
+      <w:r>
+        <w:t xml:space="preserve">, </w:t>
+      </w:r>
+      <w:r>
+        <w:rPr>
+          <w:lang w:val="en-US"/>
+        </w:rPr>
+        <w:t>g</w:t>
+      </w:r>
+      <w:proofErr w:type="spellStart"/>
+      <w:r>
+        <w:t>eneric</w:t>
+      </w:r>
+      <w:proofErr w:type="spellEnd"/>
+      <w:r>
+        <w:t xml:space="preserve"> – работает с любым типом событий (</w:t>
+      </w:r>
+      <w:proofErr w:type="spellStart"/>
+      <w:r>
+        <w:t>ButtonEvent</w:t>
+      </w:r>
+      <w:proofErr w:type="spellEnd"/>
+      <w:r>
+        <w:t xml:space="preserve">, </w:t>
+      </w:r>
+      <w:proofErr w:type="spellStart"/>
+      <w:r>
+        <w:t>UserEvent</w:t>
+      </w:r>
+      <w:proofErr w:type="spellEnd"/>
+      <w:r>
+        <w:t>)</w:t>
+      </w:r>
+      <w:r>
+        <w:t>.</w:t>
+      </w:r>
+    </w:p>
+    <w:p>
+      <w:pPr>
+        <w:pStyle w:val="ab"/>
+        <w:spacing w:line="360" w:lineRule="auto"/>
+      </w:pPr>
+      <w:proofErr w:type="spellStart"/>
+      <w:r>
+        <w:rPr>
+          <w:lang w:val="en-US"/>
+        </w:rPr>
+        <w:t>ButtonEvent</w:t>
+      </w:r>
+      <w:proofErr w:type="spellEnd"/>
+      <w:r>
         <w:t xml:space="preserve"> – </w:t>
       </w:r>
-      <w:proofErr w:type="spellStart"/>
-      <w:r>
-        <w:t>consumer</w:t>
-      </w:r>
-      <w:proofErr w:type="spellEnd"/>
-      <w:r>
-        <w:t xml:space="preserve"> может проверить, не обрабатывал ли он уже это событие по </w:t>
-      </w:r>
-      <w:proofErr w:type="spellStart"/>
-      <w:r>
-        <w:t>eventId</w:t>
-      </w:r>
-      <w:proofErr w:type="spellEnd"/>
-      <w:r>
-        <w:t xml:space="preserve">, трассировка – можно отследить путь события через систему, </w:t>
-      </w:r>
-      <w:proofErr w:type="spellStart"/>
-      <w:r>
-        <w:t>логирование</w:t>
-      </w:r>
-      <w:proofErr w:type="spellEnd"/>
-      <w:r>
-        <w:t xml:space="preserve"> – </w:t>
-      </w:r>
-      <w:proofErr w:type="spellStart"/>
-      <w:r>
-        <w:t>eventType</w:t>
-      </w:r>
-      <w:proofErr w:type="spellEnd"/>
-      <w:r>
-        <w:t xml:space="preserve"> позволяет понять, что за событие, без </w:t>
-      </w:r>
-      <w:proofErr w:type="spellStart"/>
-      <w:r>
-        <w:t>десериализации</w:t>
-      </w:r>
-      <w:proofErr w:type="spellEnd"/>
+      <w:r>
+        <w:t>события</w:t>
+      </w:r>
       <w:r>
         <w:t xml:space="preserve"> </w:t>
       </w:r>
-      <w:proofErr w:type="spellStart"/>
-      <w:r>
-        <w:t>payload</w:t>
-      </w:r>
-      <w:proofErr w:type="spellEnd"/>
-      <w:r>
-        <w:t>.</w:t>
-      </w:r>
-    </w:p>
-    <w:p>
-      <w:pPr>
-        <w:pStyle w:val="ab"/>
-        <w:spacing w:line="360" w:lineRule="auto"/>
-      </w:pPr>
-      <w:proofErr w:type="spellStart"/>
-      <w:r>
-        <w:t>EventEnvelope</w:t>
-      </w:r>
-      <w:proofErr w:type="spellEnd"/>
-      <w:r>
-        <w:t>&lt;T&gt; – обёртка события (паттерн «конверт»). Объединяет метаданные и полезную нагрузку (</w:t>
-      </w:r>
-      <w:proofErr w:type="spellStart"/>
-      <w:r>
-        <w:t>payload</w:t>
-      </w:r>
-      <w:proofErr w:type="spellEnd"/>
-      <w:r>
-        <w:t>) в одном объекте.</w:t>
+      <w:r>
+        <w:t>абонементов</w:t>
+      </w:r>
+      <w:r>
+        <w:t xml:space="preserve">. </w:t>
+      </w:r>
+      <w:r>
+        <w:t>Описывает все возможные события, связанные с абонементами (кнопками)</w:t>
+      </w:r>
+      <w:r>
+        <w:t xml:space="preserve">. </w:t>
+      </w:r>
+      <w:r>
+        <w:t xml:space="preserve">Создание нового абонемента, обновление абонемента, удаление абонемента. Также событие после обогащения </w:t>
+      </w:r>
+      <w:proofErr w:type="spellStart"/>
+      <w:r>
+        <w:rPr>
+          <w:lang w:val="en-US"/>
+        </w:rPr>
+        <w:t>gRPC</w:t>
+      </w:r>
+      <w:proofErr w:type="spellEnd"/>
+      <w:r>
+        <w:t xml:space="preserve">. </w:t>
+      </w:r>
+      <w:r>
+        <w:t xml:space="preserve">Данный класс гарантирует то, что других событий с кнопкой не будет. </w:t>
+      </w:r>
+    </w:p>
+    <w:p>
+      <w:pPr>
+        <w:pStyle w:val="ab"/>
+        <w:spacing w:line="360" w:lineRule="auto"/>
+      </w:pPr>
+      <w:proofErr w:type="spellStart"/>
+      <w:r>
+        <w:t>UserEvent</w:t>
+      </w:r>
+      <w:proofErr w:type="spellEnd"/>
+      <w:r>
+        <w:t xml:space="preserve"> – события пользователей. Описывает все возможные события, связанные с пользователями. Возможно только создание нового пользователя, обновление пользователя, удаление пользователя, обогащение пользователя. Других событий с пользователем не может быть.</w:t>
+      </w:r>
+    </w:p>
+    <w:p>
+      <w:pPr>
+        <w:pStyle w:val="ab"/>
+        <w:spacing w:line="360" w:lineRule="auto"/>
+      </w:pPr>
+      <w:proofErr w:type="spellStart"/>
+      <w:r>
+        <w:t>RoutingKeys</w:t>
+      </w:r>
+      <w:proofErr w:type="spellEnd"/>
+      <w:r>
+        <w:t xml:space="preserve"> – константы маршрутизации. Хранит все строковые константы для маршрутизации событий в </w:t>
+      </w:r>
+      <w:proofErr w:type="spellStart"/>
+      <w:r>
+        <w:t>RabbitMQ</w:t>
+      </w:r>
+      <w:proofErr w:type="spellEnd"/>
+      <w:r>
+        <w:t>. В</w:t>
+      </w:r>
+      <w:r>
+        <w:t>се</w:t>
       </w:r>
       <w:r>
         <w:t xml:space="preserve"> </w:t>
       </w:r>
       <w:r>
-        <w:t>Зачем нужен: разделение ответственности – инфраструктурный код (</w:t>
-      </w:r>
-      <w:proofErr w:type="spellStart"/>
-      <w:r>
-        <w:t>логирование</w:t>
-      </w:r>
-      <w:proofErr w:type="spellEnd"/>
-      <w:r>
-        <w:t xml:space="preserve">, </w:t>
-      </w:r>
-      <w:proofErr w:type="spellStart"/>
-      <w:r>
-        <w:t>дедупликация</w:t>
-      </w:r>
-      <w:proofErr w:type="spellEnd"/>
-      <w:r>
-        <w:t xml:space="preserve">) работает с метаданными, не зная о </w:t>
-      </w:r>
-      <w:proofErr w:type="spellStart"/>
-      <w:r>
-        <w:t>payload</w:t>
-      </w:r>
-      <w:proofErr w:type="spellEnd"/>
-      <w:r>
-        <w:t xml:space="preserve">, </w:t>
-      </w:r>
-      <w:r>
-        <w:rPr>
-          <w:lang w:val="en-US"/>
-        </w:rPr>
-        <w:t>g</w:t>
-      </w:r>
-      <w:proofErr w:type="spellStart"/>
-      <w:r>
-        <w:t>eneric</w:t>
-      </w:r>
-      <w:proofErr w:type="spellEnd"/>
-      <w:r>
-        <w:t xml:space="preserve"> – работает с любым типом событий (</w:t>
-      </w:r>
-      <w:proofErr w:type="spellStart"/>
-      <w:r>
-        <w:t>ButtonEvent</w:t>
-      </w:r>
-      <w:proofErr w:type="spellEnd"/>
-      <w:r>
-        <w:t xml:space="preserve">, </w:t>
-      </w:r>
-      <w:proofErr w:type="spellStart"/>
-      <w:r>
-        <w:t>UserEvent</w:t>
-      </w:r>
-      <w:proofErr w:type="spellEnd"/>
-      <w:r>
-        <w:t>)</w:t>
-      </w:r>
-      <w:r>
-        <w:t>.</w:t>
-      </w:r>
-    </w:p>
-    <w:p>
-      <w:pPr>
-        <w:pStyle w:val="ab"/>
-        <w:spacing w:line="360" w:lineRule="auto"/>
-      </w:pPr>
-      <w:proofErr w:type="spellStart"/>
-      <w:r>
-        <w:rPr>
-          <w:lang w:val="en-US"/>
-        </w:rPr>
-        <w:t>ButtonEvent</w:t>
-      </w:r>
-      <w:proofErr w:type="spellEnd"/>
-      <w:r>
-        <w:t xml:space="preserve"> – </w:t>
-      </w:r>
-      <w:r>
-        <w:t>события</w:t>
+        <w:rPr>
+          <w:lang w:val="en-US"/>
+        </w:rPr>
+        <w:t>routing</w:t>
       </w:r>
       <w:r>
         <w:t xml:space="preserve"> </w:t>
       </w:r>
       <w:r>
-        <w:t>абонементов</w:t>
-      </w:r>
-      <w:r>
-        <w:t xml:space="preserve">. </w:t>
-      </w:r>
-      <w:r>
-        <w:t>Описывает все возможные события, связанные с абонементами (кнопками)</w:t>
-      </w:r>
-      <w:r>
-        <w:t xml:space="preserve">. </w:t>
-      </w:r>
-      <w:r>
-        <w:t xml:space="preserve">Создание нового абонемента, обновление абонемента, удаление абонемента. Также событие после обогащения </w:t>
-      </w:r>
-      <w:proofErr w:type="spellStart"/>
-      <w:r>
-        <w:rPr>
-          <w:lang w:val="en-US"/>
-        </w:rPr>
-        <w:t>gRPC</w:t>
-      </w:r>
-      <w:proofErr w:type="spellEnd"/>
-      <w:r>
-        <w:t xml:space="preserve">. </w:t>
-      </w:r>
-      <w:r>
-        <w:t xml:space="preserve">Данный класс гарантирует то, что других событий с кнопкой не будет. </w:t>
-      </w:r>
-    </w:p>
-    <w:p>
-      <w:pPr>
-        <w:pStyle w:val="ab"/>
-        <w:spacing w:line="360" w:lineRule="auto"/>
-      </w:pPr>
-      <w:proofErr w:type="spellStart"/>
-      <w:r>
-        <w:t>UserEvent</w:t>
-      </w:r>
-      <w:proofErr w:type="spellEnd"/>
-      <w:r>
-        <w:t xml:space="preserve"> – события пользователей. Описывает все возможные события, связанные с пользователями. Возможно только создание нового пользователя, обновление пользователя, удаление пользователя, обогащение пользователя. Других событий с пользователем не может быть.</w:t>
-      </w:r>
-    </w:p>
-    <w:p>
-      <w:pPr>
-        <w:pStyle w:val="ab"/>
-        <w:spacing w:line="360" w:lineRule="auto"/>
-        <w:rPr>
-          <w:lang w:val="en-US"/>
-        </w:rPr>
-      </w:pPr>
-      <w:proofErr w:type="spellStart"/>
-      <w:r>
-        <w:t>RoutingKeys</w:t>
-      </w:r>
-      <w:proofErr w:type="spellEnd"/>
-      <w:r>
-        <w:t xml:space="preserve"> – константы маршрутизации. Хранит все строковые константы для маршрутизации событий в </w:t>
-      </w:r>
-      <w:proofErr w:type="spellStart"/>
-      <w:r>
-        <w:t>RabbitMQ</w:t>
-      </w:r>
-      <w:proofErr w:type="spellEnd"/>
-      <w:r>
-        <w:t>. В</w:t>
-      </w:r>
-      <w:r>
-        <w:t>се</w:t>
-      </w:r>
-      <w:r>
-        <w:rPr>
-          <w:lang w:val="en-US"/>
-        </w:rPr>
-        <w:t xml:space="preserve"> routing keys </w:t>
+        <w:rPr>
+          <w:lang w:val="en-US"/>
+        </w:rPr>
+        <w:t>keys</w:t>
+      </w:r>
+      <w:r>
+        <w:t xml:space="preserve"> </w:t>
       </w:r>
       <w:r>
         <w:t>в</w:t>
       </w:r>
       <w:r>
-        <w:rPr>
-          <w:lang w:val="en-US"/>
-        </w:rPr>
         <w:t xml:space="preserve"> </w:t>
       </w:r>
       <w:r>
         <w:t>одном</w:t>
       </w:r>
       <w:r>
-        <w:rPr>
-          <w:lang w:val="en-US"/>
-        </w:rPr>
         <w:t xml:space="preserve"> </w:t>
       </w:r>
       <w:r>
         <w:t>файле</w:t>
       </w:r>
       <w:r>
-        <w:rPr>
-          <w:lang w:val="en-US"/>
-        </w:rPr>
         <w:t>.</w:t>
       </w:r>
     </w:p>
@@ -8315,7 +8460,7 @@
         <w:jc w:val="center"/>
         <w:outlineLvl w:val="1"/>
       </w:pPr>
-      <w:bookmarkStart w:id="14" w:name="_Toc232368867"/>
+      <w:bookmarkStart w:id="13" w:name="_Toc232455668"/>
       <w:proofErr w:type="spellStart"/>
       <w:r>
         <w:rPr>
@@ -8333,7 +8478,7 @@
         </w:rPr>
         <w:t>service</w:t>
       </w:r>
-      <w:bookmarkEnd w:id="14"/>
+      <w:bookmarkEnd w:id="13"/>
     </w:p>
     <w:p>
       <w:pPr>
@@ -8387,6 +8532,10 @@
         <w:spacing w:line="360" w:lineRule="auto"/>
       </w:pPr>
       <w:r>
+        <w:rPr>
+          <w:noProof/>
+          <w:lang w:eastAsia="ru-RU"/>
+        </w:rPr>
         <w:lastRenderedPageBreak/>
         <w:drawing>
           <wp:inline distT="0" distB="0" distL="0" distR="0" wp14:anchorId="17BC8C8E" wp14:editId="3768D065">
@@ -8474,7 +8623,12 @@
       </w:r>
       <w:proofErr w:type="spellStart"/>
       <w:r>
-        <w:t>q.audit.events.dlq</w:t>
+        <w:t>q.audit.e</w:t>
+      </w:r>
+      <w:bookmarkStart w:id="14" w:name="_GoBack"/>
+      <w:bookmarkEnd w:id="14"/>
+      <w:r>
+        <w:t>vents.dlq</w:t>
       </w:r>
       <w:proofErr w:type="spellEnd"/>
       <w:r>
@@ -9183,7 +9337,7 @@
           <w:lang w:val="en-US"/>
         </w:rPr>
       </w:pPr>
-      <w:bookmarkStart w:id="15" w:name="_Toc232368868"/>
+      <w:bookmarkStart w:id="15" w:name="_Toc232455669"/>
       <w:proofErr w:type="spellStart"/>
       <w:r>
         <w:rPr>
@@ -9274,11 +9428,8 @@
         <w:spacing w:line="360" w:lineRule="auto"/>
         <w:jc w:val="center"/>
         <w:outlineLvl w:val="1"/>
-        <w:rPr>
-          <w:lang w:val="en-US"/>
-        </w:rPr>
-      </w:pPr>
-      <w:bookmarkStart w:id="16" w:name="_Toc232368869"/>
+      </w:pPr>
+      <w:bookmarkStart w:id="16" w:name="_Toc232455670"/>
       <w:proofErr w:type="spellStart"/>
       <w:r>
         <w:rPr>
@@ -9288,10 +9439,22 @@
       </w:r>
       <w:proofErr w:type="spellEnd"/>
       <w:r>
-        <w:rPr>
-          <w:lang w:val="en-US"/>
-        </w:rPr>
-        <w:t>-analytics-server</w:t>
+        <w:t>-</w:t>
+      </w:r>
+      <w:r>
+        <w:rPr>
+          <w:lang w:val="en-US"/>
+        </w:rPr>
+        <w:t>analytics</w:t>
+      </w:r>
+      <w:r>
+        <w:t>-</w:t>
+      </w:r>
+      <w:r>
+        <w:rPr>
+          <w:lang w:val="en-US"/>
+        </w:rPr>
+        <w:t>server</w:t>
       </w:r>
       <w:bookmarkEnd w:id="16"/>
     </w:p>
@@ -9385,6 +9548,10 @@
         <w:spacing w:line="360" w:lineRule="auto"/>
       </w:pPr>
       <w:r>
+        <w:rPr>
+          <w:noProof/>
+          <w:lang w:eastAsia="ru-RU"/>
+        </w:rPr>
         <w:lastRenderedPageBreak/>
         <w:drawing>
           <wp:inline distT="0" distB="0" distL="0" distR="0" wp14:anchorId="0BF7C399" wp14:editId="3B178DF0">
@@ -10054,7 +10221,7 @@
           <w:lang w:val="en-US"/>
         </w:rPr>
       </w:pPr>
-      <w:bookmarkStart w:id="17" w:name="_Toc232368870"/>
+      <w:bookmarkStart w:id="17" w:name="_Toc232455671"/>
       <w:proofErr w:type="spellStart"/>
       <w:r>
         <w:rPr>
@@ -10171,6 +10338,10 @@
         <w:spacing w:line="360" w:lineRule="auto"/>
       </w:pPr>
       <w:r>
+        <w:rPr>
+          <w:noProof/>
+          <w:lang w:eastAsia="ru-RU"/>
+        </w:rPr>
         <w:lastRenderedPageBreak/>
         <w:drawing>
           <wp:inline distT="0" distB="0" distL="0" distR="0" wp14:anchorId="3B6CD038" wp14:editId="587CCD48">
@@ -10584,7 +10755,7 @@
         <w:jc w:val="center"/>
         <w:outlineLvl w:val="1"/>
       </w:pPr>
-      <w:bookmarkStart w:id="18" w:name="_Toc232368871"/>
+      <w:bookmarkStart w:id="18" w:name="_Toc232455672"/>
       <w:r>
         <w:lastRenderedPageBreak/>
         <w:t>Общая схема работы</w:t>
@@ -10745,9 +10916,6 @@
         <w:spacing w:line="360" w:lineRule="auto"/>
       </w:pPr>
       <w:r>
-        <w:rPr>
-          <w:lang w:val="en-US"/>
-        </w:rPr>
         <w:t xml:space="preserve">3. </w:t>
       </w:r>
       <w:proofErr w:type="spellStart"/>
@@ -10759,10 +10927,25 @@
       </w:r>
       <w:proofErr w:type="spellEnd"/>
       <w:r>
-        <w:rPr>
-          <w:lang w:val="en-US"/>
-        </w:rPr>
-        <w:t xml:space="preserve">-enrichment-client. </w:t>
+        <w:t>-</w:t>
+      </w:r>
+      <w:r>
+        <w:rPr>
+          <w:lang w:val="en-US"/>
+        </w:rPr>
+        <w:t>enrichment</w:t>
+      </w:r>
+      <w:r>
+        <w:t>-</w:t>
+      </w:r>
+      <w:r>
+        <w:rPr>
+          <w:lang w:val="en-US"/>
+        </w:rPr>
+        <w:t>client</w:t>
+      </w:r>
+      <w:r>
+        <w:t xml:space="preserve">. </w:t>
       </w:r>
       <w:proofErr w:type="spellStart"/>
       <w:r>
@@ -11688,6 +11871,9 @@
               <w:ind w:firstLine="0"/>
             </w:pPr>
             <w:r>
+              <w:rPr>
+                <w:lang w:val="en-US"/>
+              </w:rPr>
               <w:t> </w:t>
             </w:r>
             <w:r>
@@ -12057,6 +12243,9 @@
               <w:ind w:firstLine="0"/>
             </w:pPr>
             <w:r>
+              <w:rPr>
+                <w:lang w:val="en-US"/>
+              </w:rPr>
               <w:t> </w:t>
             </w:r>
             <w:r>
@@ -12317,7 +12506,7 @@
           <w:rFonts w:cs="Times New Roman"/>
         </w:rPr>
       </w:pPr>
-      <w:bookmarkStart w:id="19" w:name="_Toc232368872"/>
+      <w:bookmarkStart w:id="19" w:name="_Toc232455673"/>
       <w:r>
         <w:rPr>
           <w:rFonts w:cs="Times New Roman"/>
@@ -12347,166 +12536,1287 @@
     <w:p>
       <w:pPr>
         <w:pStyle w:val="ab"/>
-      </w:pPr>
-    </w:p>
-    <w:p>
-      <w:pPr>
-        <w:pStyle w:val="ab"/>
-      </w:pPr>
-    </w:p>
-    <w:p>
-      <w:pPr>
-        <w:pStyle w:val="ab"/>
-      </w:pPr>
-    </w:p>
-    <w:p>
-      <w:pPr>
-        <w:pStyle w:val="ab"/>
-        <w:spacing w:line="360" w:lineRule="auto"/>
-      </w:pPr>
-    </w:p>
-    <w:p>
-      <w:pPr>
-        <w:pStyle w:val="ab"/>
-        <w:spacing w:line="360" w:lineRule="auto"/>
-      </w:pPr>
-    </w:p>
-    <w:p>
-      <w:pPr>
-        <w:pStyle w:val="ab"/>
-        <w:spacing w:line="360" w:lineRule="auto"/>
-      </w:pPr>
-    </w:p>
-    <w:p>
-      <w:pPr>
-        <w:pStyle w:val="ab"/>
-        <w:spacing w:line="360" w:lineRule="auto"/>
-      </w:pPr>
-    </w:p>
-    <w:p>
-      <w:pPr>
-        <w:pStyle w:val="ab"/>
-        <w:spacing w:line="360" w:lineRule="auto"/>
-      </w:pPr>
-    </w:p>
-    <w:p>
-      <w:pPr>
-        <w:pStyle w:val="ab"/>
-        <w:spacing w:line="360" w:lineRule="auto"/>
-      </w:pPr>
-    </w:p>
-    <w:p>
-      <w:pPr>
-        <w:pStyle w:val="ab"/>
-        <w:spacing w:line="360" w:lineRule="auto"/>
-      </w:pPr>
-    </w:p>
-    <w:p>
-      <w:pPr>
-        <w:pStyle w:val="ab"/>
-        <w:spacing w:line="360" w:lineRule="auto"/>
-      </w:pPr>
-    </w:p>
-    <w:p>
-      <w:pPr>
-        <w:pStyle w:val="ab"/>
-        <w:spacing w:line="360" w:lineRule="auto"/>
-      </w:pPr>
-    </w:p>
-    <w:p>
-      <w:pPr>
-        <w:pStyle w:val="ab"/>
-        <w:spacing w:line="360" w:lineRule="auto"/>
-      </w:pPr>
-    </w:p>
-    <w:p>
-      <w:pPr>
-        <w:pStyle w:val="ab"/>
-        <w:spacing w:line="360" w:lineRule="auto"/>
-      </w:pPr>
-    </w:p>
-    <w:p>
-      <w:pPr>
-        <w:pStyle w:val="ab"/>
-        <w:spacing w:line="360" w:lineRule="auto"/>
-      </w:pPr>
-    </w:p>
-    <w:p>
-      <w:pPr>
-        <w:pStyle w:val="ab"/>
-        <w:spacing w:line="360" w:lineRule="auto"/>
-      </w:pPr>
-    </w:p>
-    <w:p>
-      <w:pPr>
-        <w:pStyle w:val="ab"/>
-        <w:spacing w:line="360" w:lineRule="auto"/>
-      </w:pPr>
-    </w:p>
-    <w:p>
-      <w:pPr>
-        <w:pStyle w:val="ab"/>
-        <w:spacing w:line="360" w:lineRule="auto"/>
-      </w:pPr>
-    </w:p>
-    <w:p>
-      <w:pPr>
-        <w:pStyle w:val="ab"/>
-        <w:spacing w:line="360" w:lineRule="auto"/>
-      </w:pPr>
-    </w:p>
-    <w:p>
-      <w:pPr>
-        <w:pStyle w:val="ab"/>
-        <w:spacing w:line="360" w:lineRule="auto"/>
-      </w:pPr>
-    </w:p>
-    <w:p>
-      <w:pPr>
-        <w:pStyle w:val="ab"/>
-        <w:spacing w:line="360" w:lineRule="auto"/>
-      </w:pPr>
-    </w:p>
-    <w:p>
-      <w:pPr>
-        <w:pStyle w:val="ab"/>
-        <w:spacing w:line="360" w:lineRule="auto"/>
-      </w:pPr>
-    </w:p>
-    <w:p>
-      <w:pPr>
-        <w:pStyle w:val="ab"/>
-        <w:spacing w:line="360" w:lineRule="auto"/>
-      </w:pPr>
-    </w:p>
-    <w:p>
-      <w:pPr>
-        <w:pStyle w:val="ab"/>
-        <w:spacing w:line="360" w:lineRule="auto"/>
-      </w:pPr>
-    </w:p>
-    <w:p>
-      <w:pPr>
-        <w:pStyle w:val="ab"/>
-        <w:spacing w:line="360" w:lineRule="auto"/>
-      </w:pPr>
-    </w:p>
-    <w:p>
-      <w:pPr>
-        <w:pStyle w:val="ab"/>
-        <w:spacing w:line="360" w:lineRule="auto"/>
-      </w:pPr>
-    </w:p>
-    <w:p>
-      <w:pPr>
-        <w:pStyle w:val="ab"/>
-        <w:spacing w:line="360" w:lineRule="auto"/>
-      </w:pPr>
-    </w:p>
-    <w:p>
-      <w:pPr>
-        <w:pStyle w:val="ab"/>
-        <w:spacing w:line="360" w:lineRule="auto"/>
+        <w:spacing w:line="360" w:lineRule="auto"/>
+      </w:pPr>
+      <w:r>
+        <w:t xml:space="preserve">Чтобы приложение заработало, его нужно запустить в 4 отдельных терминалах. </w:t>
+      </w:r>
+    </w:p>
+    <w:p>
+      <w:pPr>
+        <w:pStyle w:val="ab"/>
+        <w:spacing w:line="360" w:lineRule="auto"/>
+      </w:pPr>
+      <w:r>
+        <w:t xml:space="preserve">1. Терминал № 1 – собираем все в правильном порядке и запускаем </w:t>
+      </w:r>
+      <w:proofErr w:type="spellStart"/>
+      <w:r>
+        <w:rPr>
+          <w:lang w:val="en-US"/>
+        </w:rPr>
+        <w:t>Abonement</w:t>
+      </w:r>
+      <w:proofErr w:type="spellEnd"/>
+      <w:r>
+        <w:t>-</w:t>
+      </w:r>
+      <w:r>
+        <w:rPr>
+          <w:lang w:val="en-US"/>
+        </w:rPr>
+        <w:t>demo</w:t>
+      </w:r>
+      <w:r>
+        <w:t>-</w:t>
+      </w:r>
+      <w:r>
+        <w:rPr>
+          <w:lang w:val="en-US"/>
+        </w:rPr>
+        <w:t>rest</w:t>
+      </w:r>
+      <w:r>
+        <w:t>.</w:t>
+      </w:r>
+    </w:p>
+    <w:p>
+      <w:pPr>
+        <w:pStyle w:val="ab"/>
+        <w:spacing w:line="360" w:lineRule="auto"/>
+      </w:pPr>
+      <w:r>
+        <w:rPr>
+          <w:lang w:val="en-US"/>
+        </w:rPr>
+        <w:t xml:space="preserve">2. </w:t>
+      </w:r>
+      <w:r>
+        <w:t>Терминал № 2 – Запускаю аудит – сервис.</w:t>
+      </w:r>
+    </w:p>
+    <w:p>
+      <w:pPr>
+        <w:pStyle w:val="ab"/>
+        <w:spacing w:line="360" w:lineRule="auto"/>
+      </w:pPr>
+      <w:r>
+        <w:t xml:space="preserve">3. Терминал № 3 – Запускаю </w:t>
+      </w:r>
+      <w:proofErr w:type="spellStart"/>
+      <w:r>
+        <w:t>gRPC</w:t>
+      </w:r>
+      <w:proofErr w:type="spellEnd"/>
+      <w:r>
+        <w:t>-сервер аналитики</w:t>
+      </w:r>
+      <w:r>
+        <w:t>.</w:t>
+      </w:r>
+    </w:p>
+    <w:p>
+      <w:pPr>
+        <w:pStyle w:val="ab"/>
+        <w:spacing w:line="360" w:lineRule="auto"/>
+      </w:pPr>
+      <w:r>
+        <w:t xml:space="preserve">4. Терминал № 4 – Запускаю </w:t>
+      </w:r>
+      <w:proofErr w:type="spellStart"/>
+      <w:r>
+        <w:t>gRPC</w:t>
+      </w:r>
+      <w:proofErr w:type="spellEnd"/>
+      <w:r>
+        <w:t>-клиент обогащения</w:t>
+      </w:r>
+      <w:r>
+        <w:t>.</w:t>
+      </w:r>
+    </w:p>
+    <w:p>
+      <w:pPr>
+        <w:pStyle w:val="ab"/>
+      </w:pPr>
+    </w:p>
+    <w:p>
+      <w:pPr>
+        <w:pStyle w:val="ab"/>
+        <w:spacing w:line="360" w:lineRule="auto"/>
+      </w:pPr>
+      <w:r>
+        <w:drawing>
+          <wp:inline distT="0" distB="0" distL="0" distR="0" wp14:anchorId="50D744D1" wp14:editId="7D4B5E56">
+            <wp:extent cx="5574090" cy="2686050"/>
+            <wp:effectExtent l="0" t="0" r="7620" b="0"/>
+            <wp:docPr id="5" name="Рисунок 5"/>
+            <wp:cNvGraphicFramePr>
+              <a:graphicFrameLocks xmlns:a="http://schemas.openxmlformats.org/drawingml/2006/main" noChangeAspect="1"/>
+            </wp:cNvGraphicFramePr>
+            <a:graphic xmlns:a="http://schemas.openxmlformats.org/drawingml/2006/main">
+              <a:graphicData uri="http://schemas.openxmlformats.org/drawingml/2006/picture">
+                <pic:pic xmlns:pic="http://schemas.openxmlformats.org/drawingml/2006/picture">
+                  <pic:nvPicPr>
+                    <pic:cNvPr id="1" name=""/>
+                    <pic:cNvPicPr/>
+                  </pic:nvPicPr>
+                  <pic:blipFill>
+                    <a:blip r:embed="rId15"/>
+                    <a:stretch>
+                      <a:fillRect/>
+                    </a:stretch>
+                  </pic:blipFill>
+                  <pic:spPr>
+                    <a:xfrm>
+                      <a:off x="0" y="0"/>
+                      <a:ext cx="5575280" cy="2686623"/>
+                    </a:xfrm>
+                    <a:prstGeom prst="rect">
+                      <a:avLst/>
+                    </a:prstGeom>
+                  </pic:spPr>
+                </pic:pic>
+              </a:graphicData>
+            </a:graphic>
+          </wp:inline>
+        </w:drawing>
+      </w:r>
+    </w:p>
+    <w:p>
+      <w:pPr>
+        <w:pStyle w:val="ab"/>
+        <w:spacing w:line="360" w:lineRule="auto"/>
+        <w:rPr>
+          <w:lang w:val="en-US"/>
+        </w:rPr>
+      </w:pPr>
+      <w:r>
+        <w:t xml:space="preserve">Рисунок 8 – </w:t>
+      </w:r>
+      <w:r>
+        <w:rPr>
+          <w:lang w:val="en-US"/>
+        </w:rPr>
+        <w:t>Swagger UI</w:t>
+      </w:r>
+    </w:p>
+    <w:p>
+      <w:pPr>
+        <w:pStyle w:val="ab"/>
+        <w:spacing w:line="360" w:lineRule="auto"/>
+      </w:pPr>
+      <w:r>
+        <w:t xml:space="preserve">Данная документация показывает все </w:t>
+      </w:r>
+      <w:proofErr w:type="spellStart"/>
+      <w:r>
+        <w:t>эндпоинты</w:t>
+      </w:r>
+      <w:proofErr w:type="spellEnd"/>
+      <w:r>
+        <w:t xml:space="preserve">, которые есть. </w:t>
+      </w:r>
+    </w:p>
+    <w:p>
+      <w:pPr>
+        <w:pStyle w:val="ab"/>
+        <w:spacing w:line="360" w:lineRule="auto"/>
+      </w:pPr>
+      <w:r>
+        <w:lastRenderedPageBreak/>
+        <w:drawing>
+          <wp:inline distT="0" distB="0" distL="0" distR="0" wp14:anchorId="6D38FEB2" wp14:editId="6AC26F40">
+            <wp:extent cx="5029200" cy="4305598"/>
+            <wp:effectExtent l="0" t="0" r="0" b="0"/>
+            <wp:docPr id="7" name="Рисунок 7"/>
+            <wp:cNvGraphicFramePr>
+              <a:graphicFrameLocks xmlns:a="http://schemas.openxmlformats.org/drawingml/2006/main" noChangeAspect="1"/>
+            </wp:cNvGraphicFramePr>
+            <a:graphic xmlns:a="http://schemas.openxmlformats.org/drawingml/2006/main">
+              <a:graphicData uri="http://schemas.openxmlformats.org/drawingml/2006/picture">
+                <pic:pic xmlns:pic="http://schemas.openxmlformats.org/drawingml/2006/picture">
+                  <pic:nvPicPr>
+                    <pic:cNvPr id="1" name=""/>
+                    <pic:cNvPicPr/>
+                  </pic:nvPicPr>
+                  <pic:blipFill>
+                    <a:blip r:embed="rId16"/>
+                    <a:stretch>
+                      <a:fillRect/>
+                    </a:stretch>
+                  </pic:blipFill>
+                  <pic:spPr>
+                    <a:xfrm>
+                      <a:off x="0" y="0"/>
+                      <a:ext cx="5043057" cy="4317461"/>
+                    </a:xfrm>
+                    <a:prstGeom prst="rect">
+                      <a:avLst/>
+                    </a:prstGeom>
+                  </pic:spPr>
+                </pic:pic>
+              </a:graphicData>
+            </a:graphic>
+          </wp:inline>
+        </w:drawing>
+      </w:r>
+    </w:p>
+    <w:p>
+      <w:pPr>
+        <w:pStyle w:val="ab"/>
+        <w:spacing w:line="360" w:lineRule="auto"/>
+      </w:pPr>
+      <w:r>
+        <w:t>Рисунок 9 – Успешное создание пользователя</w:t>
+      </w:r>
+    </w:p>
+    <w:p>
+      <w:pPr>
+        <w:pStyle w:val="ab"/>
+        <w:spacing w:line="360" w:lineRule="auto"/>
+      </w:pPr>
+      <w:r>
+        <w:drawing>
+          <wp:inline distT="0" distB="0" distL="0" distR="0" wp14:anchorId="420E55F0" wp14:editId="6BB1C3EA">
+            <wp:extent cx="3648075" cy="3827456"/>
+            <wp:effectExtent l="0" t="0" r="0" b="1905"/>
+            <wp:docPr id="9" name="Рисунок 9"/>
+            <wp:cNvGraphicFramePr>
+              <a:graphicFrameLocks xmlns:a="http://schemas.openxmlformats.org/drawingml/2006/main" noChangeAspect="1"/>
+            </wp:cNvGraphicFramePr>
+            <a:graphic xmlns:a="http://schemas.openxmlformats.org/drawingml/2006/main">
+              <a:graphicData uri="http://schemas.openxmlformats.org/drawingml/2006/picture">
+                <pic:pic xmlns:pic="http://schemas.openxmlformats.org/drawingml/2006/picture">
+                  <pic:nvPicPr>
+                    <pic:cNvPr id="1" name=""/>
+                    <pic:cNvPicPr/>
+                  </pic:nvPicPr>
+                  <pic:blipFill>
+                    <a:blip r:embed="rId17"/>
+                    <a:stretch>
+                      <a:fillRect/>
+                    </a:stretch>
+                  </pic:blipFill>
+                  <pic:spPr>
+                    <a:xfrm>
+                      <a:off x="0" y="0"/>
+                      <a:ext cx="3657775" cy="3837633"/>
+                    </a:xfrm>
+                    <a:prstGeom prst="rect">
+                      <a:avLst/>
+                    </a:prstGeom>
+                  </pic:spPr>
+                </pic:pic>
+              </a:graphicData>
+            </a:graphic>
+          </wp:inline>
+        </w:drawing>
+      </w:r>
+    </w:p>
+    <w:p>
+      <w:pPr>
+        <w:pStyle w:val="ab"/>
+        <w:spacing w:line="360" w:lineRule="auto"/>
+      </w:pPr>
+      <w:r>
+        <w:t>Рисунок 10 – Получение всех пользователей</w:t>
+      </w:r>
+    </w:p>
+    <w:p>
+      <w:pPr>
+        <w:pStyle w:val="ab"/>
+        <w:spacing w:line="360" w:lineRule="auto"/>
+      </w:pPr>
+      <w:r>
+        <w:lastRenderedPageBreak/>
+        <w:drawing>
+          <wp:inline distT="0" distB="0" distL="0" distR="0" wp14:anchorId="17D1167D" wp14:editId="60449500">
+            <wp:extent cx="5940425" cy="4222750"/>
+            <wp:effectExtent l="0" t="0" r="3175" b="6350"/>
+            <wp:docPr id="10" name="Рисунок 10"/>
+            <wp:cNvGraphicFramePr>
+              <a:graphicFrameLocks xmlns:a="http://schemas.openxmlformats.org/drawingml/2006/main" noChangeAspect="1"/>
+            </wp:cNvGraphicFramePr>
+            <a:graphic xmlns:a="http://schemas.openxmlformats.org/drawingml/2006/main">
+              <a:graphicData uri="http://schemas.openxmlformats.org/drawingml/2006/picture">
+                <pic:pic xmlns:pic="http://schemas.openxmlformats.org/drawingml/2006/picture">
+                  <pic:nvPicPr>
+                    <pic:cNvPr id="1" name=""/>
+                    <pic:cNvPicPr/>
+                  </pic:nvPicPr>
+                  <pic:blipFill>
+                    <a:blip r:embed="rId18"/>
+                    <a:stretch>
+                      <a:fillRect/>
+                    </a:stretch>
+                  </pic:blipFill>
+                  <pic:spPr>
+                    <a:xfrm>
+                      <a:off x="0" y="0"/>
+                      <a:ext cx="5940425" cy="4222750"/>
+                    </a:xfrm>
+                    <a:prstGeom prst="rect">
+                      <a:avLst/>
+                    </a:prstGeom>
+                  </pic:spPr>
+                </pic:pic>
+              </a:graphicData>
+            </a:graphic>
+          </wp:inline>
+        </w:drawing>
+      </w:r>
+    </w:p>
+    <w:p>
+      <w:pPr>
+        <w:pStyle w:val="ab"/>
+        <w:spacing w:line="360" w:lineRule="auto"/>
+      </w:pPr>
+      <w:r>
+        <w:t>Рисунок 11 – Полное обновление ранее созданного пользователя</w:t>
+      </w:r>
+    </w:p>
+    <w:p>
+      <w:pPr>
+        <w:pStyle w:val="ab"/>
+        <w:spacing w:line="360" w:lineRule="auto"/>
+      </w:pPr>
+      <w:r>
+        <w:drawing>
+          <wp:inline distT="0" distB="0" distL="0" distR="0" wp14:anchorId="25AD1C7F" wp14:editId="4ABB0D64">
+            <wp:extent cx="5940425" cy="2882900"/>
+            <wp:effectExtent l="0" t="0" r="3175" b="0"/>
+            <wp:docPr id="11" name="Рисунок 11"/>
+            <wp:cNvGraphicFramePr>
+              <a:graphicFrameLocks xmlns:a="http://schemas.openxmlformats.org/drawingml/2006/main" noChangeAspect="1"/>
+            </wp:cNvGraphicFramePr>
+            <a:graphic xmlns:a="http://schemas.openxmlformats.org/drawingml/2006/main">
+              <a:graphicData uri="http://schemas.openxmlformats.org/drawingml/2006/picture">
+                <pic:pic xmlns:pic="http://schemas.openxmlformats.org/drawingml/2006/picture">
+                  <pic:nvPicPr>
+                    <pic:cNvPr id="1" name=""/>
+                    <pic:cNvPicPr/>
+                  </pic:nvPicPr>
+                  <pic:blipFill>
+                    <a:blip r:embed="rId19"/>
+                    <a:stretch>
+                      <a:fillRect/>
+                    </a:stretch>
+                  </pic:blipFill>
+                  <pic:spPr>
+                    <a:xfrm>
+                      <a:off x="0" y="0"/>
+                      <a:ext cx="5940425" cy="2882900"/>
+                    </a:xfrm>
+                    <a:prstGeom prst="rect">
+                      <a:avLst/>
+                    </a:prstGeom>
+                  </pic:spPr>
+                </pic:pic>
+              </a:graphicData>
+            </a:graphic>
+          </wp:inline>
+        </w:drawing>
+      </w:r>
+    </w:p>
+    <w:p>
+      <w:pPr>
+        <w:pStyle w:val="ab"/>
+        <w:spacing w:line="360" w:lineRule="auto"/>
+      </w:pPr>
+      <w:r>
+        <w:t>Рисунок 12 – Поиск пользователя по имени</w:t>
+      </w:r>
+    </w:p>
+    <w:p>
+      <w:pPr>
+        <w:pStyle w:val="ab"/>
+        <w:spacing w:line="360" w:lineRule="auto"/>
+      </w:pPr>
+      <w:r>
+        <w:lastRenderedPageBreak/>
+        <w:drawing>
+          <wp:inline distT="0" distB="0" distL="0" distR="0" wp14:anchorId="7CF48477" wp14:editId="5A6AECFD">
+            <wp:extent cx="5940425" cy="4576445"/>
+            <wp:effectExtent l="0" t="0" r="3175" b="0"/>
+            <wp:docPr id="12" name="Рисунок 12"/>
+            <wp:cNvGraphicFramePr>
+              <a:graphicFrameLocks xmlns:a="http://schemas.openxmlformats.org/drawingml/2006/main" noChangeAspect="1"/>
+            </wp:cNvGraphicFramePr>
+            <a:graphic xmlns:a="http://schemas.openxmlformats.org/drawingml/2006/main">
+              <a:graphicData uri="http://schemas.openxmlformats.org/drawingml/2006/picture">
+                <pic:pic xmlns:pic="http://schemas.openxmlformats.org/drawingml/2006/picture">
+                  <pic:nvPicPr>
+                    <pic:cNvPr id="1" name=""/>
+                    <pic:cNvPicPr/>
+                  </pic:nvPicPr>
+                  <pic:blipFill>
+                    <a:blip r:embed="rId20"/>
+                    <a:stretch>
+                      <a:fillRect/>
+                    </a:stretch>
+                  </pic:blipFill>
+                  <pic:spPr>
+                    <a:xfrm>
+                      <a:off x="0" y="0"/>
+                      <a:ext cx="5940425" cy="4576445"/>
+                    </a:xfrm>
+                    <a:prstGeom prst="rect">
+                      <a:avLst/>
+                    </a:prstGeom>
+                  </pic:spPr>
+                </pic:pic>
+              </a:graphicData>
+            </a:graphic>
+          </wp:inline>
+        </w:drawing>
+      </w:r>
+    </w:p>
+    <w:p>
+      <w:pPr>
+        <w:pStyle w:val="ab"/>
+        <w:spacing w:line="360" w:lineRule="auto"/>
+      </w:pPr>
+      <w:r>
+        <w:t>Рисунок 13 – Запрос на создание абонемента – Нажатие на кнопку</w:t>
+      </w:r>
+    </w:p>
+    <w:p>
+      <w:pPr>
+        <w:pStyle w:val="ab"/>
+        <w:spacing w:line="360" w:lineRule="auto"/>
+      </w:pPr>
+      <w:r>
+        <w:drawing>
+          <wp:inline distT="0" distB="0" distL="0" distR="0" wp14:anchorId="1FF4DB94" wp14:editId="7965B1E1">
+            <wp:extent cx="5940425" cy="2569210"/>
+            <wp:effectExtent l="0" t="0" r="3175" b="2540"/>
+            <wp:docPr id="13" name="Рисунок 13"/>
+            <wp:cNvGraphicFramePr>
+              <a:graphicFrameLocks xmlns:a="http://schemas.openxmlformats.org/drawingml/2006/main" noChangeAspect="1"/>
+            </wp:cNvGraphicFramePr>
+            <a:graphic xmlns:a="http://schemas.openxmlformats.org/drawingml/2006/main">
+              <a:graphicData uri="http://schemas.openxmlformats.org/drawingml/2006/picture">
+                <pic:pic xmlns:pic="http://schemas.openxmlformats.org/drawingml/2006/picture">
+                  <pic:nvPicPr>
+                    <pic:cNvPr id="1" name=""/>
+                    <pic:cNvPicPr/>
+                  </pic:nvPicPr>
+                  <pic:blipFill>
+                    <a:blip r:embed="rId21"/>
+                    <a:stretch>
+                      <a:fillRect/>
+                    </a:stretch>
+                  </pic:blipFill>
+                  <pic:spPr>
+                    <a:xfrm>
+                      <a:off x="0" y="0"/>
+                      <a:ext cx="5940425" cy="2569210"/>
+                    </a:xfrm>
+                    <a:prstGeom prst="rect">
+                      <a:avLst/>
+                    </a:prstGeom>
+                  </pic:spPr>
+                </pic:pic>
+              </a:graphicData>
+            </a:graphic>
+          </wp:inline>
+        </w:drawing>
+      </w:r>
+    </w:p>
+    <w:p>
+      <w:pPr>
+        <w:pStyle w:val="ab"/>
+        <w:spacing w:line="360" w:lineRule="auto"/>
+      </w:pPr>
+      <w:r>
+        <w:t>Рисунок 15 – Список всех кнопок</w:t>
+      </w:r>
+    </w:p>
+    <w:p>
+      <w:pPr>
+        <w:pStyle w:val="ab"/>
+        <w:spacing w:line="360" w:lineRule="auto"/>
+      </w:pPr>
+      <w:r>
+        <w:lastRenderedPageBreak/>
+        <w:drawing>
+          <wp:inline distT="0" distB="0" distL="0" distR="0" wp14:anchorId="6E2ACDBE" wp14:editId="7B23E08A">
+            <wp:extent cx="4823878" cy="5105842"/>
+            <wp:effectExtent l="0" t="0" r="0" b="0"/>
+            <wp:docPr id="14" name="Рисунок 14"/>
+            <wp:cNvGraphicFramePr>
+              <a:graphicFrameLocks xmlns:a="http://schemas.openxmlformats.org/drawingml/2006/main" noChangeAspect="1"/>
+            </wp:cNvGraphicFramePr>
+            <a:graphic xmlns:a="http://schemas.openxmlformats.org/drawingml/2006/main">
+              <a:graphicData uri="http://schemas.openxmlformats.org/drawingml/2006/picture">
+                <pic:pic xmlns:pic="http://schemas.openxmlformats.org/drawingml/2006/picture">
+                  <pic:nvPicPr>
+                    <pic:cNvPr id="1" name=""/>
+                    <pic:cNvPicPr/>
+                  </pic:nvPicPr>
+                  <pic:blipFill>
+                    <a:blip r:embed="rId22"/>
+                    <a:stretch>
+                      <a:fillRect/>
+                    </a:stretch>
+                  </pic:blipFill>
+                  <pic:spPr>
+                    <a:xfrm>
+                      <a:off x="0" y="0"/>
+                      <a:ext cx="4823878" cy="5105842"/>
+                    </a:xfrm>
+                    <a:prstGeom prst="rect">
+                      <a:avLst/>
+                    </a:prstGeom>
+                  </pic:spPr>
+                </pic:pic>
+              </a:graphicData>
+            </a:graphic>
+          </wp:inline>
+        </w:drawing>
+      </w:r>
+    </w:p>
+    <w:p>
+      <w:pPr>
+        <w:pStyle w:val="ab"/>
+        <w:spacing w:line="360" w:lineRule="auto"/>
+      </w:pPr>
+      <w:r>
+        <w:t>Рисунок 16 – Получение ответа на запрос «Продление абонемента»</w:t>
+      </w:r>
+    </w:p>
+    <w:p>
+      <w:pPr>
+        <w:pStyle w:val="ab"/>
+        <w:spacing w:line="360" w:lineRule="auto"/>
+      </w:pPr>
+      <w:r>
+        <w:drawing>
+          <wp:inline distT="0" distB="0" distL="0" distR="0" wp14:anchorId="171B4D24" wp14:editId="572C7327">
+            <wp:extent cx="5940425" cy="2870200"/>
+            <wp:effectExtent l="0" t="0" r="3175" b="6350"/>
+            <wp:docPr id="23" name="Рисунок 23"/>
+            <wp:cNvGraphicFramePr>
+              <a:graphicFrameLocks xmlns:a="http://schemas.openxmlformats.org/drawingml/2006/main" noChangeAspect="1"/>
+            </wp:cNvGraphicFramePr>
+            <a:graphic xmlns:a="http://schemas.openxmlformats.org/drawingml/2006/main">
+              <a:graphicData uri="http://schemas.openxmlformats.org/drawingml/2006/picture">
+                <pic:pic xmlns:pic="http://schemas.openxmlformats.org/drawingml/2006/picture">
+                  <pic:nvPicPr>
+                    <pic:cNvPr id="1" name=""/>
+                    <pic:cNvPicPr/>
+                  </pic:nvPicPr>
+                  <pic:blipFill>
+                    <a:blip r:embed="rId23"/>
+                    <a:stretch>
+                      <a:fillRect/>
+                    </a:stretch>
+                  </pic:blipFill>
+                  <pic:spPr>
+                    <a:xfrm>
+                      <a:off x="0" y="0"/>
+                      <a:ext cx="5940425" cy="2870200"/>
+                    </a:xfrm>
+                    <a:prstGeom prst="rect">
+                      <a:avLst/>
+                    </a:prstGeom>
+                  </pic:spPr>
+                </pic:pic>
+              </a:graphicData>
+            </a:graphic>
+          </wp:inline>
+        </w:drawing>
+      </w:r>
+    </w:p>
+    <w:p>
+      <w:pPr>
+        <w:pStyle w:val="ab"/>
+        <w:spacing w:line="360" w:lineRule="auto"/>
+      </w:pPr>
+      <w:r>
+        <w:t xml:space="preserve">Рисунок 17 – </w:t>
+      </w:r>
+      <w:proofErr w:type="spellStart"/>
+      <w:r>
+        <w:rPr>
+          <w:lang w:val="en-US"/>
+        </w:rPr>
+        <w:t>RabbitMQ</w:t>
+      </w:r>
+      <w:proofErr w:type="spellEnd"/>
+    </w:p>
+    <w:p>
+      <w:pPr>
+        <w:pStyle w:val="ab"/>
+        <w:spacing w:line="360" w:lineRule="auto"/>
+      </w:pPr>
+      <w:r>
+        <w:lastRenderedPageBreak/>
+        <w:t>Каждая из очередей важна:</w:t>
+      </w:r>
+    </w:p>
+    <w:p>
+      <w:pPr>
+        <w:pStyle w:val="ab"/>
+        <w:spacing w:line="360" w:lineRule="auto"/>
+      </w:pPr>
+      <w:r>
+        <w:t xml:space="preserve">1. </w:t>
+      </w:r>
+      <w:proofErr w:type="spellStart"/>
+      <w:proofErr w:type="gramStart"/>
+      <w:r>
+        <w:t>q.audit</w:t>
+      </w:r>
+      <w:proofErr w:type="gramEnd"/>
+      <w:r>
+        <w:t>.events</w:t>
+      </w:r>
+      <w:proofErr w:type="spellEnd"/>
+      <w:r>
+        <w:t xml:space="preserve"> </w:t>
+      </w:r>
+      <w:r>
+        <w:rPr>
+          <w:rFonts w:asciiTheme="minorHAnsi" w:hAnsiTheme="minorHAnsi" w:cs="Segoe UI Symbol"/>
+        </w:rPr>
+        <w:t xml:space="preserve"> - </w:t>
+      </w:r>
+      <w:r>
+        <w:t>является главной для аудита. Слушает события для создания пользователей.</w:t>
+      </w:r>
+    </w:p>
+    <w:p>
+      <w:pPr>
+        <w:pStyle w:val="ab"/>
+        <w:spacing w:line="360" w:lineRule="auto"/>
+      </w:pPr>
+      <w:r>
+        <w:t xml:space="preserve">2. </w:t>
+      </w:r>
+      <w:proofErr w:type="spellStart"/>
+      <w:r>
+        <w:t>q.audit.events.dlq</w:t>
+      </w:r>
+      <w:proofErr w:type="spellEnd"/>
+      <w:r>
+        <w:t xml:space="preserve"> - </w:t>
+      </w:r>
+      <w:r>
+        <w:t>Сюда попадают сообщения, которые не удалось обработать</w:t>
+      </w:r>
+      <w:r>
+        <w:t>.</w:t>
+      </w:r>
+    </w:p>
+    <w:p>
+      <w:pPr>
+        <w:pStyle w:val="ab"/>
+        <w:spacing w:line="360" w:lineRule="auto"/>
+      </w:pPr>
+      <w:r>
+        <w:t xml:space="preserve">3. </w:t>
+      </w:r>
+      <w:proofErr w:type="gramStart"/>
+      <w:r>
+        <w:rPr>
+          <w:lang w:val="en-US"/>
+        </w:rPr>
+        <w:t>q</w:t>
+      </w:r>
+      <w:r>
+        <w:t>.</w:t>
+      </w:r>
+      <w:r>
+        <w:rPr>
+          <w:lang w:val="en-US"/>
+        </w:rPr>
+        <w:t>enrichment</w:t>
+      </w:r>
+      <w:proofErr w:type="gramEnd"/>
+      <w:r>
+        <w:t>.</w:t>
+      </w:r>
+      <w:r>
+        <w:rPr>
+          <w:lang w:val="en-US"/>
+        </w:rPr>
+        <w:t>user</w:t>
+      </w:r>
+      <w:r>
+        <w:t>-</w:t>
+      </w:r>
+      <w:r>
+        <w:rPr>
+          <w:lang w:val="en-US"/>
+        </w:rPr>
+        <w:t>created</w:t>
+      </w:r>
+      <w:r>
+        <w:t xml:space="preserve"> – </w:t>
+      </w:r>
+      <w:r>
+        <w:t>Для</w:t>
+      </w:r>
+      <w:r>
+        <w:t xml:space="preserve"> </w:t>
+      </w:r>
+      <w:r>
+        <w:t>обогащения</w:t>
+      </w:r>
+      <w:r>
+        <w:t xml:space="preserve"> </w:t>
+      </w:r>
+      <w:r>
+        <w:t xml:space="preserve">пользователей, слушает события связанные с созданием пользователей. </w:t>
+      </w:r>
+    </w:p>
+    <w:p>
+      <w:pPr>
+        <w:pStyle w:val="ab"/>
+        <w:spacing w:line="360" w:lineRule="auto"/>
+      </w:pPr>
+    </w:p>
+    <w:p>
+      <w:pPr>
+        <w:pStyle w:val="ab"/>
+        <w:spacing w:line="360" w:lineRule="auto"/>
+      </w:pPr>
+      <w:r>
+        <w:drawing>
+          <wp:inline distT="0" distB="0" distL="0" distR="0" wp14:anchorId="0877B36D" wp14:editId="6069055F">
+            <wp:extent cx="5322994" cy="3771900"/>
+            <wp:effectExtent l="0" t="0" r="0" b="0"/>
+            <wp:docPr id="16" name="Рисунок 16"/>
+            <wp:cNvGraphicFramePr>
+              <a:graphicFrameLocks xmlns:a="http://schemas.openxmlformats.org/drawingml/2006/main" noChangeAspect="1"/>
+            </wp:cNvGraphicFramePr>
+            <a:graphic xmlns:a="http://schemas.openxmlformats.org/drawingml/2006/main">
+              <a:graphicData uri="http://schemas.openxmlformats.org/drawingml/2006/picture">
+                <pic:pic xmlns:pic="http://schemas.openxmlformats.org/drawingml/2006/picture">
+                  <pic:nvPicPr>
+                    <pic:cNvPr id="1" name=""/>
+                    <pic:cNvPicPr/>
+                  </pic:nvPicPr>
+                  <pic:blipFill>
+                    <a:blip r:embed="rId24"/>
+                    <a:stretch>
+                      <a:fillRect/>
+                    </a:stretch>
+                  </pic:blipFill>
+                  <pic:spPr>
+                    <a:xfrm>
+                      <a:off x="0" y="0"/>
+                      <a:ext cx="5332060" cy="3778324"/>
+                    </a:xfrm>
+                    <a:prstGeom prst="rect">
+                      <a:avLst/>
+                    </a:prstGeom>
+                  </pic:spPr>
+                </pic:pic>
+              </a:graphicData>
+            </a:graphic>
+          </wp:inline>
+        </w:drawing>
+      </w:r>
+    </w:p>
+    <w:p>
+      <w:pPr>
+        <w:pStyle w:val="ab"/>
+        <w:spacing w:line="360" w:lineRule="auto"/>
+        <w:rPr>
+          <w:lang w:val="en-US"/>
+        </w:rPr>
+      </w:pPr>
+      <w:r>
+        <w:t xml:space="preserve">Рисунок 18 </w:t>
+      </w:r>
+      <w:r>
+        <w:t>–</w:t>
+      </w:r>
+      <w:r>
+        <w:t xml:space="preserve"> </w:t>
+      </w:r>
+      <w:r>
+        <w:t xml:space="preserve">Привязки с </w:t>
+      </w:r>
+      <w:r>
+        <w:rPr>
+          <w:lang w:val="en-US"/>
+        </w:rPr>
+        <w:t>routing</w:t>
+      </w:r>
+      <w:r>
+        <w:t xml:space="preserve"> </w:t>
+      </w:r>
+      <w:r>
+        <w:rPr>
+          <w:lang w:val="en-US"/>
+        </w:rPr>
+        <w:t>key</w:t>
+      </w:r>
+    </w:p>
+    <w:p>
+      <w:pPr>
+        <w:pStyle w:val="ab"/>
+        <w:spacing w:line="360" w:lineRule="auto"/>
+      </w:pPr>
+      <w:r>
+        <w:t>События обогащения срабатывают на вызов с созданием пользователя.</w:t>
+      </w:r>
+    </w:p>
+    <w:p>
+      <w:pPr>
+        <w:pStyle w:val="ab"/>
+        <w:spacing w:line="360" w:lineRule="auto"/>
+      </w:pPr>
+      <w:r>
+        <w:drawing>
+          <wp:inline distT="0" distB="0" distL="0" distR="0" wp14:anchorId="139B793B" wp14:editId="1CCEEFBE">
+            <wp:extent cx="5940425" cy="488950"/>
+            <wp:effectExtent l="0" t="0" r="3175" b="6350"/>
+            <wp:docPr id="17" name="Рисунок 17"/>
+            <wp:cNvGraphicFramePr>
+              <a:graphicFrameLocks xmlns:a="http://schemas.openxmlformats.org/drawingml/2006/main" noChangeAspect="1"/>
+            </wp:cNvGraphicFramePr>
+            <a:graphic xmlns:a="http://schemas.openxmlformats.org/drawingml/2006/main">
+              <a:graphicData uri="http://schemas.openxmlformats.org/drawingml/2006/picture">
+                <pic:pic xmlns:pic="http://schemas.openxmlformats.org/drawingml/2006/picture">
+                  <pic:nvPicPr>
+                    <pic:cNvPr id="1" name=""/>
+                    <pic:cNvPicPr/>
+                  </pic:nvPicPr>
+                  <pic:blipFill>
+                    <a:blip r:embed="rId25"/>
+                    <a:stretch>
+                      <a:fillRect/>
+                    </a:stretch>
+                  </pic:blipFill>
+                  <pic:spPr>
+                    <a:xfrm>
+                      <a:off x="0" y="0"/>
+                      <a:ext cx="5940425" cy="488950"/>
+                    </a:xfrm>
+                    <a:prstGeom prst="rect">
+                      <a:avLst/>
+                    </a:prstGeom>
+                  </pic:spPr>
+                </pic:pic>
+              </a:graphicData>
+            </a:graphic>
+          </wp:inline>
+        </w:drawing>
+      </w:r>
+    </w:p>
+    <w:p>
+      <w:pPr>
+        <w:pStyle w:val="ab"/>
+        <w:spacing w:line="360" w:lineRule="auto"/>
+        <w:rPr>
+          <w:lang w:val="en-US"/>
+        </w:rPr>
+      </w:pPr>
+      <w:r>
+        <w:t xml:space="preserve">Рисунок 19 – </w:t>
+      </w:r>
+      <w:proofErr w:type="spellStart"/>
+      <w:r>
+        <w:t>Логи</w:t>
+      </w:r>
+      <w:proofErr w:type="spellEnd"/>
+      <w:r>
+        <w:t xml:space="preserve"> аналитики </w:t>
+      </w:r>
+      <w:proofErr w:type="spellStart"/>
+      <w:r>
+        <w:rPr>
+          <w:lang w:val="en-US"/>
+        </w:rPr>
+        <w:t>gRPC</w:t>
+      </w:r>
+      <w:proofErr w:type="spellEnd"/>
+      <w:r>
+        <w:rPr>
+          <w:lang w:val="en-US"/>
+        </w:rPr>
+        <w:t xml:space="preserve"> </w:t>
+      </w:r>
+    </w:p>
+    <w:p>
+      <w:pPr>
+        <w:pStyle w:val="ab"/>
+        <w:spacing w:line="360" w:lineRule="auto"/>
+      </w:pPr>
+      <w:r>
+        <w:t xml:space="preserve">В логах видно то, что при создании и обновлении пользователя, для него вызывался метод </w:t>
+      </w:r>
+      <w:proofErr w:type="spellStart"/>
+      <w:r>
+        <w:rPr>
+          <w:lang w:val="en-US"/>
+        </w:rPr>
+        <w:t>gRPC</w:t>
+      </w:r>
+      <w:proofErr w:type="spellEnd"/>
+      <w:r>
+        <w:t>, который вычислял аналитику.</w:t>
+      </w:r>
+    </w:p>
+    <w:p>
+      <w:pPr>
+        <w:pStyle w:val="ab"/>
+        <w:spacing w:line="360" w:lineRule="auto"/>
+      </w:pPr>
+      <w:r>
+        <w:lastRenderedPageBreak/>
+        <w:drawing>
+          <wp:inline distT="0" distB="0" distL="0" distR="0" wp14:anchorId="1E18463F" wp14:editId="45C90122">
+            <wp:extent cx="5940425" cy="1121410"/>
+            <wp:effectExtent l="0" t="0" r="3175" b="2540"/>
+            <wp:docPr id="22" name="Рисунок 22"/>
+            <wp:cNvGraphicFramePr>
+              <a:graphicFrameLocks xmlns:a="http://schemas.openxmlformats.org/drawingml/2006/main" noChangeAspect="1"/>
+            </wp:cNvGraphicFramePr>
+            <a:graphic xmlns:a="http://schemas.openxmlformats.org/drawingml/2006/main">
+              <a:graphicData uri="http://schemas.openxmlformats.org/drawingml/2006/picture">
+                <pic:pic xmlns:pic="http://schemas.openxmlformats.org/drawingml/2006/picture">
+                  <pic:nvPicPr>
+                    <pic:cNvPr id="1" name=""/>
+                    <pic:cNvPicPr/>
+                  </pic:nvPicPr>
+                  <pic:blipFill>
+                    <a:blip r:embed="rId26"/>
+                    <a:stretch>
+                      <a:fillRect/>
+                    </a:stretch>
+                  </pic:blipFill>
+                  <pic:spPr>
+                    <a:xfrm>
+                      <a:off x="0" y="0"/>
+                      <a:ext cx="5940425" cy="1121410"/>
+                    </a:xfrm>
+                    <a:prstGeom prst="rect">
+                      <a:avLst/>
+                    </a:prstGeom>
+                  </pic:spPr>
+                </pic:pic>
+              </a:graphicData>
+            </a:graphic>
+          </wp:inline>
+        </w:drawing>
+      </w:r>
+    </w:p>
+    <w:p>
+      <w:pPr>
+        <w:pStyle w:val="ab"/>
+        <w:spacing w:line="360" w:lineRule="auto"/>
+        <w:rPr>
+          <w:lang w:val="en-US"/>
+        </w:rPr>
+      </w:pPr>
+      <w:r>
+        <w:t>Рисунок</w:t>
+      </w:r>
+      <w:r>
+        <w:rPr>
+          <w:lang w:val="en-US"/>
+        </w:rPr>
+        <w:t xml:space="preserve"> 20 – </w:t>
+      </w:r>
+      <w:proofErr w:type="spellStart"/>
+      <w:r>
+        <w:t>Логи</w:t>
+      </w:r>
+      <w:proofErr w:type="spellEnd"/>
+      <w:r>
+        <w:rPr>
+          <w:lang w:val="en-US"/>
+        </w:rPr>
+        <w:t xml:space="preserve"> </w:t>
+      </w:r>
+      <w:proofErr w:type="spellStart"/>
+      <w:r>
+        <w:rPr>
+          <w:lang w:val="en-US"/>
+        </w:rPr>
+        <w:t>grpc</w:t>
+      </w:r>
+      <w:proofErr w:type="spellEnd"/>
+      <w:r>
+        <w:rPr>
+          <w:lang w:val="en-US"/>
+        </w:rPr>
+        <w:t>-enrichment-client</w:t>
+      </w:r>
+    </w:p>
+    <w:p>
+      <w:pPr>
+        <w:pStyle w:val="ab"/>
+        <w:spacing w:line="360" w:lineRule="auto"/>
+      </w:pPr>
+      <w:r>
+        <w:t xml:space="preserve">Из логов видно то, что пользователь был создан, данный </w:t>
+      </w:r>
+      <w:proofErr w:type="spellStart"/>
+      <w:r>
+        <w:t>микросервис</w:t>
+      </w:r>
+      <w:proofErr w:type="spellEnd"/>
+      <w:r>
+        <w:t xml:space="preserve"> отловил это событие и вызвал специальный метод </w:t>
+      </w:r>
+      <w:proofErr w:type="spellStart"/>
+      <w:r>
+        <w:rPr>
+          <w:lang w:val="en-US"/>
+        </w:rPr>
+        <w:t>gRPC</w:t>
+      </w:r>
+      <w:proofErr w:type="spellEnd"/>
+      <w:r>
+        <w:t xml:space="preserve"> для</w:t>
+      </w:r>
+      <w:r>
+        <w:t xml:space="preserve"> аналитики, получил ответ и доставил обогащенное событие в </w:t>
+      </w:r>
+      <w:proofErr w:type="spellStart"/>
+      <w:r>
+        <w:rPr>
+          <w:lang w:val="en-US"/>
+        </w:rPr>
+        <w:t>RabbitMQ</w:t>
+      </w:r>
+      <w:proofErr w:type="spellEnd"/>
+      <w:r>
+        <w:t>.</w:t>
+      </w:r>
+    </w:p>
+    <w:p>
+      <w:pPr>
+        <w:pStyle w:val="ab"/>
+        <w:spacing w:line="360" w:lineRule="auto"/>
+      </w:pPr>
+      <w:r>
+        <w:drawing>
+          <wp:inline distT="0" distB="0" distL="0" distR="0" wp14:anchorId="6FA9F4F9" wp14:editId="15D58B9F">
+            <wp:extent cx="5940425" cy="5292725"/>
+            <wp:effectExtent l="0" t="0" r="3175" b="3175"/>
+            <wp:docPr id="25" name="Рисунок 25"/>
+            <wp:cNvGraphicFramePr>
+              <a:graphicFrameLocks xmlns:a="http://schemas.openxmlformats.org/drawingml/2006/main" noChangeAspect="1"/>
+            </wp:cNvGraphicFramePr>
+            <a:graphic xmlns:a="http://schemas.openxmlformats.org/drawingml/2006/main">
+              <a:graphicData uri="http://schemas.openxmlformats.org/drawingml/2006/picture">
+                <pic:pic xmlns:pic="http://schemas.openxmlformats.org/drawingml/2006/picture">
+                  <pic:nvPicPr>
+                    <pic:cNvPr id="1" name=""/>
+                    <pic:cNvPicPr/>
+                  </pic:nvPicPr>
+                  <pic:blipFill>
+                    <a:blip r:embed="rId27"/>
+                    <a:stretch>
+                      <a:fillRect/>
+                    </a:stretch>
+                  </pic:blipFill>
+                  <pic:spPr>
+                    <a:xfrm>
+                      <a:off x="0" y="0"/>
+                      <a:ext cx="5940425" cy="5292725"/>
+                    </a:xfrm>
+                    <a:prstGeom prst="rect">
+                      <a:avLst/>
+                    </a:prstGeom>
+                  </pic:spPr>
+                </pic:pic>
+              </a:graphicData>
+            </a:graphic>
+          </wp:inline>
+        </w:drawing>
+      </w:r>
+    </w:p>
+    <w:p>
+      <w:pPr>
+        <w:pStyle w:val="ab"/>
+        <w:spacing w:line="360" w:lineRule="auto"/>
+      </w:pPr>
+      <w:r>
+        <w:t xml:space="preserve">Рисунок 19 – Журнал аудита </w:t>
+      </w:r>
+    </w:p>
+    <w:p>
+      <w:pPr>
+        <w:pStyle w:val="ab"/>
+        <w:spacing w:line="360" w:lineRule="auto"/>
+      </w:pPr>
+      <w:r>
+        <w:lastRenderedPageBreak/>
+        <w:t xml:space="preserve">После каждого события в журнал аудита записываются данные о них, а после создания пользователя вызывается </w:t>
+      </w:r>
+      <w:proofErr w:type="gramStart"/>
+      <w:r>
+        <w:t>специальный метод</w:t>
+      </w:r>
+      <w:proofErr w:type="gramEnd"/>
+      <w:r>
+        <w:t xml:space="preserve"> и пользователь обогащается аналитикой.</w:t>
+      </w:r>
+    </w:p>
+    <w:p>
+      <w:pPr>
+        <w:pStyle w:val="ab"/>
+        <w:spacing w:line="360" w:lineRule="auto"/>
+      </w:pPr>
+    </w:p>
+    <w:p>
+      <w:pPr>
+        <w:pStyle w:val="ab"/>
+        <w:spacing w:line="360" w:lineRule="auto"/>
+      </w:pPr>
+    </w:p>
+    <w:p>
+      <w:pPr>
+        <w:pStyle w:val="ab"/>
+        <w:spacing w:line="360" w:lineRule="auto"/>
+      </w:pPr>
+    </w:p>
+    <w:p>
+      <w:pPr>
+        <w:pStyle w:val="ab"/>
+        <w:spacing w:line="360" w:lineRule="auto"/>
+      </w:pPr>
+    </w:p>
+    <w:p>
+      <w:pPr>
+        <w:pStyle w:val="ab"/>
+        <w:spacing w:line="360" w:lineRule="auto"/>
+      </w:pPr>
+    </w:p>
+    <w:p>
+      <w:pPr>
+        <w:pStyle w:val="ab"/>
+        <w:spacing w:line="360" w:lineRule="auto"/>
+      </w:pPr>
+    </w:p>
+    <w:p>
+      <w:pPr>
+        <w:pStyle w:val="ab"/>
+        <w:spacing w:line="360" w:lineRule="auto"/>
+      </w:pPr>
+    </w:p>
+    <w:p>
+      <w:pPr>
+        <w:pStyle w:val="ab"/>
+        <w:spacing w:line="360" w:lineRule="auto"/>
+      </w:pPr>
+    </w:p>
+    <w:p>
+      <w:pPr>
+        <w:pStyle w:val="ab"/>
+        <w:spacing w:line="360" w:lineRule="auto"/>
+      </w:pPr>
+    </w:p>
+    <w:p>
+      <w:pPr>
+        <w:pStyle w:val="ab"/>
+        <w:spacing w:line="360" w:lineRule="auto"/>
+      </w:pPr>
+    </w:p>
+    <w:p>
+      <w:pPr>
+        <w:pStyle w:val="ab"/>
+        <w:spacing w:line="360" w:lineRule="auto"/>
+      </w:pPr>
+    </w:p>
+    <w:p>
+      <w:pPr>
+        <w:pStyle w:val="ab"/>
+        <w:spacing w:line="360" w:lineRule="auto"/>
+      </w:pPr>
+    </w:p>
+    <w:p>
+      <w:pPr>
+        <w:pStyle w:val="ab"/>
+        <w:spacing w:line="360" w:lineRule="auto"/>
+      </w:pPr>
+    </w:p>
+    <w:p>
+      <w:pPr>
+        <w:pStyle w:val="ab"/>
+        <w:spacing w:line="360" w:lineRule="auto"/>
+      </w:pPr>
+    </w:p>
+    <w:p>
+      <w:pPr>
+        <w:pStyle w:val="ab"/>
+        <w:spacing w:line="360" w:lineRule="auto"/>
+      </w:pPr>
+    </w:p>
+    <w:p>
+      <w:pPr>
+        <w:pStyle w:val="ab"/>
+        <w:spacing w:line="360" w:lineRule="auto"/>
+      </w:pPr>
+    </w:p>
+    <w:p>
+      <w:pPr>
+        <w:pStyle w:val="ab"/>
+        <w:spacing w:line="360" w:lineRule="auto"/>
+      </w:pPr>
+    </w:p>
+    <w:p>
+      <w:pPr>
+        <w:pStyle w:val="ab"/>
+        <w:spacing w:line="360" w:lineRule="auto"/>
+      </w:pPr>
+    </w:p>
+    <w:p>
+      <w:pPr>
+        <w:pStyle w:val="ab"/>
+        <w:spacing w:line="360" w:lineRule="auto"/>
+      </w:pPr>
+    </w:p>
+    <w:p>
+      <w:pPr>
+        <w:pStyle w:val="ab"/>
+        <w:spacing w:line="360" w:lineRule="auto"/>
+      </w:pPr>
+    </w:p>
+    <w:p>
+      <w:pPr>
+        <w:pStyle w:val="ab"/>
+        <w:spacing w:line="360" w:lineRule="auto"/>
+      </w:pPr>
+    </w:p>
+    <w:p>
+      <w:pPr>
+        <w:pStyle w:val="ab"/>
+        <w:spacing w:line="360" w:lineRule="auto"/>
+      </w:pPr>
+    </w:p>
+    <w:p>
+      <w:pPr>
+        <w:pStyle w:val="ab"/>
+        <w:spacing w:line="360" w:lineRule="auto"/>
+      </w:pPr>
+    </w:p>
+    <w:p>
+      <w:pPr>
+        <w:pStyle w:val="ab"/>
+        <w:spacing w:line="360" w:lineRule="auto"/>
+      </w:pPr>
+    </w:p>
+    <w:p>
+      <w:pPr>
+        <w:pStyle w:val="ab"/>
+        <w:spacing w:line="360" w:lineRule="auto"/>
+      </w:pPr>
+    </w:p>
+    <w:p>
+      <w:pPr>
+        <w:pStyle w:val="ab"/>
+        <w:spacing w:line="360" w:lineRule="auto"/>
+        <w:ind w:firstLine="0"/>
       </w:pPr>
     </w:p>
     <w:p>
@@ -12516,7 +13826,7 @@
           <w:rFonts w:cs="Times New Roman"/>
         </w:rPr>
       </w:pPr>
-      <w:bookmarkStart w:id="20" w:name="_Toc232368873"/>
+      <w:bookmarkStart w:id="20" w:name="_Toc232455674"/>
       <w:r>
         <w:rPr>
           <w:rFonts w:cs="Times New Roman"/>
@@ -12589,10 +13899,7 @@
       </w:r>
       <w:proofErr w:type="spellEnd"/>
       <w:r>
-        <w:t>). Проведён анализ преимуществ и недостатков синхронной и асинхронной коммуникации, а также обоснован выбор тех</w:t>
-      </w:r>
-      <w:r>
-        <w:t>нологий для реализации системы.</w:t>
+        <w:t>). Проведён анализ преимуществ и недостатков синхронной и асинхронной коммуникации, а также обоснован выбор технологий для реализации системы.</w:t>
       </w:r>
     </w:p>
     <w:p>
@@ -12625,10 +13932,7 @@
       </w:r>
       <w:proofErr w:type="spellEnd"/>
       <w:r>
-        <w:t xml:space="preserve">. Такой подход позволяет отделить спецификацию API от реализации и обеспечивает строгую </w:t>
-      </w:r>
-      <w:r>
-        <w:t>типизацию на уровне компиляции.</w:t>
+        <w:t>. Такой подход позволяет отделить спецификацию API от реализации и обеспечивает строгую типизацию на уровне компиляции.</w:t>
       </w:r>
     </w:p>
     <w:p>
@@ -12645,10 +13949,7 @@
       </w:r>
       <w:proofErr w:type="spellEnd"/>
       <w:r>
-        <w:t xml:space="preserve"> предоставляет полноценный REST API для CRUD-операций с пользователями и абонементами. HATEOAS-ссылки позволяют клиенту динамически определять доступные д</w:t>
-      </w:r>
-      <w:r>
-        <w:t>ействия, не зашивая URL в коде.</w:t>
+        <w:t xml:space="preserve"> предоставляет полноценный REST API для CRUD-операций с пользователями и абонементами. HATEOAS-ссылки позволяют клиенту динамически определять доступные действия, не зашивая URL в коде.</w:t>
       </w:r>
     </w:p>
     <w:p>
@@ -12808,10 +14109,7 @@
       </w:r>
       <w:proofErr w:type="spellEnd"/>
       <w:r>
-        <w:t xml:space="preserve"> обеспечивает сохранность с</w:t>
-      </w:r>
-      <w:r>
-        <w:t>ообщений при ошибках обработки.</w:t>
+        <w:t xml:space="preserve"> обеспечивает сохранность сообщений при ошибках обработки.</w:t>
       </w:r>
     </w:p>
     <w:p>
@@ -12923,10 +14221,7 @@
       </w:r>
       <w:proofErr w:type="spellEnd"/>
       <w:r>
-        <w:t>-сервер и публикует обо</w:t>
-      </w:r>
-      <w:r>
-        <w:t xml:space="preserve">гащённое событие </w:t>
+        <w:t xml:space="preserve">-сервер и публикует обогащённое событие </w:t>
       </w:r>
       <w:proofErr w:type="spellStart"/>
       <w:r>
@@ -13008,7 +14303,7 @@
         </w:rPr>
       </w:pPr>
       <w:bookmarkStart w:id="21" w:name="_Toc231145426"/>
-      <w:bookmarkStart w:id="22" w:name="_Toc232368874"/>
+      <w:bookmarkStart w:id="22" w:name="_Toc232455675"/>
       <w:r>
         <w:rPr>
           <w:rFonts w:cs="Times New Roman"/>
@@ -13071,7 +14366,7 @@
         </w:rPr>
         <w:t xml:space="preserve">: </w:t>
       </w:r>
-      <w:hyperlink r:id="rId15" w:history="1">
+      <w:hyperlink r:id="rId28" w:history="1">
         <w:r>
           <w:rPr>
             <w:rStyle w:val="a9"/>
@@ -13111,7 +14406,7 @@
         </w:rPr>
         <w:t xml:space="preserve">: </w:t>
       </w:r>
-      <w:hyperlink r:id="rId16" w:history="1">
+      <w:hyperlink r:id="rId29" w:history="1">
         <w:r>
           <w:rPr>
             <w:rStyle w:val="a9"/>
@@ -13427,7 +14722,7 @@
           <w:rFonts w:cs="Times New Roman"/>
         </w:rPr>
       </w:pPr>
-      <w:bookmarkStart w:id="23" w:name="_Toc232368875"/>
+      <w:bookmarkStart w:id="23" w:name="_Toc232455676"/>
       <w:r>
         <w:rPr>
           <w:rFonts w:cs="Times New Roman"/>
@@ -13535,7 +14830,7 @@
         </w:rPr>
         <w:t xml:space="preserve">URL: </w:t>
       </w:r>
-      <w:hyperlink r:id="rId17" w:history="1">
+      <w:hyperlink r:id="rId30" w:history="1">
         <w:r>
           <w:rPr>
             <w:rStyle w:val="a9"/>
@@ -13545,7 +14840,6 @@
         </w:r>
       </w:hyperlink>
     </w:p>
-    <w:bookmarkEnd w:id="0"/>
     <w:p>
       <w:pPr>
         <w:rPr>
@@ -13555,7 +14849,7 @@
       </w:pPr>
     </w:p>
     <w:sectPr>
-      <w:footerReference w:type="default" r:id="rId18"/>
+      <w:footerReference w:type="default" r:id="rId31"/>
       <w:pgSz w:w="11906" w:h="16838"/>
       <w:pgMar w:top="1134" w:right="850" w:bottom="1134" w:left="1701" w:header="708" w:footer="708" w:gutter="0"/>
       <w:cols w:space="708"/>
@@ -13620,7 +14914,7 @@
           <w:rPr>
             <w:noProof/>
           </w:rPr>
-          <w:t>21</w:t>
+          <w:t>24</w:t>
         </w:r>
         <w:r>
           <w:fldChar w:fldCharType="end"/>
@@ -17235,6 +18529,119 @@
     </w:lvl>
   </w:abstractNum>
   <w:abstractNum w:abstractNumId="32" w15:restartNumberingAfterBreak="0">
+    <w:nsid w:val="4B5119C4"/>
+    <w:multiLevelType w:val="hybridMultilevel"/>
+    <w:tmpl w:val="41C8FE7A"/>
+    <w:lvl w:ilvl="0" w:tplc="04190001">
+      <w:start w:val="1"/>
+      <w:numFmt w:val="bullet"/>
+      <w:lvlText w:val=""/>
+      <w:lvlJc w:val="left"/>
+      <w:pPr>
+        <w:ind w:left="1429" w:hanging="360"/>
+      </w:pPr>
+      <w:rPr>
+        <w:rFonts w:ascii="Symbol" w:hAnsi="Symbol" w:hint="default"/>
+      </w:rPr>
+    </w:lvl>
+    <w:lvl w:ilvl="1" w:tplc="04190003" w:tentative="1">
+      <w:start w:val="1"/>
+      <w:numFmt w:val="bullet"/>
+      <w:lvlText w:val="o"/>
+      <w:lvlJc w:val="left"/>
+      <w:pPr>
+        <w:ind w:left="2149" w:hanging="360"/>
+      </w:pPr>
+      <w:rPr>
+        <w:rFonts w:ascii="Courier New" w:hAnsi="Courier New" w:cs="Courier New" w:hint="default"/>
+      </w:rPr>
+    </w:lvl>
+    <w:lvl w:ilvl="2" w:tplc="04190005" w:tentative="1">
+      <w:start w:val="1"/>
+      <w:numFmt w:val="bullet"/>
+      <w:lvlText w:val=""/>
+      <w:lvlJc w:val="left"/>
+      <w:pPr>
+        <w:ind w:left="2869" w:hanging="360"/>
+      </w:pPr>
+      <w:rPr>
+        <w:rFonts w:ascii="Wingdings" w:hAnsi="Wingdings" w:hint="default"/>
+      </w:rPr>
+    </w:lvl>
+    <w:lvl w:ilvl="3" w:tplc="04190001" w:tentative="1">
+      <w:start w:val="1"/>
+      <w:numFmt w:val="bullet"/>
+      <w:lvlText w:val=""/>
+      <w:lvlJc w:val="left"/>
+      <w:pPr>
+        <w:ind w:left="3589" w:hanging="360"/>
+      </w:pPr>
+      <w:rPr>
+        <w:rFonts w:ascii="Symbol" w:hAnsi="Symbol" w:hint="default"/>
+      </w:rPr>
+    </w:lvl>
+    <w:lvl w:ilvl="4" w:tplc="04190003" w:tentative="1">
+      <w:start w:val="1"/>
+      <w:numFmt w:val="bullet"/>
+      <w:lvlText w:val="o"/>
+      <w:lvlJc w:val="left"/>
+      <w:pPr>
+        <w:ind w:left="4309" w:hanging="360"/>
+      </w:pPr>
+      <w:rPr>
+        <w:rFonts w:ascii="Courier New" w:hAnsi="Courier New" w:cs="Courier New" w:hint="default"/>
+      </w:rPr>
+    </w:lvl>
+    <w:lvl w:ilvl="5" w:tplc="04190005" w:tentative="1">
+      <w:start w:val="1"/>
+      <w:numFmt w:val="bullet"/>
+      <w:lvlText w:val=""/>
+      <w:lvlJc w:val="left"/>
+      <w:pPr>
+        <w:ind w:left="5029" w:hanging="360"/>
+      </w:pPr>
+      <w:rPr>
+        <w:rFonts w:ascii="Wingdings" w:hAnsi="Wingdings" w:hint="default"/>
+      </w:rPr>
+    </w:lvl>
+    <w:lvl w:ilvl="6" w:tplc="04190001" w:tentative="1">
+      <w:start w:val="1"/>
+      <w:numFmt w:val="bullet"/>
+      <w:lvlText w:val=""/>
+      <w:lvlJc w:val="left"/>
+      <w:pPr>
+        <w:ind w:left="5749" w:hanging="360"/>
+      </w:pPr>
+      <w:rPr>
+        <w:rFonts w:ascii="Symbol" w:hAnsi="Symbol" w:hint="default"/>
+      </w:rPr>
+    </w:lvl>
+    <w:lvl w:ilvl="7" w:tplc="04190003" w:tentative="1">
+      <w:start w:val="1"/>
+      <w:numFmt w:val="bullet"/>
+      <w:lvlText w:val="o"/>
+      <w:lvlJc w:val="left"/>
+      <w:pPr>
+        <w:ind w:left="6469" w:hanging="360"/>
+      </w:pPr>
+      <w:rPr>
+        <w:rFonts w:ascii="Courier New" w:hAnsi="Courier New" w:cs="Courier New" w:hint="default"/>
+      </w:rPr>
+    </w:lvl>
+    <w:lvl w:ilvl="8" w:tplc="04190005" w:tentative="1">
+      <w:start w:val="1"/>
+      <w:numFmt w:val="bullet"/>
+      <w:lvlText w:val=""/>
+      <w:lvlJc w:val="left"/>
+      <w:pPr>
+        <w:ind w:left="7189" w:hanging="360"/>
+      </w:pPr>
+      <w:rPr>
+        <w:rFonts w:ascii="Wingdings" w:hAnsi="Wingdings" w:hint="default"/>
+      </w:rPr>
+    </w:lvl>
+  </w:abstractNum>
+  <w:abstractNum w:abstractNumId="33" w15:restartNumberingAfterBreak="0">
     <w:nsid w:val="4B6A6528"/>
     <w:multiLevelType w:val="hybridMultilevel"/>
     <w:tmpl w:val="0C521858"/>
@@ -17347,7 +18754,7 @@
       </w:rPr>
     </w:lvl>
   </w:abstractNum>
-  <w:abstractNum w:abstractNumId="33" w15:restartNumberingAfterBreak="0">
+  <w:abstractNum w:abstractNumId="34" w15:restartNumberingAfterBreak="0">
     <w:nsid w:val="4BCD452E"/>
     <w:multiLevelType w:val="hybridMultilevel"/>
     <w:tmpl w:val="0958DC8C"/>
@@ -17460,7 +18867,7 @@
       </w:rPr>
     </w:lvl>
   </w:abstractNum>
-  <w:abstractNum w:abstractNumId="34" w15:restartNumberingAfterBreak="0">
+  <w:abstractNum w:abstractNumId="35" w15:restartNumberingAfterBreak="0">
     <w:nsid w:val="4D8228A9"/>
     <w:multiLevelType w:val="hybridMultilevel"/>
     <w:tmpl w:val="5A98EB0E"/>
@@ -17573,7 +18980,7 @@
       </w:rPr>
     </w:lvl>
   </w:abstractNum>
-  <w:abstractNum w:abstractNumId="35" w15:restartNumberingAfterBreak="0">
+  <w:abstractNum w:abstractNumId="36" w15:restartNumberingAfterBreak="0">
     <w:nsid w:val="4FC32739"/>
     <w:multiLevelType w:val="hybridMultilevel"/>
     <w:tmpl w:val="B4D4D4DA"/>
@@ -17686,7 +19093,7 @@
       </w:rPr>
     </w:lvl>
   </w:abstractNum>
-  <w:abstractNum w:abstractNumId="36" w15:restartNumberingAfterBreak="0">
+  <w:abstractNum w:abstractNumId="37" w15:restartNumberingAfterBreak="0">
     <w:nsid w:val="505F2489"/>
     <w:multiLevelType w:val="hybridMultilevel"/>
     <w:tmpl w:val="1A686D62"/>
@@ -17799,7 +19206,7 @@
       </w:rPr>
     </w:lvl>
   </w:abstractNum>
-  <w:abstractNum w:abstractNumId="37" w15:restartNumberingAfterBreak="0">
+  <w:abstractNum w:abstractNumId="38" w15:restartNumberingAfterBreak="0">
     <w:nsid w:val="594614C4"/>
     <w:multiLevelType w:val="hybridMultilevel"/>
     <w:tmpl w:val="5C267EE2"/>
@@ -17912,7 +19319,7 @@
       </w:rPr>
     </w:lvl>
   </w:abstractNum>
-  <w:abstractNum w:abstractNumId="38" w15:restartNumberingAfterBreak="0">
+  <w:abstractNum w:abstractNumId="39" w15:restartNumberingAfterBreak="0">
     <w:nsid w:val="5C700265"/>
     <w:multiLevelType w:val="hybridMultilevel"/>
     <w:tmpl w:val="55F296DA"/>
@@ -18025,7 +19432,7 @@
       </w:rPr>
     </w:lvl>
   </w:abstractNum>
-  <w:abstractNum w:abstractNumId="39" w15:restartNumberingAfterBreak="0">
+  <w:abstractNum w:abstractNumId="40" w15:restartNumberingAfterBreak="0">
     <w:nsid w:val="62633DAE"/>
     <w:multiLevelType w:val="hybridMultilevel"/>
     <w:tmpl w:val="50C2A284"/>
@@ -18138,7 +19545,7 @@
       </w:rPr>
     </w:lvl>
   </w:abstractNum>
-  <w:abstractNum w:abstractNumId="40" w15:restartNumberingAfterBreak="0">
+  <w:abstractNum w:abstractNumId="41" w15:restartNumberingAfterBreak="0">
     <w:nsid w:val="64A7367C"/>
     <w:multiLevelType w:val="hybridMultilevel"/>
     <w:tmpl w:val="0248C8C0"/>
@@ -18251,7 +19658,7 @@
       </w:rPr>
     </w:lvl>
   </w:abstractNum>
-  <w:abstractNum w:abstractNumId="41" w15:restartNumberingAfterBreak="0">
+  <w:abstractNum w:abstractNumId="42" w15:restartNumberingAfterBreak="0">
     <w:nsid w:val="656F14A4"/>
     <w:multiLevelType w:val="hybridMultilevel"/>
     <w:tmpl w:val="C590DB26"/>
@@ -18364,7 +19771,7 @@
       </w:rPr>
     </w:lvl>
   </w:abstractNum>
-  <w:abstractNum w:abstractNumId="42" w15:restartNumberingAfterBreak="0">
+  <w:abstractNum w:abstractNumId="43" w15:restartNumberingAfterBreak="0">
     <w:nsid w:val="6BFF5B52"/>
     <w:multiLevelType w:val="hybridMultilevel"/>
     <w:tmpl w:val="BBE6E0FE"/>
@@ -18477,7 +19884,7 @@
       </w:rPr>
     </w:lvl>
   </w:abstractNum>
-  <w:abstractNum w:abstractNumId="43" w15:restartNumberingAfterBreak="0">
+  <w:abstractNum w:abstractNumId="44" w15:restartNumberingAfterBreak="0">
     <w:nsid w:val="6F0A158D"/>
     <w:multiLevelType w:val="hybridMultilevel"/>
     <w:tmpl w:val="0E0AE36C"/>
@@ -18590,7 +19997,7 @@
       </w:rPr>
     </w:lvl>
   </w:abstractNum>
-  <w:abstractNum w:abstractNumId="44" w15:restartNumberingAfterBreak="0">
+  <w:abstractNum w:abstractNumId="45" w15:restartNumberingAfterBreak="0">
     <w:nsid w:val="75230007"/>
     <w:multiLevelType w:val="hybridMultilevel"/>
     <w:tmpl w:val="70FC14C0"/>
@@ -18676,7 +20083,7 @@
       </w:pPr>
     </w:lvl>
   </w:abstractNum>
-  <w:abstractNum w:abstractNumId="45" w15:restartNumberingAfterBreak="0">
+  <w:abstractNum w:abstractNumId="46" w15:restartNumberingAfterBreak="0">
     <w:nsid w:val="79563371"/>
     <w:multiLevelType w:val="hybridMultilevel"/>
     <w:tmpl w:val="7EF03E9E"/>
@@ -18793,28 +20200,28 @@
     <w:abstractNumId w:val="7"/>
   </w:num>
   <w:num w:numId="2">
-    <w:abstractNumId w:val="38"/>
+    <w:abstractNumId w:val="39"/>
   </w:num>
   <w:num w:numId="3">
     <w:abstractNumId w:val="1"/>
   </w:num>
   <w:num w:numId="4">
-    <w:abstractNumId w:val="43"/>
+    <w:abstractNumId w:val="44"/>
   </w:num>
   <w:num w:numId="5">
-    <w:abstractNumId w:val="37"/>
+    <w:abstractNumId w:val="38"/>
   </w:num>
   <w:num w:numId="6">
-    <w:abstractNumId w:val="39"/>
+    <w:abstractNumId w:val="40"/>
   </w:num>
   <w:num w:numId="7">
-    <w:abstractNumId w:val="42"/>
+    <w:abstractNumId w:val="43"/>
   </w:num>
   <w:num w:numId="8">
     <w:abstractNumId w:val="10"/>
   </w:num>
   <w:num w:numId="9">
-    <w:abstractNumId w:val="41"/>
+    <w:abstractNumId w:val="42"/>
   </w:num>
   <w:num w:numId="10">
     <w:abstractNumId w:val="5"/>
@@ -18823,10 +20230,10 @@
     <w:abstractNumId w:val="24"/>
   </w:num>
   <w:num w:numId="12">
-    <w:abstractNumId w:val="33"/>
+    <w:abstractNumId w:val="34"/>
   </w:num>
   <w:num w:numId="13">
-    <w:abstractNumId w:val="36"/>
+    <w:abstractNumId w:val="37"/>
   </w:num>
   <w:num w:numId="14">
     <w:abstractNumId w:val="20"/>
@@ -18874,7 +20281,7 @@
     <w:abstractNumId w:val="13"/>
   </w:num>
   <w:num w:numId="29">
-    <w:abstractNumId w:val="44"/>
+    <w:abstractNumId w:val="45"/>
   </w:num>
   <w:num w:numId="30">
     <w:abstractNumId w:val="25"/>
@@ -18889,7 +20296,7 @@
     <w:abstractNumId w:val="4"/>
   </w:num>
   <w:num w:numId="34">
-    <w:abstractNumId w:val="35"/>
+    <w:abstractNumId w:val="36"/>
   </w:num>
   <w:num w:numId="35">
     <w:abstractNumId w:val="31"/>
@@ -18910,22 +20317,25 @@
     <w:abstractNumId w:val="26"/>
   </w:num>
   <w:num w:numId="41">
-    <w:abstractNumId w:val="32"/>
+    <w:abstractNumId w:val="33"/>
   </w:num>
   <w:num w:numId="42">
     <w:abstractNumId w:val="8"/>
   </w:num>
   <w:num w:numId="43">
-    <w:abstractNumId w:val="34"/>
+    <w:abstractNumId w:val="35"/>
   </w:num>
   <w:num w:numId="44">
-    <w:abstractNumId w:val="40"/>
+    <w:abstractNumId w:val="41"/>
   </w:num>
   <w:num w:numId="45">
     <w:abstractNumId w:val="2"/>
   </w:num>
   <w:num w:numId="46">
-    <w:abstractNumId w:val="45"/>
+    <w:abstractNumId w:val="46"/>
+  </w:num>
+  <w:num w:numId="47">
+    <w:abstractNumId w:val="32"/>
   </w:num>
   <w:numIdMacAtCleanup w:val="16"/>
 </w:numbering>
@@ -19430,6 +20840,7 @@
   <w:style w:type="character" w:default="1" w:styleId="a0">
     <w:name w:val="Default Paragraph Font"/>
     <w:uiPriority w:val="1"/>
+    <w:semiHidden/>
     <w:unhideWhenUsed/>
   </w:style>
   <w:style w:type="table" w:default="1" w:styleId="a1">
@@ -20072,7 +21483,7 @@
 </file>
 
 <file path=customXml/itemProps1.xml><?xml version="1.0" encoding="utf-8"?>
-<ds:datastoreItem xmlns:ds="http://schemas.openxmlformats.org/officeDocument/2006/customXml" ds:itemID="{5E19C1DD-B427-41A8-A024-4252947726A6}">
+<ds:datastoreItem xmlns:ds="http://schemas.openxmlformats.org/officeDocument/2006/customXml" ds:itemID="{555BB45C-80EA-4A54-A5C6-0501D5179D27}">
   <ds:schemaRefs>
     <ds:schemaRef ds:uri="http://schemas.openxmlformats.org/officeDocument/2006/bibliography"/>
   </ds:schemaRefs>

--- a/Курсовая по сопу.docx
+++ b/Курсовая по сопу.docx
@@ -218,7 +218,18 @@
           <w:szCs w:val="28"/>
         </w:rPr>
         <w:br/>
-        <w:t>Специальность 09.03.02 Технологии искусственного интеллекта на транспортных системах</w:t>
+        <w:t xml:space="preserve">Специальность 09.03.02 Технологии искусственного интеллекта на </w:t>
+      </w:r>
+      <w:bookmarkStart w:id="0" w:name="_GoBack"/>
+      <w:bookmarkEnd w:id="0"/>
+      <w:r>
+        <w:rPr>
+          <w:rFonts w:cs="Times New Roman"/>
+          <w:b/>
+          <w:bCs/>
+          <w:szCs w:val="28"/>
+        </w:rPr>
+        <w:t>транспортных системах</w:t>
       </w:r>
     </w:p>
     <w:p>
@@ -620,7 +631,7 @@
             </w:rPr>
             <w:fldChar w:fldCharType="separate"/>
           </w:r>
-          <w:hyperlink w:anchor="_Toc232455657" w:history="1">
+          <w:hyperlink w:anchor="_Toc232630549" w:history="1">
             <w:r>
               <w:rPr>
                 <w:rStyle w:val="a9"/>
@@ -648,7 +659,7 @@
                 <w:noProof/>
                 <w:webHidden/>
               </w:rPr>
-              <w:instrText xml:space="preserve"> PAGEREF _Toc232455657 \h </w:instrText>
+              <w:instrText xml:space="preserve"> PAGEREF _Toc232630549 \h </w:instrText>
             </w:r>
             <w:r>
               <w:rPr>
@@ -695,7 +706,7 @@
               <w14:ligatures w14:val="none"/>
             </w:rPr>
           </w:pPr>
-          <w:hyperlink w:anchor="_Toc232455658" w:history="1">
+          <w:hyperlink w:anchor="_Toc232630550" w:history="1">
             <w:r>
               <w:rPr>
                 <w:rStyle w:val="a9"/>
@@ -723,7 +734,7 @@
                 <w:noProof/>
                 <w:webHidden/>
               </w:rPr>
-              <w:instrText xml:space="preserve"> PAGEREF _Toc232455658 \h </w:instrText>
+              <w:instrText xml:space="preserve"> PAGEREF _Toc232630550 \h </w:instrText>
             </w:r>
             <w:r>
               <w:rPr>
@@ -770,7 +781,7 @@
               <w14:ligatures w14:val="none"/>
             </w:rPr>
           </w:pPr>
-          <w:hyperlink w:anchor="_Toc232455659" w:history="1">
+          <w:hyperlink w:anchor="_Toc232630551" w:history="1">
             <w:r>
               <w:rPr>
                 <w:rStyle w:val="a9"/>
@@ -798,7 +809,7 @@
                 <w:noProof/>
                 <w:webHidden/>
               </w:rPr>
-              <w:instrText xml:space="preserve"> PAGEREF _Toc232455659 \h </w:instrText>
+              <w:instrText xml:space="preserve"> PAGEREF _Toc232630551 \h </w:instrText>
             </w:r>
             <w:r>
               <w:rPr>
@@ -845,7 +856,7 @@
               <w14:ligatures w14:val="none"/>
             </w:rPr>
           </w:pPr>
-          <w:hyperlink w:anchor="_Toc232455660" w:history="1">
+          <w:hyperlink w:anchor="_Toc232630552" w:history="1">
             <w:r>
               <w:rPr>
                 <w:rStyle w:val="a9"/>
@@ -891,7 +902,7 @@
                 <w:noProof/>
                 <w:webHidden/>
               </w:rPr>
-              <w:instrText xml:space="preserve"> PAGEREF _Toc232455660 \h </w:instrText>
+              <w:instrText xml:space="preserve"> PAGEREF _Toc232630552 \h </w:instrText>
             </w:r>
             <w:r>
               <w:rPr>
@@ -938,7 +949,7 @@
               <w14:ligatures w14:val="none"/>
             </w:rPr>
           </w:pPr>
-          <w:hyperlink w:anchor="_Toc232455661" w:history="1">
+          <w:hyperlink w:anchor="_Toc232630553" w:history="1">
             <w:r>
               <w:rPr>
                 <w:rStyle w:val="a9"/>
@@ -967,7 +978,7 @@
                 <w:noProof/>
                 <w:webHidden/>
               </w:rPr>
-              <w:instrText xml:space="preserve"> PAGEREF _Toc232455661 \h </w:instrText>
+              <w:instrText xml:space="preserve"> PAGEREF _Toc232630553 \h </w:instrText>
             </w:r>
             <w:r>
               <w:rPr>
@@ -1014,7 +1025,7 @@
               <w14:ligatures w14:val="none"/>
             </w:rPr>
           </w:pPr>
-          <w:hyperlink w:anchor="_Toc232455662" w:history="1">
+          <w:hyperlink w:anchor="_Toc232630554" w:history="1">
             <w:r>
               <w:rPr>
                 <w:rStyle w:val="a9"/>
@@ -1043,7 +1054,7 @@
                 <w:noProof/>
                 <w:webHidden/>
               </w:rPr>
-              <w:instrText xml:space="preserve"> PAGEREF _Toc232455662 \h </w:instrText>
+              <w:instrText xml:space="preserve"> PAGEREF _Toc232630554 \h </w:instrText>
             </w:r>
             <w:r>
               <w:rPr>
@@ -1090,7 +1101,7 @@
               <w14:ligatures w14:val="none"/>
             </w:rPr>
           </w:pPr>
-          <w:hyperlink w:anchor="_Toc232455663" w:history="1">
+          <w:hyperlink w:anchor="_Toc232630555" w:history="1">
             <w:r>
               <w:rPr>
                 <w:rStyle w:val="a9"/>
@@ -1119,7 +1130,7 @@
                 <w:noProof/>
                 <w:webHidden/>
               </w:rPr>
-              <w:instrText xml:space="preserve"> PAGEREF _Toc232455663 \h </w:instrText>
+              <w:instrText xml:space="preserve"> PAGEREF _Toc232630555 \h </w:instrText>
             </w:r>
             <w:r>
               <w:rPr>
@@ -1166,7 +1177,7 @@
               <w14:ligatures w14:val="none"/>
             </w:rPr>
           </w:pPr>
-          <w:hyperlink w:anchor="_Toc232455664" w:history="1">
+          <w:hyperlink w:anchor="_Toc232630556" w:history="1">
             <w:r>
               <w:rPr>
                 <w:rStyle w:val="a9"/>
@@ -1194,7 +1205,7 @@
                 <w:noProof/>
                 <w:webHidden/>
               </w:rPr>
-              <w:instrText xml:space="preserve"> PAGEREF _Toc232455664 \h </w:instrText>
+              <w:instrText xml:space="preserve"> PAGEREF _Toc232630556 \h </w:instrText>
             </w:r>
             <w:r>
               <w:rPr>
@@ -1214,7 +1225,7 @@
                 <w:noProof/>
                 <w:webHidden/>
               </w:rPr>
-              <w:t>10</w:t>
+              <w:t>11</w:t>
             </w:r>
             <w:r>
               <w:rPr>
@@ -1241,7 +1252,7 @@
               <w14:ligatures w14:val="none"/>
             </w:rPr>
           </w:pPr>
-          <w:hyperlink w:anchor="_Toc232455665" w:history="1">
+          <w:hyperlink w:anchor="_Toc232630557" w:history="1">
             <w:r>
               <w:rPr>
                 <w:rStyle w:val="a9"/>
@@ -1269,7 +1280,7 @@
                 <w:noProof/>
                 <w:webHidden/>
               </w:rPr>
-              <w:instrText xml:space="preserve"> PAGEREF _Toc232455665 \h </w:instrText>
+              <w:instrText xml:space="preserve"> PAGEREF _Toc232630557 \h </w:instrText>
             </w:r>
             <w:r>
               <w:rPr>
@@ -1289,7 +1300,7 @@
                 <w:noProof/>
                 <w:webHidden/>
               </w:rPr>
-              <w:t>10</w:t>
+              <w:t>11</w:t>
             </w:r>
             <w:r>
               <w:rPr>
@@ -1316,7 +1327,7 @@
               <w14:ligatures w14:val="none"/>
             </w:rPr>
           </w:pPr>
-          <w:hyperlink w:anchor="_Toc232455666" w:history="1">
+          <w:hyperlink w:anchor="_Toc232630558" w:history="1">
             <w:r>
               <w:rPr>
                 <w:rStyle w:val="a9"/>
@@ -1374,7 +1385,7 @@
                 <w:noProof/>
                 <w:webHidden/>
               </w:rPr>
-              <w:instrText xml:space="preserve"> PAGEREF _Toc232455666 \h </w:instrText>
+              <w:instrText xml:space="preserve"> PAGEREF _Toc232630558 \h </w:instrText>
             </w:r>
             <w:r>
               <w:rPr>
@@ -1421,7 +1432,7 @@
               <w14:ligatures w14:val="none"/>
             </w:rPr>
           </w:pPr>
-          <w:hyperlink w:anchor="_Toc232455667" w:history="1">
+          <w:hyperlink w:anchor="_Toc232630559" w:history="1">
             <w:r>
               <w:rPr>
                 <w:rStyle w:val="a9"/>
@@ -1449,7 +1460,7 @@
                 <w:noProof/>
                 <w:webHidden/>
               </w:rPr>
-              <w:instrText xml:space="preserve"> PAGEREF _Toc232455667 \h </w:instrText>
+              <w:instrText xml:space="preserve"> PAGEREF _Toc232630559 \h </w:instrText>
             </w:r>
             <w:r>
               <w:rPr>
@@ -1496,7 +1507,7 @@
               <w14:ligatures w14:val="none"/>
             </w:rPr>
           </w:pPr>
-          <w:hyperlink w:anchor="_Toc232455668" w:history="1">
+          <w:hyperlink w:anchor="_Toc232630560" w:history="1">
             <w:r>
               <w:rPr>
                 <w:rStyle w:val="a9"/>
@@ -1518,23 +1529,7 @@
                 <w:noProof/>
                 <w:lang w:val="en-US"/>
               </w:rPr>
-              <w:t>se</w:t>
-            </w:r>
-            <w:r>
-              <w:rPr>
-                <w:rStyle w:val="a9"/>
-                <w:noProof/>
-                <w:lang w:val="en-US"/>
-              </w:rPr>
-              <w:t>r</w:t>
-            </w:r>
-            <w:r>
-              <w:rPr>
-                <w:rStyle w:val="a9"/>
-                <w:noProof/>
-                <w:lang w:val="en-US"/>
-              </w:rPr>
-              <w:t>vice</w:t>
+              <w:t>service</w:t>
             </w:r>
             <w:r>
               <w:rPr>
@@ -1555,7 +1550,7 @@
                 <w:noProof/>
                 <w:webHidden/>
               </w:rPr>
-              <w:instrText xml:space="preserve"> PAGEREF _Toc232455668 \h </w:instrText>
+              <w:instrText xml:space="preserve"> PAGEREF _Toc232630560 \h </w:instrText>
             </w:r>
             <w:r>
               <w:rPr>
@@ -1602,14 +1597,44 @@
               <w14:ligatures w14:val="none"/>
             </w:rPr>
           </w:pPr>
-          <w:hyperlink w:anchor="_Toc232455669" w:history="1">
+          <w:hyperlink w:anchor="_Toc232630561" w:history="1">
             <w:r>
               <w:rPr>
                 <w:rStyle w:val="a9"/>
                 <w:noProof/>
                 <w:lang w:val="en-US"/>
               </w:rPr>
-              <w:t>Abonement-grpc-contract</w:t>
+              <w:t>Abonement</w:t>
+            </w:r>
+            <w:r>
+              <w:rPr>
+                <w:rStyle w:val="a9"/>
+                <w:noProof/>
+              </w:rPr>
+              <w:t>-</w:t>
+            </w:r>
+            <w:r>
+              <w:rPr>
+                <w:rStyle w:val="a9"/>
+                <w:noProof/>
+                <w:lang w:val="en-US"/>
+              </w:rPr>
+              <w:t>grpc</w:t>
+            </w:r>
+            <w:r>
+              <w:rPr>
+                <w:rStyle w:val="a9"/>
+                <w:noProof/>
+              </w:rPr>
+              <w:t>-</w:t>
+            </w:r>
+            <w:r>
+              <w:rPr>
+                <w:rStyle w:val="a9"/>
+                <w:noProof/>
+                <w:lang w:val="en-US"/>
+              </w:rPr>
+              <w:t>contract</w:t>
             </w:r>
             <w:r>
               <w:rPr>
@@ -1630,7 +1655,7 @@
                 <w:noProof/>
                 <w:webHidden/>
               </w:rPr>
-              <w:instrText xml:space="preserve"> PAGEREF _Toc232455669 \h </w:instrText>
+              <w:instrText xml:space="preserve"> PAGEREF _Toc232630561 \h </w:instrText>
             </w:r>
             <w:r>
               <w:rPr>
@@ -1677,7 +1702,7 @@
               <w14:ligatures w14:val="none"/>
             </w:rPr>
           </w:pPr>
-          <w:hyperlink w:anchor="_Toc232455670" w:history="1">
+          <w:hyperlink w:anchor="_Toc232630562" w:history="1">
             <w:r>
               <w:rPr>
                 <w:rStyle w:val="a9"/>
@@ -1735,7 +1760,7 @@
                 <w:noProof/>
                 <w:webHidden/>
               </w:rPr>
-              <w:instrText xml:space="preserve"> PAGEREF _Toc232455670 \h </w:instrText>
+              <w:instrText xml:space="preserve"> PAGEREF _Toc232630562 \h </w:instrText>
             </w:r>
             <w:r>
               <w:rPr>
@@ -1782,7 +1807,7 @@
               <w14:ligatures w14:val="none"/>
             </w:rPr>
           </w:pPr>
-          <w:hyperlink w:anchor="_Toc232455671" w:history="1">
+          <w:hyperlink w:anchor="_Toc232630563" w:history="1">
             <w:r>
               <w:rPr>
                 <w:rStyle w:val="a9"/>
@@ -1810,7 +1835,7 @@
                 <w:noProof/>
                 <w:webHidden/>
               </w:rPr>
-              <w:instrText xml:space="preserve"> PAGEREF _Toc232455671 \h </w:instrText>
+              <w:instrText xml:space="preserve"> PAGEREF _Toc232630563 \h </w:instrText>
             </w:r>
             <w:r>
               <w:rPr>
@@ -1857,13 +1882,14 @@
               <w14:ligatures w14:val="none"/>
             </w:rPr>
           </w:pPr>
-          <w:hyperlink w:anchor="_Toc232455672" w:history="1">
+          <w:hyperlink w:anchor="_Toc232630564" w:history="1">
             <w:r>
               <w:rPr>
                 <w:rStyle w:val="a9"/>
                 <w:noProof/>
-              </w:rPr>
-              <w:t>Общая схема работы</w:t>
+                <w:lang w:val="en-US"/>
+              </w:rPr>
+              <w:t>Notification-service</w:t>
             </w:r>
             <w:r>
               <w:rPr>
@@ -1884,7 +1910,7 @@
                 <w:noProof/>
                 <w:webHidden/>
               </w:rPr>
-              <w:instrText xml:space="preserve"> PAGEREF _Toc232455672 \h </w:instrText>
+              <w:instrText xml:space="preserve"> PAGEREF _Toc232630564 \h </w:instrText>
             </w:r>
             <w:r>
               <w:rPr>
@@ -1905,6 +1931,80 @@
                 <w:webHidden/>
               </w:rPr>
               <w:t>27</w:t>
+            </w:r>
+            <w:r>
+              <w:rPr>
+                <w:noProof/>
+                <w:webHidden/>
+              </w:rPr>
+              <w:fldChar w:fldCharType="end"/>
+            </w:r>
+          </w:hyperlink>
+        </w:p>
+        <w:p>
+          <w:pPr>
+            <w:pStyle w:val="21"/>
+            <w:tabs>
+              <w:tab w:val="right" w:leader="dot" w:pos="9345"/>
+            </w:tabs>
+            <w:rPr>
+              <w:rFonts w:asciiTheme="minorHAnsi" w:eastAsiaTheme="minorEastAsia" w:hAnsiTheme="minorHAnsi"/>
+              <w:noProof/>
+              <w:kern w:val="0"/>
+              <w:sz w:val="22"/>
+              <w:szCs w:val="22"/>
+              <w:lang w:eastAsia="ru-RU"/>
+              <w14:ligatures w14:val="none"/>
+            </w:rPr>
+          </w:pPr>
+          <w:hyperlink w:anchor="_Toc232630565" w:history="1">
+            <w:r>
+              <w:rPr>
+                <w:rStyle w:val="a9"/>
+                <w:noProof/>
+              </w:rPr>
+              <w:t>Общая схема работы</w:t>
+            </w:r>
+            <w:r>
+              <w:rPr>
+                <w:noProof/>
+                <w:webHidden/>
+              </w:rPr>
+              <w:tab/>
+            </w:r>
+            <w:r>
+              <w:rPr>
+                <w:noProof/>
+                <w:webHidden/>
+              </w:rPr>
+              <w:fldChar w:fldCharType="begin"/>
+            </w:r>
+            <w:r>
+              <w:rPr>
+                <w:noProof/>
+                <w:webHidden/>
+              </w:rPr>
+              <w:instrText xml:space="preserve"> PAGEREF _Toc232630565 \h </w:instrText>
+            </w:r>
+            <w:r>
+              <w:rPr>
+                <w:noProof/>
+                <w:webHidden/>
+              </w:rPr>
+            </w:r>
+            <w:r>
+              <w:rPr>
+                <w:noProof/>
+                <w:webHidden/>
+              </w:rPr>
+              <w:fldChar w:fldCharType="separate"/>
+            </w:r>
+            <w:r>
+              <w:rPr>
+                <w:noProof/>
+                <w:webHidden/>
+              </w:rPr>
+              <w:t>28</w:t>
             </w:r>
             <w:r>
               <w:rPr>
@@ -1931,7 +2031,7 @@
               <w14:ligatures w14:val="none"/>
             </w:rPr>
           </w:pPr>
-          <w:hyperlink w:anchor="_Toc232455673" w:history="1">
+          <w:hyperlink w:anchor="_Toc232630566" w:history="1">
             <w:r>
               <w:rPr>
                 <w:rStyle w:val="a9"/>
@@ -1959,7 +2059,7 @@
                 <w:noProof/>
                 <w:webHidden/>
               </w:rPr>
-              <w:instrText xml:space="preserve"> PAGEREF _Toc232455673 \h </w:instrText>
+              <w:instrText xml:space="preserve"> PAGEREF _Toc232630566 \h </w:instrText>
             </w:r>
             <w:r>
               <w:rPr>
@@ -1979,7 +2079,7 @@
                 <w:noProof/>
                 <w:webHidden/>
               </w:rPr>
-              <w:t>29</w:t>
+              <w:t>30</w:t>
             </w:r>
             <w:r>
               <w:rPr>
@@ -2006,7 +2106,7 @@
               <w14:ligatures w14:val="none"/>
             </w:rPr>
           </w:pPr>
-          <w:hyperlink w:anchor="_Toc232455674" w:history="1">
+          <w:hyperlink w:anchor="_Toc232630567" w:history="1">
             <w:r>
               <w:rPr>
                 <w:rStyle w:val="a9"/>
@@ -2034,7 +2134,7 @@
                 <w:noProof/>
                 <w:webHidden/>
               </w:rPr>
-              <w:instrText xml:space="preserve"> PAGEREF _Toc232455674 \h </w:instrText>
+              <w:instrText xml:space="preserve"> PAGEREF _Toc232630567 \h </w:instrText>
             </w:r>
             <w:r>
               <w:rPr>
@@ -2054,7 +2154,7 @@
                 <w:noProof/>
                 <w:webHidden/>
               </w:rPr>
-              <w:t>37</w:t>
+              <w:t>39</w:t>
             </w:r>
             <w:r>
               <w:rPr>
@@ -2081,7 +2181,7 @@
               <w14:ligatures w14:val="none"/>
             </w:rPr>
           </w:pPr>
-          <w:hyperlink w:anchor="_Toc232455675" w:history="1">
+          <w:hyperlink w:anchor="_Toc232630568" w:history="1">
             <w:r>
               <w:rPr>
                 <w:rStyle w:val="a9"/>
@@ -2109,7 +2209,7 @@
                 <w:noProof/>
                 <w:webHidden/>
               </w:rPr>
-              <w:instrText xml:space="preserve"> PAGEREF _Toc232455675 \h </w:instrText>
+              <w:instrText xml:space="preserve"> PAGEREF _Toc232630568 \h </w:instrText>
             </w:r>
             <w:r>
               <w:rPr>
@@ -2129,7 +2229,7 @@
                 <w:noProof/>
                 <w:webHidden/>
               </w:rPr>
-              <w:t>39</w:t>
+              <w:t>40</w:t>
             </w:r>
             <w:r>
               <w:rPr>
@@ -2156,7 +2256,7 @@
               <w14:ligatures w14:val="none"/>
             </w:rPr>
           </w:pPr>
-          <w:hyperlink w:anchor="_Toc232455676" w:history="1">
+          <w:hyperlink w:anchor="_Toc232630569" w:history="1">
             <w:r>
               <w:rPr>
                 <w:rStyle w:val="a9"/>
@@ -2184,7 +2284,7 @@
                 <w:noProof/>
                 <w:webHidden/>
               </w:rPr>
-              <w:instrText xml:space="preserve"> PAGEREF _Toc232455676 \h </w:instrText>
+              <w:instrText xml:space="preserve"> PAGEREF _Toc232630569 \h </w:instrText>
             </w:r>
             <w:r>
               <w:rPr>
@@ -2204,7 +2304,7 @@
                 <w:noProof/>
                 <w:webHidden/>
               </w:rPr>
-              <w:t>40</w:t>
+              <w:t>41</w:t>
             </w:r>
             <w:r>
               <w:rPr>
@@ -2217,6 +2317,7 @@
         </w:p>
         <w:p>
           <w:pPr>
+            <w:ind w:firstLine="0"/>
             <w:rPr>
               <w:rFonts w:cs="Times New Roman"/>
             </w:rPr>
@@ -2226,6 +2327,7 @@
               <w:rFonts w:cs="Times New Roman"/>
               <w:bCs/>
             </w:rPr>
+            <w:lastRenderedPageBreak/>
             <w:fldChar w:fldCharType="end"/>
           </w:r>
         </w:p>
@@ -2233,28 +2335,21 @@
     </w:sdt>
     <w:p>
       <w:pPr>
-        <w:pStyle w:val="ab"/>
-        <w:ind w:firstLine="0"/>
-      </w:pPr>
-    </w:p>
-    <w:p>
-      <w:pPr>
         <w:pStyle w:val="1"/>
         <w:rPr>
           <w:rFonts w:cs="Times New Roman"/>
         </w:rPr>
       </w:pPr>
-      <w:bookmarkStart w:id="0" w:name="_Toc231145384"/>
-      <w:bookmarkStart w:id="1" w:name="_Toc232455657"/>
-      <w:r>
-        <w:rPr>
-          <w:rFonts w:cs="Times New Roman"/>
-        </w:rPr>
-        <w:lastRenderedPageBreak/>
+      <w:bookmarkStart w:id="1" w:name="_Toc231145384"/>
+      <w:bookmarkStart w:id="2" w:name="_Toc232630549"/>
+      <w:r>
+        <w:rPr>
+          <w:rFonts w:cs="Times New Roman"/>
+        </w:rPr>
         <w:t>Введение</w:t>
       </w:r>
-      <w:bookmarkEnd w:id="0"/>
       <w:bookmarkEnd w:id="1"/>
+      <w:bookmarkEnd w:id="2"/>
     </w:p>
     <w:p>
       <w:pPr>
@@ -2798,6 +2893,7 @@
         <w:rPr>
           <w:rFonts w:cs="Times New Roman"/>
         </w:rPr>
+        <w:lastRenderedPageBreak/>
         <w:t xml:space="preserve">Реализовать </w:t>
       </w:r>
       <w:r>
@@ -2876,6 +2972,38 @@
         <w:rPr>
           <w:rFonts w:cs="Times New Roman"/>
         </w:rPr>
+        <w:t xml:space="preserve">Реализовать </w:t>
+      </w:r>
+      <w:r>
+        <w:rPr>
+          <w:rFonts w:cs="Times New Roman"/>
+          <w:lang w:val="en-US"/>
+        </w:rPr>
+        <w:t>WebSocket</w:t>
+      </w:r>
+      <w:r>
+        <w:rPr>
+          <w:rFonts w:cs="Times New Roman"/>
+        </w:rPr>
+        <w:t xml:space="preserve"> для получения уведомлений.</w:t>
+      </w:r>
+    </w:p>
+    <w:p>
+      <w:pPr>
+        <w:pStyle w:val="a7"/>
+        <w:numPr>
+          <w:ilvl w:val="0"/>
+          <w:numId w:val="18"/>
+        </w:numPr>
+        <w:ind w:left="1423" w:hanging="357"/>
+        <w:rPr>
+          <w:rFonts w:cs="Times New Roman"/>
+        </w:rPr>
+      </w:pPr>
+      <w:r>
+        <w:rPr>
+          <w:rFonts w:cs="Times New Roman"/>
+        </w:rPr>
         <w:t>Протестировать работу системы.</w:t>
       </w:r>
     </w:p>
@@ -2890,7 +3018,6 @@
         <w:rPr>
           <w:rFonts w:cs="Times New Roman"/>
         </w:rPr>
-        <w:lastRenderedPageBreak/>
         <w:t>Предметная область:</w:t>
       </w:r>
       <w:r>
@@ -3351,46 +3478,6 @@
     </w:p>
     <w:p>
       <w:pPr>
-        <w:ind w:left="709" w:firstLine="0"/>
-        <w:rPr>
-          <w:rFonts w:cs="Times New Roman"/>
-        </w:rPr>
-      </w:pPr>
-    </w:p>
-    <w:p>
-      <w:pPr>
-        <w:ind w:left="709" w:firstLine="0"/>
-        <w:rPr>
-          <w:rFonts w:cs="Times New Roman"/>
-        </w:rPr>
-      </w:pPr>
-    </w:p>
-    <w:p>
-      <w:pPr>
-        <w:ind w:left="709" w:firstLine="0"/>
-        <w:rPr>
-          <w:rFonts w:cs="Times New Roman"/>
-        </w:rPr>
-      </w:pPr>
-    </w:p>
-    <w:p>
-      <w:pPr>
-        <w:ind w:left="709" w:firstLine="0"/>
-        <w:rPr>
-          <w:rFonts w:cs="Times New Roman"/>
-        </w:rPr>
-      </w:pPr>
-    </w:p>
-    <w:p>
-      <w:pPr>
-        <w:ind w:left="709" w:firstLine="0"/>
-        <w:rPr>
-          <w:rFonts w:cs="Times New Roman"/>
-        </w:rPr>
-      </w:pPr>
-    </w:p>
-    <w:p>
-      <w:pPr>
         <w:ind w:firstLine="0"/>
         <w:rPr>
           <w:rFonts w:cs="Times New Roman"/>
@@ -3399,13 +3486,21 @@
     </w:p>
     <w:p>
       <w:pPr>
+        <w:ind w:firstLine="0"/>
+        <w:rPr>
+          <w:rFonts w:cs="Times New Roman"/>
+        </w:rPr>
+      </w:pPr>
+    </w:p>
+    <w:p>
+      <w:pPr>
         <w:pStyle w:val="1"/>
         <w:rPr>
           <w:rFonts w:cs="Times New Roman"/>
         </w:rPr>
       </w:pPr>
-      <w:bookmarkStart w:id="2" w:name="_Toc231145385"/>
-      <w:bookmarkStart w:id="3" w:name="_Toc232455658"/>
+      <w:bookmarkStart w:id="3" w:name="_Toc231145385"/>
+      <w:bookmarkStart w:id="4" w:name="_Toc232630550"/>
       <w:r>
         <w:rPr>
           <w:rFonts w:cs="Times New Roman"/>
@@ -3413,14 +3508,14 @@
         <w:lastRenderedPageBreak/>
         <w:t xml:space="preserve">Глава 1. </w:t>
       </w:r>
-      <w:bookmarkEnd w:id="2"/>
+      <w:bookmarkEnd w:id="3"/>
       <w:r>
         <w:rPr>
           <w:rFonts w:cs="Times New Roman"/>
         </w:rPr>
         <w:t>Распределенная система</w:t>
       </w:r>
-      <w:bookmarkEnd w:id="3"/>
+      <w:bookmarkEnd w:id="4"/>
     </w:p>
     <w:p>
       <w:pPr>
@@ -3429,14 +3524,14 @@
           <w:rFonts w:cs="Times New Roman"/>
         </w:rPr>
       </w:pPr>
-      <w:bookmarkStart w:id="4" w:name="_Toc232455659"/>
+      <w:bookmarkStart w:id="5" w:name="_Toc232630551"/>
       <w:r>
         <w:rPr>
           <w:rFonts w:cs="Times New Roman"/>
         </w:rPr>
         <w:t>Общее назначение</w:t>
       </w:r>
-      <w:bookmarkEnd w:id="4"/>
+      <w:bookmarkEnd w:id="5"/>
     </w:p>
     <w:p>
       <w:pPr>
@@ -3903,7 +3998,7 @@
           <w:rFonts w:cs="Times New Roman"/>
         </w:rPr>
       </w:pPr>
-      <w:bookmarkStart w:id="5" w:name="_Toc232455660"/>
+      <w:bookmarkStart w:id="6" w:name="_Toc232630552"/>
       <w:r>
         <w:rPr>
           <w:rFonts w:cs="Times New Roman"/>
@@ -3924,7 +4019,7 @@
         </w:rPr>
         <w:t>API</w:t>
       </w:r>
-      <w:bookmarkEnd w:id="5"/>
+      <w:bookmarkEnd w:id="6"/>
     </w:p>
     <w:p>
       <w:pPr>
@@ -3943,14 +4038,12 @@
       <w:r>
         <w:t xml:space="preserve">контракт – это соглашение между производителем и потребителем о том, как именно общаются: какие </w:t>
       </w:r>
-      <w:proofErr w:type="spellStart"/>
       <w:r>
         <w:rPr>
           <w:lang w:val="en-US"/>
         </w:rPr>
         <w:t>url</w:t>
       </w:r>
-      <w:proofErr w:type="spellEnd"/>
       <w:r>
         <w:t xml:space="preserve"> </w:t>
       </w:r>
@@ -4008,14 +4101,12 @@
       <w:r>
         <w:t xml:space="preserve">стко запрашивают </w:t>
       </w:r>
-      <w:proofErr w:type="spellStart"/>
       <w:r>
         <w:rPr>
           <w:lang w:val="en-US"/>
         </w:rPr>
         <w:t>url</w:t>
       </w:r>
-      <w:proofErr w:type="spellEnd"/>
       <w:r>
         <w:t xml:space="preserve">, </w:t>
       </w:r>
@@ -4061,14 +4152,12 @@
       <w:r>
         <w:t xml:space="preserve">другой же отвечает за реализацию </w:t>
       </w:r>
-      <w:proofErr w:type="spellStart"/>
       <w:r>
         <w:rPr>
           <w:lang w:val="en-US"/>
         </w:rPr>
         <w:t>api</w:t>
       </w:r>
-      <w:proofErr w:type="spellEnd"/>
       <w:r>
         <w:t xml:space="preserve"> </w:t>
       </w:r>
@@ -4095,8 +4184,7 @@
           <w:rFonts w:cs="Times New Roman"/>
         </w:rPr>
       </w:pPr>
-      <w:bookmarkStart w:id="6" w:name="_Toc232455661"/>
-      <w:proofErr w:type="spellStart"/>
+      <w:bookmarkStart w:id="7" w:name="_Toc232630553"/>
       <w:r>
         <w:rPr>
           <w:rFonts w:cs="Times New Roman"/>
@@ -4104,8 +4192,7 @@
         </w:rPr>
         <w:t>GraphQL</w:t>
       </w:r>
-      <w:bookmarkEnd w:id="6"/>
-      <w:proofErr w:type="spellEnd"/>
+      <w:bookmarkEnd w:id="7"/>
     </w:p>
     <w:p>
       <w:pPr>
@@ -4195,14 +4282,12 @@
       <w:r>
         <w:t xml:space="preserve">код 404. В </w:t>
       </w:r>
-      <w:proofErr w:type="spellStart"/>
       <w:r>
         <w:rPr>
           <w:lang w:val="en-US"/>
         </w:rPr>
         <w:t>GraphQL</w:t>
       </w:r>
-      <w:proofErr w:type="spellEnd"/>
       <w:r>
         <w:t xml:space="preserve"> – </w:t>
       </w:r>
@@ -4236,14 +4321,12 @@
       <w:r>
         <w:t xml:space="preserve">Архитектура </w:t>
       </w:r>
-      <w:proofErr w:type="spellStart"/>
       <w:r>
         <w:rPr>
           <w:lang w:val="en-US"/>
         </w:rPr>
         <w:t>GraphQL</w:t>
       </w:r>
-      <w:proofErr w:type="spellEnd"/>
       <w:r>
         <w:t>:</w:t>
       </w:r>
@@ -4261,28 +4344,24 @@
       <w:r>
         <w:t xml:space="preserve">Схема – контракт: какие типы данных доступны и какие операции возможны. Она описывает какие данные принимает данный язык, какие типы данных возвращает в ответ. Данную информацию можно получить в документации </w:t>
       </w:r>
-      <w:proofErr w:type="spellStart"/>
       <w:r>
         <w:rPr>
           <w:lang w:val="en-US"/>
         </w:rPr>
         <w:t>GraphQL</w:t>
       </w:r>
-      <w:proofErr w:type="spellEnd"/>
       <w:r>
         <w:t xml:space="preserve">. Схема пишется на универсальном языке, который не зависит от языка программирования. </w:t>
       </w:r>
       <w:r>
         <w:t xml:space="preserve">Принимает скалярные типы: </w:t>
       </w:r>
-      <w:proofErr w:type="spellStart"/>
       <w:r>
         <w:rPr>
           <w:lang w:val="en-US"/>
         </w:rPr>
         <w:t>int</w:t>
       </w:r>
-      <w:proofErr w:type="spellEnd"/>
       <w:r>
         <w:t xml:space="preserve">, </w:t>
       </w:r>
@@ -4307,14 +4386,12 @@
       <w:r>
         <w:t xml:space="preserve">, </w:t>
       </w:r>
-      <w:proofErr w:type="spellStart"/>
       <w:r>
         <w:rPr>
           <w:lang w:val="en-US"/>
         </w:rPr>
         <w:t>boolean</w:t>
       </w:r>
-      <w:proofErr w:type="spellEnd"/>
       <w:r>
         <w:t xml:space="preserve">, </w:t>
       </w:r>
@@ -4376,13 +4453,8 @@
         <w:spacing w:line="360" w:lineRule="auto"/>
         <w:ind w:left="1786" w:hanging="357"/>
       </w:pPr>
-      <w:proofErr w:type="spellStart"/>
-      <w:r>
-        <w:t>Resolvers</w:t>
-      </w:r>
-      <w:proofErr w:type="spellEnd"/>
-      <w:r>
-        <w:t xml:space="preserve"> (</w:t>
+      <w:r>
+        <w:t>Resolvers (</w:t>
       </w:r>
       <w:proofErr w:type="spellStart"/>
       <w:r>
@@ -4475,14 +4547,12 @@
         <w:pStyle w:val="ab"/>
         <w:spacing w:line="360" w:lineRule="auto"/>
       </w:pPr>
-      <w:proofErr w:type="spellStart"/>
       <w:r>
         <w:rPr>
           <w:lang w:val="en-US"/>
         </w:rPr>
         <w:t>GraphQL</w:t>
       </w:r>
-      <w:proofErr w:type="spellEnd"/>
       <w:r>
         <w:t xml:space="preserve"> более уязвимый, чем </w:t>
       </w:r>
@@ -4532,8 +4602,7 @@
           <w:rFonts w:cs="Times New Roman"/>
         </w:rPr>
       </w:pPr>
-      <w:bookmarkStart w:id="7" w:name="_Toc232455662"/>
-      <w:proofErr w:type="spellStart"/>
+      <w:bookmarkStart w:id="8" w:name="_Toc232630554"/>
       <w:r>
         <w:rPr>
           <w:rFonts w:cs="Times New Roman"/>
@@ -4541,8 +4610,7 @@
         </w:rPr>
         <w:t>RabbitMQ</w:t>
       </w:r>
-      <w:bookmarkEnd w:id="7"/>
-      <w:proofErr w:type="spellEnd"/>
+      <w:bookmarkEnd w:id="8"/>
     </w:p>
     <w:p>
       <w:pPr>
@@ -4552,14 +4620,12 @@
       <w:r>
         <w:t xml:space="preserve">Он создает асинхронную коммуникацию – при создании, обновлении или удалении кнопки, или пользователя будет публиковать доменное событие в брокер сообщений </w:t>
       </w:r>
-      <w:proofErr w:type="spellStart"/>
       <w:r>
         <w:rPr>
           <w:lang w:val="en-US"/>
         </w:rPr>
         <w:t>RabbitMQ</w:t>
       </w:r>
-      <w:proofErr w:type="spellEnd"/>
       <w:r>
         <w:t>.</w:t>
       </w:r>
@@ -4763,8 +4829,7 @@
           <w:rFonts w:cs="Times New Roman"/>
         </w:rPr>
       </w:pPr>
-      <w:bookmarkStart w:id="8" w:name="_Toc232455663"/>
-      <w:proofErr w:type="spellStart"/>
+      <w:bookmarkStart w:id="9" w:name="_Toc232630555"/>
       <w:r>
         <w:rPr>
           <w:rFonts w:cs="Times New Roman"/>
@@ -4772,8 +4837,7 @@
         </w:rPr>
         <w:t>gRPC</w:t>
       </w:r>
-      <w:bookmarkEnd w:id="8"/>
-      <w:proofErr w:type="spellEnd"/>
+      <w:bookmarkEnd w:id="9"/>
     </w:p>
     <w:p>
       <w:pPr>
@@ -4845,14 +4909,12 @@
       <w:r>
         <w:t xml:space="preserve">но для внутренней коммуникации между сервисами есть более эффективные протоколы. Именно поэтому используют </w:t>
       </w:r>
-      <w:proofErr w:type="spellStart"/>
       <w:r>
         <w:rPr>
           <w:lang w:val="en-US"/>
         </w:rPr>
         <w:t>gRPC</w:t>
       </w:r>
-      <w:proofErr w:type="spellEnd"/>
       <w:r>
         <w:t xml:space="preserve">, </w:t>
       </w:r>
@@ -4889,42 +4951,51 @@
       <w:r>
         <w:t xml:space="preserve">соединению. Он так же является строго типизированным. </w:t>
       </w:r>
-      <w:proofErr w:type="spellStart"/>
       <w:r>
         <w:rPr>
           <w:lang w:val="en-US"/>
         </w:rPr>
         <w:t>gRPC</w:t>
       </w:r>
-      <w:proofErr w:type="spellEnd"/>
       <w:r>
         <w:t xml:space="preserve"> </w:t>
       </w:r>
+      <w:r>
+        <w:t xml:space="preserve">сериализует запрос в </w:t>
+      </w:r>
+      <w:r>
+        <w:t>бинарный</w:t>
+      </w:r>
+      <w:r>
+        <w:t xml:space="preserve"> формат, далее отправляет по </w:t>
+      </w:r>
+      <w:r>
+        <w:rPr>
+          <w:lang w:val="en-US"/>
+        </w:rPr>
+        <w:t>HTTP</w:t>
+      </w:r>
+      <w:r>
+        <w:t xml:space="preserve">/2 </w:t>
+      </w:r>
+      <w:r>
+        <w:t xml:space="preserve">его на сервер, сервер </w:t>
+      </w:r>
+      <w:proofErr w:type="spellStart"/>
+      <w:r>
+        <w:t>десериализует</w:t>
+      </w:r>
+      <w:proofErr w:type="spellEnd"/>
+      <w:r>
+        <w:t xml:space="preserve">, выполняет логику, </w:t>
+      </w:r>
       <w:proofErr w:type="spellStart"/>
       <w:r>
         <w:t>сериализует</w:t>
       </w:r>
       <w:proofErr w:type="spellEnd"/>
       <w:r>
-        <w:t xml:space="preserve"> запрос в </w:t>
-      </w:r>
-      <w:r>
-        <w:t>бинарный</w:t>
-      </w:r>
-      <w:r>
-        <w:t xml:space="preserve"> формат, далее отправляет по </w:t>
-      </w:r>
-      <w:r>
-        <w:rPr>
-          <w:lang w:val="en-US"/>
-        </w:rPr>
-        <w:t>HTTP</w:t>
-      </w:r>
-      <w:r>
-        <w:t xml:space="preserve">/2 </w:t>
-      </w:r>
-      <w:r>
-        <w:t xml:space="preserve">его на сервер, сервер </w:t>
+        <w:t xml:space="preserve"> ответ. Клиент получает ответ и </w:t>
       </w:r>
       <w:proofErr w:type="spellStart"/>
       <w:r>
@@ -4932,22 +5003,6 @@
       </w:r>
       <w:proofErr w:type="spellEnd"/>
       <w:r>
-        <w:t xml:space="preserve">, выполняет логику, </w:t>
-      </w:r>
-      <w:proofErr w:type="spellStart"/>
-      <w:r>
-        <w:t>сериализует</w:t>
-      </w:r>
-      <w:proofErr w:type="spellEnd"/>
-      <w:r>
-        <w:t xml:space="preserve"> ответ. Клиент получает ответ и </w:t>
-      </w:r>
-      <w:proofErr w:type="spellStart"/>
-      <w:r>
-        <w:t>десериализует</w:t>
-      </w:r>
-      <w:proofErr w:type="spellEnd"/>
-      <w:r>
         <w:t xml:space="preserve"> в </w:t>
       </w:r>
       <w:r>
@@ -5058,28 +5113,24 @@
         <w:pStyle w:val="ab"/>
         <w:spacing w:line="360" w:lineRule="auto"/>
       </w:pPr>
-      <w:proofErr w:type="spellStart"/>
       <w:r>
         <w:rPr>
           <w:lang w:val="en-US"/>
         </w:rPr>
         <w:t>gRPC</w:t>
       </w:r>
-      <w:proofErr w:type="spellEnd"/>
       <w:r>
         <w:t xml:space="preserve"> </w:t>
       </w:r>
       <w:r>
         <w:t xml:space="preserve">предлагает такой принцип: сначала договариваемся о том, что и куда пересылаем, описываем это строго в </w:t>
       </w:r>
-      <w:proofErr w:type="spellStart"/>
       <w:r>
         <w:rPr>
           <w:lang w:val="en-US"/>
         </w:rPr>
         <w:t>protobuf</w:t>
       </w:r>
-      <w:proofErr w:type="spellEnd"/>
       <w:r>
         <w:t>-</w:t>
       </w:r>
@@ -5124,36 +5175,6 @@
       <w:pPr>
         <w:pStyle w:val="ab"/>
         <w:spacing w:line="360" w:lineRule="auto"/>
-      </w:pPr>
-    </w:p>
-    <w:p>
-      <w:pPr>
-        <w:pStyle w:val="ab"/>
-        <w:spacing w:line="360" w:lineRule="auto"/>
-      </w:pPr>
-    </w:p>
-    <w:p>
-      <w:pPr>
-        <w:pStyle w:val="ab"/>
-        <w:spacing w:line="360" w:lineRule="auto"/>
-      </w:pPr>
-    </w:p>
-    <w:p>
-      <w:pPr>
-        <w:pStyle w:val="ab"/>
-        <w:spacing w:line="360" w:lineRule="auto"/>
-      </w:pPr>
-    </w:p>
-    <w:p>
-      <w:pPr>
-        <w:pStyle w:val="ab"/>
-        <w:spacing w:line="360" w:lineRule="auto"/>
-      </w:pPr>
-    </w:p>
-    <w:p>
-      <w:pPr>
-        <w:pStyle w:val="ab"/>
-        <w:spacing w:line="360" w:lineRule="auto"/>
         <w:ind w:firstLine="0"/>
       </w:pPr>
     </w:p>
@@ -5166,12 +5187,26 @@
     </w:p>
     <w:p>
       <w:pPr>
+        <w:pStyle w:val="ab"/>
+        <w:spacing w:line="360" w:lineRule="auto"/>
+        <w:ind w:firstLine="0"/>
+      </w:pPr>
+    </w:p>
+    <w:p>
+      <w:pPr>
+        <w:pStyle w:val="ab"/>
+        <w:spacing w:line="360" w:lineRule="auto"/>
+        <w:ind w:firstLine="0"/>
+      </w:pPr>
+    </w:p>
+    <w:p>
+      <w:pPr>
         <w:pStyle w:val="1"/>
         <w:rPr>
           <w:rFonts w:cs="Times New Roman"/>
         </w:rPr>
       </w:pPr>
-      <w:bookmarkStart w:id="9" w:name="_Toc232455664"/>
+      <w:bookmarkStart w:id="10" w:name="_Toc232630556"/>
       <w:r>
         <w:rPr>
           <w:rFonts w:cs="Times New Roman"/>
@@ -5191,7 +5226,7 @@
         </w:rPr>
         <w:t>Проектирование и реализация распределённой системы управления абонементами</w:t>
       </w:r>
-      <w:bookmarkEnd w:id="9"/>
+      <w:bookmarkEnd w:id="10"/>
     </w:p>
     <w:p>
       <w:pPr>
@@ -5201,16 +5236,14 @@
         <w:jc w:val="center"/>
         <w:outlineLvl w:val="1"/>
       </w:pPr>
-      <w:bookmarkStart w:id="10" w:name="_Toc232455665"/>
-      <w:proofErr w:type="spellStart"/>
+      <w:bookmarkStart w:id="11" w:name="_Toc232630557"/>
       <w:r>
         <w:rPr>
           <w:lang w:val="en-US"/>
         </w:rPr>
         <w:t>AbonementFitness</w:t>
       </w:r>
-      <w:bookmarkEnd w:id="10"/>
-      <w:proofErr w:type="spellEnd"/>
+      <w:bookmarkEnd w:id="11"/>
       <w:r>
         <w:t xml:space="preserve"> </w:t>
       </w:r>
@@ -5231,14 +5264,12 @@
       <w:r>
         <w:t xml:space="preserve"> </w:t>
       </w:r>
-      <w:proofErr w:type="spellStart"/>
       <w:r>
         <w:rPr>
           <w:lang w:val="en-US"/>
         </w:rPr>
         <w:t>AbonementFitness</w:t>
       </w:r>
-      <w:proofErr w:type="spellEnd"/>
       <w:r>
         <w:t xml:space="preserve"> </w:t>
       </w:r>
@@ -5309,14 +5340,12 @@
       <w:r>
         <w:t xml:space="preserve"> </w:t>
       </w:r>
-      <w:proofErr w:type="spellStart"/>
       <w:r>
         <w:rPr>
           <w:lang w:val="en-US"/>
         </w:rPr>
         <w:t>AbonementFitness</w:t>
       </w:r>
-      <w:proofErr w:type="spellEnd"/>
     </w:p>
     <w:p>
       <w:pPr>
@@ -5405,14 +5434,12 @@
       <w:r>
         <w:t xml:space="preserve">документация генерировалась автоматически. Для этого используются специальные аннотации – </w:t>
       </w:r>
-      <w:proofErr w:type="spellStart"/>
       <w:r>
         <w:rPr>
           <w:lang w:val="en-US"/>
         </w:rPr>
         <w:t>OpenAPI</w:t>
       </w:r>
-      <w:proofErr w:type="spellEnd"/>
       <w:r>
         <w:t xml:space="preserve">. </w:t>
       </w:r>
@@ -5561,14 +5588,12 @@
       <w:r>
         <w:t xml:space="preserve">В следующей директории есть два контракта. Первый – для управления абонементами, второй – для управления пользователями. Они создают договор между сервером и клиентом. Они будут реализованы в контроллере, в них просто указано </w:t>
       </w:r>
-      <w:proofErr w:type="spellStart"/>
       <w:r>
         <w:rPr>
           <w:lang w:val="en-US"/>
         </w:rPr>
         <w:t>url</w:t>
       </w:r>
-      <w:proofErr w:type="spellEnd"/>
       <w:r>
         <w:t xml:space="preserve">, </w:t>
       </w:r>
@@ -6175,15 +6200,13 @@
         <w:jc w:val="center"/>
         <w:outlineLvl w:val="1"/>
       </w:pPr>
-      <w:bookmarkStart w:id="11" w:name="_Toc232455666"/>
-      <w:proofErr w:type="spellStart"/>
+      <w:bookmarkStart w:id="12" w:name="_Toc232630558"/>
       <w:r>
         <w:rPr>
           <w:lang w:val="en-US"/>
         </w:rPr>
         <w:t>Abonement</w:t>
       </w:r>
-      <w:proofErr w:type="spellEnd"/>
       <w:r>
         <w:t>-</w:t>
       </w:r>
@@ -6202,7 +6225,7 @@
         </w:rPr>
         <w:t>rest</w:t>
       </w:r>
-      <w:bookmarkEnd w:id="11"/>
+      <w:bookmarkEnd w:id="12"/>
     </w:p>
     <w:p>
       <w:pPr>
@@ -6255,14 +6278,12 @@
       <w:r>
         <w:t xml:space="preserve">и </w:t>
       </w:r>
-      <w:proofErr w:type="spellStart"/>
       <w:r>
         <w:rPr>
           <w:lang w:val="en-US"/>
         </w:rPr>
         <w:t>GraphQL</w:t>
       </w:r>
-      <w:proofErr w:type="spellEnd"/>
       <w:r>
         <w:t xml:space="preserve"> для управления пользователями и абонементами. Он является центральным компонентом всей системы, через который клиенты </w:t>
       </w:r>
@@ -6363,14 +6384,12 @@
         </w:numPr>
         <w:spacing w:line="360" w:lineRule="auto"/>
       </w:pPr>
-      <w:proofErr w:type="spellStart"/>
       <w:r>
         <w:rPr>
           <w:lang w:val="en-US"/>
         </w:rPr>
         <w:t>GraphQL</w:t>
       </w:r>
-      <w:proofErr w:type="spellEnd"/>
       <w:r>
         <w:t xml:space="preserve"> </w:t>
       </w:r>
@@ -6399,19 +6418,11 @@
       <w:r>
         <w:t xml:space="preserve">Публикацию событий в </w:t>
       </w:r>
-      <w:proofErr w:type="spellStart"/>
-      <w:r>
-        <w:rPr>
-          <w:lang w:val="en-US"/>
-        </w:rPr>
-        <w:t>RabbitMQ</w:t>
-      </w:r>
-      <w:proofErr w:type="spellEnd"/>
-      <w:r>
-        <w:rPr>
-          <w:lang w:val="en-US"/>
-        </w:rPr>
-        <w:t>.</w:t>
+      <w:r>
+        <w:rPr>
+          <w:lang w:val="en-US"/>
+        </w:rPr>
+        <w:t>RabbitMQ.</w:t>
       </w:r>
     </w:p>
     <w:p>
@@ -6427,6 +6438,10 @@
         <w:ind w:left="1069"/>
       </w:pPr>
       <w:r>
+        <w:rPr>
+          <w:noProof/>
+          <w:lang w:eastAsia="ru-RU"/>
+        </w:rPr>
         <w:lastRenderedPageBreak/>
         <w:drawing>
           <wp:inline distT="0" distB="0" distL="0" distR="0" wp14:anchorId="2D72FD3D" wp14:editId="2F69EAAC">
@@ -6491,34 +6506,21 @@
         <w:rPr>
           <w:lang w:val="en-US"/>
         </w:rPr>
-        <w:t xml:space="preserve"> </w:t>
-      </w:r>
-      <w:proofErr w:type="spellStart"/>
-      <w:r>
-        <w:rPr>
-          <w:lang w:val="en-US"/>
-        </w:rPr>
-        <w:t>Abonement</w:t>
-      </w:r>
-      <w:proofErr w:type="spellEnd"/>
-      <w:r>
-        <w:rPr>
-          <w:lang w:val="en-US"/>
-        </w:rPr>
-        <w:t>-demo-rest</w:t>
-      </w:r>
-    </w:p>
-    <w:p>
-      <w:pPr>
-        <w:pStyle w:val="ab"/>
-        <w:spacing w:line="360" w:lineRule="auto"/>
-        <w:rPr>
-          <w:lang w:val="en-US"/>
-        </w:rPr>
-      </w:pPr>
-      <w:r>
-        <w:rPr>
-          <w:lang w:val="en-US"/>
+        <w:t xml:space="preserve"> Abonement-demo-rest</w:t>
+      </w:r>
+    </w:p>
+    <w:p>
+      <w:pPr>
+        <w:pStyle w:val="ab"/>
+        <w:spacing w:line="360" w:lineRule="auto"/>
+        <w:rPr>
+          <w:lang w:val="en-US"/>
+        </w:rPr>
+      </w:pPr>
+      <w:r>
+        <w:rPr>
+          <w:noProof/>
+          <w:lang w:eastAsia="ru-RU"/>
         </w:rPr>
         <w:lastRenderedPageBreak/>
         <w:drawing>
@@ -6582,30 +6584,37 @@
         <w:rPr>
           <w:lang w:val="en-US"/>
         </w:rPr>
+        <w:t xml:space="preserve"> Abonement-demo-rest</w:t>
+      </w:r>
+    </w:p>
+    <w:p>
+      <w:pPr>
+        <w:pStyle w:val="ab"/>
+        <w:spacing w:line="360" w:lineRule="auto"/>
+      </w:pPr>
+      <w:r>
+        <w:t>Первое</w:t>
+      </w:r>
+      <w:r>
+        <w:rPr>
+          <w:lang w:val="en-US"/>
+        </w:rPr>
+        <w:t xml:space="preserve"> – </w:t>
+      </w:r>
+      <w:r>
+        <w:t>сборщик</w:t>
+      </w:r>
+      <w:r>
+        <w:rPr>
+          <w:lang w:val="en-US"/>
+        </w:rPr>
         <w:t xml:space="preserve"> </w:t>
       </w:r>
-      <w:proofErr w:type="spellStart"/>
-      <w:r>
-        <w:rPr>
-          <w:lang w:val="en-US"/>
-        </w:rPr>
-        <w:t>Abonement</w:t>
-      </w:r>
-      <w:proofErr w:type="spellEnd"/>
-      <w:r>
-        <w:rPr>
-          <w:lang w:val="en-US"/>
-        </w:rPr>
-        <w:t>-demo-rest</w:t>
-      </w:r>
-    </w:p>
-    <w:p>
-      <w:pPr>
-        <w:pStyle w:val="ab"/>
-        <w:spacing w:line="360" w:lineRule="auto"/>
-      </w:pPr>
-      <w:r>
-        <w:t>Первое</w:t>
+      <w:r>
+        <w:rPr>
+          <w:lang w:val="en-US"/>
+        </w:rPr>
+        <w:t>HATEOAS</w:t>
       </w:r>
       <w:r>
         <w:rPr>
@@ -6614,75 +6623,111 @@
         <w:t xml:space="preserve"> – </w:t>
       </w:r>
       <w:r>
-        <w:t>сборщик</w:t>
-      </w:r>
+        <w:t>ссылок</w:t>
+      </w:r>
+      <w:r>
+        <w:rPr>
+          <w:lang w:val="en-US"/>
+        </w:rPr>
+        <w:t xml:space="preserve">. </w:t>
+      </w:r>
+      <w:r>
+        <w:t xml:space="preserve">Оба класса добавляют </w:t>
+      </w:r>
+      <w:r>
+        <w:rPr>
+          <w:lang w:val="en-US"/>
+        </w:rPr>
+        <w:t>HATEOAS</w:t>
+      </w:r>
+      <w:r>
+        <w:t xml:space="preserve"> – </w:t>
+      </w:r>
+      <w:r>
+        <w:t xml:space="preserve">ссылки к ответам. Для того, чтобы пользователь получал не только данные, но и ссылки на возможные дальнейшие действия. </w:t>
+      </w:r>
+    </w:p>
+    <w:p>
+      <w:pPr>
+        <w:pStyle w:val="ab"/>
+        <w:spacing w:line="360" w:lineRule="auto"/>
+      </w:pPr>
+      <w:r>
+        <w:t xml:space="preserve"> Пример: добавление ссылок к ответу о пользователе</w:t>
+      </w:r>
+    </w:p>
+    <w:p>
+      <w:pPr>
+        <w:pStyle w:val="ab"/>
+        <w:spacing w:line="360" w:lineRule="auto"/>
+        <w:rPr>
+          <w:lang w:val="en-US"/>
+        </w:rPr>
+      </w:pPr>
+      <w:proofErr w:type="spellStart"/>
+      <w:proofErr w:type="gramStart"/>
+      <w:r>
+        <w:rPr>
+          <w:lang w:val="en-US"/>
+        </w:rPr>
+        <w:t>linkTo</w:t>
+      </w:r>
+      <w:proofErr w:type="spellEnd"/>
+      <w:r>
+        <w:rPr>
+          <w:lang w:val="en-US"/>
+        </w:rPr>
+        <w:t>(</w:t>
+      </w:r>
+      <w:proofErr w:type="spellStart"/>
+      <w:proofErr w:type="gramEnd"/>
+      <w:r>
+        <w:rPr>
+          <w:lang w:val="en-US"/>
+        </w:rPr>
+        <w:t>methodOn</w:t>
+      </w:r>
+      <w:proofErr w:type="spellEnd"/>
+      <w:r>
+        <w:rPr>
+          <w:lang w:val="en-US"/>
+        </w:rPr>
+        <w:t>(</w:t>
+      </w:r>
+      <w:proofErr w:type="spellStart"/>
+      <w:r>
+        <w:rPr>
+          <w:lang w:val="en-US"/>
+        </w:rPr>
+        <w:t>UserContro</w:t>
+      </w:r>
+      <w:proofErr w:type="spellEnd"/>
       <w:r>
         <w:rPr>
           <w:lang w:val="en-US"/>
         </w:rPr>
         <w:t xml:space="preserve"> </w:t>
       </w:r>
-      <w:r>
-        <w:rPr>
-          <w:lang w:val="en-US"/>
-        </w:rPr>
-        <w:t>HATEOAS</w:t>
-      </w:r>
-      <w:r>
-        <w:rPr>
-          <w:lang w:val="en-US"/>
-        </w:rPr>
-        <w:t xml:space="preserve"> – </w:t>
-      </w:r>
-      <w:r>
-        <w:t>ссылок</w:t>
-      </w:r>
-      <w:r>
-        <w:rPr>
-          <w:lang w:val="en-US"/>
-        </w:rPr>
-        <w:t xml:space="preserve">. </w:t>
-      </w:r>
-      <w:r>
-        <w:t xml:space="preserve">Оба класса добавляют </w:t>
-      </w:r>
-      <w:r>
-        <w:rPr>
-          <w:lang w:val="en-US"/>
-        </w:rPr>
-        <w:t>HATEOAS</w:t>
-      </w:r>
-      <w:r>
-        <w:t xml:space="preserve"> – </w:t>
-      </w:r>
-      <w:r>
-        <w:t xml:space="preserve">ссылки к ответам. Для того, чтобы пользователь получал не только данные, но и ссылки на возможные дальнейшие действия. </w:t>
-      </w:r>
-    </w:p>
-    <w:p>
-      <w:pPr>
-        <w:pStyle w:val="ab"/>
-        <w:spacing w:line="360" w:lineRule="auto"/>
-      </w:pPr>
-      <w:r>
-        <w:t xml:space="preserve"> Пример: добавление ссылок к ответу о пользователе</w:t>
-      </w:r>
-    </w:p>
-    <w:p>
-      <w:pPr>
-        <w:pStyle w:val="ab"/>
-        <w:spacing w:line="360" w:lineRule="auto"/>
-        <w:rPr>
-          <w:lang w:val="en-US"/>
-        </w:rPr>
-      </w:pPr>
-      <w:proofErr w:type="spellStart"/>
-      <w:proofErr w:type="gramStart"/>
-      <w:r>
-        <w:rPr>
-          <w:lang w:val="en-US"/>
-        </w:rPr>
-        <w:t>linkTo</w:t>
+      <w:proofErr w:type="spellStart"/>
+      <w:r>
+        <w:rPr>
+          <w:lang w:val="en-US"/>
+        </w:rPr>
+        <w:t>ler.class</w:t>
+      </w:r>
+      <w:proofErr w:type="spellEnd"/>
+      <w:r>
+        <w:rPr>
+          <w:lang w:val="en-US"/>
+        </w:rPr>
+        <w:t>).</w:t>
+      </w:r>
+      <w:proofErr w:type="spellStart"/>
+      <w:r>
+        <w:rPr>
+          <w:lang w:val="en-US"/>
+        </w:rPr>
+        <w:t>getUserById</w:t>
       </w:r>
       <w:proofErr w:type="spellEnd"/>
       <w:r>
@@ -6692,63 +6737,6 @@
         <w:t>(</w:t>
       </w:r>
       <w:proofErr w:type="spellStart"/>
-      <w:proofErr w:type="gramEnd"/>
-      <w:r>
-        <w:rPr>
-          <w:lang w:val="en-US"/>
-        </w:rPr>
-        <w:t>methodOn</w:t>
-      </w:r>
-      <w:proofErr w:type="spellEnd"/>
-      <w:r>
-        <w:rPr>
-          <w:lang w:val="en-US"/>
-        </w:rPr>
-        <w:t>(</w:t>
-      </w:r>
-      <w:proofErr w:type="spellStart"/>
-      <w:r>
-        <w:rPr>
-          <w:lang w:val="en-US"/>
-        </w:rPr>
-        <w:t>UserContro</w:t>
-      </w:r>
-      <w:proofErr w:type="spellEnd"/>
-      <w:r>
-        <w:rPr>
-          <w:lang w:val="en-US"/>
-        </w:rPr>
-        <w:t xml:space="preserve"> </w:t>
-      </w:r>
-      <w:proofErr w:type="spellStart"/>
-      <w:r>
-        <w:rPr>
-          <w:lang w:val="en-US"/>
-        </w:rPr>
-        <w:t>ler.class</w:t>
-      </w:r>
-      <w:proofErr w:type="spellEnd"/>
-      <w:r>
-        <w:rPr>
-          <w:lang w:val="en-US"/>
-        </w:rPr>
-        <w:t>).</w:t>
-      </w:r>
-      <w:proofErr w:type="spellStart"/>
-      <w:r>
-        <w:rPr>
-          <w:lang w:val="en-US"/>
-        </w:rPr>
-        <w:t>getUserById</w:t>
-      </w:r>
-      <w:proofErr w:type="spellEnd"/>
-      <w:r>
-        <w:rPr>
-          <w:lang w:val="en-US"/>
-        </w:rPr>
-        <w:t>(</w:t>
-      </w:r>
-      <w:proofErr w:type="spellStart"/>
       <w:r>
         <w:rPr>
           <w:lang w:val="en-US"/>
@@ -6803,13 +6791,8 @@
         <w:t xml:space="preserve">, </w:t>
       </w:r>
       <w:r>
-        <w:t xml:space="preserve">форматировать даты в ответах. </w:t>
-      </w:r>
-      <w:proofErr w:type="gramStart"/>
-      <w:r>
-        <w:t>Вторая</w:t>
-      </w:r>
-      <w:proofErr w:type="gramEnd"/>
+        <w:t>форматировать даты в ответах. Вторая</w:t>
+      </w:r>
       <w:r>
         <w:t xml:space="preserve"> конфигурация для </w:t>
       </w:r>
@@ -7239,28 +7222,24 @@
       <w:r>
         <w:t xml:space="preserve">Далее идут </w:t>
       </w:r>
-      <w:proofErr w:type="spellStart"/>
       <w:r>
         <w:rPr>
           <w:lang w:val="en-US"/>
         </w:rPr>
         <w:t>GraphQL</w:t>
       </w:r>
-      <w:proofErr w:type="spellEnd"/>
       <w:r>
         <w:t xml:space="preserve"> </w:t>
       </w:r>
       <w:r>
         <w:t xml:space="preserve">компоненты. </w:t>
       </w:r>
-      <w:proofErr w:type="spellStart"/>
       <w:r>
         <w:rPr>
           <w:lang w:val="en-US"/>
         </w:rPr>
         <w:t>DataFetcher</w:t>
       </w:r>
-      <w:proofErr w:type="spellEnd"/>
       <w:r>
         <w:t xml:space="preserve"> – </w:t>
       </w:r>
@@ -7272,14 +7251,12 @@
       <w:r>
         <w:t xml:space="preserve"> для </w:t>
       </w:r>
-      <w:proofErr w:type="spellStart"/>
       <w:r>
         <w:rPr>
           <w:lang w:val="en-US"/>
         </w:rPr>
         <w:t>GraphQL</w:t>
       </w:r>
-      <w:proofErr w:type="spellEnd"/>
       <w:r>
         <w:t xml:space="preserve"> </w:t>
       </w:r>
@@ -7328,14 +7305,12 @@
       <w:r>
         <w:t xml:space="preserve"> </w:t>
       </w:r>
-      <w:proofErr w:type="spellStart"/>
       <w:r>
         <w:rPr>
           <w:lang w:val="en-US"/>
         </w:rPr>
         <w:t>GraphQL</w:t>
       </w:r>
-      <w:proofErr w:type="spellEnd"/>
       <w:r>
         <w:t>.</w:t>
       </w:r>
@@ -7480,14 +7455,12 @@
       <w:r>
         <w:t xml:space="preserve"> </w:t>
       </w:r>
-      <w:proofErr w:type="spellStart"/>
       <w:r>
         <w:rPr>
           <w:lang w:val="en-US"/>
         </w:rPr>
         <w:t>GraphQL</w:t>
       </w:r>
-      <w:proofErr w:type="spellEnd"/>
       <w:r>
         <w:t>-</w:t>
       </w:r>
@@ -7923,35 +7896,19 @@
           <w:lang w:val="en-US"/>
         </w:rPr>
       </w:pPr>
-      <w:proofErr w:type="spellStart"/>
       <w:proofErr w:type="gramStart"/>
       <w:r>
         <w:rPr>
           <w:lang w:val="en-US"/>
         </w:rPr>
-        <w:t>updateButton</w:t>
-      </w:r>
-      <w:proofErr w:type="spellEnd"/>
-      <w:r>
-        <w:rPr>
-          <w:lang w:val="en-US"/>
-        </w:rPr>
-        <w:t>(</w:t>
-      </w:r>
-      <w:proofErr w:type="spellStart"/>
+        <w:t>updateButton(</w:t>
+      </w:r>
       <w:proofErr w:type="gramEnd"/>
       <w:r>
         <w:rPr>
           <w:lang w:val="en-US"/>
         </w:rPr>
-        <w:t>requestId</w:t>
-      </w:r>
-      <w:proofErr w:type="spellEnd"/>
-      <w:r>
-        <w:rPr>
-          <w:lang w:val="en-US"/>
-        </w:rPr>
-        <w:t xml:space="preserve">, input) – </w:t>
+        <w:t xml:space="preserve">requestId, input) – </w:t>
       </w:r>
       <w:r>
         <w:t>обновить</w:t>
@@ -7976,21 +7933,8 @@
         <w:spacing w:line="360" w:lineRule="auto"/>
         <w:ind w:hanging="357"/>
       </w:pPr>
-      <w:proofErr w:type="spellStart"/>
-      <w:r>
-        <w:t>deleteButton</w:t>
-      </w:r>
-      <w:proofErr w:type="spellEnd"/>
-      <w:r>
-        <w:t>(</w:t>
-      </w:r>
-      <w:proofErr w:type="spellStart"/>
-      <w:r>
-        <w:t>requestId</w:t>
-      </w:r>
-      <w:proofErr w:type="spellEnd"/>
-      <w:r>
-        <w:t>) – удалить кнопку</w:t>
+      <w:r>
+        <w:t>deleteButton(requestId) – удалить кнопку</w:t>
       </w:r>
     </w:p>
     <w:p>
@@ -8004,15 +7948,13 @@
           <w:lang w:val="en-US"/>
         </w:rPr>
       </w:pPr>
-      <w:bookmarkStart w:id="12" w:name="_Toc232455667"/>
-      <w:proofErr w:type="spellStart"/>
+      <w:bookmarkStart w:id="13" w:name="_Toc232630559"/>
       <w:r>
         <w:rPr>
           <w:lang w:val="en-US"/>
         </w:rPr>
         <w:t>Abonement</w:t>
       </w:r>
-      <w:proofErr w:type="spellEnd"/>
       <w:r>
         <w:rPr>
           <w:lang w:val="en-US"/>
@@ -8025,7 +7967,7 @@
         </w:rPr>
         <w:t>events-contract</w:t>
       </w:r>
-      <w:bookmarkEnd w:id="12"/>
+      <w:bookmarkEnd w:id="13"/>
     </w:p>
     <w:p>
       <w:pPr>
@@ -8108,14 +8050,12 @@
       <w:r>
         <w:t xml:space="preserve"> </w:t>
       </w:r>
-      <w:proofErr w:type="spellStart"/>
       <w:r>
         <w:rPr>
           <w:lang w:val="en-US"/>
         </w:rPr>
         <w:t>Abonement</w:t>
       </w:r>
-      <w:proofErr w:type="spellEnd"/>
       <w:r>
         <w:t>-</w:t>
       </w:r>
@@ -8143,14 +8083,12 @@
       <w:r>
         <w:t xml:space="preserve">Этот модель является библиотекой контрактов для событийной архитектуры. Он определяет формат всех событий, которые публикуются в </w:t>
       </w:r>
-      <w:proofErr w:type="spellStart"/>
       <w:r>
         <w:rPr>
           <w:lang w:val="en-US"/>
         </w:rPr>
         <w:t>RabbitMQ</w:t>
       </w:r>
-      <w:proofErr w:type="spellEnd"/>
       <w:r>
         <w:t xml:space="preserve"> </w:t>
       </w:r>
@@ -8294,13 +8232,8 @@
         </w:rPr>
         <w:t>g</w:t>
       </w:r>
-      <w:proofErr w:type="spellStart"/>
-      <w:r>
-        <w:t>eneric</w:t>
-      </w:r>
-      <w:proofErr w:type="spellEnd"/>
-      <w:r>
-        <w:t xml:space="preserve"> – работает с любым типом событий (</w:t>
+      <w:r>
+        <w:t>eneric – работает с любым типом событий (</w:t>
       </w:r>
       <w:proofErr w:type="spellStart"/>
       <w:r>
@@ -8327,14 +8260,12 @@
         <w:pStyle w:val="ab"/>
         <w:spacing w:line="360" w:lineRule="auto"/>
       </w:pPr>
-      <w:proofErr w:type="spellStart"/>
       <w:r>
         <w:rPr>
           <w:lang w:val="en-US"/>
         </w:rPr>
         <w:t>ButtonEvent</w:t>
       </w:r>
-      <w:proofErr w:type="spellEnd"/>
       <w:r>
         <w:t xml:space="preserve"> – </w:t>
       </w:r>
@@ -8359,14 +8290,12 @@
       <w:r>
         <w:t xml:space="preserve">Создание нового абонемента, обновление абонемента, удаление абонемента. Также событие после обогащения </w:t>
       </w:r>
-      <w:proofErr w:type="spellStart"/>
       <w:r>
         <w:rPr>
           <w:lang w:val="en-US"/>
         </w:rPr>
         <w:t>gRPC</w:t>
       </w:r>
-      <w:proofErr w:type="spellEnd"/>
       <w:r>
         <w:t xml:space="preserve">. </w:t>
       </w:r>
@@ -8379,13 +8308,8 @@
         <w:pStyle w:val="ab"/>
         <w:spacing w:line="360" w:lineRule="auto"/>
       </w:pPr>
-      <w:proofErr w:type="spellStart"/>
-      <w:r>
-        <w:t>UserEvent</w:t>
-      </w:r>
-      <w:proofErr w:type="spellEnd"/>
-      <w:r>
-        <w:t xml:space="preserve"> – события пользователей. Описывает все возможные события, связанные с пользователями. Возможно только создание нового пользователя, обновление пользователя, удаление пользователя, обогащение пользователя. Других событий с пользователем не может быть.</w:t>
+      <w:r>
+        <w:t>UserEvent – события пользователей. Описывает все возможные события, связанные с пользователями. Возможно только создание нового пользователя, обновление пользователя, удаление пользователя, обогащение пользователя. Других событий с пользователем не может быть.</w:t>
       </w:r>
     </w:p>
     <w:p>
@@ -8460,15 +8384,13 @@
         <w:jc w:val="center"/>
         <w:outlineLvl w:val="1"/>
       </w:pPr>
-      <w:bookmarkStart w:id="13" w:name="_Toc232455668"/>
-      <w:proofErr w:type="spellStart"/>
+      <w:bookmarkStart w:id="14" w:name="_Toc232630560"/>
       <w:r>
         <w:rPr>
           <w:lang w:val="en-US"/>
         </w:rPr>
         <w:t>Adit</w:t>
       </w:r>
-      <w:proofErr w:type="spellEnd"/>
       <w:r>
         <w:t>-</w:t>
       </w:r>
@@ -8478,7 +8400,7 @@
         </w:rPr>
         <w:t>service</w:t>
       </w:r>
-      <w:bookmarkEnd w:id="13"/>
+      <w:bookmarkEnd w:id="14"/>
     </w:p>
     <w:p>
       <w:pPr>
@@ -8503,14 +8425,12 @@
       <w:r>
         <w:t xml:space="preserve">Данный модуль – это асинхронный потребитель событий из </w:t>
       </w:r>
-      <w:proofErr w:type="spellStart"/>
       <w:r>
         <w:rPr>
           <w:lang w:val="en-US"/>
         </w:rPr>
         <w:t>RabbitMQ</w:t>
       </w:r>
-      <w:proofErr w:type="spellEnd"/>
       <w:r>
         <w:t xml:space="preserve">, </w:t>
       </w:r>
@@ -8594,14 +8514,12 @@
       <w:r>
         <w:t xml:space="preserve">Первое – это конфигурация </w:t>
       </w:r>
-      <w:proofErr w:type="spellStart"/>
       <w:r>
         <w:rPr>
           <w:lang w:val="en-US"/>
         </w:rPr>
         <w:t>RabbitMQ</w:t>
       </w:r>
-      <w:proofErr w:type="spellEnd"/>
       <w:r>
         <w:t>,</w:t>
       </w:r>
@@ -8623,12 +8541,7 @@
       </w:r>
       <w:proofErr w:type="spellStart"/>
       <w:r>
-        <w:t>q.audit.e</w:t>
-      </w:r>
-      <w:bookmarkStart w:id="14" w:name="_GoBack"/>
-      <w:bookmarkEnd w:id="14"/>
-      <w:r>
-        <w:t>vents.dlq</w:t>
+        <w:t>q.audit.events.dlq</w:t>
       </w:r>
       <w:proofErr w:type="spellEnd"/>
       <w:r>
@@ -8805,14 +8718,12 @@
         <w:lastRenderedPageBreak/>
         <w:t xml:space="preserve">Проверка не обрабатывалось ли это сообщение по </w:t>
       </w:r>
-      <w:proofErr w:type="spellStart"/>
       <w:r>
         <w:rPr>
           <w:lang w:val="en-US"/>
         </w:rPr>
         <w:t>eventId</w:t>
       </w:r>
-      <w:proofErr w:type="spellEnd"/>
       <w:r>
         <w:t>:</w:t>
       </w:r>
@@ -8827,13 +8738,8 @@
         <w:spacing w:line="360" w:lineRule="auto"/>
         <w:ind w:hanging="357"/>
       </w:pPr>
-      <w:proofErr w:type="spellStart"/>
-      <w:r>
-        <w:t>Десериализация</w:t>
-      </w:r>
-      <w:proofErr w:type="spellEnd"/>
-      <w:r>
-        <w:t xml:space="preserve"> </w:t>
+      <w:r>
+        <w:t xml:space="preserve">Десериализация </w:t>
       </w:r>
       <w:proofErr w:type="spellStart"/>
       <w:r>
@@ -9333,11 +9239,8 @@
         <w:spacing w:line="360" w:lineRule="auto"/>
         <w:jc w:val="center"/>
         <w:outlineLvl w:val="1"/>
-        <w:rPr>
-          <w:lang w:val="en-US"/>
-        </w:rPr>
-      </w:pPr>
-      <w:bookmarkStart w:id="15" w:name="_Toc232455669"/>
+      </w:pPr>
+      <w:bookmarkStart w:id="15" w:name="_Toc232630561"/>
       <w:proofErr w:type="spellStart"/>
       <w:r>
         <w:rPr>
@@ -9353,24 +9256,22 @@
       </w:r>
       <w:proofErr w:type="spellEnd"/>
       <w:r>
-        <w:rPr>
-          <w:lang w:val="en-US"/>
-        </w:rPr>
         <w:t>-</w:t>
       </w:r>
-      <w:proofErr w:type="spellStart"/>
       <w:r>
         <w:rPr>
           <w:lang w:val="en-US"/>
         </w:rPr>
         <w:t>grpc</w:t>
       </w:r>
-      <w:proofErr w:type="spellEnd"/>
-      <w:r>
-        <w:rPr>
-          <w:lang w:val="en-US"/>
-        </w:rPr>
-        <w:t>-contract</w:t>
+      <w:r>
+        <w:t>-</w:t>
+      </w:r>
+      <w:r>
+        <w:rPr>
+          <w:lang w:val="en-US"/>
+        </w:rPr>
+        <w:t>contract</w:t>
       </w:r>
       <w:bookmarkEnd w:id="15"/>
     </w:p>
@@ -9388,14 +9289,12 @@
       <w:r>
         <w:t xml:space="preserve">модуль определяет </w:t>
       </w:r>
-      <w:proofErr w:type="spellStart"/>
       <w:r>
         <w:rPr>
           <w:lang w:val="en-US"/>
         </w:rPr>
         <w:t>gRPC</w:t>
       </w:r>
-      <w:proofErr w:type="spellEnd"/>
       <w:r>
         <w:t>-</w:t>
       </w:r>
@@ -9429,15 +9328,13 @@
         <w:jc w:val="center"/>
         <w:outlineLvl w:val="1"/>
       </w:pPr>
-      <w:bookmarkStart w:id="16" w:name="_Toc232455670"/>
-      <w:proofErr w:type="spellStart"/>
+      <w:bookmarkStart w:id="16" w:name="_Toc232630562"/>
       <w:r>
         <w:rPr>
           <w:lang w:val="en-US"/>
         </w:rPr>
         <w:t>gRPC</w:t>
       </w:r>
-      <w:proofErr w:type="spellEnd"/>
       <w:r>
         <w:t>-</w:t>
       </w:r>
@@ -9484,13 +9381,8 @@
         <w:pStyle w:val="ab"/>
         <w:spacing w:line="360" w:lineRule="auto"/>
       </w:pPr>
-      <w:proofErr w:type="spellStart"/>
-      <w:r>
-        <w:t>grpc-analytics-server</w:t>
-      </w:r>
-      <w:proofErr w:type="spellEnd"/>
-      <w:r>
-        <w:t xml:space="preserve"> – это </w:t>
+      <w:r>
+        <w:t xml:space="preserve">grpc-analytics-server – это </w:t>
       </w:r>
       <w:proofErr w:type="spellStart"/>
       <w:r>
@@ -9594,50 +9486,48 @@
       <w:pPr>
         <w:pStyle w:val="ab"/>
         <w:spacing w:line="360" w:lineRule="auto"/>
-        <w:rPr>
-          <w:lang w:val="en-US"/>
-        </w:rPr>
       </w:pPr>
       <w:r>
         <w:t>Рисунок</w:t>
       </w:r>
       <w:r>
-        <w:rPr>
-          <w:lang w:val="en-US"/>
-        </w:rPr>
         <w:t xml:space="preserve"> </w:t>
       </w:r>
       <w:r>
         <w:t>6</w:t>
       </w:r>
       <w:r>
-        <w:rPr>
-          <w:lang w:val="en-US"/>
-        </w:rPr>
         <w:t xml:space="preserve"> – </w:t>
       </w:r>
       <w:r>
         <w:t>Архитектура</w:t>
       </w:r>
       <w:r>
-        <w:rPr>
-          <w:lang w:val="en-US"/>
-        </w:rPr>
         <w:t xml:space="preserve"> </w:t>
       </w:r>
-      <w:proofErr w:type="spellStart"/>
       <w:r>
         <w:rPr>
           <w:lang w:val="en-US"/>
         </w:rPr>
         <w:t>gRPC</w:t>
       </w:r>
-      <w:proofErr w:type="spellEnd"/>
-      <w:r>
-        <w:rPr>
-          <w:lang w:val="en-US"/>
-        </w:rPr>
-        <w:t>-analytics-server</w:t>
+      <w:r>
+        <w:t>-</w:t>
+      </w:r>
+      <w:r>
+        <w:rPr>
+          <w:lang w:val="en-US"/>
+        </w:rPr>
+        <w:t>analytics</w:t>
+      </w:r>
+      <w:r>
+        <w:t>-</w:t>
+      </w:r>
+      <w:r>
+        <w:rPr>
+          <w:lang w:val="en-US"/>
+        </w:rPr>
+        <w:t>server</w:t>
       </w:r>
     </w:p>
     <w:p>
@@ -9842,21 +9732,7 @@
         <w:rPr>
           <w:lang w:val="en-US"/>
         </w:rPr>
-        <w:t xml:space="preserve"> (</w:t>
-      </w:r>
-      <w:proofErr w:type="spellStart"/>
-      <w:r>
-        <w:rPr>
-          <w:lang w:val="en-US"/>
-        </w:rPr>
-        <w:t>estimated_activity_minutes</w:t>
-      </w:r>
-      <w:proofErr w:type="spellEnd"/>
-      <w:r>
-        <w:rPr>
-          <w:lang w:val="en-US"/>
-        </w:rPr>
-        <w:t xml:space="preserve">): </w:t>
+        <w:t xml:space="preserve"> (estimated_activity_minutes): </w:t>
       </w:r>
       <w:proofErr w:type="spellStart"/>
       <w:r>
@@ -10221,20 +10097,12 @@
           <w:lang w:val="en-US"/>
         </w:rPr>
       </w:pPr>
-      <w:bookmarkStart w:id="17" w:name="_Toc232455671"/>
-      <w:proofErr w:type="spellStart"/>
-      <w:r>
-        <w:rPr>
-          <w:lang w:val="en-US"/>
-        </w:rPr>
-        <w:t>gRPC</w:t>
-      </w:r>
-      <w:proofErr w:type="spellEnd"/>
-      <w:r>
-        <w:rPr>
-          <w:lang w:val="en-US"/>
-        </w:rPr>
-        <w:t>-enrichment-client</w:t>
+      <w:bookmarkStart w:id="17" w:name="_Toc232630563"/>
+      <w:r>
+        <w:rPr>
+          <w:lang w:val="en-US"/>
+        </w:rPr>
+        <w:t>gRPC-enrichment-client</w:t>
       </w:r>
       <w:bookmarkEnd w:id="17"/>
     </w:p>
@@ -10264,13 +10132,8 @@
         <w:pStyle w:val="ab"/>
         <w:spacing w:line="360" w:lineRule="auto"/>
       </w:pPr>
-      <w:proofErr w:type="spellStart"/>
-      <w:r>
-        <w:t>grpc-enrichment-client</w:t>
-      </w:r>
-      <w:proofErr w:type="spellEnd"/>
-      <w:r>
-        <w:t xml:space="preserve"> – это «мост» между асинхронным и синхронным миром. Он слушает события </w:t>
+      <w:r>
+        <w:t xml:space="preserve">grpc-enrichment-client – это «мост» между асинхронным и синхронным миром. Он слушает события </w:t>
       </w:r>
       <w:proofErr w:type="spellStart"/>
       <w:proofErr w:type="gramStart"/>
@@ -10405,14 +10268,12 @@
         <w:pStyle w:val="ab"/>
         <w:spacing w:line="360" w:lineRule="auto"/>
       </w:pPr>
-      <w:proofErr w:type="spellStart"/>
       <w:r>
         <w:rPr>
           <w:lang w:val="en-US"/>
         </w:rPr>
         <w:t>gRPC</w:t>
       </w:r>
-      <w:proofErr w:type="spellEnd"/>
       <w:r>
         <w:t xml:space="preserve"> </w:t>
       </w:r>
@@ -10754,11 +10615,17 @@
         <w:spacing w:line="360" w:lineRule="auto"/>
         <w:jc w:val="center"/>
         <w:outlineLvl w:val="1"/>
-      </w:pPr>
-      <w:bookmarkStart w:id="18" w:name="_Toc232455672"/>
-      <w:r>
+        <w:rPr>
+          <w:lang w:val="en-US"/>
+        </w:rPr>
+      </w:pPr>
+      <w:bookmarkStart w:id="18" w:name="_Toc232630564"/>
+      <w:r>
+        <w:rPr>
+          <w:lang w:val="en-US"/>
+        </w:rPr>
         <w:lastRenderedPageBreak/>
-        <w:t>Общая схема работы</w:t>
+        <w:t>Notification-service</w:t>
       </w:r>
       <w:bookmarkEnd w:id="18"/>
     </w:p>
@@ -10768,6 +10635,293 @@
         <w:spacing w:line="360" w:lineRule="auto"/>
       </w:pPr>
       <w:r>
+        <w:t>Архитектура данного модуля представлена на рисунке 8.</w:t>
+      </w:r>
+    </w:p>
+    <w:p>
+      <w:pPr>
+        <w:pStyle w:val="ab"/>
+        <w:spacing w:line="360" w:lineRule="auto"/>
+      </w:pPr>
+      <w:r>
+        <w:t xml:space="preserve">После того, как пользователь отправил запрос, он не знает, что будет происходить внутри. Он может перейти по ссылке к журналу аудита, чтобы увидеть, что произошло. Это не очень удобно, поэтому и подключаем </w:t>
+      </w:r>
+      <w:r>
+        <w:rPr>
+          <w:lang w:val="en-US"/>
+        </w:rPr>
+        <w:t>WebSocket</w:t>
+      </w:r>
+      <w:r>
+        <w:t>,</w:t>
+      </w:r>
+      <w:r>
+        <w:t xml:space="preserve"> который поможет пользователю, присылая ему уведомление о том, что </w:t>
+      </w:r>
+      <w:proofErr w:type="spellStart"/>
+      <w:r>
+        <w:t>прозошло</w:t>
+      </w:r>
+      <w:proofErr w:type="spellEnd"/>
+      <w:r>
+        <w:t xml:space="preserve">. </w:t>
+      </w:r>
+    </w:p>
+    <w:p>
+      <w:pPr>
+        <w:pStyle w:val="ab"/>
+        <w:spacing w:line="360" w:lineRule="auto"/>
+      </w:pPr>
+      <w:r>
+        <w:drawing>
+          <wp:inline distT="0" distB="0" distL="0" distR="0" wp14:anchorId="21678844" wp14:editId="1BE35399">
+            <wp:extent cx="4267570" cy="3848433"/>
+            <wp:effectExtent l="0" t="0" r="0" b="0"/>
+            <wp:docPr id="2" name="Рисунок 2"/>
+            <wp:cNvGraphicFramePr>
+              <a:graphicFrameLocks xmlns:a="http://schemas.openxmlformats.org/drawingml/2006/main" noChangeAspect="1"/>
+            </wp:cNvGraphicFramePr>
+            <a:graphic xmlns:a="http://schemas.openxmlformats.org/drawingml/2006/main">
+              <a:graphicData uri="http://schemas.openxmlformats.org/drawingml/2006/picture">
+                <pic:pic xmlns:pic="http://schemas.openxmlformats.org/drawingml/2006/picture">
+                  <pic:nvPicPr>
+                    <pic:cNvPr id="1" name=""/>
+                    <pic:cNvPicPr/>
+                  </pic:nvPicPr>
+                  <pic:blipFill>
+                    <a:blip r:embed="rId15"/>
+                    <a:stretch>
+                      <a:fillRect/>
+                    </a:stretch>
+                  </pic:blipFill>
+                  <pic:spPr>
+                    <a:xfrm>
+                      <a:off x="0" y="0"/>
+                      <a:ext cx="4267570" cy="3848433"/>
+                    </a:xfrm>
+                    <a:prstGeom prst="rect">
+                      <a:avLst/>
+                    </a:prstGeom>
+                  </pic:spPr>
+                </pic:pic>
+              </a:graphicData>
+            </a:graphic>
+          </wp:inline>
+        </w:drawing>
+      </w:r>
+    </w:p>
+    <w:p>
+      <w:pPr>
+        <w:pStyle w:val="ab"/>
+        <w:spacing w:line="360" w:lineRule="auto"/>
+      </w:pPr>
+      <w:r>
+        <w:t xml:space="preserve">Рисунок 8 – Архитектура модуля уведомлений </w:t>
+      </w:r>
+    </w:p>
+    <w:p>
+      <w:pPr>
+        <w:pStyle w:val="ab"/>
+        <w:spacing w:line="360" w:lineRule="auto"/>
+      </w:pPr>
+      <w:r>
+        <w:t xml:space="preserve">Для начала модуль создает очередь – </w:t>
+      </w:r>
+      <w:r>
+        <w:rPr>
+          <w:lang w:val="en-US"/>
+        </w:rPr>
+        <w:t>q</w:t>
+      </w:r>
+      <w:r>
+        <w:t>.</w:t>
+      </w:r>
+      <w:r>
+        <w:rPr>
+          <w:lang w:val="en-US"/>
+        </w:rPr>
+        <w:t>notifications</w:t>
+      </w:r>
+      <w:r>
+        <w:t>.</w:t>
+      </w:r>
+      <w:r>
+        <w:rPr>
+          <w:lang w:val="en-US"/>
+        </w:rPr>
+        <w:t>all</w:t>
+      </w:r>
+      <w:r>
+        <w:t xml:space="preserve"> </w:t>
+      </w:r>
+      <w:r>
+        <w:t xml:space="preserve">и подписывается на все событие из очереди с кнопкой. Далее </w:t>
+      </w:r>
+      <w:proofErr w:type="spellStart"/>
+      <w:r>
+        <w:t>моудль</w:t>
+      </w:r>
+      <w:proofErr w:type="spellEnd"/>
+      <w:r>
+        <w:t xml:space="preserve"> регистрирует </w:t>
+      </w:r>
+      <w:r>
+        <w:rPr>
+          <w:lang w:val="en-US"/>
+        </w:rPr>
+        <w:t>WebSocket</w:t>
+      </w:r>
+      <w:r>
+        <w:t xml:space="preserve"> </w:t>
+      </w:r>
+      <w:r>
+        <w:t xml:space="preserve">для </w:t>
+      </w:r>
+      <w:proofErr w:type="spellStart"/>
+      <w:r>
+        <w:t>эндпоинта</w:t>
+      </w:r>
+      <w:proofErr w:type="spellEnd"/>
+      <w:r>
+        <w:t xml:space="preserve">: создает специальную ссылку, по которой браузера подключаются и видят уведомления системы. </w:t>
+      </w:r>
+    </w:p>
+    <w:p>
+      <w:pPr>
+        <w:pStyle w:val="ab"/>
+        <w:spacing w:line="360" w:lineRule="auto"/>
+      </w:pPr>
+      <w:proofErr w:type="spellStart"/>
+      <w:r>
+        <w:t>NotificationWebSocketHandler</w:t>
+      </w:r>
+      <w:proofErr w:type="spellEnd"/>
+      <w:r>
+        <w:t xml:space="preserve"> — управление подключениями</w:t>
+      </w:r>
+      <w:r>
+        <w:t xml:space="preserve">. Хранит все активные сессии, добавляет новых подключенных, удаляет старых. </w:t>
+      </w:r>
+      <w:proofErr w:type="spellStart"/>
+      <w:r>
+        <w:t>Расылает</w:t>
+      </w:r>
+      <w:proofErr w:type="spellEnd"/>
+      <w:r>
+        <w:t xml:space="preserve"> уведомления всем активным клиентам (</w:t>
+      </w:r>
+      <w:proofErr w:type="gramStart"/>
+      <w:r>
+        <w:rPr>
+          <w:lang w:val="en-US"/>
+        </w:rPr>
+        <w:t>broadcast(</w:t>
+      </w:r>
+      <w:proofErr w:type="gramEnd"/>
+      <w:r>
+        <w:rPr>
+          <w:lang w:val="en-US"/>
+        </w:rPr>
+        <w:t>)).</w:t>
+      </w:r>
+    </w:p>
+    <w:p>
+      <w:pPr>
+        <w:pStyle w:val="ab"/>
+        <w:spacing w:line="360" w:lineRule="auto"/>
+        <w:rPr>
+          <w:lang w:val="en-US"/>
+        </w:rPr>
+      </w:pPr>
+      <w:proofErr w:type="spellStart"/>
+      <w:r>
+        <w:lastRenderedPageBreak/>
+        <w:t>NotificationListener</w:t>
+      </w:r>
+      <w:proofErr w:type="spellEnd"/>
+      <w:r>
+        <w:t xml:space="preserve"> — слушает </w:t>
+      </w:r>
+      <w:proofErr w:type="spellStart"/>
+      <w:r>
+        <w:t>RabbitMQ</w:t>
+      </w:r>
+      <w:proofErr w:type="spellEnd"/>
+      <w:r>
+        <w:t xml:space="preserve"> и отправляет в </w:t>
+      </w:r>
+      <w:proofErr w:type="spellStart"/>
+      <w:r>
+        <w:t>WebSocket</w:t>
+      </w:r>
+      <w:proofErr w:type="spellEnd"/>
+      <w:r>
+        <w:t xml:space="preserve">. Слушает очередь из </w:t>
+      </w:r>
+      <w:r>
+        <w:rPr>
+          <w:lang w:val="en-US"/>
+        </w:rPr>
+        <w:t>RabbitMQ</w:t>
+      </w:r>
+      <w:r>
+        <w:t>, получает из нее все события</w:t>
+      </w:r>
+      <w:r>
+        <w:t xml:space="preserve"> и преобразует в </w:t>
+      </w:r>
+      <w:proofErr w:type="spellStart"/>
+      <w:r>
+        <w:t>человекочитаемое</w:t>
+      </w:r>
+      <w:proofErr w:type="spellEnd"/>
+      <w:r>
+        <w:t xml:space="preserve"> уведомление, рассылает уведомление по </w:t>
+      </w:r>
+      <w:r>
+        <w:rPr>
+          <w:lang w:val="en-US"/>
+        </w:rPr>
+        <w:t>WebSocket</w:t>
+      </w:r>
+      <w:r>
+        <w:t xml:space="preserve"> </w:t>
+      </w:r>
+      <w:r>
+        <w:t xml:space="preserve">всем подключенным пользователям. </w:t>
+      </w:r>
+    </w:p>
+    <w:p>
+      <w:pPr>
+        <w:pStyle w:val="ab"/>
+        <w:spacing w:line="360" w:lineRule="auto"/>
+        <w:jc w:val="center"/>
+        <w:outlineLvl w:val="1"/>
+      </w:pPr>
+      <w:bookmarkStart w:id="19" w:name="_Toc232630565"/>
+      <w:r>
+        <w:t>Общая</w:t>
+      </w:r>
+      <w:r>
+        <w:t xml:space="preserve"> </w:t>
+      </w:r>
+      <w:r>
+        <w:t>схема</w:t>
+      </w:r>
+      <w:r>
+        <w:t xml:space="preserve"> </w:t>
+      </w:r>
+      <w:r>
+        <w:t>работы</w:t>
+      </w:r>
+      <w:bookmarkEnd w:id="19"/>
+    </w:p>
+    <w:p>
+      <w:pPr>
+        <w:pStyle w:val="ab"/>
+        <w:spacing w:line="360" w:lineRule="auto"/>
+      </w:pPr>
+      <w:r>
         <w:t xml:space="preserve">1. </w:t>
       </w:r>
       <w:r>
@@ -10822,313 +10976,303 @@
         <w:rPr>
           <w:lang w:val="en-US"/>
         </w:rPr>
-        <w:t xml:space="preserve">2.  </w:t>
-      </w:r>
-      <w:proofErr w:type="spellStart"/>
+        <w:t>2.  RabbitMQ. exchange = "</w:t>
+      </w:r>
+      <w:proofErr w:type="spellStart"/>
+      <w:proofErr w:type="gramStart"/>
+      <w:r>
+        <w:rPr>
+          <w:lang w:val="en-US"/>
+        </w:rPr>
+        <w:t>button.events</w:t>
+      </w:r>
+      <w:proofErr w:type="spellEnd"/>
+      <w:proofErr w:type="gramEnd"/>
+      <w:r>
+        <w:rPr>
+          <w:lang w:val="en-US"/>
+        </w:rPr>
+        <w:t>", routing key = "</w:t>
+      </w:r>
+      <w:proofErr w:type="spellStart"/>
+      <w:r>
+        <w:rPr>
+          <w:lang w:val="en-US"/>
+        </w:rPr>
+        <w:t>user.created</w:t>
+      </w:r>
+      <w:proofErr w:type="spellEnd"/>
+      <w:r>
+        <w:rPr>
+          <w:lang w:val="en-US"/>
+        </w:rPr>
+        <w:t xml:space="preserve">" </w:t>
+      </w:r>
+      <w:r>
+        <w:rPr>
+          <w:lang w:val="en-US"/>
+        </w:rPr>
+        <w:t>,</w:t>
+      </w:r>
+      <w:r>
+        <w:rPr>
+          <w:lang w:val="en-US"/>
+        </w:rPr>
+        <w:t xml:space="preserve">    </w:t>
+      </w:r>
+      <w:r>
+        <w:t>очередь</w:t>
+      </w:r>
+      <w:r>
+        <w:rPr>
+          <w:lang w:val="en-US"/>
+        </w:rPr>
+        <w:t xml:space="preserve"> = "</w:t>
+      </w:r>
+      <w:proofErr w:type="spellStart"/>
+      <w:r>
+        <w:rPr>
+          <w:lang w:val="en-US"/>
+        </w:rPr>
+        <w:t>q.enrichment.user</w:t>
+      </w:r>
+      <w:proofErr w:type="spellEnd"/>
+      <w:r>
+        <w:rPr>
+          <w:lang w:val="en-US"/>
+        </w:rPr>
+        <w:t>-created"</w:t>
+      </w:r>
+      <w:r>
+        <w:rPr>
+          <w:lang w:val="en-US"/>
+        </w:rPr>
+        <w:t xml:space="preserve">. </w:t>
+      </w:r>
+    </w:p>
+    <w:p>
+      <w:pPr>
+        <w:pStyle w:val="ab"/>
+        <w:spacing w:line="360" w:lineRule="auto"/>
+      </w:pPr>
+      <w:r>
+        <w:t xml:space="preserve">3. </w:t>
+      </w:r>
+      <w:proofErr w:type="spellStart"/>
+      <w:r>
+        <w:rPr>
+          <w:lang w:val="en-US"/>
+        </w:rPr>
+        <w:t>grpc</w:t>
+      </w:r>
+      <w:proofErr w:type="spellEnd"/>
+      <w:r>
+        <w:t>-</w:t>
+      </w:r>
+      <w:r>
+        <w:rPr>
+          <w:lang w:val="en-US"/>
+        </w:rPr>
+        <w:t>enrichment</w:t>
+      </w:r>
+      <w:r>
+        <w:t>-</w:t>
+      </w:r>
+      <w:r>
+        <w:rPr>
+          <w:lang w:val="en-US"/>
+        </w:rPr>
+        <w:t>client</w:t>
+      </w:r>
+      <w:r>
+        <w:t xml:space="preserve">. </w:t>
+      </w:r>
+      <w:r>
+        <w:t>Десериализация</w:t>
+      </w:r>
+      <w:r>
+        <w:t xml:space="preserve">, </w:t>
+      </w:r>
+      <w:r>
+        <w:t xml:space="preserve">формирование </w:t>
+      </w:r>
+      <w:r>
+        <w:rPr>
+          <w:lang w:val="en-US"/>
+        </w:rPr>
+        <w:t>grpc</w:t>
+      </w:r>
+      <w:r>
+        <w:t>-</w:t>
+      </w:r>
+      <w:r>
+        <w:t xml:space="preserve">запроса, синхронный вызов </w:t>
+      </w:r>
+      <w:r>
+        <w:rPr>
+          <w:lang w:val="en-US"/>
+        </w:rPr>
+        <w:t>gRPC</w:t>
+      </w:r>
+      <w:r>
+        <w:t>-</w:t>
+      </w:r>
+      <w:r>
+        <w:t>метода, публикация обогащённого события.</w:t>
+      </w:r>
+      <w:r>
+        <w:t xml:space="preserve"> </w:t>
+      </w:r>
+      <w:r>
+        <w:t xml:space="preserve">Отправка уведомления в </w:t>
+      </w:r>
+      <w:r>
+        <w:rPr>
+          <w:lang w:val="en-US"/>
+        </w:rPr>
+        <w:t>WebSocket</w:t>
+      </w:r>
+      <w:r>
+        <w:t>.</w:t>
+      </w:r>
+    </w:p>
+    <w:p>
+      <w:pPr>
+        <w:pStyle w:val="ab"/>
+        <w:spacing w:line="360" w:lineRule="auto"/>
+      </w:pPr>
+      <w:r>
+        <w:t xml:space="preserve">4.  </w:t>
+      </w:r>
+      <w:r>
+        <w:rPr>
+          <w:lang w:val="en-US"/>
+        </w:rPr>
+        <w:t>grpc</w:t>
+      </w:r>
+      <w:r>
+        <w:t>-</w:t>
+      </w:r>
+      <w:r>
+        <w:rPr>
+          <w:lang w:val="en-US"/>
+        </w:rPr>
+        <w:t>analytics</w:t>
+      </w:r>
+      <w:r>
+        <w:t>-</w:t>
+      </w:r>
+      <w:r>
+        <w:rPr>
+          <w:lang w:val="en-US"/>
+        </w:rPr>
+        <w:t>server</w:t>
+      </w:r>
+      <w:r>
+        <w:t xml:space="preserve">. </w:t>
+      </w:r>
+      <w:r>
+        <w:t>Вычисляет</w:t>
+      </w:r>
+      <w:r>
+        <w:t xml:space="preserve"> </w:t>
+      </w:r>
+      <w:r>
+        <w:t>метрики</w:t>
+      </w:r>
+      <w:r>
+        <w:t xml:space="preserve">, </w:t>
+      </w:r>
+      <w:r>
+        <w:t>возвращает</w:t>
+      </w:r>
+      <w:r>
+        <w:t xml:space="preserve"> </w:t>
+      </w:r>
+      <w:r>
+        <w:t>ответ</w:t>
+      </w:r>
+      <w:r>
+        <w:t xml:space="preserve"> </w:t>
+      </w:r>
+      <w:r>
+        <w:rPr>
+          <w:lang w:val="en-US"/>
+        </w:rPr>
+        <w:t>grpc</w:t>
+      </w:r>
+      <w:r>
+        <w:t>-</w:t>
+      </w:r>
+      <w:r>
+        <w:rPr>
+          <w:lang w:val="en-US"/>
+        </w:rPr>
+        <w:t>enrichment</w:t>
+      </w:r>
+      <w:r>
+        <w:t>-</w:t>
+      </w:r>
+      <w:r>
+        <w:rPr>
+          <w:lang w:val="en-US"/>
+        </w:rPr>
+        <w:t>client</w:t>
+      </w:r>
+      <w:r>
+        <w:t xml:space="preserve">, </w:t>
+      </w:r>
+      <w:r>
+        <w:t>который</w:t>
+      </w:r>
+      <w:r>
+        <w:t xml:space="preserve"> </w:t>
+      </w:r>
+      <w:r>
+        <w:t>публикует</w:t>
+      </w:r>
+      <w:r>
+        <w:t xml:space="preserve"> </w:t>
+      </w:r>
+      <w:r>
+        <w:t>событие</w:t>
+      </w:r>
+      <w:r>
+        <w:t xml:space="preserve"> </w:t>
+      </w:r>
+      <w:proofErr w:type="gramStart"/>
+      <w:r>
+        <w:rPr>
+          <w:lang w:val="en-US"/>
+        </w:rPr>
+        <w:t>user</w:t>
+      </w:r>
+      <w:r>
+        <w:t>.</w:t>
+      </w:r>
+      <w:r>
+        <w:rPr>
+          <w:lang w:val="en-US"/>
+        </w:rPr>
+        <w:t>enriched</w:t>
+      </w:r>
+      <w:proofErr w:type="gramEnd"/>
+      <w:r>
+        <w:t xml:space="preserve"> </w:t>
+      </w:r>
+      <w:r>
+        <w:t>в</w:t>
+      </w:r>
+      <w:r>
+        <w:t xml:space="preserve"> </w:t>
+      </w:r>
       <w:r>
         <w:rPr>
           <w:lang w:val="en-US"/>
         </w:rPr>
         <w:t>RabbitMQ</w:t>
       </w:r>
-      <w:proofErr w:type="spellEnd"/>
-      <w:r>
-        <w:rPr>
-          <w:lang w:val="en-US"/>
-        </w:rPr>
-        <w:t>. exchange = "</w:t>
-      </w:r>
-      <w:proofErr w:type="spellStart"/>
-      <w:proofErr w:type="gramStart"/>
-      <w:r>
-        <w:rPr>
-          <w:lang w:val="en-US"/>
-        </w:rPr>
-        <w:t>button.events</w:t>
-      </w:r>
-      <w:proofErr w:type="spellEnd"/>
-      <w:proofErr w:type="gramEnd"/>
-      <w:r>
-        <w:rPr>
-          <w:lang w:val="en-US"/>
-        </w:rPr>
-        <w:t>", routing key = "</w:t>
-      </w:r>
-      <w:proofErr w:type="spellStart"/>
-      <w:r>
-        <w:rPr>
-          <w:lang w:val="en-US"/>
-        </w:rPr>
-        <w:t>user.created</w:t>
-      </w:r>
-      <w:proofErr w:type="spellEnd"/>
-      <w:r>
-        <w:rPr>
-          <w:lang w:val="en-US"/>
-        </w:rPr>
-        <w:t xml:space="preserve">" </w:t>
-      </w:r>
-      <w:r>
-        <w:rPr>
-          <w:lang w:val="en-US"/>
-        </w:rPr>
-        <w:t>,</w:t>
-      </w:r>
-      <w:r>
-        <w:rPr>
-          <w:lang w:val="en-US"/>
-        </w:rPr>
-        <w:t xml:space="preserve">    </w:t>
-      </w:r>
-      <w:r>
-        <w:t>очередь</w:t>
-      </w:r>
-      <w:r>
-        <w:rPr>
-          <w:lang w:val="en-US"/>
-        </w:rPr>
-        <w:t xml:space="preserve"> = "</w:t>
-      </w:r>
-      <w:proofErr w:type="spellStart"/>
-      <w:r>
-        <w:rPr>
-          <w:lang w:val="en-US"/>
-        </w:rPr>
-        <w:t>q.enrichment.user</w:t>
-      </w:r>
-      <w:proofErr w:type="spellEnd"/>
-      <w:r>
-        <w:rPr>
-          <w:lang w:val="en-US"/>
-        </w:rPr>
-        <w:t>-created"</w:t>
-      </w:r>
-      <w:r>
-        <w:rPr>
-          <w:lang w:val="en-US"/>
-        </w:rPr>
-        <w:t xml:space="preserve">. </w:t>
-      </w:r>
-    </w:p>
-    <w:p>
-      <w:pPr>
-        <w:pStyle w:val="ab"/>
-        <w:spacing w:line="360" w:lineRule="auto"/>
-      </w:pPr>
-      <w:r>
-        <w:t xml:space="preserve">3. </w:t>
-      </w:r>
-      <w:proofErr w:type="spellStart"/>
-      <w:r>
-        <w:rPr>
-          <w:lang w:val="en-US"/>
-        </w:rPr>
-        <w:t>grpc</w:t>
-      </w:r>
-      <w:proofErr w:type="spellEnd"/>
-      <w:r>
-        <w:t>-</w:t>
-      </w:r>
-      <w:r>
-        <w:rPr>
-          <w:lang w:val="en-US"/>
-        </w:rPr>
-        <w:t>enrichment</w:t>
-      </w:r>
-      <w:r>
-        <w:t>-</w:t>
-      </w:r>
-      <w:r>
-        <w:rPr>
-          <w:lang w:val="en-US"/>
-        </w:rPr>
-        <w:t>client</w:t>
-      </w:r>
-      <w:r>
-        <w:t xml:space="preserve">. </w:t>
-      </w:r>
-      <w:proofErr w:type="spellStart"/>
-      <w:r>
-        <w:t>Десериализация</w:t>
-      </w:r>
-      <w:proofErr w:type="spellEnd"/>
-      <w:r>
-        <w:t xml:space="preserve">, </w:t>
-      </w:r>
-      <w:r>
-        <w:t xml:space="preserve">формирование </w:t>
-      </w:r>
-      <w:proofErr w:type="spellStart"/>
-      <w:r>
-        <w:rPr>
-          <w:lang w:val="en-US"/>
-        </w:rPr>
-        <w:t>grpc</w:t>
-      </w:r>
-      <w:proofErr w:type="spellEnd"/>
-      <w:r>
-        <w:t>-</w:t>
-      </w:r>
-      <w:r>
-        <w:t xml:space="preserve">запроса, синхронный вызов </w:t>
-      </w:r>
-      <w:proofErr w:type="spellStart"/>
-      <w:r>
-        <w:rPr>
-          <w:lang w:val="en-US"/>
-        </w:rPr>
-        <w:t>gRPC</w:t>
-      </w:r>
-      <w:proofErr w:type="spellEnd"/>
-      <w:r>
-        <w:t>-</w:t>
-      </w:r>
-      <w:r>
-        <w:t>метода, публикация обогащённого события.</w:t>
-      </w:r>
-    </w:p>
-    <w:p>
-      <w:pPr>
-        <w:pStyle w:val="ab"/>
-        <w:spacing w:line="360" w:lineRule="auto"/>
-        <w:rPr>
-          <w:lang w:val="en-US"/>
-        </w:rPr>
-      </w:pPr>
-      <w:r>
-        <w:rPr>
-          <w:lang w:val="en-US"/>
-        </w:rPr>
-        <w:t xml:space="preserve">4.  </w:t>
-      </w:r>
-      <w:proofErr w:type="spellStart"/>
-      <w:r>
-        <w:rPr>
-          <w:lang w:val="en-US"/>
-        </w:rPr>
-        <w:t>grpc</w:t>
-      </w:r>
-      <w:proofErr w:type="spellEnd"/>
-      <w:r>
-        <w:rPr>
-          <w:lang w:val="en-US"/>
-        </w:rPr>
-        <w:t xml:space="preserve">-analytics-server. </w:t>
-      </w:r>
-      <w:r>
-        <w:t>Вычисляет</w:t>
-      </w:r>
-      <w:r>
-        <w:rPr>
-          <w:lang w:val="en-US"/>
-        </w:rPr>
-        <w:t xml:space="preserve"> </w:t>
-      </w:r>
-      <w:r>
-        <w:t>метрики</w:t>
-      </w:r>
-      <w:r>
-        <w:rPr>
-          <w:lang w:val="en-US"/>
-        </w:rPr>
-        <w:t xml:space="preserve">, </w:t>
-      </w:r>
-      <w:r>
-        <w:t>возвращает</w:t>
-      </w:r>
-      <w:r>
-        <w:rPr>
-          <w:lang w:val="en-US"/>
-        </w:rPr>
-        <w:t xml:space="preserve"> </w:t>
-      </w:r>
-      <w:r>
-        <w:t>ответ</w:t>
-      </w:r>
-      <w:r>
-        <w:rPr>
-          <w:lang w:val="en-US"/>
-        </w:rPr>
-        <w:t xml:space="preserve"> </w:t>
-      </w:r>
-      <w:proofErr w:type="spellStart"/>
-      <w:r>
-        <w:rPr>
-          <w:lang w:val="en-US"/>
-        </w:rPr>
-        <w:t>grpc</w:t>
-      </w:r>
-      <w:proofErr w:type="spellEnd"/>
-      <w:r>
-        <w:rPr>
-          <w:lang w:val="en-US"/>
-        </w:rPr>
-        <w:t xml:space="preserve">-enrichment-client, </w:t>
-      </w:r>
-      <w:r>
-        <w:t>который</w:t>
-      </w:r>
-      <w:r>
-        <w:rPr>
-          <w:lang w:val="en-US"/>
-        </w:rPr>
-        <w:t xml:space="preserve"> </w:t>
-      </w:r>
-      <w:r>
-        <w:t>публикует</w:t>
-      </w:r>
-      <w:r>
-        <w:rPr>
-          <w:lang w:val="en-US"/>
-        </w:rPr>
-        <w:t xml:space="preserve"> </w:t>
-      </w:r>
-      <w:r>
-        <w:t>событие</w:t>
-      </w:r>
-      <w:r>
-        <w:rPr>
-          <w:lang w:val="en-US"/>
-        </w:rPr>
-        <w:t xml:space="preserve"> </w:t>
-      </w:r>
-      <w:proofErr w:type="spellStart"/>
-      <w:proofErr w:type="gramStart"/>
-      <w:r>
-        <w:rPr>
-          <w:lang w:val="en-US"/>
-        </w:rPr>
-        <w:t>user.enriched</w:t>
-      </w:r>
-      <w:proofErr w:type="spellEnd"/>
-      <w:proofErr w:type="gramEnd"/>
-      <w:r>
-        <w:rPr>
-          <w:lang w:val="en-US"/>
-        </w:rPr>
-        <w:t xml:space="preserve"> </w:t>
-      </w:r>
-      <w:r>
-        <w:t>в</w:t>
-      </w:r>
-      <w:r>
-        <w:rPr>
-          <w:lang w:val="en-US"/>
-        </w:rPr>
-        <w:t xml:space="preserve"> </w:t>
-      </w:r>
-      <w:proofErr w:type="spellStart"/>
-      <w:r>
-        <w:rPr>
-          <w:lang w:val="en-US"/>
-        </w:rPr>
-        <w:t>RabbitMQ</w:t>
-      </w:r>
-      <w:proofErr w:type="spellEnd"/>
-      <w:r>
-        <w:rPr>
-          <w:lang w:val="en-US"/>
-        </w:rPr>
+      <w:r>
         <w:t>.</w:t>
       </w:r>
     </w:p>
@@ -11362,13 +11506,8 @@
               <w:spacing w:line="360" w:lineRule="auto"/>
               <w:ind w:firstLine="0"/>
             </w:pPr>
-            <w:proofErr w:type="spellStart"/>
-            <w:r>
-              <w:t>demo-rest</w:t>
-            </w:r>
-            <w:proofErr w:type="spellEnd"/>
-            <w:r>
-              <w:t xml:space="preserve"> → </w:t>
+            <w:r>
+              <w:t xml:space="preserve">demo-rest → </w:t>
             </w:r>
             <w:proofErr w:type="spellStart"/>
             <w:r>
@@ -11807,19 +11946,11 @@
                 <w:lang w:val="en-US"/>
               </w:rPr>
             </w:pPr>
-            <w:proofErr w:type="spellStart"/>
             <w:r>
               <w:rPr>
                 <w:lang w:val="en-US"/>
               </w:rPr>
-              <w:t>grpc</w:t>
-            </w:r>
-            <w:proofErr w:type="spellEnd"/>
-            <w:r>
-              <w:rPr>
-                <w:lang w:val="en-US"/>
-              </w:rPr>
-              <w:t xml:space="preserve">-enrichment-client → </w:t>
+              <w:t xml:space="preserve">grpc-enrichment-client → </w:t>
             </w:r>
             <w:proofErr w:type="spellStart"/>
             <w:r>
@@ -12346,13 +12477,8 @@
               <w:spacing w:line="360" w:lineRule="auto"/>
               <w:ind w:firstLine="0"/>
             </w:pPr>
-            <w:proofErr w:type="spellStart"/>
-            <w:r>
-              <w:t>RabbitMQ</w:t>
-            </w:r>
-            <w:proofErr w:type="spellEnd"/>
-            <w:r>
-              <w:t xml:space="preserve"> → </w:t>
+            <w:r>
+              <w:t xml:space="preserve">RabbitMQ → </w:t>
             </w:r>
             <w:proofErr w:type="spellStart"/>
             <w:r>
@@ -12506,7 +12632,7 @@
           <w:rFonts w:cs="Times New Roman"/>
         </w:rPr>
       </w:pPr>
-      <w:bookmarkStart w:id="19" w:name="_Toc232455673"/>
+      <w:bookmarkStart w:id="20" w:name="_Toc232630566"/>
       <w:r>
         <w:rPr>
           <w:rFonts w:cs="Times New Roman"/>
@@ -12526,7 +12652,7 @@
         </w:rPr>
         <w:t>Демонстрация работы</w:t>
       </w:r>
-      <w:bookmarkEnd w:id="19"/>
+      <w:bookmarkEnd w:id="20"/>
     </w:p>
     <w:p>
       <w:pPr>
@@ -12550,14 +12676,12 @@
       <w:r>
         <w:t xml:space="preserve">1. Терминал № 1 – собираем все в правильном порядке и запускаем </w:t>
       </w:r>
-      <w:proofErr w:type="spellStart"/>
       <w:r>
         <w:rPr>
           <w:lang w:val="en-US"/>
         </w:rPr>
         <w:t>Abonement</w:t>
       </w:r>
-      <w:proofErr w:type="spellEnd"/>
       <w:r>
         <w:t>-</w:t>
       </w:r>
@@ -12586,9 +12710,6 @@
         <w:spacing w:line="360" w:lineRule="auto"/>
       </w:pPr>
       <w:r>
-        <w:rPr>
-          <w:lang w:val="en-US"/>
-        </w:rPr>
         <w:t xml:space="preserve">2. </w:t>
       </w:r>
       <w:r>
@@ -12638,98 +12759,47 @@
     <w:p>
       <w:pPr>
         <w:pStyle w:val="ab"/>
-      </w:pPr>
-    </w:p>
-    <w:p>
-      <w:pPr>
-        <w:pStyle w:val="ab"/>
-        <w:spacing w:line="360" w:lineRule="auto"/>
-      </w:pPr>
-      <w:r>
+        <w:spacing w:line="360" w:lineRule="auto"/>
+        <w:rPr>
+          <w:lang w:val="en-US"/>
+        </w:rPr>
+      </w:pPr>
+      <w:r>
+        <w:rPr>
+          <w:lang w:val="en-US"/>
+        </w:rPr>
+        <w:t xml:space="preserve">5. </w:t>
+      </w:r>
+      <w:r>
+        <w:t xml:space="preserve">Терминал № 5 – Запускаю </w:t>
+      </w:r>
+      <w:r>
+        <w:rPr>
+          <w:lang w:val="en-US"/>
+        </w:rPr>
+        <w:t>WebSocket push</w:t>
+      </w:r>
+    </w:p>
+    <w:p>
+      <w:pPr>
+        <w:pStyle w:val="ab"/>
+      </w:pPr>
+    </w:p>
+    <w:p>
+      <w:pPr>
+        <w:pStyle w:val="ab"/>
+        <w:spacing w:line="360" w:lineRule="auto"/>
+      </w:pPr>
+      <w:r>
+        <w:rPr>
+          <w:noProof/>
+          <w:lang w:eastAsia="ru-RU"/>
+        </w:rPr>
         <w:drawing>
           <wp:inline distT="0" distB="0" distL="0" distR="0" wp14:anchorId="50D744D1" wp14:editId="7D4B5E56">
             <wp:extent cx="5574090" cy="2686050"/>
             <wp:effectExtent l="0" t="0" r="7620" b="0"/>
             <wp:docPr id="5" name="Рисунок 5"/>
-            <wp:cNvGraphicFramePr>
-              <a:graphicFrameLocks xmlns:a="http://schemas.openxmlformats.org/drawingml/2006/main" noChangeAspect="1"/>
-            </wp:cNvGraphicFramePr>
-            <a:graphic xmlns:a="http://schemas.openxmlformats.org/drawingml/2006/main">
-              <a:graphicData uri="http://schemas.openxmlformats.org/drawingml/2006/picture">
-                <pic:pic xmlns:pic="http://schemas.openxmlformats.org/drawingml/2006/picture">
-                  <pic:nvPicPr>
-                    <pic:cNvPr id="1" name=""/>
-                    <pic:cNvPicPr/>
-                  </pic:nvPicPr>
-                  <pic:blipFill>
-                    <a:blip r:embed="rId15"/>
-                    <a:stretch>
-                      <a:fillRect/>
-                    </a:stretch>
-                  </pic:blipFill>
-                  <pic:spPr>
-                    <a:xfrm>
-                      <a:off x="0" y="0"/>
-                      <a:ext cx="5575280" cy="2686623"/>
-                    </a:xfrm>
-                    <a:prstGeom prst="rect">
-                      <a:avLst/>
-                    </a:prstGeom>
-                  </pic:spPr>
-                </pic:pic>
-              </a:graphicData>
-            </a:graphic>
-          </wp:inline>
-        </w:drawing>
-      </w:r>
-    </w:p>
-    <w:p>
-      <w:pPr>
-        <w:pStyle w:val="ab"/>
-        <w:spacing w:line="360" w:lineRule="auto"/>
-        <w:rPr>
-          <w:lang w:val="en-US"/>
-        </w:rPr>
-      </w:pPr>
-      <w:r>
-        <w:t xml:space="preserve">Рисунок 8 – </w:t>
-      </w:r>
-      <w:r>
-        <w:rPr>
-          <w:lang w:val="en-US"/>
-        </w:rPr>
-        <w:t>Swagger UI</w:t>
-      </w:r>
-    </w:p>
-    <w:p>
-      <w:pPr>
-        <w:pStyle w:val="ab"/>
-        <w:spacing w:line="360" w:lineRule="auto"/>
-      </w:pPr>
-      <w:r>
-        <w:t xml:space="preserve">Данная документация показывает все </w:t>
-      </w:r>
-      <w:proofErr w:type="spellStart"/>
-      <w:r>
-        <w:t>эндпоинты</w:t>
-      </w:r>
-      <w:proofErr w:type="spellEnd"/>
-      <w:r>
-        <w:t xml:space="preserve">, которые есть. </w:t>
-      </w:r>
-    </w:p>
-    <w:p>
-      <w:pPr>
-        <w:pStyle w:val="ab"/>
-        <w:spacing w:line="360" w:lineRule="auto"/>
-      </w:pPr>
-      <w:r>
-        <w:lastRenderedPageBreak/>
-        <w:drawing>
-          <wp:inline distT="0" distB="0" distL="0" distR="0" wp14:anchorId="6D38FEB2" wp14:editId="6AC26F40">
-            <wp:extent cx="5029200" cy="4305598"/>
-            <wp:effectExtent l="0" t="0" r="0" b="0"/>
-            <wp:docPr id="7" name="Рисунок 7"/>
             <wp:cNvGraphicFramePr>
               <a:graphicFrameLocks xmlns:a="http://schemas.openxmlformats.org/drawingml/2006/main" noChangeAspect="1"/>
             </wp:cNvGraphicFramePr>
@@ -12749,7 +12819,7 @@
                   <pic:spPr>
                     <a:xfrm>
                       <a:off x="0" y="0"/>
-                      <a:ext cx="5043057" cy="4317461"/>
+                      <a:ext cx="5575280" cy="2686623"/>
                     </a:xfrm>
                     <a:prstGeom prst="rect">
                       <a:avLst/>
@@ -12768,7 +12838,51 @@
         <w:spacing w:line="360" w:lineRule="auto"/>
       </w:pPr>
       <w:r>
-        <w:t>Рисунок 9 – Успешное создание пользователя</w:t>
+        <w:t>Рисунок 9</w:t>
+      </w:r>
+      <w:r>
+        <w:t xml:space="preserve"> – </w:t>
+      </w:r>
+      <w:r>
+        <w:rPr>
+          <w:lang w:val="en-US"/>
+        </w:rPr>
+        <w:t>Swagger</w:t>
+      </w:r>
+      <w:r>
+        <w:t xml:space="preserve"> </w:t>
+      </w:r>
+      <w:r>
+        <w:rPr>
+          <w:lang w:val="en-US"/>
+        </w:rPr>
+        <w:t>UI</w:t>
+      </w:r>
+    </w:p>
+    <w:p>
+      <w:pPr>
+        <w:pStyle w:val="ab"/>
+        <w:spacing w:line="360" w:lineRule="auto"/>
+      </w:pPr>
+      <w:r>
+        <w:t xml:space="preserve">Данная документация показывает все </w:t>
+      </w:r>
+      <w:proofErr w:type="spellStart"/>
+      <w:r>
+        <w:t>эндпоинты</w:t>
+      </w:r>
+      <w:proofErr w:type="spellEnd"/>
+      <w:r>
+        <w:t xml:space="preserve">, которые есть. </w:t>
+      </w:r>
+    </w:p>
+    <w:p>
+      <w:pPr>
+        <w:pStyle w:val="ab"/>
+        <w:spacing w:line="360" w:lineRule="auto"/>
+      </w:pPr>
+      <w:r>
+        <w:t xml:space="preserve">Также сразу же подключаюсь к центру уведомлений, представлено на рисунке 10. </w:t>
       </w:r>
     </w:p>
     <w:p>
@@ -12778,10 +12892,10 @@
       </w:pPr>
       <w:r>
         <w:drawing>
-          <wp:inline distT="0" distB="0" distL="0" distR="0" wp14:anchorId="420E55F0" wp14:editId="6BB1C3EA">
-            <wp:extent cx="3648075" cy="3827456"/>
-            <wp:effectExtent l="0" t="0" r="0" b="1905"/>
-            <wp:docPr id="9" name="Рисунок 9"/>
+          <wp:inline distT="0" distB="0" distL="0" distR="0" wp14:anchorId="5CAE385E" wp14:editId="7DBDF929">
+            <wp:extent cx="3619500" cy="1390152"/>
+            <wp:effectExtent l="0" t="0" r="0" b="635"/>
+            <wp:docPr id="6" name="Рисунок 6"/>
             <wp:cNvGraphicFramePr>
               <a:graphicFrameLocks xmlns:a="http://schemas.openxmlformats.org/drawingml/2006/main" noChangeAspect="1"/>
             </wp:cNvGraphicFramePr>
@@ -12801,7 +12915,7 @@
                   <pic:spPr>
                     <a:xfrm>
                       <a:off x="0" y="0"/>
-                      <a:ext cx="3657775" cy="3837633"/>
+                      <a:ext cx="3626863" cy="1392980"/>
                     </a:xfrm>
                     <a:prstGeom prst="rect">
                       <a:avLst/>
@@ -12820,21 +12934,35 @@
         <w:spacing w:line="360" w:lineRule="auto"/>
       </w:pPr>
       <w:r>
-        <w:t>Рисунок 10 – Получение всех пользователей</w:t>
-      </w:r>
-    </w:p>
-    <w:p>
-      <w:pPr>
-        <w:pStyle w:val="ab"/>
-        <w:spacing w:line="360" w:lineRule="auto"/>
-      </w:pPr>
-      <w:r>
-        <w:lastRenderedPageBreak/>
+        <w:t>Рисунок 10 – Центр уведомлений</w:t>
+      </w:r>
+    </w:p>
+    <w:p>
+      <w:pPr>
+        <w:pStyle w:val="ab"/>
+        <w:spacing w:line="360" w:lineRule="auto"/>
+      </w:pPr>
+    </w:p>
+    <w:p>
+      <w:pPr>
+        <w:pStyle w:val="ab"/>
+        <w:spacing w:line="360" w:lineRule="auto"/>
+        <w:rPr>
+          <w:lang w:val="en-US"/>
+        </w:rPr>
+      </w:pPr>
+    </w:p>
+    <w:p>
+      <w:pPr>
+        <w:pStyle w:val="ab"/>
+        <w:spacing w:line="360" w:lineRule="auto"/>
+      </w:pPr>
+      <w:r>
         <w:drawing>
-          <wp:inline distT="0" distB="0" distL="0" distR="0" wp14:anchorId="17D1167D" wp14:editId="60449500">
-            <wp:extent cx="5940425" cy="4222750"/>
-            <wp:effectExtent l="0" t="0" r="3175" b="6350"/>
-            <wp:docPr id="10" name="Рисунок 10"/>
+          <wp:inline distT="0" distB="0" distL="0" distR="0" wp14:anchorId="03449D66" wp14:editId="4C6B9587">
+            <wp:extent cx="4499467" cy="3543300"/>
+            <wp:effectExtent l="0" t="0" r="0" b="0"/>
+            <wp:docPr id="15" name="Рисунок 15"/>
             <wp:cNvGraphicFramePr>
               <a:graphicFrameLocks xmlns:a="http://schemas.openxmlformats.org/drawingml/2006/main" noChangeAspect="1"/>
             </wp:cNvGraphicFramePr>
@@ -12854,7 +12982,7 @@
                   <pic:spPr>
                     <a:xfrm>
                       <a:off x="0" y="0"/>
-                      <a:ext cx="5940425" cy="4222750"/>
+                      <a:ext cx="4503529" cy="3546499"/>
                     </a:xfrm>
                     <a:prstGeom prst="rect">
                       <a:avLst/>
@@ -12873,20 +13001,33 @@
         <w:spacing w:line="360" w:lineRule="auto"/>
       </w:pPr>
       <w:r>
-        <w:t>Рисунок 11 – Полное обновление ранее созданного пользователя</w:t>
-      </w:r>
-    </w:p>
-    <w:p>
-      <w:pPr>
-        <w:pStyle w:val="ab"/>
-        <w:spacing w:line="360" w:lineRule="auto"/>
-      </w:pPr>
-      <w:r>
+        <w:t>Рисунок 1</w:t>
+      </w:r>
+      <w:r>
+        <w:rPr>
+          <w:lang w:val="en-US"/>
+        </w:rPr>
+        <w:t>1</w:t>
+      </w:r>
+      <w:r>
+        <w:t xml:space="preserve"> – Успешное создание пользователя</w:t>
+      </w:r>
+    </w:p>
+    <w:p>
+      <w:pPr>
+        <w:pStyle w:val="ab"/>
+        <w:spacing w:line="360" w:lineRule="auto"/>
+      </w:pPr>
+      <w:r>
+        <w:rPr>
+          <w:noProof/>
+          <w:lang w:eastAsia="ru-RU"/>
+        </w:rPr>
         <w:drawing>
-          <wp:inline distT="0" distB="0" distL="0" distR="0" wp14:anchorId="25AD1C7F" wp14:editId="4ABB0D64">
-            <wp:extent cx="5940425" cy="2882900"/>
-            <wp:effectExtent l="0" t="0" r="3175" b="0"/>
-            <wp:docPr id="11" name="Рисунок 11"/>
+          <wp:inline distT="0" distB="0" distL="0" distR="0" wp14:anchorId="420E55F0" wp14:editId="6BB1C3EA">
+            <wp:extent cx="3648075" cy="3827456"/>
+            <wp:effectExtent l="0" t="0" r="0" b="1905"/>
+            <wp:docPr id="9" name="Рисунок 9"/>
             <wp:cNvGraphicFramePr>
               <a:graphicFrameLocks xmlns:a="http://schemas.openxmlformats.org/drawingml/2006/main" noChangeAspect="1"/>
             </wp:cNvGraphicFramePr>
@@ -12906,7 +13047,7 @@
                   <pic:spPr>
                     <a:xfrm>
                       <a:off x="0" y="0"/>
-                      <a:ext cx="5940425" cy="2882900"/>
+                      <a:ext cx="3657775" cy="3837633"/>
                     </a:xfrm>
                     <a:prstGeom prst="rect">
                       <a:avLst/>
@@ -12925,7 +13066,16 @@
         <w:spacing w:line="360" w:lineRule="auto"/>
       </w:pPr>
       <w:r>
-        <w:t>Рисунок 12 – Поиск пользователя по имени</w:t>
+        <w:t>Рисунок 1</w:t>
+      </w:r>
+      <w:r>
+        <w:rPr>
+          <w:lang w:val="en-US"/>
+        </w:rPr>
+        <w:t>2</w:t>
+      </w:r>
+      <w:r>
+        <w:t xml:space="preserve"> – Получение всех пользователей</w:t>
       </w:r>
     </w:p>
     <w:p>
@@ -12936,10 +13086,10 @@
       <w:r>
         <w:lastRenderedPageBreak/>
         <w:drawing>
-          <wp:inline distT="0" distB="0" distL="0" distR="0" wp14:anchorId="7CF48477" wp14:editId="5A6AECFD">
-            <wp:extent cx="5940425" cy="4576445"/>
-            <wp:effectExtent l="0" t="0" r="3175" b="0"/>
-            <wp:docPr id="12" name="Рисунок 12"/>
+          <wp:inline distT="0" distB="0" distL="0" distR="0" wp14:anchorId="75900972" wp14:editId="23BD41CE">
+            <wp:extent cx="5006975" cy="3865353"/>
+            <wp:effectExtent l="0" t="0" r="3175" b="1905"/>
+            <wp:docPr id="8" name="Рисунок 8"/>
             <wp:cNvGraphicFramePr>
               <a:graphicFrameLocks xmlns:a="http://schemas.openxmlformats.org/drawingml/2006/main" noChangeAspect="1"/>
             </wp:cNvGraphicFramePr>
@@ -12959,7 +13109,7 @@
                   <pic:spPr>
                     <a:xfrm>
                       <a:off x="0" y="0"/>
-                      <a:ext cx="5940425" cy="4576445"/>
+                      <a:ext cx="5009022" cy="3866933"/>
                     </a:xfrm>
                     <a:prstGeom prst="rect">
                       <a:avLst/>
@@ -12978,7 +13128,13 @@
         <w:spacing w:line="360" w:lineRule="auto"/>
       </w:pPr>
       <w:r>
-        <w:t>Рисунок 13 – Запрос на создание абонемента – Нажатие на кнопку</w:t>
+        <w:t>Рисунок 1</w:t>
+      </w:r>
+      <w:r>
+        <w:t>3</w:t>
+      </w:r>
+      <w:r>
+        <w:t xml:space="preserve"> – Полное обновление ранее созданного пользователя</w:t>
       </w:r>
     </w:p>
     <w:p>
@@ -12988,10 +13144,10 @@
       </w:pPr>
       <w:r>
         <w:drawing>
-          <wp:inline distT="0" distB="0" distL="0" distR="0" wp14:anchorId="1FF4DB94" wp14:editId="7965B1E1">
-            <wp:extent cx="5940425" cy="2569210"/>
-            <wp:effectExtent l="0" t="0" r="3175" b="2540"/>
-            <wp:docPr id="13" name="Рисунок 13"/>
+          <wp:inline distT="0" distB="0" distL="0" distR="0" wp14:anchorId="7FF9FC7C" wp14:editId="198EFEBA">
+            <wp:extent cx="4911725" cy="3631159"/>
+            <wp:effectExtent l="0" t="0" r="3175" b="7620"/>
+            <wp:docPr id="24" name="Рисунок 24"/>
             <wp:cNvGraphicFramePr>
               <a:graphicFrameLocks xmlns:a="http://schemas.openxmlformats.org/drawingml/2006/main" noChangeAspect="1"/>
             </wp:cNvGraphicFramePr>
@@ -13011,7 +13167,7 @@
                   <pic:spPr>
                     <a:xfrm>
                       <a:off x="0" y="0"/>
-                      <a:ext cx="5940425" cy="2569210"/>
+                      <a:ext cx="4913850" cy="3632730"/>
                     </a:xfrm>
                     <a:prstGeom prst="rect">
                       <a:avLst/>
@@ -13030,21 +13186,34 @@
         <w:spacing w:line="360" w:lineRule="auto"/>
       </w:pPr>
       <w:r>
-        <w:t>Рисунок 15 – Список всех кнопок</w:t>
-      </w:r>
-    </w:p>
-    <w:p>
-      <w:pPr>
-        <w:pStyle w:val="ab"/>
-        <w:spacing w:line="360" w:lineRule="auto"/>
-      </w:pPr>
-      <w:r>
+        <w:t>Рисунок 1</w:t>
+      </w:r>
+      <w:r>
+        <w:rPr>
+          <w:lang w:val="en-US"/>
+        </w:rPr>
+        <w:t>4</w:t>
+      </w:r>
+      <w:r>
+        <w:t xml:space="preserve"> – Поиск пользователя по имени</w:t>
+      </w:r>
+    </w:p>
+    <w:p>
+      <w:pPr>
+        <w:pStyle w:val="ab"/>
+        <w:spacing w:line="360" w:lineRule="auto"/>
+      </w:pPr>
+      <w:r>
+        <w:rPr>
+          <w:noProof/>
+          <w:lang w:eastAsia="ru-RU"/>
+        </w:rPr>
         <w:lastRenderedPageBreak/>
         <w:drawing>
-          <wp:inline distT="0" distB="0" distL="0" distR="0" wp14:anchorId="6E2ACDBE" wp14:editId="7B23E08A">
-            <wp:extent cx="4823878" cy="5105842"/>
-            <wp:effectExtent l="0" t="0" r="0" b="0"/>
-            <wp:docPr id="14" name="Рисунок 14"/>
+          <wp:inline distT="0" distB="0" distL="0" distR="0" wp14:anchorId="7CF48477" wp14:editId="5A6AECFD">
+            <wp:extent cx="5940425" cy="4576445"/>
+            <wp:effectExtent l="0" t="0" r="3175" b="0"/>
+            <wp:docPr id="12" name="Рисунок 12"/>
             <wp:cNvGraphicFramePr>
               <a:graphicFrameLocks xmlns:a="http://schemas.openxmlformats.org/drawingml/2006/main" noChangeAspect="1"/>
             </wp:cNvGraphicFramePr>
@@ -13064,7 +13233,7 @@
                   <pic:spPr>
                     <a:xfrm>
                       <a:off x="0" y="0"/>
-                      <a:ext cx="4823878" cy="5105842"/>
+                      <a:ext cx="5940425" cy="4576445"/>
                     </a:xfrm>
                     <a:prstGeom prst="rect">
                       <a:avLst/>
@@ -13083,20 +13252,30 @@
         <w:spacing w:line="360" w:lineRule="auto"/>
       </w:pPr>
       <w:r>
-        <w:t>Рисунок 16 – Получение ответа на запрос «Продление абонемента»</w:t>
-      </w:r>
-    </w:p>
-    <w:p>
-      <w:pPr>
-        <w:pStyle w:val="ab"/>
-        <w:spacing w:line="360" w:lineRule="auto"/>
-      </w:pPr>
-      <w:r>
+        <w:t>Рисунок 1</w:t>
+      </w:r>
+      <w:r>
+        <w:t>5</w:t>
+      </w:r>
+      <w:r>
+        <w:t xml:space="preserve"> – Запрос на создание абонемента – Нажатие на кнопку</w:t>
+      </w:r>
+    </w:p>
+    <w:p>
+      <w:pPr>
+        <w:pStyle w:val="ab"/>
+        <w:spacing w:line="360" w:lineRule="auto"/>
+      </w:pPr>
+      <w:r>
+        <w:rPr>
+          <w:noProof/>
+          <w:lang w:eastAsia="ru-RU"/>
+        </w:rPr>
         <w:drawing>
-          <wp:inline distT="0" distB="0" distL="0" distR="0" wp14:anchorId="171B4D24" wp14:editId="572C7327">
-            <wp:extent cx="5940425" cy="2870200"/>
-            <wp:effectExtent l="0" t="0" r="3175" b="6350"/>
-            <wp:docPr id="23" name="Рисунок 23"/>
+          <wp:inline distT="0" distB="0" distL="0" distR="0" wp14:anchorId="1FF4DB94" wp14:editId="7965B1E1">
+            <wp:extent cx="5940425" cy="2569210"/>
+            <wp:effectExtent l="0" t="0" r="3175" b="2540"/>
+            <wp:docPr id="13" name="Рисунок 13"/>
             <wp:cNvGraphicFramePr>
               <a:graphicFrameLocks xmlns:a="http://schemas.openxmlformats.org/drawingml/2006/main" noChangeAspect="1"/>
             </wp:cNvGraphicFramePr>
@@ -13116,7 +13295,7 @@
                   <pic:spPr>
                     <a:xfrm>
                       <a:off x="0" y="0"/>
-                      <a:ext cx="5940425" cy="2870200"/>
+                      <a:ext cx="5940425" cy="2569210"/>
                     </a:xfrm>
                     <a:prstGeom prst="rect">
                       <a:avLst/>
@@ -13135,160 +13314,34 @@
         <w:spacing w:line="360" w:lineRule="auto"/>
       </w:pPr>
       <w:r>
-        <w:t xml:space="preserve">Рисунок 17 – </w:t>
-      </w:r>
-      <w:proofErr w:type="spellStart"/>
-      <w:r>
-        <w:rPr>
-          <w:lang w:val="en-US"/>
-        </w:rPr>
-        <w:t>RabbitMQ</w:t>
-      </w:r>
-      <w:proofErr w:type="spellEnd"/>
-    </w:p>
-    <w:p>
-      <w:pPr>
-        <w:pStyle w:val="ab"/>
-        <w:spacing w:line="360" w:lineRule="auto"/>
-      </w:pPr>
-      <w:r>
+        <w:t>Рисунок 1</w:t>
+      </w:r>
+      <w:r>
+        <w:rPr>
+          <w:lang w:val="en-US"/>
+        </w:rPr>
+        <w:t>6</w:t>
+      </w:r>
+      <w:r>
+        <w:t xml:space="preserve"> – Список всех кнопок</w:t>
+      </w:r>
+    </w:p>
+    <w:p>
+      <w:pPr>
+        <w:pStyle w:val="ab"/>
+        <w:spacing w:line="360" w:lineRule="auto"/>
+      </w:pPr>
+      <w:r>
+        <w:rPr>
+          <w:noProof/>
+          <w:lang w:eastAsia="ru-RU"/>
+        </w:rPr>
         <w:lastRenderedPageBreak/>
-        <w:t>Каждая из очередей важна:</w:t>
-      </w:r>
-    </w:p>
-    <w:p>
-      <w:pPr>
-        <w:pStyle w:val="ab"/>
-        <w:spacing w:line="360" w:lineRule="auto"/>
-      </w:pPr>
-      <w:r>
-        <w:t xml:space="preserve">1. </w:t>
-      </w:r>
-      <w:proofErr w:type="spellStart"/>
-      <w:proofErr w:type="gramStart"/>
-      <w:r>
-        <w:t>q.audit</w:t>
-      </w:r>
-      <w:proofErr w:type="gramEnd"/>
-      <w:r>
-        <w:t>.events</w:t>
-      </w:r>
-      <w:proofErr w:type="spellEnd"/>
-      <w:r>
-        <w:t xml:space="preserve"> </w:t>
-      </w:r>
-      <w:r>
-        <w:rPr>
-          <w:rFonts w:asciiTheme="minorHAnsi" w:hAnsiTheme="minorHAnsi" w:cs="Segoe UI Symbol"/>
-        </w:rPr>
-        <w:t xml:space="preserve"> - </w:t>
-      </w:r>
-      <w:r>
-        <w:t>является главной для аудита. Слушает события для создания пользователей.</w:t>
-      </w:r>
-    </w:p>
-    <w:p>
-      <w:pPr>
-        <w:pStyle w:val="ab"/>
-        <w:spacing w:line="360" w:lineRule="auto"/>
-      </w:pPr>
-      <w:r>
-        <w:t xml:space="preserve">2. </w:t>
-      </w:r>
-      <w:proofErr w:type="spellStart"/>
-      <w:r>
-        <w:t>q.audit.events.dlq</w:t>
-      </w:r>
-      <w:proofErr w:type="spellEnd"/>
-      <w:r>
-        <w:t xml:space="preserve"> - </w:t>
-      </w:r>
-      <w:r>
-        <w:t>Сюда попадают сообщения, которые не удалось обработать</w:t>
-      </w:r>
-      <w:r>
-        <w:t>.</w:t>
-      </w:r>
-    </w:p>
-    <w:p>
-      <w:pPr>
-        <w:pStyle w:val="ab"/>
-        <w:spacing w:line="360" w:lineRule="auto"/>
-      </w:pPr>
-      <w:r>
-        <w:t xml:space="preserve">3. </w:t>
-      </w:r>
-      <w:proofErr w:type="gramStart"/>
-      <w:r>
-        <w:rPr>
-          <w:lang w:val="en-US"/>
-        </w:rPr>
-        <w:t>q</w:t>
-      </w:r>
-      <w:r>
-        <w:t>.</w:t>
-      </w:r>
-      <w:r>
-        <w:rPr>
-          <w:lang w:val="en-US"/>
-        </w:rPr>
-        <w:t>enrichment</w:t>
-      </w:r>
-      <w:proofErr w:type="gramEnd"/>
-      <w:r>
-        <w:t>.</w:t>
-      </w:r>
-      <w:r>
-        <w:rPr>
-          <w:lang w:val="en-US"/>
-        </w:rPr>
-        <w:t>user</w:t>
-      </w:r>
-      <w:r>
-        <w:t>-</w:t>
-      </w:r>
-      <w:r>
-        <w:rPr>
-          <w:lang w:val="en-US"/>
-        </w:rPr>
-        <w:t>created</w:t>
-      </w:r>
-      <w:r>
-        <w:t xml:space="preserve"> – </w:t>
-      </w:r>
-      <w:r>
-        <w:t>Для</w:t>
-      </w:r>
-      <w:r>
-        <w:t xml:space="preserve"> </w:t>
-      </w:r>
-      <w:r>
-        <w:t>обогащения</w:t>
-      </w:r>
-      <w:r>
-        <w:t xml:space="preserve"> </w:t>
-      </w:r>
-      <w:r>
-        <w:t xml:space="preserve">пользователей, слушает события связанные с созданием пользователей. </w:t>
-      </w:r>
-    </w:p>
-    <w:p>
-      <w:pPr>
-        <w:pStyle w:val="ab"/>
-        <w:spacing w:line="360" w:lineRule="auto"/>
-      </w:pPr>
-    </w:p>
-    <w:p>
-      <w:pPr>
-        <w:pStyle w:val="ab"/>
-        <w:spacing w:line="360" w:lineRule="auto"/>
-      </w:pPr>
-      <w:r>
         <w:drawing>
-          <wp:inline distT="0" distB="0" distL="0" distR="0" wp14:anchorId="0877B36D" wp14:editId="6069055F">
-            <wp:extent cx="5322994" cy="3771900"/>
+          <wp:inline distT="0" distB="0" distL="0" distR="0" wp14:anchorId="6E2ACDBE" wp14:editId="7B23E08A">
+            <wp:extent cx="4823878" cy="5105842"/>
             <wp:effectExtent l="0" t="0" r="0" b="0"/>
-            <wp:docPr id="16" name="Рисунок 16"/>
+            <wp:docPr id="14" name="Рисунок 14"/>
             <wp:cNvGraphicFramePr>
               <a:graphicFrameLocks xmlns:a="http://schemas.openxmlformats.org/drawingml/2006/main" noChangeAspect="1"/>
             </wp:cNvGraphicFramePr>
@@ -13308,7 +13361,7 @@
                   <pic:spPr>
                     <a:xfrm>
                       <a:off x="0" y="0"/>
-                      <a:ext cx="5332060" cy="3778324"/>
+                      <a:ext cx="4823878" cy="5105842"/>
                     </a:xfrm>
                     <a:prstGeom prst="rect">
                       <a:avLst/>
@@ -13325,58 +13378,32 @@
       <w:pPr>
         <w:pStyle w:val="ab"/>
         <w:spacing w:line="360" w:lineRule="auto"/>
-        <w:rPr>
-          <w:lang w:val="en-US"/>
-        </w:rPr>
-      </w:pPr>
-      <w:r>
-        <w:t xml:space="preserve">Рисунок 18 </w:t>
-      </w:r>
-      <w:r>
-        <w:t>–</w:t>
-      </w:r>
-      <w:r>
-        <w:t xml:space="preserve"> </w:t>
-      </w:r>
-      <w:r>
-        <w:t xml:space="preserve">Привязки с </w:t>
-      </w:r>
-      <w:r>
-        <w:rPr>
-          <w:lang w:val="en-US"/>
-        </w:rPr>
-        <w:t>routing</w:t>
-      </w:r>
-      <w:r>
-        <w:t xml:space="preserve"> </w:t>
-      </w:r>
-      <w:r>
-        <w:rPr>
-          <w:lang w:val="en-US"/>
-        </w:rPr>
-        <w:t>key</w:t>
-      </w:r>
-    </w:p>
-    <w:p>
-      <w:pPr>
-        <w:pStyle w:val="ab"/>
-        <w:spacing w:line="360" w:lineRule="auto"/>
-      </w:pPr>
-      <w:r>
-        <w:t>События обогащения срабатывают на вызов с созданием пользователя.</w:t>
-      </w:r>
-    </w:p>
-    <w:p>
-      <w:pPr>
-        <w:pStyle w:val="ab"/>
-        <w:spacing w:line="360" w:lineRule="auto"/>
-      </w:pPr>
-      <w:r>
+      </w:pPr>
+      <w:r>
+        <w:t>Рисунок 1</w:t>
+      </w:r>
+      <w:r>
+        <w:t>7</w:t>
+      </w:r>
+      <w:r>
+        <w:t xml:space="preserve"> – Получение ответа на запрос «Продление абонемента»</w:t>
+      </w:r>
+    </w:p>
+    <w:p>
+      <w:pPr>
+        <w:pStyle w:val="ab"/>
+        <w:spacing w:line="360" w:lineRule="auto"/>
+      </w:pPr>
+      <w:r>
+        <w:rPr>
+          <w:noProof/>
+          <w:lang w:eastAsia="ru-RU"/>
+        </w:rPr>
         <w:drawing>
-          <wp:inline distT="0" distB="0" distL="0" distR="0" wp14:anchorId="139B793B" wp14:editId="1CCEEFBE">
-            <wp:extent cx="5940425" cy="488950"/>
+          <wp:inline distT="0" distB="0" distL="0" distR="0" wp14:anchorId="171B4D24" wp14:editId="572C7327">
+            <wp:extent cx="5940425" cy="2870200"/>
             <wp:effectExtent l="0" t="0" r="3175" b="6350"/>
-            <wp:docPr id="17" name="Рисунок 17"/>
+            <wp:docPr id="23" name="Рисунок 23"/>
             <wp:cNvGraphicFramePr>
               <a:graphicFrameLocks xmlns:a="http://schemas.openxmlformats.org/drawingml/2006/main" noChangeAspect="1"/>
             </wp:cNvGraphicFramePr>
@@ -13396,7 +13423,7 @@
                   <pic:spPr>
                     <a:xfrm>
                       <a:off x="0" y="0"/>
-                      <a:ext cx="5940425" cy="488950"/>
+                      <a:ext cx="5940425" cy="2870200"/>
                     </a:xfrm>
                     <a:prstGeom prst="rect">
                       <a:avLst/>
@@ -13413,68 +13440,224 @@
       <w:pPr>
         <w:pStyle w:val="ab"/>
         <w:spacing w:line="360" w:lineRule="auto"/>
-        <w:rPr>
-          <w:lang w:val="en-US"/>
-        </w:rPr>
-      </w:pPr>
-      <w:r>
-        <w:t xml:space="preserve">Рисунок 19 – </w:t>
-      </w:r>
-      <w:proofErr w:type="spellStart"/>
-      <w:r>
-        <w:t>Логи</w:t>
-      </w:r>
-      <w:proofErr w:type="spellEnd"/>
-      <w:r>
-        <w:t xml:space="preserve"> аналитики </w:t>
-      </w:r>
-      <w:proofErr w:type="spellStart"/>
-      <w:r>
-        <w:rPr>
-          <w:lang w:val="en-US"/>
-        </w:rPr>
-        <w:t>gRPC</w:t>
-      </w:r>
-      <w:proofErr w:type="spellEnd"/>
-      <w:r>
-        <w:rPr>
-          <w:lang w:val="en-US"/>
-        </w:rPr>
+      </w:pPr>
+      <w:r>
+        <w:t>Рисунок 1</w:t>
+      </w:r>
+      <w:r>
+        <w:rPr>
+          <w:lang w:val="en-US"/>
+        </w:rPr>
+        <w:t>8</w:t>
+      </w:r>
+      <w:r>
+        <w:t xml:space="preserve"> – </w:t>
+      </w:r>
+      <w:r>
+        <w:rPr>
+          <w:lang w:val="en-US"/>
+        </w:rPr>
+        <w:t>RabbitMQ</w:t>
+      </w:r>
+    </w:p>
+    <w:p>
+      <w:pPr>
+        <w:pStyle w:val="ab"/>
+        <w:spacing w:line="360" w:lineRule="auto"/>
+      </w:pPr>
+      <w:r>
+        <w:lastRenderedPageBreak/>
+        <w:t>Каждая из очередей важна:</w:t>
+      </w:r>
+    </w:p>
+    <w:p>
+      <w:pPr>
+        <w:pStyle w:val="ab"/>
+        <w:spacing w:line="360" w:lineRule="auto"/>
+      </w:pPr>
+      <w:r>
+        <w:t xml:space="preserve">1. </w:t>
+      </w:r>
+      <w:proofErr w:type="gramStart"/>
+      <w:r>
+        <w:t>q.audit</w:t>
+      </w:r>
+      <w:proofErr w:type="gramEnd"/>
+      <w:r>
+        <w:t xml:space="preserve">.events </w:t>
+      </w:r>
+      <w:r>
+        <w:rPr>
+          <w:rFonts w:asciiTheme="minorHAnsi" w:hAnsiTheme="minorHAnsi" w:cs="Segoe UI Symbol"/>
+        </w:rPr>
+        <w:t xml:space="preserve"> - </w:t>
+      </w:r>
+      <w:r>
+        <w:t>является главной для аудита. Слушает события для создания пользователей.</w:t>
+      </w:r>
+    </w:p>
+    <w:p>
+      <w:pPr>
+        <w:pStyle w:val="ab"/>
+        <w:spacing w:line="360" w:lineRule="auto"/>
+      </w:pPr>
+      <w:r>
+        <w:t xml:space="preserve">2. </w:t>
+      </w:r>
+      <w:proofErr w:type="spellStart"/>
+      <w:r>
+        <w:t>q.audit.events.dlq</w:t>
+      </w:r>
+      <w:proofErr w:type="spellEnd"/>
+      <w:r>
+        <w:t xml:space="preserve"> - </w:t>
+      </w:r>
+      <w:r>
+        <w:t>Сюда попадают сообщения, которые не удалось обработать</w:t>
+      </w:r>
+      <w:r>
+        <w:t>.</w:t>
+      </w:r>
+    </w:p>
+    <w:p>
+      <w:pPr>
+        <w:pStyle w:val="ab"/>
+        <w:spacing w:line="360" w:lineRule="auto"/>
+      </w:pPr>
+      <w:r>
+        <w:t xml:space="preserve">3. </w:t>
+      </w:r>
+      <w:proofErr w:type="gramStart"/>
+      <w:r>
+        <w:rPr>
+          <w:lang w:val="en-US"/>
+        </w:rPr>
+        <w:t>q</w:t>
+      </w:r>
+      <w:r>
+        <w:t>.</w:t>
+      </w:r>
+      <w:r>
+        <w:rPr>
+          <w:lang w:val="en-US"/>
+        </w:rPr>
+        <w:t>enrichment</w:t>
+      </w:r>
+      <w:proofErr w:type="gramEnd"/>
+      <w:r>
+        <w:t>.</w:t>
+      </w:r>
+      <w:r>
+        <w:rPr>
+          <w:lang w:val="en-US"/>
+        </w:rPr>
+        <w:t>user</w:t>
+      </w:r>
+      <w:r>
+        <w:t>-</w:t>
+      </w:r>
+      <w:r>
+        <w:rPr>
+          <w:lang w:val="en-US"/>
+        </w:rPr>
+        <w:t>created</w:t>
+      </w:r>
+      <w:r>
+        <w:t xml:space="preserve"> – </w:t>
+      </w:r>
+      <w:r>
+        <w:t>Для</w:t>
+      </w:r>
+      <w:r>
         <w:t xml:space="preserve"> </w:t>
       </w:r>
-    </w:p>
-    <w:p>
-      <w:pPr>
-        <w:pStyle w:val="ab"/>
-        <w:spacing w:line="360" w:lineRule="auto"/>
-      </w:pPr>
-      <w:r>
-        <w:t xml:space="preserve">В логах видно то, что при создании и обновлении пользователя, для него вызывался метод </w:t>
-      </w:r>
-      <w:proofErr w:type="spellStart"/>
-      <w:r>
-        <w:rPr>
-          <w:lang w:val="en-US"/>
-        </w:rPr>
-        <w:t>gRPC</w:t>
-      </w:r>
-      <w:proofErr w:type="spellEnd"/>
-      <w:r>
-        <w:t>, который вычислял аналитику.</w:t>
-      </w:r>
-    </w:p>
-    <w:p>
-      <w:pPr>
-        <w:pStyle w:val="ab"/>
-        <w:spacing w:line="360" w:lineRule="auto"/>
-      </w:pPr>
-      <w:r>
-        <w:lastRenderedPageBreak/>
+      <w:r>
+        <w:t>обогащения</w:t>
+      </w:r>
+      <w:r>
+        <w:t xml:space="preserve"> </w:t>
+      </w:r>
+      <w:r>
+        <w:t xml:space="preserve">пользователей, слушает события связанные с созданием пользователей. </w:t>
+      </w:r>
+    </w:p>
+    <w:p>
+      <w:pPr>
+        <w:pStyle w:val="ab"/>
+        <w:spacing w:line="360" w:lineRule="auto"/>
+        <w:rPr>
+          <w:lang w:val="en-US"/>
+        </w:rPr>
+      </w:pPr>
+      <w:r>
+        <w:rPr>
+          <w:lang w:val="en-US"/>
+        </w:rPr>
+        <w:t xml:space="preserve">4. </w:t>
+      </w:r>
+      <w:proofErr w:type="spellStart"/>
+      <w:r>
+        <w:rPr>
+          <w:lang w:val="en-US"/>
+        </w:rPr>
+        <w:t>q.notifications.all</w:t>
+      </w:r>
+      <w:proofErr w:type="spellEnd"/>
+      <w:r>
+        <w:rPr>
+          <w:lang w:val="en-US"/>
+        </w:rPr>
+        <w:t xml:space="preserve"> – </w:t>
+      </w:r>
+      <w:r>
+        <w:t>для</w:t>
+      </w:r>
+      <w:r>
+        <w:rPr>
+          <w:lang w:val="en-US"/>
+        </w:rPr>
+        <w:t xml:space="preserve"> </w:t>
+      </w:r>
+      <w:r>
+        <w:t>уведомлений</w:t>
+      </w:r>
+      <w:r>
+        <w:rPr>
+          <w:lang w:val="en-US"/>
+        </w:rPr>
+        <w:t xml:space="preserve"> </w:t>
+      </w:r>
+      <w:r>
+        <w:rPr>
+          <w:lang w:val="en-US"/>
+        </w:rPr>
+        <w:t>WebSocket</w:t>
+      </w:r>
+    </w:p>
+    <w:p>
+      <w:pPr>
+        <w:pStyle w:val="ab"/>
+        <w:spacing w:line="360" w:lineRule="auto"/>
+        <w:rPr>
+          <w:lang w:val="en-US"/>
+        </w:rPr>
+      </w:pPr>
+    </w:p>
+    <w:p>
+      <w:pPr>
+        <w:pStyle w:val="ab"/>
+        <w:spacing w:line="360" w:lineRule="auto"/>
+      </w:pPr>
+      <w:r>
+        <w:rPr>
+          <w:noProof/>
+          <w:lang w:eastAsia="ru-RU"/>
+        </w:rPr>
         <w:drawing>
-          <wp:inline distT="0" distB="0" distL="0" distR="0" wp14:anchorId="1E18463F" wp14:editId="45C90122">
-            <wp:extent cx="5940425" cy="1121410"/>
-            <wp:effectExtent l="0" t="0" r="3175" b="2540"/>
-            <wp:docPr id="22" name="Рисунок 22"/>
+          <wp:inline distT="0" distB="0" distL="0" distR="0" wp14:anchorId="0877B36D" wp14:editId="6069055F">
+            <wp:extent cx="5322994" cy="3771900"/>
+            <wp:effectExtent l="0" t="0" r="0" b="0"/>
+            <wp:docPr id="16" name="Рисунок 16"/>
             <wp:cNvGraphicFramePr>
               <a:graphicFrameLocks xmlns:a="http://schemas.openxmlformats.org/drawingml/2006/main" noChangeAspect="1"/>
             </wp:cNvGraphicFramePr>
@@ -13494,7 +13677,7 @@
                   <pic:spPr>
                     <a:xfrm>
                       <a:off x="0" y="0"/>
-                      <a:ext cx="5940425" cy="1121410"/>
+                      <a:ext cx="5332060" cy="3778324"/>
                     </a:xfrm>
                     <a:prstGeom prst="rect">
                       <a:avLst/>
@@ -13511,98 +13694,68 @@
       <w:pPr>
         <w:pStyle w:val="ab"/>
         <w:spacing w:line="360" w:lineRule="auto"/>
-        <w:rPr>
-          <w:lang w:val="en-US"/>
-        </w:rPr>
-      </w:pPr>
-      <w:r>
-        <w:t>Рисунок</w:t>
-      </w:r>
-      <w:r>
-        <w:rPr>
-          <w:lang w:val="en-US"/>
-        </w:rPr>
-        <w:t xml:space="preserve"> 20 – </w:t>
-      </w:r>
-      <w:proofErr w:type="spellStart"/>
-      <w:r>
-        <w:t>Логи</w:t>
-      </w:r>
-      <w:proofErr w:type="spellEnd"/>
-      <w:r>
-        <w:rPr>
-          <w:lang w:val="en-US"/>
-        </w:rPr>
+      </w:pPr>
+      <w:r>
+        <w:t>Рисунок 1</w:t>
+      </w:r>
+      <w:r>
+        <w:rPr>
+          <w:lang w:val="en-US"/>
+        </w:rPr>
+        <w:t>9</w:t>
+      </w:r>
+      <w:r>
         <w:t xml:space="preserve"> </w:t>
       </w:r>
-      <w:proofErr w:type="spellStart"/>
-      <w:r>
-        <w:rPr>
-          <w:lang w:val="en-US"/>
-        </w:rPr>
-        <w:t>grpc</w:t>
-      </w:r>
-      <w:proofErr w:type="spellEnd"/>
-      <w:r>
-        <w:rPr>
-          <w:lang w:val="en-US"/>
-        </w:rPr>
-        <w:t>-enrichment-client</w:t>
-      </w:r>
-    </w:p>
-    <w:p>
-      <w:pPr>
-        <w:pStyle w:val="ab"/>
-        <w:spacing w:line="360" w:lineRule="auto"/>
-      </w:pPr>
-      <w:r>
-        <w:t xml:space="preserve">Из логов видно то, что пользователь был создан, данный </w:t>
-      </w:r>
-      <w:proofErr w:type="spellStart"/>
-      <w:r>
-        <w:t>микросервис</w:t>
-      </w:r>
-      <w:proofErr w:type="spellEnd"/>
-      <w:r>
-        <w:t xml:space="preserve"> отловил это событие и вызвал специальный метод </w:t>
-      </w:r>
-      <w:proofErr w:type="spellStart"/>
-      <w:r>
-        <w:rPr>
-          <w:lang w:val="en-US"/>
-        </w:rPr>
-        <w:t>gRPC</w:t>
-      </w:r>
-      <w:proofErr w:type="spellEnd"/>
-      <w:r>
-        <w:t xml:space="preserve"> для</w:t>
-      </w:r>
-      <w:r>
-        <w:t xml:space="preserve"> аналитики, получил ответ и доставил обогащенное событие в </w:t>
-      </w:r>
-      <w:proofErr w:type="spellStart"/>
-      <w:r>
-        <w:rPr>
-          <w:lang w:val="en-US"/>
-        </w:rPr>
-        <w:t>RabbitMQ</w:t>
-      </w:r>
-      <w:proofErr w:type="spellEnd"/>
-      <w:r>
-        <w:t>.</w:t>
-      </w:r>
-    </w:p>
-    <w:p>
-      <w:pPr>
-        <w:pStyle w:val="ab"/>
-        <w:spacing w:line="360" w:lineRule="auto"/>
-      </w:pPr>
-      <w:r>
+      <w:r>
+        <w:t>–</w:t>
+      </w:r>
+      <w:r>
+        <w:t xml:space="preserve"> </w:t>
+      </w:r>
+      <w:r>
+        <w:t xml:space="preserve">Привязки с </w:t>
+      </w:r>
+      <w:r>
+        <w:rPr>
+          <w:lang w:val="en-US"/>
+        </w:rPr>
+        <w:t>routing</w:t>
+      </w:r>
+      <w:r>
+        <w:t xml:space="preserve"> </w:t>
+      </w:r>
+      <w:r>
+        <w:rPr>
+          <w:lang w:val="en-US"/>
+        </w:rPr>
+        <w:t>key</w:t>
+      </w:r>
+    </w:p>
+    <w:p>
+      <w:pPr>
+        <w:pStyle w:val="ab"/>
+        <w:spacing w:line="360" w:lineRule="auto"/>
+      </w:pPr>
+      <w:r>
+        <w:t>События обогащения срабатывают на вызов с созданием пользователя.</w:t>
+      </w:r>
+    </w:p>
+    <w:p>
+      <w:pPr>
+        <w:pStyle w:val="ab"/>
+        <w:spacing w:line="360" w:lineRule="auto"/>
+      </w:pPr>
+      <w:r>
+        <w:rPr>
+          <w:noProof/>
+          <w:lang w:eastAsia="ru-RU"/>
+        </w:rPr>
         <w:drawing>
-          <wp:inline distT="0" distB="0" distL="0" distR="0" wp14:anchorId="6FA9F4F9" wp14:editId="15D58B9F">
-            <wp:extent cx="5940425" cy="5292725"/>
-            <wp:effectExtent l="0" t="0" r="3175" b="3175"/>
-            <wp:docPr id="25" name="Рисунок 25"/>
+          <wp:inline distT="0" distB="0" distL="0" distR="0" wp14:anchorId="139B793B" wp14:editId="1CCEEFBE">
+            <wp:extent cx="5940425" cy="488950"/>
+            <wp:effectExtent l="0" t="0" r="3175" b="6350"/>
+            <wp:docPr id="17" name="Рисунок 17"/>
             <wp:cNvGraphicFramePr>
               <a:graphicFrameLocks xmlns:a="http://schemas.openxmlformats.org/drawingml/2006/main" noChangeAspect="1"/>
             </wp:cNvGraphicFramePr>
@@ -13622,7 +13775,7 @@
                   <pic:spPr>
                     <a:xfrm>
                       <a:off x="0" y="0"/>
-                      <a:ext cx="5940425" cy="5292725"/>
+                      <a:ext cx="5940425" cy="488950"/>
                     </a:xfrm>
                     <a:prstGeom prst="rect">
                       <a:avLst/>
@@ -13641,7 +13794,261 @@
         <w:spacing w:line="360" w:lineRule="auto"/>
       </w:pPr>
       <w:r>
-        <w:t xml:space="preserve">Рисунок 19 – Журнал аудита </w:t>
+        <w:t xml:space="preserve">Рисунок </w:t>
+      </w:r>
+      <w:r>
+        <w:rPr>
+          <w:lang w:val="en-US"/>
+        </w:rPr>
+        <w:t>20</w:t>
+      </w:r>
+      <w:r>
+        <w:t xml:space="preserve"> – </w:t>
+      </w:r>
+      <w:proofErr w:type="spellStart"/>
+      <w:r>
+        <w:t>Логи</w:t>
+      </w:r>
+      <w:proofErr w:type="spellEnd"/>
+      <w:r>
+        <w:t xml:space="preserve"> аналитики </w:t>
+      </w:r>
+      <w:r>
+        <w:rPr>
+          <w:lang w:val="en-US"/>
+        </w:rPr>
+        <w:t>gRPC</w:t>
+      </w:r>
+      <w:r>
+        <w:t xml:space="preserve"> </w:t>
+      </w:r>
+    </w:p>
+    <w:p>
+      <w:pPr>
+        <w:pStyle w:val="ab"/>
+        <w:spacing w:line="360" w:lineRule="auto"/>
+      </w:pPr>
+      <w:r>
+        <w:t xml:space="preserve">В логах видно то, что при создании и обновлении пользователя, для него вызывался метод </w:t>
+      </w:r>
+      <w:r>
+        <w:rPr>
+          <w:lang w:val="en-US"/>
+        </w:rPr>
+        <w:t>gRPC</w:t>
+      </w:r>
+      <w:r>
+        <w:t>, который вычислял аналитику.</w:t>
+      </w:r>
+    </w:p>
+    <w:p>
+      <w:pPr>
+        <w:pStyle w:val="ab"/>
+        <w:spacing w:line="360" w:lineRule="auto"/>
+      </w:pPr>
+      <w:r>
+        <w:rPr>
+          <w:noProof/>
+          <w:lang w:eastAsia="ru-RU"/>
+        </w:rPr>
+        <w:lastRenderedPageBreak/>
+        <w:drawing>
+          <wp:inline distT="0" distB="0" distL="0" distR="0" wp14:anchorId="1E18463F" wp14:editId="45C90122">
+            <wp:extent cx="5940425" cy="1121410"/>
+            <wp:effectExtent l="0" t="0" r="3175" b="2540"/>
+            <wp:docPr id="22" name="Рисунок 22"/>
+            <wp:cNvGraphicFramePr>
+              <a:graphicFrameLocks xmlns:a="http://schemas.openxmlformats.org/drawingml/2006/main" noChangeAspect="1"/>
+            </wp:cNvGraphicFramePr>
+            <a:graphic xmlns:a="http://schemas.openxmlformats.org/drawingml/2006/main">
+              <a:graphicData uri="http://schemas.openxmlformats.org/drawingml/2006/picture">
+                <pic:pic xmlns:pic="http://schemas.openxmlformats.org/drawingml/2006/picture">
+                  <pic:nvPicPr>
+                    <pic:cNvPr id="1" name=""/>
+                    <pic:cNvPicPr/>
+                  </pic:nvPicPr>
+                  <pic:blipFill>
+                    <a:blip r:embed="rId28"/>
+                    <a:stretch>
+                      <a:fillRect/>
+                    </a:stretch>
+                  </pic:blipFill>
+                  <pic:spPr>
+                    <a:xfrm>
+                      <a:off x="0" y="0"/>
+                      <a:ext cx="5940425" cy="1121410"/>
+                    </a:xfrm>
+                    <a:prstGeom prst="rect">
+                      <a:avLst/>
+                    </a:prstGeom>
+                  </pic:spPr>
+                </pic:pic>
+              </a:graphicData>
+            </a:graphic>
+          </wp:inline>
+        </w:drawing>
+      </w:r>
+    </w:p>
+    <w:p>
+      <w:pPr>
+        <w:pStyle w:val="ab"/>
+        <w:spacing w:line="360" w:lineRule="auto"/>
+        <w:rPr>
+          <w:lang w:val="en-US"/>
+        </w:rPr>
+      </w:pPr>
+      <w:r>
+        <w:t>Рисунок</w:t>
+      </w:r>
+      <w:r>
+        <w:rPr>
+          <w:lang w:val="en-US"/>
+        </w:rPr>
+        <w:t xml:space="preserve"> 21</w:t>
+      </w:r>
+      <w:r>
+        <w:rPr>
+          <w:lang w:val="en-US"/>
+        </w:rPr>
+        <w:t xml:space="preserve"> – </w:t>
+      </w:r>
+      <w:r>
+        <w:t>Логи</w:t>
+      </w:r>
+      <w:r>
+        <w:rPr>
+          <w:lang w:val="en-US"/>
+        </w:rPr>
+        <w:t xml:space="preserve"> </w:t>
+      </w:r>
+      <w:r>
+        <w:rPr>
+          <w:lang w:val="en-US"/>
+        </w:rPr>
+        <w:t>grpc</w:t>
+      </w:r>
+      <w:r>
+        <w:rPr>
+          <w:lang w:val="en-US"/>
+        </w:rPr>
+        <w:t>-</w:t>
+      </w:r>
+      <w:r>
+        <w:rPr>
+          <w:lang w:val="en-US"/>
+        </w:rPr>
+        <w:t>enrichment</w:t>
+      </w:r>
+      <w:r>
+        <w:rPr>
+          <w:lang w:val="en-US"/>
+        </w:rPr>
+        <w:t>-</w:t>
+      </w:r>
+      <w:r>
+        <w:rPr>
+          <w:lang w:val="en-US"/>
+        </w:rPr>
+        <w:t>client</w:t>
+      </w:r>
+    </w:p>
+    <w:p>
+      <w:pPr>
+        <w:pStyle w:val="ab"/>
+        <w:spacing w:line="360" w:lineRule="auto"/>
+      </w:pPr>
+      <w:r>
+        <w:t xml:space="preserve">Из логов видно то, что пользователь был создан, данный </w:t>
+      </w:r>
+      <w:proofErr w:type="spellStart"/>
+      <w:r>
+        <w:t>микросервис</w:t>
+      </w:r>
+      <w:proofErr w:type="spellEnd"/>
+      <w:r>
+        <w:t xml:space="preserve"> отловил это событие и вызвал специальный метод </w:t>
+      </w:r>
+      <w:r>
+        <w:rPr>
+          <w:lang w:val="en-US"/>
+        </w:rPr>
+        <w:t>gRPC</w:t>
+      </w:r>
+      <w:r>
+        <w:t xml:space="preserve"> для</w:t>
+      </w:r>
+      <w:r>
+        <w:t xml:space="preserve"> аналитики, получил ответ и доставил обогащенное событие в </w:t>
+      </w:r>
+      <w:r>
+        <w:rPr>
+          <w:lang w:val="en-US"/>
+        </w:rPr>
+        <w:t>RabbitMQ</w:t>
+      </w:r>
+      <w:r>
+        <w:t>.</w:t>
+      </w:r>
+    </w:p>
+    <w:p>
+      <w:pPr>
+        <w:pStyle w:val="ab"/>
+        <w:spacing w:line="360" w:lineRule="auto"/>
+      </w:pPr>
+      <w:r>
+        <w:drawing>
+          <wp:inline distT="0" distB="0" distL="0" distR="0" wp14:anchorId="2E81E659" wp14:editId="796B08BE">
+            <wp:extent cx="5940425" cy="5308600"/>
+            <wp:effectExtent l="0" t="0" r="3175" b="6350"/>
+            <wp:docPr id="26" name="Рисунок 26"/>
+            <wp:cNvGraphicFramePr>
+              <a:graphicFrameLocks xmlns:a="http://schemas.openxmlformats.org/drawingml/2006/main" noChangeAspect="1"/>
+            </wp:cNvGraphicFramePr>
+            <a:graphic xmlns:a="http://schemas.openxmlformats.org/drawingml/2006/main">
+              <a:graphicData uri="http://schemas.openxmlformats.org/drawingml/2006/picture">
+                <pic:pic xmlns:pic="http://schemas.openxmlformats.org/drawingml/2006/picture">
+                  <pic:nvPicPr>
+                    <pic:cNvPr id="1" name=""/>
+                    <pic:cNvPicPr/>
+                  </pic:nvPicPr>
+                  <pic:blipFill>
+                    <a:blip r:embed="rId29"/>
+                    <a:stretch>
+                      <a:fillRect/>
+                    </a:stretch>
+                  </pic:blipFill>
+                  <pic:spPr>
+                    <a:xfrm>
+                      <a:off x="0" y="0"/>
+                      <a:ext cx="5940425" cy="5308600"/>
+                    </a:xfrm>
+                    <a:prstGeom prst="rect">
+                      <a:avLst/>
+                    </a:prstGeom>
+                  </pic:spPr>
+                </pic:pic>
+              </a:graphicData>
+            </a:graphic>
+          </wp:inline>
+        </w:drawing>
+      </w:r>
+    </w:p>
+    <w:p>
+      <w:pPr>
+        <w:pStyle w:val="ab"/>
+        <w:spacing w:line="360" w:lineRule="auto"/>
+      </w:pPr>
+      <w:r>
+        <w:t>Рисунок 2</w:t>
+      </w:r>
+      <w:r>
+        <w:rPr>
+          <w:lang w:val="en-US"/>
+        </w:rPr>
+        <w:t>2</w:t>
+      </w:r>
+      <w:r>
+        <w:t xml:space="preserve"> – Журнал аудита </w:t>
       </w:r>
     </w:p>
     <w:p>
@@ -13653,11 +14060,9 @@
         <w:lastRenderedPageBreak/>
         <w:t xml:space="preserve">После каждого события в журнал аудита записываются данные о них, а после создания пользователя вызывается </w:t>
       </w:r>
-      <w:proofErr w:type="gramStart"/>
-      <w:r>
-        <w:t>специальный метод</w:t>
-      </w:r>
-      <w:proofErr w:type="gramEnd"/>
+      <w:r>
+        <w:t>специальный метод,</w:t>
+      </w:r>
       <w:r>
         <w:t xml:space="preserve"> и пользователь обогащается аналитикой.</w:t>
       </w:r>
@@ -13667,150 +14072,208 @@
         <w:pStyle w:val="ab"/>
         <w:spacing w:line="360" w:lineRule="auto"/>
       </w:pPr>
-    </w:p>
-    <w:p>
-      <w:pPr>
-        <w:pStyle w:val="ab"/>
-        <w:spacing w:line="360" w:lineRule="auto"/>
-      </w:pPr>
-    </w:p>
-    <w:p>
-      <w:pPr>
-        <w:pStyle w:val="ab"/>
-        <w:spacing w:line="360" w:lineRule="auto"/>
-      </w:pPr>
-    </w:p>
-    <w:p>
-      <w:pPr>
-        <w:pStyle w:val="ab"/>
-        <w:spacing w:line="360" w:lineRule="auto"/>
-      </w:pPr>
-    </w:p>
-    <w:p>
-      <w:pPr>
-        <w:pStyle w:val="ab"/>
-        <w:spacing w:line="360" w:lineRule="auto"/>
-      </w:pPr>
-    </w:p>
-    <w:p>
-      <w:pPr>
-        <w:pStyle w:val="ab"/>
-        <w:spacing w:line="360" w:lineRule="auto"/>
-      </w:pPr>
-    </w:p>
-    <w:p>
-      <w:pPr>
-        <w:pStyle w:val="ab"/>
-        <w:spacing w:line="360" w:lineRule="auto"/>
-      </w:pPr>
-    </w:p>
-    <w:p>
-      <w:pPr>
-        <w:pStyle w:val="ab"/>
-        <w:spacing w:line="360" w:lineRule="auto"/>
-      </w:pPr>
-    </w:p>
-    <w:p>
-      <w:pPr>
-        <w:pStyle w:val="ab"/>
-        <w:spacing w:line="360" w:lineRule="auto"/>
-      </w:pPr>
-    </w:p>
-    <w:p>
-      <w:pPr>
-        <w:pStyle w:val="ab"/>
-        <w:spacing w:line="360" w:lineRule="auto"/>
-      </w:pPr>
-    </w:p>
-    <w:p>
-      <w:pPr>
-        <w:pStyle w:val="ab"/>
-        <w:spacing w:line="360" w:lineRule="auto"/>
-      </w:pPr>
-    </w:p>
-    <w:p>
-      <w:pPr>
-        <w:pStyle w:val="ab"/>
-        <w:spacing w:line="360" w:lineRule="auto"/>
-      </w:pPr>
-    </w:p>
-    <w:p>
-      <w:pPr>
-        <w:pStyle w:val="ab"/>
-        <w:spacing w:line="360" w:lineRule="auto"/>
-      </w:pPr>
-    </w:p>
-    <w:p>
-      <w:pPr>
-        <w:pStyle w:val="ab"/>
-        <w:spacing w:line="360" w:lineRule="auto"/>
-      </w:pPr>
-    </w:p>
-    <w:p>
-      <w:pPr>
-        <w:pStyle w:val="ab"/>
-        <w:spacing w:line="360" w:lineRule="auto"/>
-      </w:pPr>
-    </w:p>
-    <w:p>
-      <w:pPr>
-        <w:pStyle w:val="ab"/>
-        <w:spacing w:line="360" w:lineRule="auto"/>
-      </w:pPr>
-    </w:p>
-    <w:p>
-      <w:pPr>
-        <w:pStyle w:val="ab"/>
-        <w:spacing w:line="360" w:lineRule="auto"/>
-      </w:pPr>
-    </w:p>
-    <w:p>
-      <w:pPr>
-        <w:pStyle w:val="ab"/>
-        <w:spacing w:line="360" w:lineRule="auto"/>
-      </w:pPr>
-    </w:p>
-    <w:p>
-      <w:pPr>
-        <w:pStyle w:val="ab"/>
-        <w:spacing w:line="360" w:lineRule="auto"/>
-      </w:pPr>
-    </w:p>
-    <w:p>
-      <w:pPr>
-        <w:pStyle w:val="ab"/>
-        <w:spacing w:line="360" w:lineRule="auto"/>
-      </w:pPr>
-    </w:p>
-    <w:p>
-      <w:pPr>
-        <w:pStyle w:val="ab"/>
-        <w:spacing w:line="360" w:lineRule="auto"/>
-      </w:pPr>
-    </w:p>
-    <w:p>
-      <w:pPr>
-        <w:pStyle w:val="ab"/>
-        <w:spacing w:line="360" w:lineRule="auto"/>
-      </w:pPr>
-    </w:p>
-    <w:p>
-      <w:pPr>
-        <w:pStyle w:val="ab"/>
-        <w:spacing w:line="360" w:lineRule="auto"/>
-      </w:pPr>
-    </w:p>
-    <w:p>
-      <w:pPr>
-        <w:pStyle w:val="ab"/>
-        <w:spacing w:line="360" w:lineRule="auto"/>
-      </w:pPr>
-    </w:p>
-    <w:p>
-      <w:pPr>
-        <w:pStyle w:val="ab"/>
-        <w:spacing w:line="360" w:lineRule="auto"/>
-      </w:pPr>
+      <w:r>
+        <w:t>Чтобы не ходить в журнал аудита, можно перейти в центр уведомлений и посмотреть, что вообще происходило.</w:t>
+      </w:r>
+    </w:p>
+    <w:p>
+      <w:pPr>
+        <w:pStyle w:val="ab"/>
+        <w:spacing w:line="360" w:lineRule="auto"/>
+      </w:pPr>
+      <w:r>
+        <w:drawing>
+          <wp:inline distT="0" distB="0" distL="0" distR="0" wp14:anchorId="085BAC2C" wp14:editId="3FE8CD61">
+            <wp:extent cx="5433531" cy="4808637"/>
+            <wp:effectExtent l="0" t="0" r="0" b="0"/>
+            <wp:docPr id="27" name="Рисунок 27"/>
+            <wp:cNvGraphicFramePr>
+              <a:graphicFrameLocks xmlns:a="http://schemas.openxmlformats.org/drawingml/2006/main" noChangeAspect="1"/>
+            </wp:cNvGraphicFramePr>
+            <a:graphic xmlns:a="http://schemas.openxmlformats.org/drawingml/2006/main">
+              <a:graphicData uri="http://schemas.openxmlformats.org/drawingml/2006/picture">
+                <pic:pic xmlns:pic="http://schemas.openxmlformats.org/drawingml/2006/picture">
+                  <pic:nvPicPr>
+                    <pic:cNvPr id="1" name=""/>
+                    <pic:cNvPicPr/>
+                  </pic:nvPicPr>
+                  <pic:blipFill>
+                    <a:blip r:embed="rId30"/>
+                    <a:stretch>
+                      <a:fillRect/>
+                    </a:stretch>
+                  </pic:blipFill>
+                  <pic:spPr>
+                    <a:xfrm>
+                      <a:off x="0" y="0"/>
+                      <a:ext cx="5433531" cy="4808637"/>
+                    </a:xfrm>
+                    <a:prstGeom prst="rect">
+                      <a:avLst/>
+                    </a:prstGeom>
+                  </pic:spPr>
+                </pic:pic>
+              </a:graphicData>
+            </a:graphic>
+          </wp:inline>
+        </w:drawing>
+      </w:r>
+    </w:p>
+    <w:p>
+      <w:pPr>
+        <w:pStyle w:val="ab"/>
+        <w:spacing w:line="360" w:lineRule="auto"/>
+      </w:pPr>
+      <w:r>
+        <w:t>Рисунок 22 – Уведомления в центре уведомлений</w:t>
+      </w:r>
+    </w:p>
+    <w:p>
+      <w:pPr>
+        <w:pStyle w:val="ab"/>
+        <w:spacing w:line="360" w:lineRule="auto"/>
+      </w:pPr>
+      <w:r>
+        <w:t>Проверка работы гибких запросов представлена на рисунке 23.</w:t>
+      </w:r>
+    </w:p>
+    <w:p>
+      <w:pPr>
+        <w:pStyle w:val="ab"/>
+        <w:spacing w:line="360" w:lineRule="auto"/>
+      </w:pPr>
+    </w:p>
+    <w:p>
+      <w:pPr>
+        <w:pStyle w:val="ab"/>
+        <w:spacing w:line="360" w:lineRule="auto"/>
+      </w:pPr>
+      <w:r>
+        <w:lastRenderedPageBreak/>
+        <w:drawing>
+          <wp:inline distT="0" distB="0" distL="0" distR="0" wp14:anchorId="34307871" wp14:editId="56F9F582">
+            <wp:extent cx="5940425" cy="2905760"/>
+            <wp:effectExtent l="0" t="0" r="3175" b="8890"/>
+            <wp:docPr id="28" name="Рисунок 28"/>
+            <wp:cNvGraphicFramePr>
+              <a:graphicFrameLocks xmlns:a="http://schemas.openxmlformats.org/drawingml/2006/main" noChangeAspect="1"/>
+            </wp:cNvGraphicFramePr>
+            <a:graphic xmlns:a="http://schemas.openxmlformats.org/drawingml/2006/main">
+              <a:graphicData uri="http://schemas.openxmlformats.org/drawingml/2006/picture">
+                <pic:pic xmlns:pic="http://schemas.openxmlformats.org/drawingml/2006/picture">
+                  <pic:nvPicPr>
+                    <pic:cNvPr id="1" name=""/>
+                    <pic:cNvPicPr/>
+                  </pic:nvPicPr>
+                  <pic:blipFill>
+                    <a:blip r:embed="rId31"/>
+                    <a:stretch>
+                      <a:fillRect/>
+                    </a:stretch>
+                  </pic:blipFill>
+                  <pic:spPr>
+                    <a:xfrm>
+                      <a:off x="0" y="0"/>
+                      <a:ext cx="5940425" cy="2905760"/>
+                    </a:xfrm>
+                    <a:prstGeom prst="rect">
+                      <a:avLst/>
+                    </a:prstGeom>
+                  </pic:spPr>
+                </pic:pic>
+              </a:graphicData>
+            </a:graphic>
+          </wp:inline>
+        </w:drawing>
+      </w:r>
+    </w:p>
+    <w:p>
+      <w:pPr>
+        <w:pStyle w:val="ab"/>
+        <w:spacing w:line="360" w:lineRule="auto"/>
+        <w:rPr>
+          <w:lang w:val="en-US"/>
+        </w:rPr>
+      </w:pPr>
+      <w:r>
+        <w:t xml:space="preserve">Рисунок 23 – Запрос на получение пользователя в </w:t>
+      </w:r>
+      <w:r>
+        <w:rPr>
+          <w:lang w:val="en-US"/>
+        </w:rPr>
+        <w:t>GraphQL</w:t>
+      </w:r>
+    </w:p>
+    <w:p>
+      <w:pPr>
+        <w:pStyle w:val="ab"/>
+        <w:spacing w:line="360" w:lineRule="auto"/>
+      </w:pPr>
+      <w:r>
+        <w:drawing>
+          <wp:inline distT="0" distB="0" distL="0" distR="0" wp14:anchorId="5DA8BA27" wp14:editId="4F4EAE3D">
+            <wp:extent cx="5940425" cy="2651760"/>
+            <wp:effectExtent l="0" t="0" r="3175" b="0"/>
+            <wp:docPr id="29" name="Рисунок 29"/>
+            <wp:cNvGraphicFramePr>
+              <a:graphicFrameLocks xmlns:a="http://schemas.openxmlformats.org/drawingml/2006/main" noChangeAspect="1"/>
+            </wp:cNvGraphicFramePr>
+            <a:graphic xmlns:a="http://schemas.openxmlformats.org/drawingml/2006/main">
+              <a:graphicData uri="http://schemas.openxmlformats.org/drawingml/2006/picture">
+                <pic:pic xmlns:pic="http://schemas.openxmlformats.org/drawingml/2006/picture">
+                  <pic:nvPicPr>
+                    <pic:cNvPr id="1" name=""/>
+                    <pic:cNvPicPr/>
+                  </pic:nvPicPr>
+                  <pic:blipFill>
+                    <a:blip r:embed="rId32"/>
+                    <a:stretch>
+                      <a:fillRect/>
+                    </a:stretch>
+                  </pic:blipFill>
+                  <pic:spPr>
+                    <a:xfrm>
+                      <a:off x="0" y="0"/>
+                      <a:ext cx="5940425" cy="2651760"/>
+                    </a:xfrm>
+                    <a:prstGeom prst="rect">
+                      <a:avLst/>
+                    </a:prstGeom>
+                  </pic:spPr>
+                </pic:pic>
+              </a:graphicData>
+            </a:graphic>
+          </wp:inline>
+        </w:drawing>
+      </w:r>
+    </w:p>
+    <w:p>
+      <w:pPr>
+        <w:pStyle w:val="ab"/>
+        <w:spacing w:line="360" w:lineRule="auto"/>
+      </w:pPr>
+      <w:r>
+        <w:t>Рисунок 2</w:t>
+      </w:r>
+      <w:r>
+        <w:t>4</w:t>
+      </w:r>
+      <w:r>
+        <w:t xml:space="preserve"> – Запрос на получение пользователя </w:t>
+      </w:r>
+      <w:r>
+        <w:t xml:space="preserve">с абонементами </w:t>
+      </w:r>
+      <w:r>
+        <w:t xml:space="preserve">в </w:t>
+      </w:r>
+      <w:r>
+        <w:rPr>
+          <w:lang w:val="en-US"/>
+        </w:rPr>
+        <w:t>GraphQL</w:t>
+      </w:r>
     </w:p>
     <w:p>
       <w:pPr>
@@ -13821,12 +14284,32 @@
     </w:p>
     <w:p>
       <w:pPr>
+        <w:pStyle w:val="ab"/>
+        <w:spacing w:line="360" w:lineRule="auto"/>
+      </w:pPr>
+    </w:p>
+    <w:p>
+      <w:pPr>
+        <w:pStyle w:val="ab"/>
+        <w:spacing w:line="360" w:lineRule="auto"/>
+        <w:ind w:firstLine="0"/>
+      </w:pPr>
+    </w:p>
+    <w:p>
+      <w:pPr>
+        <w:pStyle w:val="ab"/>
+        <w:spacing w:line="360" w:lineRule="auto"/>
+        <w:ind w:firstLine="0"/>
+      </w:pPr>
+    </w:p>
+    <w:p>
+      <w:pPr>
         <w:pStyle w:val="1"/>
         <w:rPr>
           <w:rFonts w:cs="Times New Roman"/>
         </w:rPr>
       </w:pPr>
-      <w:bookmarkStart w:id="20" w:name="_Toc232455674"/>
+      <w:bookmarkStart w:id="21" w:name="_Toc232630567"/>
       <w:r>
         <w:rPr>
           <w:rFonts w:cs="Times New Roman"/>
@@ -13834,7 +14317,7 @@
         <w:lastRenderedPageBreak/>
         <w:t>Заключение</w:t>
       </w:r>
-      <w:bookmarkEnd w:id="20"/>
+      <w:bookmarkEnd w:id="21"/>
     </w:p>
     <w:p>
       <w:pPr>
@@ -13859,23 +14342,49 @@
         <w:spacing w:line="480" w:lineRule="auto"/>
       </w:pPr>
       <w:r>
-        <w:t xml:space="preserve">Изучены принципы построения </w:t>
-      </w:r>
-      <w:proofErr w:type="spellStart"/>
-      <w:r>
-        <w:t>микросервисных</w:t>
-      </w:r>
-      <w:proofErr w:type="spellEnd"/>
-      <w:r>
-        <w:t xml:space="preserve"> архитектур и протоколы </w:t>
-      </w:r>
-      <w:proofErr w:type="spellStart"/>
-      <w:r>
-        <w:t>межсервисного</w:t>
-      </w:r>
-      <w:proofErr w:type="spellEnd"/>
-      <w:r>
-        <w:t xml:space="preserve"> взаимодействия (REST, </w:t>
+        <w:t xml:space="preserve">1. Разработка </w:t>
+      </w:r>
+      <w:r>
+        <w:rPr>
+          <w:lang w:val="en-US"/>
+        </w:rPr>
+        <w:t>API</w:t>
+      </w:r>
+      <w:r>
+        <w:t xml:space="preserve"> </w:t>
+      </w:r>
+      <w:r>
+        <w:t>–</w:t>
+      </w:r>
+      <w:r>
+        <w:t xml:space="preserve"> </w:t>
+      </w:r>
+      <w:r>
+        <w:t>контрактов, для общения пользователей с сервером.</w:t>
+      </w:r>
+    </w:p>
+    <w:p>
+      <w:pPr>
+        <w:pStyle w:val="ab"/>
+        <w:spacing w:line="480" w:lineRule="auto"/>
+      </w:pPr>
+      <w:r>
+        <w:t xml:space="preserve">2. Реализованы данные контракты, для получения данных от сервера. Вместе с </w:t>
+      </w:r>
+      <w:r>
+        <w:t>HATEOAS</w:t>
+      </w:r>
+      <w:r>
+        <w:t xml:space="preserve">-ссылками. </w:t>
+      </w:r>
+    </w:p>
+    <w:p>
+      <w:pPr>
+        <w:pStyle w:val="ab"/>
+        <w:spacing w:line="480" w:lineRule="auto"/>
+      </w:pPr>
+      <w:r>
+        <w:t xml:space="preserve">3. Реализован </w:t>
       </w:r>
       <w:proofErr w:type="spellStart"/>
       <w:r>
@@ -13883,7 +14392,19 @@
       </w:r>
       <w:proofErr w:type="spellEnd"/>
       <w:r>
-        <w:t xml:space="preserve">, </w:t>
+        <w:t xml:space="preserve"> для гибких запросов</w:t>
+      </w:r>
+      <w:r>
+        <w:t>.</w:t>
+      </w:r>
+    </w:p>
+    <w:p>
+      <w:pPr>
+        <w:pStyle w:val="ab"/>
+        <w:spacing w:line="480" w:lineRule="auto"/>
+      </w:pPr>
+      <w:r>
+        <w:t xml:space="preserve">4. Реализован </w:t>
       </w:r>
       <w:proofErr w:type="spellStart"/>
       <w:r>
@@ -13891,7 +14412,19 @@
       </w:r>
       <w:proofErr w:type="spellEnd"/>
       <w:r>
-        <w:t xml:space="preserve">, </w:t>
+        <w:t xml:space="preserve"> для асинхронной коммуникации</w:t>
+      </w:r>
+      <w:r>
+        <w:t>.</w:t>
+      </w:r>
+    </w:p>
+    <w:p>
+      <w:pPr>
+        <w:pStyle w:val="ab"/>
+        <w:spacing w:line="480" w:lineRule="auto"/>
+      </w:pPr>
+      <w:r>
+        <w:t xml:space="preserve">5. Реализован </w:t>
       </w:r>
       <w:proofErr w:type="spellStart"/>
       <w:r>
@@ -13899,7 +14432,10 @@
       </w:r>
       <w:proofErr w:type="spellEnd"/>
       <w:r>
-        <w:t>). Проведён анализ преимуществ и недостатков синхронной и асинхронной коммуникации, а также обоснован выбор технологий для реализации системы.</w:t>
+        <w:t xml:space="preserve"> для быстрой синхронной аналитики</w:t>
+      </w:r>
+      <w:r>
+        <w:t>.</w:t>
       </w:r>
     </w:p>
     <w:p>
@@ -13908,391 +14444,87 @@
         <w:spacing w:line="480" w:lineRule="auto"/>
       </w:pPr>
       <w:r>
-        <w:t xml:space="preserve">Разработаны API-контракты для работы с пользователями и абонементами. Создана библиотека контрактов </w:t>
-      </w:r>
-      <w:proofErr w:type="spellStart"/>
-      <w:r>
-        <w:t>AbonementFitness</w:t>
-      </w:r>
-      <w:proofErr w:type="spellEnd"/>
-      <w:r>
-        <w:t xml:space="preserve">, которая включает DTO, API-интерфейсы, исключения и </w:t>
-      </w:r>
-      <w:proofErr w:type="spellStart"/>
-      <w:r>
-        <w:t>кастомную</w:t>
+        <w:t xml:space="preserve">6. Реализован </w:t>
+      </w:r>
+      <w:proofErr w:type="spellStart"/>
+      <w:r>
+        <w:t>WebSocket</w:t>
+      </w:r>
+      <w:proofErr w:type="spellEnd"/>
+      <w:r>
+        <w:t xml:space="preserve"> для уведомлений в реальном времени.</w:t>
+      </w:r>
+    </w:p>
+    <w:p>
+      <w:pPr>
+        <w:pStyle w:val="ab"/>
+        <w:spacing w:line="360" w:lineRule="auto"/>
+      </w:pPr>
+      <w:r>
+        <w:t xml:space="preserve">Вся система представляет собой быструю коммуникацию модулей между собой и коммуникацию сервера с клиентом, чтобы получить данные от сервера. Все компоненты взаимодействуют между собой через общий </w:t>
+      </w:r>
+      <w:proofErr w:type="spellStart"/>
+      <w:r>
+        <w:t>exchange</w:t>
       </w:r>
       <w:proofErr w:type="spellEnd"/>
       <w:r>
         <w:t xml:space="preserve"> </w:t>
       </w:r>
       <w:proofErr w:type="spellStart"/>
-      <w:r>
-        <w:t>валидацию</w:t>
-      </w:r>
-      <w:proofErr w:type="spellEnd"/>
-      <w:r>
-        <w:t>. Такой подход позволяет отделить спецификацию API от реализации и обеспечивает строгую типизацию на уровне компиляции.</w:t>
-      </w:r>
-    </w:p>
-    <w:p>
-      <w:pPr>
-        <w:pStyle w:val="ab"/>
-        <w:spacing w:line="480" w:lineRule="auto"/>
-      </w:pPr>
-      <w:r>
-        <w:t xml:space="preserve">Реализованы REST-контракты с HATEOAS-ссылками. Основной сервис </w:t>
-      </w:r>
-      <w:proofErr w:type="spellStart"/>
-      <w:r>
-        <w:t>Abonement-demo-rest</w:t>
-      </w:r>
-      <w:proofErr w:type="spellEnd"/>
-      <w:r>
-        <w:t xml:space="preserve"> предоставляет полноценный REST API для CRUD-операций с пользователями и абонементами. HATEOAS-ссылки позволяют клиенту динамически определять доступные действия, не зашивая URL в коде.</w:t>
-      </w:r>
-    </w:p>
-    <w:p>
-      <w:pPr>
-        <w:pStyle w:val="ab"/>
-        <w:spacing w:line="480" w:lineRule="auto"/>
-      </w:pPr>
-      <w:r>
-        <w:t xml:space="preserve">Спроектирована и реализована </w:t>
-      </w:r>
-      <w:proofErr w:type="spellStart"/>
-      <w:r>
-        <w:t>GraphQL</w:t>
-      </w:r>
-      <w:proofErr w:type="spellEnd"/>
-      <w:r>
-        <w:t xml:space="preserve">-схема. Разработаны типы </w:t>
-      </w:r>
-      <w:proofErr w:type="spellStart"/>
-      <w:r>
-        <w:t>UserResponse</w:t>
-      </w:r>
-      <w:proofErr w:type="spellEnd"/>
-      <w:r>
-        <w:t xml:space="preserve"> и </w:t>
-      </w:r>
-      <w:proofErr w:type="spellStart"/>
-      <w:r>
-        <w:t>ButtonResponse</w:t>
-      </w:r>
-      <w:proofErr w:type="spellEnd"/>
-      <w:r>
-        <w:t xml:space="preserve">, а также запросы и мутации для работы с данными. Созданы </w:t>
-      </w:r>
-      <w:proofErr w:type="spellStart"/>
-      <w:r>
-        <w:t>DataFetcher'ы</w:t>
-      </w:r>
-      <w:proofErr w:type="spellEnd"/>
-      <w:r>
-        <w:t xml:space="preserve"> с использованием </w:t>
-      </w:r>
-      <w:proofErr w:type="spellStart"/>
-      <w:r>
-        <w:t>фреймворка</w:t>
-      </w:r>
-      <w:proofErr w:type="spellEnd"/>
-      <w:r>
-        <w:t xml:space="preserve"> </w:t>
-      </w:r>
-      <w:proofErr w:type="spellStart"/>
-      <w:r>
-        <w:t>Netflix</w:t>
-      </w:r>
-      <w:proofErr w:type="spellEnd"/>
-      <w:r>
-        <w:t xml:space="preserve"> DGS. </w:t>
-      </w:r>
-      <w:proofErr w:type="spellStart"/>
-      <w:r>
-        <w:t>GraphQL</w:t>
-      </w:r>
-      <w:proofErr w:type="spellEnd"/>
-      <w:r>
-        <w:t xml:space="preserve"> обеспечивает гибкость доступа к данным – клиент сам выбирает, какие поля ему нужны.</w:t>
-      </w:r>
-    </w:p>
-    <w:p>
-      <w:pPr>
-        <w:pStyle w:val="ab"/>
-        <w:spacing w:line="480" w:lineRule="auto"/>
-      </w:pPr>
-      <w:r>
-        <w:lastRenderedPageBreak/>
-        <w:t xml:space="preserve">Реализована асинхронная коммуникация через </w:t>
-      </w:r>
-      <w:proofErr w:type="spellStart"/>
-      <w:r>
-        <w:t>RabbitMQ</w:t>
-      </w:r>
-      <w:proofErr w:type="spellEnd"/>
-      <w:r>
-        <w:t xml:space="preserve">. Создан модуль событий </w:t>
-      </w:r>
-      <w:proofErr w:type="spellStart"/>
-      <w:r>
-        <w:t>Abonement-events-contract</w:t>
-      </w:r>
-      <w:proofErr w:type="spellEnd"/>
-      <w:r>
-        <w:t xml:space="preserve">, определяющий форматы всех доменных событий. Разработаны </w:t>
-      </w:r>
-      <w:proofErr w:type="spellStart"/>
-      <w:r>
-        <w:t>UserEventPublisher</w:t>
-      </w:r>
-      <w:proofErr w:type="spellEnd"/>
-      <w:r>
-        <w:t xml:space="preserve"> и </w:t>
-      </w:r>
-      <w:proofErr w:type="spellStart"/>
-      <w:r>
-        <w:t>ButtonEventPublisher</w:t>
-      </w:r>
-      <w:proofErr w:type="spellEnd"/>
-      <w:r>
-        <w:t xml:space="preserve"> для публикации событий. Сервис аудита </w:t>
-      </w:r>
-      <w:proofErr w:type="spellStart"/>
-      <w:r>
-        <w:t>audit-service</w:t>
-      </w:r>
-      <w:proofErr w:type="spellEnd"/>
-      <w:r>
-        <w:t xml:space="preserve"> асинхронно получает события из очереди </w:t>
-      </w:r>
-      <w:proofErr w:type="spellStart"/>
       <w:proofErr w:type="gramStart"/>
       <w:r>
-        <w:t>q.audit</w:t>
-      </w:r>
+        <w:t>button.events</w:t>
+      </w:r>
+      <w:proofErr w:type="spellEnd"/>
       <w:proofErr w:type="gramEnd"/>
       <w:r>
-        <w:t>.events</w:t>
-      </w:r>
-      <w:proofErr w:type="spellEnd"/>
-      <w:r>
-        <w:t xml:space="preserve">, выполняет </w:t>
-      </w:r>
-      <w:proofErr w:type="spellStart"/>
-      <w:r>
-        <w:t>дедупликацию</w:t>
-      </w:r>
-      <w:proofErr w:type="spellEnd"/>
-      <w:r>
-        <w:t xml:space="preserve"> и сохраняет записи в журнал аудита. </w:t>
-      </w:r>
-      <w:proofErr w:type="spellStart"/>
-      <w:r>
-        <w:t>Dead</w:t>
-      </w:r>
-      <w:proofErr w:type="spellEnd"/>
-      <w:r>
-        <w:t xml:space="preserve"> </w:t>
-      </w:r>
-      <w:proofErr w:type="spellStart"/>
-      <w:r>
-        <w:t>Letter</w:t>
-      </w:r>
-      <w:proofErr w:type="spellEnd"/>
-      <w:r>
-        <w:t xml:space="preserve"> </w:t>
-      </w:r>
-      <w:proofErr w:type="spellStart"/>
-      <w:r>
-        <w:t>Queue</w:t>
-      </w:r>
-      <w:proofErr w:type="spellEnd"/>
-      <w:r>
-        <w:t xml:space="preserve"> обеспечивает сохранность сообщений при ошибках обработки.</w:t>
-      </w:r>
-    </w:p>
-    <w:p>
-      <w:pPr>
-        <w:pStyle w:val="ab"/>
-        <w:spacing w:line="480" w:lineRule="auto"/>
-      </w:pPr>
-      <w:r>
-        <w:t xml:space="preserve">Реализована синхронная </w:t>
-      </w:r>
-      <w:proofErr w:type="spellStart"/>
-      <w:r>
-        <w:t>межсервисная</w:t>
-      </w:r>
-      <w:proofErr w:type="spellEnd"/>
-      <w:r>
-        <w:t xml:space="preserve"> коммуникация через </w:t>
-      </w:r>
-      <w:proofErr w:type="spellStart"/>
-      <w:r>
-        <w:t>gRPC</w:t>
-      </w:r>
-      <w:proofErr w:type="spellEnd"/>
-      <w:r>
-        <w:t xml:space="preserve">. </w:t>
-      </w:r>
-      <w:proofErr w:type="gramStart"/>
-      <w:r>
-        <w:t>Создан .</w:t>
-      </w:r>
-      <w:proofErr w:type="spellStart"/>
-      <w:r>
-        <w:t>proto</w:t>
-      </w:r>
-      <w:proofErr w:type="spellEnd"/>
-      <w:proofErr w:type="gramEnd"/>
-      <w:r>
-        <w:t xml:space="preserve"> контракт, определяющий сервис </w:t>
-      </w:r>
-      <w:proofErr w:type="spellStart"/>
-      <w:r>
-        <w:t>UserAnalytics</w:t>
-      </w:r>
-      <w:proofErr w:type="spellEnd"/>
-      <w:r>
-        <w:t xml:space="preserve"> с методом </w:t>
-      </w:r>
-      <w:proofErr w:type="spellStart"/>
-      <w:r>
-        <w:t>AnalyzeUser</w:t>
-      </w:r>
-      <w:proofErr w:type="spellEnd"/>
-      <w:r>
-        <w:t xml:space="preserve">. Разработаны </w:t>
-      </w:r>
-      <w:proofErr w:type="spellStart"/>
-      <w:r>
-        <w:t>gRPC</w:t>
-      </w:r>
-      <w:proofErr w:type="spellEnd"/>
-      <w:r>
-        <w:t>-сервер (</w:t>
-      </w:r>
-      <w:proofErr w:type="spellStart"/>
-      <w:r>
-        <w:t>grpc-analytics-server</w:t>
-      </w:r>
-      <w:proofErr w:type="spellEnd"/>
-      <w:r>
-        <w:t xml:space="preserve">) для вычисления метрик пользователя (активность, уровень подготовки, рекомендательный балл, категория абонемента) и </w:t>
-      </w:r>
-      <w:proofErr w:type="spellStart"/>
-      <w:r>
-        <w:t>gRPC</w:t>
-      </w:r>
-      <w:proofErr w:type="spellEnd"/>
-      <w:r>
-        <w:t>-клиент (</w:t>
-      </w:r>
-      <w:proofErr w:type="spellStart"/>
-      <w:r>
-        <w:t>grpc-enrichment-client</w:t>
-      </w:r>
-      <w:proofErr w:type="spellEnd"/>
-      <w:r>
-        <w:t xml:space="preserve">), который выступает «мостом» между асинхронным и синхронным миром – слушает события </w:t>
-      </w:r>
-      <w:proofErr w:type="spellStart"/>
-      <w:proofErr w:type="gramStart"/>
-      <w:r>
-        <w:t>user.created</w:t>
-      </w:r>
-      <w:proofErr w:type="spellEnd"/>
-      <w:proofErr w:type="gramEnd"/>
-      <w:r>
-        <w:t xml:space="preserve"> из </w:t>
-      </w:r>
-      <w:proofErr w:type="spellStart"/>
-      <w:r>
-        <w:t>RabbitMQ</w:t>
-      </w:r>
-      <w:proofErr w:type="spellEnd"/>
-      <w:r>
-        <w:t xml:space="preserve">, синхронно вызывает </w:t>
-      </w:r>
-      <w:proofErr w:type="spellStart"/>
-      <w:r>
-        <w:t>gRPC</w:t>
-      </w:r>
-      <w:proofErr w:type="spellEnd"/>
-      <w:r>
-        <w:t xml:space="preserve">-сервер и публикует обогащённое событие </w:t>
-      </w:r>
-      <w:proofErr w:type="spellStart"/>
-      <w:r>
-        <w:t>user.enriched</w:t>
-      </w:r>
-      <w:proofErr w:type="spellEnd"/>
-      <w:r>
-        <w:t>.</w:t>
-      </w:r>
-    </w:p>
-    <w:p>
-      <w:pPr>
-        <w:pStyle w:val="ab"/>
-        <w:spacing w:line="480" w:lineRule="auto"/>
-      </w:pPr>
-      <w:r>
-        <w:t xml:space="preserve">Проведено тестирование разработанной системы. Выполнена проверка REST API через </w:t>
-      </w:r>
-      <w:proofErr w:type="spellStart"/>
-      <w:r>
-        <w:t>Swagger</w:t>
-      </w:r>
-      <w:proofErr w:type="spellEnd"/>
-      <w:r>
-        <w:t xml:space="preserve"> UI, </w:t>
-      </w:r>
-      <w:proofErr w:type="spellStart"/>
-      <w:r>
-        <w:t>GraphQL</w:t>
-      </w:r>
-      <w:proofErr w:type="spellEnd"/>
-      <w:r>
-        <w:t xml:space="preserve"> через </w:t>
-      </w:r>
-      <w:proofErr w:type="spellStart"/>
-      <w:r>
-        <w:t>GraphiQL</w:t>
-      </w:r>
-      <w:proofErr w:type="spellEnd"/>
-      <w:r>
-        <w:t xml:space="preserve">, </w:t>
-      </w:r>
-      <w:proofErr w:type="spellStart"/>
-      <w:r>
-        <w:t>RabbitMQ</w:t>
-      </w:r>
-      <w:proofErr w:type="spellEnd"/>
-      <w:r>
-        <w:t xml:space="preserve"> через </w:t>
-      </w:r>
-      <w:proofErr w:type="spellStart"/>
-      <w:r>
-        <w:t>Management</w:t>
-      </w:r>
-      <w:proofErr w:type="spellEnd"/>
-      <w:r>
-        <w:t xml:space="preserve"> UI, а также тестирование отказоустойчивости (остановка </w:t>
-      </w:r>
-      <w:proofErr w:type="spellStart"/>
-      <w:r>
-        <w:t>gRPC</w:t>
-      </w:r>
-      <w:proofErr w:type="spellEnd"/>
-      <w:r>
-        <w:t>-сервера приводит к отправке сообщений в DLQ). Все тесты подтвердили корректную работу системы.</w:t>
-      </w:r>
-    </w:p>
-    <w:p>
-      <w:pPr>
-        <w:pStyle w:val="ab"/>
-        <w:spacing w:line="360" w:lineRule="auto"/>
+        <w:t>, обеспечивая полную цепочку обработки событий от создания пользователя до аудита и веб-уведомлений.</w:t>
+      </w:r>
+    </w:p>
+    <w:p>
+      <w:pPr>
+        <w:pStyle w:val="ab"/>
+        <w:spacing w:line="360" w:lineRule="auto"/>
+      </w:pPr>
+    </w:p>
+    <w:p>
+      <w:pPr>
+        <w:pStyle w:val="ab"/>
+        <w:spacing w:line="360" w:lineRule="auto"/>
+      </w:pPr>
+    </w:p>
+    <w:p>
+      <w:pPr>
+        <w:pStyle w:val="ab"/>
+        <w:spacing w:line="360" w:lineRule="auto"/>
+      </w:pPr>
+    </w:p>
+    <w:p>
+      <w:pPr>
+        <w:pStyle w:val="ab"/>
+        <w:spacing w:line="360" w:lineRule="auto"/>
+      </w:pPr>
+    </w:p>
+    <w:p>
+      <w:pPr>
+        <w:pStyle w:val="ab"/>
+        <w:spacing w:line="360" w:lineRule="auto"/>
+      </w:pPr>
+    </w:p>
+    <w:p>
+      <w:pPr>
+        <w:pStyle w:val="ab"/>
+        <w:spacing w:line="360" w:lineRule="auto"/>
+      </w:pPr>
+    </w:p>
+    <w:p>
+      <w:pPr>
+        <w:pStyle w:val="ab"/>
+        <w:spacing w:line="360" w:lineRule="auto"/>
+        <w:rPr>
+          <w:lang w:val="en-US"/>
+        </w:rPr>
       </w:pPr>
     </w:p>
     <w:p>
@@ -14302,8 +14534,8 @@
           <w:rFonts w:cs="Times New Roman"/>
         </w:rPr>
       </w:pPr>
-      <w:bookmarkStart w:id="21" w:name="_Toc231145426"/>
-      <w:bookmarkStart w:id="22" w:name="_Toc232455675"/>
+      <w:bookmarkStart w:id="22" w:name="_Toc231145426"/>
+      <w:bookmarkStart w:id="23" w:name="_Toc232630568"/>
       <w:r>
         <w:rPr>
           <w:rFonts w:cs="Times New Roman"/>
@@ -14311,8 +14543,8 @@
         <w:lastRenderedPageBreak/>
         <w:t>Список использованных источников и литературы</w:t>
       </w:r>
-      <w:bookmarkEnd w:id="21"/>
       <w:bookmarkEnd w:id="22"/>
+      <w:bookmarkEnd w:id="23"/>
     </w:p>
     <w:p>
       <w:pPr>
@@ -14366,7 +14598,7 @@
         </w:rPr>
         <w:t xml:space="preserve">: </w:t>
       </w:r>
-      <w:hyperlink r:id="rId28" w:history="1">
+      <w:hyperlink r:id="rId33" w:history="1">
         <w:r>
           <w:rPr>
             <w:rStyle w:val="a9"/>
@@ -14406,7 +14638,7 @@
         </w:rPr>
         <w:t xml:space="preserve">: </w:t>
       </w:r>
-      <w:hyperlink r:id="rId29" w:history="1">
+      <w:hyperlink r:id="rId34" w:history="1">
         <w:r>
           <w:rPr>
             <w:rStyle w:val="a9"/>
@@ -14420,7 +14652,6 @@
           </w:rPr>
           <w:t>://</w:t>
         </w:r>
-        <w:proofErr w:type="spellStart"/>
         <w:r>
           <w:rPr>
             <w:rStyle w:val="a9"/>
@@ -14428,14 +14659,12 @@
           </w:rPr>
           <w:t>ctutp</w:t>
         </w:r>
-        <w:proofErr w:type="spellEnd"/>
         <w:r>
           <w:rPr>
             <w:rStyle w:val="a9"/>
           </w:rPr>
           <w:t>.</w:t>
         </w:r>
-        <w:proofErr w:type="spellStart"/>
         <w:r>
           <w:rPr>
             <w:rStyle w:val="a9"/>
@@ -14443,7 +14672,6 @@
           </w:rPr>
           <w:t>ru</w:t>
         </w:r>
-        <w:proofErr w:type="spellEnd"/>
         <w:r>
           <w:rPr>
             <w:rStyle w:val="a9"/>
@@ -14722,7 +14950,7 @@
           <w:rFonts w:cs="Times New Roman"/>
         </w:rPr>
       </w:pPr>
-      <w:bookmarkStart w:id="23" w:name="_Toc232455676"/>
+      <w:bookmarkStart w:id="24" w:name="_Toc232630569"/>
       <w:r>
         <w:rPr>
           <w:rFonts w:cs="Times New Roman"/>
@@ -14730,7 +14958,7 @@
         <w:lastRenderedPageBreak/>
         <w:t>Приложение А</w:t>
       </w:r>
-      <w:bookmarkEnd w:id="23"/>
+      <w:bookmarkEnd w:id="24"/>
     </w:p>
     <w:p>
       <w:pPr>
@@ -14830,7 +15058,7 @@
         </w:rPr>
         <w:t xml:space="preserve">URL: </w:t>
       </w:r>
-      <w:hyperlink r:id="rId30" w:history="1">
+      <w:hyperlink r:id="rId35" w:history="1">
         <w:r>
           <w:rPr>
             <w:rStyle w:val="a9"/>
@@ -14849,7 +15077,7 @@
       </w:pPr>
     </w:p>
     <w:sectPr>
-      <w:footerReference w:type="default" r:id="rId31"/>
+      <w:footerReference w:type="default" r:id="rId36"/>
       <w:pgSz w:w="11906" w:h="16838"/>
       <w:pgMar w:top="1134" w:right="850" w:bottom="1134" w:left="1701" w:header="708" w:footer="708" w:gutter="0"/>
       <w:cols w:space="708"/>
@@ -14914,7 +15142,7 @@
           <w:rPr>
             <w:noProof/>
           </w:rPr>
-          <w:t>24</w:t>
+          <w:t>9</w:t>
         </w:r>
         <w:r>
           <w:fldChar w:fldCharType="end"/>
@@ -21483,7 +21711,7 @@
 </file>
 
 <file path=customXml/itemProps1.xml><?xml version="1.0" encoding="utf-8"?>
-<ds:datastoreItem xmlns:ds="http://schemas.openxmlformats.org/officeDocument/2006/customXml" ds:itemID="{555BB45C-80EA-4A54-A5C6-0501D5179D27}">
+<ds:datastoreItem xmlns:ds="http://schemas.openxmlformats.org/officeDocument/2006/customXml" ds:itemID="{FA99462D-D764-49B1-9EAB-BC7A5B3C22BC}">
   <ds:schemaRefs>
     <ds:schemaRef ds:uri="http://schemas.openxmlformats.org/officeDocument/2006/bibliography"/>
   </ds:schemaRefs>

--- a/Курсовая по сопу.docx
+++ b/Курсовая по сопу.docx
@@ -157,9 +157,8 @@
           <w:bCs/>
           <w:szCs w:val="28"/>
         </w:rPr>
-        <w:t xml:space="preserve">Разработка распределённой системы управления абонементами фитнес-клуба с использованием REST, </w:t>
-      </w:r>
-      <w:proofErr w:type="spellStart"/>
+        <w:t>Разработка распределённой системы управления абонементами фитнес-клуба с использованием REST, GraphQL, RabbitMQ и gRPC</w:t>
+      </w:r>
       <w:r>
         <w:rPr>
           <w:rFonts w:cs="Times New Roman"/>
@@ -167,69 +166,8 @@
           <w:bCs/>
           <w:szCs w:val="28"/>
         </w:rPr>
-        <w:t>GraphQL</w:t>
-      </w:r>
-      <w:proofErr w:type="spellEnd"/>
-      <w:r>
-        <w:rPr>
-          <w:rFonts w:cs="Times New Roman"/>
-          <w:b/>
-          <w:bCs/>
-          <w:szCs w:val="28"/>
-        </w:rPr>
-        <w:t xml:space="preserve">, </w:t>
-      </w:r>
-      <w:proofErr w:type="spellStart"/>
-      <w:r>
-        <w:rPr>
-          <w:rFonts w:cs="Times New Roman"/>
-          <w:b/>
-          <w:bCs/>
-          <w:szCs w:val="28"/>
-        </w:rPr>
-        <w:t>RabbitMQ</w:t>
-      </w:r>
-      <w:proofErr w:type="spellEnd"/>
-      <w:r>
-        <w:rPr>
-          <w:rFonts w:cs="Times New Roman"/>
-          <w:b/>
-          <w:bCs/>
-          <w:szCs w:val="28"/>
-        </w:rPr>
-        <w:t xml:space="preserve"> и </w:t>
-      </w:r>
-      <w:proofErr w:type="spellStart"/>
-      <w:r>
-        <w:rPr>
-          <w:rFonts w:cs="Times New Roman"/>
-          <w:b/>
-          <w:bCs/>
-          <w:szCs w:val="28"/>
-        </w:rPr>
-        <w:t>gRPC</w:t>
-      </w:r>
-      <w:proofErr w:type="spellEnd"/>
-      <w:r>
-        <w:rPr>
-          <w:rFonts w:cs="Times New Roman"/>
-          <w:b/>
-          <w:bCs/>
-          <w:szCs w:val="28"/>
-        </w:rPr>
         <w:br/>
-        <w:t xml:space="preserve">Специальность 09.03.02 Технологии искусственного интеллекта на </w:t>
-      </w:r>
-      <w:bookmarkStart w:id="0" w:name="_GoBack"/>
-      <w:bookmarkEnd w:id="0"/>
-      <w:r>
-        <w:rPr>
-          <w:rFonts w:cs="Times New Roman"/>
-          <w:b/>
-          <w:bCs/>
-          <w:szCs w:val="28"/>
-        </w:rPr>
-        <w:t>транспортных системах</w:t>
+        <w:t>Специальность 09.03.02 Технологии искусственного интеллекта на транспортных системах</w:t>
       </w:r>
     </w:p>
     <w:p>
@@ -359,23 +297,13 @@
           <w:szCs w:val="28"/>
         </w:rPr>
       </w:pPr>
-      <w:proofErr w:type="spellStart"/>
       <w:r>
         <w:rPr>
           <w:b/>
           <w:bCs/>
           <w:szCs w:val="28"/>
         </w:rPr>
-        <w:t>Заманов</w:t>
-      </w:r>
-      <w:proofErr w:type="spellEnd"/>
-      <w:r>
-        <w:rPr>
-          <w:b/>
-          <w:bCs/>
-          <w:szCs w:val="28"/>
-        </w:rPr>
-        <w:t xml:space="preserve"> Е</w:t>
+        <w:t>Заманов Е</w:t>
       </w:r>
       <w:r>
         <w:rPr>
@@ -419,23 +347,13 @@
           <w:szCs w:val="28"/>
         </w:rPr>
       </w:pPr>
-      <w:proofErr w:type="spellStart"/>
       <w:r>
         <w:rPr>
           <w:b/>
           <w:bCs/>
           <w:szCs w:val="28"/>
         </w:rPr>
-        <w:t>Курцева</w:t>
-      </w:r>
-      <w:proofErr w:type="spellEnd"/>
-      <w:r>
-        <w:rPr>
-          <w:b/>
-          <w:bCs/>
-          <w:szCs w:val="28"/>
-        </w:rPr>
-        <w:t xml:space="preserve"> В. А</w:t>
+        <w:t>Курцева В. А</w:t>
       </w:r>
       <w:r>
         <w:rPr>
@@ -489,28 +407,8 @@
           <w:szCs w:val="28"/>
         </w:rPr>
       </w:pPr>
-    </w:p>
-    <w:p>
-      <w:pPr>
-        <w:pStyle w:val="paragraph"/>
-        <w:spacing w:before="0" w:beforeAutospacing="0" w:after="0" w:afterAutospacing="0"/>
-        <w:ind w:firstLine="0"/>
-        <w:textAlignment w:val="baseline"/>
-        <w:rPr>
-          <w:szCs w:val="28"/>
-        </w:rPr>
-      </w:pPr>
-    </w:p>
-    <w:p>
-      <w:pPr>
-        <w:pStyle w:val="paragraph"/>
-        <w:spacing w:before="0" w:beforeAutospacing="0" w:after="0" w:afterAutospacing="0"/>
-        <w:ind w:firstLine="0"/>
-        <w:textAlignment w:val="baseline"/>
-        <w:rPr>
-          <w:szCs w:val="28"/>
-        </w:rPr>
-      </w:pPr>
+      <w:bookmarkStart w:id="0" w:name="_GoBack"/>
+      <w:bookmarkEnd w:id="0"/>
     </w:p>
     <w:p>
       <w:pPr>
@@ -679,7 +577,7 @@
                 <w:noProof/>
                 <w:webHidden/>
               </w:rPr>
-              <w:t>3</w:t>
+              <w:t>4</w:t>
             </w:r>
             <w:r>
               <w:rPr>
@@ -754,7 +652,7 @@
                 <w:noProof/>
                 <w:webHidden/>
               </w:rPr>
-              <w:t>5</w:t>
+              <w:t>6</w:t>
             </w:r>
             <w:r>
               <w:rPr>
@@ -829,7 +727,7 @@
                 <w:noProof/>
                 <w:webHidden/>
               </w:rPr>
-              <w:t>5</w:t>
+              <w:t>6</w:t>
             </w:r>
             <w:r>
               <w:rPr>
@@ -922,7 +820,7 @@
                 <w:noProof/>
                 <w:webHidden/>
               </w:rPr>
-              <w:t>6</w:t>
+              <w:t>7</w:t>
             </w:r>
             <w:r>
               <w:rPr>
@@ -998,7 +896,7 @@
                 <w:noProof/>
                 <w:webHidden/>
               </w:rPr>
-              <w:t>7</w:t>
+              <w:t>8</w:t>
             </w:r>
             <w:r>
               <w:rPr>
@@ -1074,7 +972,7 @@
                 <w:noProof/>
                 <w:webHidden/>
               </w:rPr>
-              <w:t>8</w:t>
+              <w:t>9</w:t>
             </w:r>
             <w:r>
               <w:rPr>
@@ -1150,7 +1048,7 @@
                 <w:noProof/>
                 <w:webHidden/>
               </w:rPr>
-              <w:t>9</w:t>
+              <w:t>10</w:t>
             </w:r>
             <w:r>
               <w:rPr>
@@ -1225,7 +1123,7 @@
                 <w:noProof/>
                 <w:webHidden/>
               </w:rPr>
-              <w:t>11</w:t>
+              <w:t>12</w:t>
             </w:r>
             <w:r>
               <w:rPr>
@@ -1300,7 +1198,7 @@
                 <w:noProof/>
                 <w:webHidden/>
               </w:rPr>
-              <w:t>11</w:t>
+              <w:t>12</w:t>
             </w:r>
             <w:r>
               <w:rPr>
@@ -1405,7 +1303,7 @@
                 <w:noProof/>
                 <w:webHidden/>
               </w:rPr>
-              <w:t>14</w:t>
+              <w:t>15</w:t>
             </w:r>
             <w:r>
               <w:rPr>
@@ -1480,7 +1378,7 @@
                 <w:noProof/>
                 <w:webHidden/>
               </w:rPr>
-              <w:t>19</w:t>
+              <w:t>20</w:t>
             </w:r>
             <w:r>
               <w:rPr>
@@ -1570,7 +1468,7 @@
                 <w:noProof/>
                 <w:webHidden/>
               </w:rPr>
-              <w:t>20</w:t>
+              <w:t>21</w:t>
             </w:r>
             <w:r>
               <w:rPr>
@@ -1675,7 +1573,7 @@
                 <w:noProof/>
                 <w:webHidden/>
               </w:rPr>
-              <w:t>23</w:t>
+              <w:t>24</w:t>
             </w:r>
             <w:r>
               <w:rPr>
@@ -1780,7 +1678,7 @@
                 <w:noProof/>
                 <w:webHidden/>
               </w:rPr>
-              <w:t>23</w:t>
+              <w:t>24</w:t>
             </w:r>
             <w:r>
               <w:rPr>
@@ -1855,7 +1753,7 @@
                 <w:noProof/>
                 <w:webHidden/>
               </w:rPr>
-              <w:t>25</w:t>
+              <w:t>26</w:t>
             </w:r>
             <w:r>
               <w:rPr>
@@ -1930,7 +1828,7 @@
                 <w:noProof/>
                 <w:webHidden/>
               </w:rPr>
-              <w:t>27</w:t>
+              <w:t>28</w:t>
             </w:r>
             <w:r>
               <w:rPr>
@@ -2004,7 +1902,7 @@
                 <w:noProof/>
                 <w:webHidden/>
               </w:rPr>
-              <w:t>28</w:t>
+              <w:t>29</w:t>
             </w:r>
             <w:r>
               <w:rPr>
@@ -2079,7 +1977,7 @@
                 <w:noProof/>
                 <w:webHidden/>
               </w:rPr>
-              <w:t>30</w:t>
+              <w:t>31</w:t>
             </w:r>
             <w:r>
               <w:rPr>
@@ -2154,7 +2052,7 @@
                 <w:noProof/>
                 <w:webHidden/>
               </w:rPr>
-              <w:t>39</w:t>
+              <w:t>40</w:t>
             </w:r>
             <w:r>
               <w:rPr>
@@ -2229,7 +2127,7 @@
                 <w:noProof/>
                 <w:webHidden/>
               </w:rPr>
-              <w:t>40</w:t>
+              <w:t>41</w:t>
             </w:r>
             <w:r>
               <w:rPr>
@@ -2304,7 +2202,7 @@
                 <w:noProof/>
                 <w:webHidden/>
               </w:rPr>
-              <w:t>41</w:t>
+              <w:t>42</w:t>
             </w:r>
             <w:r>
               <w:rPr>
@@ -2327,12 +2225,13 @@
               <w:rFonts w:cs="Times New Roman"/>
               <w:bCs/>
             </w:rPr>
-            <w:lastRenderedPageBreak/>
             <w:fldChar w:fldCharType="end"/>
           </w:r>
         </w:p>
       </w:sdtContent>
     </w:sdt>
+    <w:bookmarkStart w:id="1" w:name="_Toc231145384" w:displacedByCustomXml="prev"/>
+    <w:bookmarkStart w:id="2" w:name="_Toc232630549" w:displacedByCustomXml="prev"/>
     <w:p>
       <w:pPr>
         <w:pStyle w:val="1"/>
@@ -2340,16 +2239,15 @@
           <w:rFonts w:cs="Times New Roman"/>
         </w:rPr>
       </w:pPr>
-      <w:bookmarkStart w:id="1" w:name="_Toc231145384"/>
-      <w:bookmarkStart w:id="2" w:name="_Toc232630549"/>
-      <w:r>
-        <w:rPr>
-          <w:rFonts w:cs="Times New Roman"/>
-        </w:rPr>
+      <w:r>
+        <w:rPr>
+          <w:rFonts w:cs="Times New Roman"/>
+        </w:rPr>
+        <w:lastRenderedPageBreak/>
         <w:t>Введение</w:t>
       </w:r>
+      <w:bookmarkEnd w:id="2"/>
       <w:bookmarkEnd w:id="1"/>
-      <w:bookmarkEnd w:id="2"/>
     </w:p>
     <w:p>
       <w:pPr>
@@ -2374,21 +2272,7 @@
         <w:rPr>
           <w:rFonts w:cs="Times New Roman"/>
         </w:rPr>
-        <w:t xml:space="preserve">Существует два основных подхода к </w:t>
-      </w:r>
-      <w:proofErr w:type="spellStart"/>
-      <w:r>
-        <w:rPr>
-          <w:rFonts w:cs="Times New Roman"/>
-        </w:rPr>
-        <w:t>межсервисной</w:t>
-      </w:r>
-      <w:proofErr w:type="spellEnd"/>
-      <w:r>
-        <w:rPr>
-          <w:rFonts w:cs="Times New Roman"/>
-        </w:rPr>
-        <w:t xml:space="preserve"> коммуникации: синхронны</w:t>
+        <w:t>Существует два основных подхода к межсервисной коммуникации: синхронны</w:t>
       </w:r>
       <w:r>
         <w:rPr>
@@ -2484,63 +2368,7 @@
         <w:rPr>
           <w:rFonts w:cs="Times New Roman"/>
         </w:rPr>
-        <w:t xml:space="preserve">и реализация микросервисной системы управления абонементами фитнес-клуба с использованием синхронных (REST, </w:t>
-      </w:r>
-      <w:proofErr w:type="spellStart"/>
-      <w:r>
-        <w:rPr>
-          <w:rFonts w:cs="Times New Roman"/>
-        </w:rPr>
-        <w:t>GraphQL</w:t>
-      </w:r>
-      <w:proofErr w:type="spellEnd"/>
-      <w:r>
-        <w:rPr>
-          <w:rFonts w:cs="Times New Roman"/>
-        </w:rPr>
-        <w:t xml:space="preserve">, </w:t>
-      </w:r>
-      <w:proofErr w:type="spellStart"/>
-      <w:r>
-        <w:rPr>
-          <w:rFonts w:cs="Times New Roman"/>
-        </w:rPr>
-        <w:t>gRPC</w:t>
-      </w:r>
-      <w:proofErr w:type="spellEnd"/>
-      <w:r>
-        <w:rPr>
-          <w:rFonts w:cs="Times New Roman"/>
-        </w:rPr>
-        <w:t>) и асинхронных (</w:t>
-      </w:r>
-      <w:proofErr w:type="spellStart"/>
-      <w:r>
-        <w:rPr>
-          <w:rFonts w:cs="Times New Roman"/>
-        </w:rPr>
-        <w:t>RabbitMQ</w:t>
-      </w:r>
-      <w:proofErr w:type="spellEnd"/>
-      <w:r>
-        <w:rPr>
-          <w:rFonts w:cs="Times New Roman"/>
-        </w:rPr>
-        <w:t xml:space="preserve">) протоколов </w:t>
-      </w:r>
-      <w:proofErr w:type="spellStart"/>
-      <w:r>
-        <w:rPr>
-          <w:rFonts w:cs="Times New Roman"/>
-        </w:rPr>
-        <w:t>межсервисной</w:t>
-      </w:r>
-      <w:proofErr w:type="spellEnd"/>
-      <w:r>
-        <w:rPr>
-          <w:rFonts w:cs="Times New Roman"/>
-        </w:rPr>
-        <w:t xml:space="preserve"> коммуникации.</w:t>
+        <w:t>и реализация микросервисной системы управления абонементами фитнес-клуба с использованием синхронных (REST, GraphQL, gRPC) и асинхронных (RabbitMQ) протоколов межсервисной коммуникации.</w:t>
       </w:r>
     </w:p>
     <w:p>
@@ -2572,21 +2400,7 @@
         <w:rPr>
           <w:rFonts w:cs="Times New Roman"/>
         </w:rPr>
-        <w:t xml:space="preserve">Изучить принципы построения </w:t>
-      </w:r>
-      <w:proofErr w:type="spellStart"/>
-      <w:r>
-        <w:rPr>
-          <w:rFonts w:cs="Times New Roman"/>
-        </w:rPr>
-        <w:t>микросервисных</w:t>
-      </w:r>
-      <w:proofErr w:type="spellEnd"/>
-      <w:r>
-        <w:rPr>
-          <w:rFonts w:cs="Times New Roman"/>
-        </w:rPr>
-        <w:t xml:space="preserve"> архитектур и протоколы взаимодействия (</w:t>
+        <w:t>Изучить принципы построения микросервисных архитектур и протоколы взаимодействия (</w:t>
       </w:r>
       <w:r>
         <w:rPr>
@@ -2893,7 +2707,6 @@
         <w:rPr>
           <w:rFonts w:cs="Times New Roman"/>
         </w:rPr>
-        <w:lastRenderedPageBreak/>
         <w:t xml:space="preserve">Реализовать </w:t>
       </w:r>
       <w:r>
@@ -2913,21 +2726,7 @@
         <w:rPr>
           <w:rFonts w:cs="Times New Roman"/>
         </w:rPr>
-        <w:t xml:space="preserve">и </w:t>
-      </w:r>
-      <w:proofErr w:type="spellStart"/>
-      <w:r>
-        <w:rPr>
-          <w:rFonts w:cs="Times New Roman"/>
-        </w:rPr>
-        <w:t>межсервисную</w:t>
-      </w:r>
-      <w:proofErr w:type="spellEnd"/>
-      <w:r>
-        <w:rPr>
-          <w:rFonts w:cs="Times New Roman"/>
-        </w:rPr>
-        <w:t xml:space="preserve"> коммуникацию на </w:t>
+        <w:t xml:space="preserve">и межсервисную коммуникацию на </w:t>
       </w:r>
       <w:r>
         <w:rPr>
@@ -3004,6 +2803,7 @@
         <w:rPr>
           <w:rFonts w:cs="Times New Roman"/>
         </w:rPr>
+        <w:lastRenderedPageBreak/>
         <w:t>Протестировать работу системы.</w:t>
       </w:r>
     </w:p>
@@ -3070,49 +2870,7 @@
         <w:rPr>
           <w:rFonts w:cs="Times New Roman"/>
         </w:rPr>
-        <w:t xml:space="preserve">применение синхронных (REST, </w:t>
-      </w:r>
-      <w:proofErr w:type="spellStart"/>
-      <w:r>
-        <w:rPr>
-          <w:rFonts w:cs="Times New Roman"/>
-        </w:rPr>
-        <w:t>GraphQL</w:t>
-      </w:r>
-      <w:proofErr w:type="spellEnd"/>
-      <w:r>
-        <w:rPr>
-          <w:rFonts w:cs="Times New Roman"/>
-        </w:rPr>
-        <w:t xml:space="preserve">, </w:t>
-      </w:r>
-      <w:proofErr w:type="spellStart"/>
-      <w:r>
-        <w:rPr>
-          <w:rFonts w:cs="Times New Roman"/>
-        </w:rPr>
-        <w:t>gRPC</w:t>
-      </w:r>
-      <w:proofErr w:type="spellEnd"/>
-      <w:r>
-        <w:rPr>
-          <w:rFonts w:cs="Times New Roman"/>
-        </w:rPr>
-        <w:t>) и асинхронных (</w:t>
-      </w:r>
-      <w:proofErr w:type="spellStart"/>
-      <w:r>
-        <w:rPr>
-          <w:rFonts w:cs="Times New Roman"/>
-        </w:rPr>
-        <w:t>RabbitMQ</w:t>
-      </w:r>
-      <w:proofErr w:type="spellEnd"/>
-      <w:r>
-        <w:rPr>
-          <w:rFonts w:cs="Times New Roman"/>
-        </w:rPr>
-        <w:t>) протоколов для решения задачи управления абонементами фитнес-клуба.</w:t>
+        <w:t>применение синхронных (REST, GraphQL, gRPC) и асинхронных (RabbitMQ) протоколов для решения задачи управления абонементами фитнес-клуба.</w:t>
       </w:r>
     </w:p>
     <w:p>
@@ -3261,71 +3019,7 @@
           <w:rFonts w:cs="Times New Roman"/>
           <w:bCs/>
         </w:rPr>
-        <w:t xml:space="preserve">омбинирование синхронных (REST, </w:t>
-      </w:r>
-      <w:proofErr w:type="spellStart"/>
-      <w:r>
-        <w:rPr>
-          <w:rFonts w:cs="Times New Roman"/>
-          <w:bCs/>
-        </w:rPr>
-        <w:t>GraphQL</w:t>
-      </w:r>
-      <w:proofErr w:type="spellEnd"/>
-      <w:r>
-        <w:rPr>
-          <w:rFonts w:cs="Times New Roman"/>
-          <w:bCs/>
-        </w:rPr>
-        <w:t xml:space="preserve">, </w:t>
-      </w:r>
-      <w:proofErr w:type="spellStart"/>
-      <w:r>
-        <w:rPr>
-          <w:rFonts w:cs="Times New Roman"/>
-          <w:bCs/>
-        </w:rPr>
-        <w:t>gRPC</w:t>
-      </w:r>
-      <w:proofErr w:type="spellEnd"/>
-      <w:r>
-        <w:rPr>
-          <w:rFonts w:cs="Times New Roman"/>
-          <w:bCs/>
-        </w:rPr>
-        <w:t>) и асинхронных (</w:t>
-      </w:r>
-      <w:proofErr w:type="spellStart"/>
-      <w:r>
-        <w:rPr>
-          <w:rFonts w:cs="Times New Roman"/>
-          <w:bCs/>
-        </w:rPr>
-        <w:t>RabbitMQ</w:t>
-      </w:r>
-      <w:proofErr w:type="spellEnd"/>
-      <w:r>
-        <w:rPr>
-          <w:rFonts w:cs="Times New Roman"/>
-          <w:bCs/>
-        </w:rPr>
-        <w:t xml:space="preserve">) протоколов </w:t>
-      </w:r>
-      <w:proofErr w:type="spellStart"/>
-      <w:r>
-        <w:rPr>
-          <w:rFonts w:cs="Times New Roman"/>
-          <w:bCs/>
-        </w:rPr>
-        <w:t>межсервисной</w:t>
-      </w:r>
-      <w:proofErr w:type="spellEnd"/>
-      <w:r>
-        <w:rPr>
-          <w:rFonts w:cs="Times New Roman"/>
-          <w:bCs/>
-        </w:rPr>
-        <w:t xml:space="preserve"> коммуникации позволяет построить систему управления абонементами фитнес-клуба, обладающую следующими свойствами:</w:t>
+        <w:t>омбинирование синхронных (REST, GraphQL, gRPC) и асинхронных (RabbitMQ) протоколов межсервисной коммуникации позволяет построить систему управления абонементами фитнес-клуба, обладающую следующими свойствами:</w:t>
       </w:r>
     </w:p>
     <w:p>
@@ -3344,23 +3038,7 @@
           <w:rFonts w:cs="Times New Roman"/>
           <w:bCs/>
         </w:rPr>
-        <w:t xml:space="preserve">высокая производительность за счёт бинарного протокола </w:t>
-      </w:r>
-      <w:proofErr w:type="spellStart"/>
-      <w:r>
-        <w:rPr>
-          <w:rFonts w:cs="Times New Roman"/>
-          <w:bCs/>
-        </w:rPr>
-        <w:t>gRPC</w:t>
-      </w:r>
-      <w:proofErr w:type="spellEnd"/>
-      <w:r>
-        <w:rPr>
-          <w:rFonts w:cs="Times New Roman"/>
-          <w:bCs/>
-        </w:rPr>
-        <w:t>;</w:t>
+        <w:t>высокая производительность за счёт бинарного протокола gRPC;</w:t>
       </w:r>
     </w:p>
     <w:p>
@@ -3379,23 +3057,7 @@
           <w:rFonts w:cs="Times New Roman"/>
           <w:bCs/>
         </w:rPr>
-        <w:t xml:space="preserve">отказоустойчивость за счёт развязывания сервисов </w:t>
-      </w:r>
-      <w:proofErr w:type="gramStart"/>
-      <w:r>
-        <w:rPr>
-          <w:rFonts w:cs="Times New Roman"/>
-          <w:bCs/>
-        </w:rPr>
-        <w:t>через брокер</w:t>
-      </w:r>
-      <w:proofErr w:type="gramEnd"/>
-      <w:r>
-        <w:rPr>
-          <w:rFonts w:cs="Times New Roman"/>
-          <w:bCs/>
-        </w:rPr>
-        <w:t xml:space="preserve"> сообщений;</w:t>
+        <w:t>отказоустойчивость за счёт развязывания сервисов через брокер сообщений;</w:t>
       </w:r>
     </w:p>
     <w:p>
@@ -3414,23 +3076,7 @@
           <w:rFonts w:cs="Times New Roman"/>
           <w:bCs/>
         </w:rPr>
-        <w:t xml:space="preserve">гибкость доступа к данным за счёт </w:t>
-      </w:r>
-      <w:proofErr w:type="spellStart"/>
-      <w:r>
-        <w:rPr>
-          <w:rFonts w:cs="Times New Roman"/>
-          <w:bCs/>
-        </w:rPr>
-        <w:t>GraphQL</w:t>
-      </w:r>
-      <w:proofErr w:type="spellEnd"/>
-      <w:r>
-        <w:rPr>
-          <w:rFonts w:cs="Times New Roman"/>
-          <w:bCs/>
-        </w:rPr>
-        <w:t>;</w:t>
+        <w:t>гибкость доступа к данным за счёт GraphQL;</w:t>
       </w:r>
     </w:p>
     <w:p>
@@ -3921,35 +3567,7 @@
         <w:rPr>
           <w:rFonts w:cs="Times New Roman"/>
         </w:rPr>
-        <w:t xml:space="preserve"> REST, </w:t>
-      </w:r>
-      <w:proofErr w:type="spellStart"/>
-      <w:r>
-        <w:rPr>
-          <w:rFonts w:cs="Times New Roman"/>
-        </w:rPr>
-        <w:t>GraphQL</w:t>
-      </w:r>
-      <w:proofErr w:type="spellEnd"/>
-      <w:r>
-        <w:rPr>
-          <w:rFonts w:cs="Times New Roman"/>
-        </w:rPr>
-        <w:t xml:space="preserve">, </w:t>
-      </w:r>
-      <w:proofErr w:type="spellStart"/>
-      <w:r>
-        <w:rPr>
-          <w:rFonts w:cs="Times New Roman"/>
-        </w:rPr>
-        <w:t>gRPC</w:t>
-      </w:r>
-      <w:proofErr w:type="spellEnd"/>
-      <w:r>
-        <w:rPr>
-          <w:rFonts w:cs="Times New Roman"/>
-        </w:rPr>
-        <w:t>;</w:t>
+        <w:t> REST, GraphQL, gRPC;</w:t>
       </w:r>
     </w:p>
     <w:p>
@@ -3974,21 +3592,7 @@
         <w:rPr>
           <w:rFonts w:cs="Times New Roman"/>
         </w:rPr>
-        <w:t> </w:t>
-      </w:r>
-      <w:proofErr w:type="spellStart"/>
-      <w:r>
-        <w:rPr>
-          <w:rFonts w:cs="Times New Roman"/>
-        </w:rPr>
-        <w:t>RabbitMQ</w:t>
-      </w:r>
-      <w:proofErr w:type="spellEnd"/>
-      <w:r>
-        <w:rPr>
-          <w:rFonts w:cs="Times New Roman"/>
-        </w:rPr>
-        <w:t>.</w:t>
+        <w:t> RabbitMQ.</w:t>
       </w:r>
     </w:p>
     <w:p>
@@ -4130,15 +3734,7 @@
       </w:pPr>
       <w:r>
         <w:lastRenderedPageBreak/>
-        <w:t xml:space="preserve">На данном этапе разработки имеется два отдельных независимых модуля – </w:t>
-      </w:r>
-      <w:proofErr w:type="spellStart"/>
-      <w:r>
-        <w:t>микросервиса</w:t>
-      </w:r>
-      <w:proofErr w:type="spellEnd"/>
-      <w:r>
-        <w:t xml:space="preserve">. Один из них отвечает за реализацию </w:t>
+        <w:t xml:space="preserve">На данном этапе разработки имеется два отдельных независимых модуля – микросервиса. Один из них отвечает за реализацию </w:t>
       </w:r>
       <w:r>
         <w:rPr>
@@ -4199,14 +3795,12 @@
         <w:pStyle w:val="ab"/>
         <w:spacing w:line="360" w:lineRule="auto"/>
       </w:pPr>
-      <w:proofErr w:type="spellStart"/>
       <w:r>
         <w:rPr>
           <w:lang w:val="en-US"/>
         </w:rPr>
         <w:t>GraphQL</w:t>
       </w:r>
-      <w:proofErr w:type="spellEnd"/>
       <w:r>
         <w:t xml:space="preserve"> – </w:t>
       </w:r>
@@ -4408,15 +4002,7 @@
         <w:t>Так</w:t>
       </w:r>
       <w:r>
-        <w:t>же существую специальные модификаторы</w:t>
-      </w:r>
-      <w:proofErr w:type="gramStart"/>
-      <w:r>
-        <w:t>: !</w:t>
-      </w:r>
-      <w:proofErr w:type="gramEnd"/>
-      <w:r>
-        <w:t xml:space="preserve"> – поле обязательно к заполнению, </w:t>
+        <w:t xml:space="preserve">же существую специальные модификаторы: ! – поле обязательно к заполнению, </w:t>
       </w:r>
       <w:r>
         <w:t xml:space="preserve">[] </w:t>
@@ -4454,15 +4040,7 @@
         <w:ind w:left="1786" w:hanging="357"/>
       </w:pPr>
       <w:r>
-        <w:t>Resolvers (</w:t>
-      </w:r>
-      <w:proofErr w:type="spellStart"/>
-      <w:r>
-        <w:t>Резолверы</w:t>
-      </w:r>
-      <w:proofErr w:type="spellEnd"/>
-      <w:r>
-        <w:t>) - функции, которые «знают», откуда взять данные для каждого поля.</w:t>
+        <w:t>Resolvers (Резолверы) - функции, которые «знают», откуда взять данные для каждого поля.</w:t>
       </w:r>
     </w:p>
     <w:p>
@@ -4572,15 +4150,7 @@
         <w:t xml:space="preserve"> Каждому полю назначается вес, сумма всех полей не должна повышать лимита. </w:t>
       </w:r>
       <w:r>
-        <w:t xml:space="preserve">В нем также все запросы идут по одной ссылке и с помощью одного метода. Сервер разбирает строку с типом запроса и находит соответствующие </w:t>
-      </w:r>
-      <w:proofErr w:type="spellStart"/>
-      <w:r>
-        <w:t>резолверы</w:t>
-      </w:r>
-      <w:proofErr w:type="spellEnd"/>
-      <w:r>
-        <w:t xml:space="preserve">, выполняет их и возвращает ответ в формате </w:t>
+        <w:t xml:space="preserve">В нем также все запросы идут по одной ссылке и с помощью одного метода. Сервер разбирает строку с типом запроса и находит соответствующие резолверы, выполняет их и возвращает ответ в формате </w:t>
       </w:r>
       <w:r>
         <w:rPr>
@@ -4710,13 +4280,8 @@
         <w:ind w:left="-357"/>
       </w:pPr>
       <w:r>
-        <w:t xml:space="preserve">Архитектура </w:t>
-      </w:r>
-      <w:proofErr w:type="spellStart"/>
-      <w:r>
-        <w:t>RabbitMQ</w:t>
-      </w:r>
-      <w:proofErr w:type="spellEnd"/>
+        <w:t>Архитектура RabbitMQ</w:t>
+      </w:r>
       <w:r>
         <w:t xml:space="preserve">: </w:t>
       </w:r>
@@ -4731,45 +4296,8 @@
         <w:spacing w:line="360" w:lineRule="auto"/>
         <w:ind w:hanging="357"/>
       </w:pPr>
-      <w:proofErr w:type="spellStart"/>
-      <w:r>
-        <w:t>Exchange</w:t>
-      </w:r>
-      <w:proofErr w:type="spellEnd"/>
-      <w:r>
-        <w:t xml:space="preserve"> – это «почтовое отделение». Отправитель отправляет сообщение не в очередь напрямую, а в </w:t>
-      </w:r>
-      <w:proofErr w:type="spellStart"/>
-      <w:r>
-        <w:t>exchange</w:t>
-      </w:r>
-      <w:proofErr w:type="spellEnd"/>
-      <w:r>
-        <w:t xml:space="preserve"> с определённым </w:t>
-      </w:r>
-      <w:proofErr w:type="spellStart"/>
-      <w:r>
-        <w:t>routing</w:t>
-      </w:r>
-      <w:proofErr w:type="spellEnd"/>
-      <w:r>
-        <w:t xml:space="preserve"> </w:t>
-      </w:r>
-      <w:proofErr w:type="spellStart"/>
-      <w:r>
-        <w:t>key</w:t>
-      </w:r>
-      <w:proofErr w:type="spellEnd"/>
-      <w:r>
-        <w:t xml:space="preserve">. </w:t>
-      </w:r>
-      <w:proofErr w:type="spellStart"/>
-      <w:r>
-        <w:t>Exchange</w:t>
-      </w:r>
-      <w:proofErr w:type="spellEnd"/>
-      <w:r>
-        <w:t xml:space="preserve"> решает, в какие очереди направить сообщение. Есть множество типов «почтовых отделений», которые определяют каким образом сообщения будут попадать в очередь. Обычно используется гибкая маршрутизация по категориям – </w:t>
+      <w:r>
+        <w:t xml:space="preserve">Exchange – это «почтовое отделение». Отправитель отправляет сообщение не в очередь напрямую, а в exchange с определённым routing key. Exchange решает, в какие очереди направить сообщение. Есть множество типов «почтовых отделений», которые определяют каким образом сообщения будут попадать в очередь. Обычно используется гибкая маршрутизация по категориям – </w:t>
       </w:r>
       <w:r>
         <w:rPr>
@@ -4791,21 +4319,8 @@
         <w:spacing w:line="360" w:lineRule="auto"/>
         <w:ind w:hanging="357"/>
       </w:pPr>
-      <w:proofErr w:type="spellStart"/>
-      <w:r>
-        <w:t>Queue</w:t>
-      </w:r>
-      <w:proofErr w:type="spellEnd"/>
-      <w:r>
-        <w:t xml:space="preserve"> (очередь) - Буфер, хранящий сообщения до момента получения </w:t>
-      </w:r>
-      <w:proofErr w:type="spellStart"/>
-      <w:r>
-        <w:t>consumer’ом</w:t>
-      </w:r>
-      <w:proofErr w:type="spellEnd"/>
-      <w:r>
-        <w:t>;</w:t>
+      <w:r>
+        <w:t>Queue (очередь) - Буфер, хранящий сообщения до момента получения consumer’ом;</w:t>
       </w:r>
     </w:p>
     <w:p>
@@ -4844,14 +4359,12 @@
         <w:pStyle w:val="ab"/>
         <w:spacing w:line="360" w:lineRule="auto"/>
       </w:pPr>
-      <w:proofErr w:type="spellStart"/>
       <w:r>
         <w:rPr>
           <w:lang w:val="en-US"/>
         </w:rPr>
         <w:t>gRPC</w:t>
       </w:r>
-      <w:proofErr w:type="spellEnd"/>
       <w:r>
         <w:t xml:space="preserve"> – </w:t>
       </w:r>
@@ -4870,13 +4383,8 @@
       <w:r>
         <w:t xml:space="preserve">Он прост в использовании, отлично подходит для создания распределенных систем. </w:t>
       </w:r>
-      <w:proofErr w:type="spellStart"/>
-      <w:r>
-        <w:t>gRPC</w:t>
-      </w:r>
-      <w:proofErr w:type="spellEnd"/>
-      <w:r>
-        <w:t xml:space="preserve"> позволяет клиенту вызывать методы на удалённом сервере так, будто они являются локальными. Это делает разработку распределённых приложений более естественной и удобной.</w:t>
+      <w:r>
+        <w:t>gRPC позволяет клиенту вызывать методы на удалённом сервере так, будто они являются локальными. Это делает разработку распределённых приложений более естественной и удобной.</w:t>
       </w:r>
     </w:p>
     <w:p>
@@ -4979,31 +4487,7 @@
         <w:t xml:space="preserve">/2 </w:t>
       </w:r>
       <w:r>
-        <w:t xml:space="preserve">его на сервер, сервер </w:t>
-      </w:r>
-      <w:proofErr w:type="spellStart"/>
-      <w:r>
-        <w:t>десериализует</w:t>
-      </w:r>
-      <w:proofErr w:type="spellEnd"/>
-      <w:r>
-        <w:t xml:space="preserve">, выполняет логику, </w:t>
-      </w:r>
-      <w:proofErr w:type="spellStart"/>
-      <w:r>
-        <w:t>сериализует</w:t>
-      </w:r>
-      <w:proofErr w:type="spellEnd"/>
-      <w:r>
-        <w:t xml:space="preserve"> ответ. Клиент получает ответ и </w:t>
-      </w:r>
-      <w:proofErr w:type="spellStart"/>
-      <w:r>
-        <w:t>десериализует</w:t>
-      </w:r>
-      <w:proofErr w:type="spellEnd"/>
-      <w:r>
-        <w:t xml:space="preserve"> в </w:t>
+        <w:t xml:space="preserve">его на сервер, сервер десериализует, выполняет логику, сериализует ответ. Клиент получает ответ и десериализует в </w:t>
       </w:r>
       <w:r>
         <w:rPr>
@@ -5023,49 +4507,8 @@
         <w:pStyle w:val="ab"/>
         <w:spacing w:line="360" w:lineRule="auto"/>
       </w:pPr>
-      <w:proofErr w:type="spellStart"/>
-      <w:r>
-        <w:t>Protocol</w:t>
-      </w:r>
-      <w:proofErr w:type="spellEnd"/>
-      <w:r>
-        <w:t xml:space="preserve"> </w:t>
-      </w:r>
-      <w:proofErr w:type="spellStart"/>
-      <w:r>
-        <w:t>Buffers</w:t>
-      </w:r>
-      <w:proofErr w:type="spellEnd"/>
-      <w:r>
-        <w:t xml:space="preserve"> – язык описания данных и формат </w:t>
-      </w:r>
-      <w:proofErr w:type="spellStart"/>
-      <w:r>
-        <w:t>сериализации</w:t>
-      </w:r>
-      <w:proofErr w:type="spellEnd"/>
-      <w:r>
-        <w:t xml:space="preserve"> от </w:t>
-      </w:r>
-      <w:proofErr w:type="spellStart"/>
-      <w:r>
-        <w:t>Google</w:t>
-      </w:r>
-      <w:proofErr w:type="spellEnd"/>
-      <w:r>
-        <w:t xml:space="preserve">. Это аналог JSON/XML, но бинарный – данные занимают меньше места и </w:t>
-      </w:r>
-      <w:proofErr w:type="spellStart"/>
-      <w:r>
-        <w:t>парсятся</w:t>
-      </w:r>
-      <w:proofErr w:type="spellEnd"/>
-      <w:r>
-        <w:t xml:space="preserve"> быстрее. Важно понимать то, что в </w:t>
-      </w:r>
-      <w:proofErr w:type="gramStart"/>
-      <w:r>
-        <w:t xml:space="preserve">файле </w:t>
+      <w:r>
+        <w:t xml:space="preserve">Protocol Buffers – язык описания данных и формат сериализации от Google. Это аналог JSON/XML, но бинарный – данные занимают меньше места и парсятся быстрее. Важно понимать то, что в файле </w:t>
       </w:r>
       <w:r>
         <w:t>.</w:t>
@@ -5076,7 +4519,6 @@
         </w:rPr>
         <w:t>proto</w:t>
       </w:r>
-      <w:proofErr w:type="gramEnd"/>
       <w:r>
         <w:t>, номера полей – это идентификаторы в бинарном формате, а не значения по умолчанию. Их нел</w:t>
       </w:r>
@@ -5254,15 +4696,7 @@
         <w:spacing w:line="360" w:lineRule="auto"/>
       </w:pPr>
       <w:r>
-        <w:t xml:space="preserve">Архитектура </w:t>
-      </w:r>
-      <w:proofErr w:type="spellStart"/>
-      <w:r>
-        <w:t>микросервиса</w:t>
-      </w:r>
-      <w:proofErr w:type="spellEnd"/>
-      <w:r>
-        <w:t xml:space="preserve"> </w:t>
+        <w:t xml:space="preserve">Архитектура микросервиса </w:t>
       </w:r>
       <w:r>
         <w:rPr>
@@ -5330,38 +4764,95 @@
         <w:spacing w:line="360" w:lineRule="auto"/>
       </w:pPr>
       <w:r>
-        <w:t xml:space="preserve">Рисунок 1 – Все классы </w:t>
-      </w:r>
-      <w:proofErr w:type="spellStart"/>
-      <w:r>
-        <w:t>микросервиса</w:t>
-      </w:r>
-      <w:proofErr w:type="spellEnd"/>
+        <w:t xml:space="preserve">Рисунок 1 – Все классы микросервиса </w:t>
+      </w:r>
+      <w:r>
+        <w:rPr>
+          <w:lang w:val="en-US"/>
+        </w:rPr>
+        <w:t>AbonementFitness</w:t>
+      </w:r>
+    </w:p>
+    <w:p>
+      <w:pPr>
+        <w:pStyle w:val="ab"/>
+        <w:spacing w:line="360" w:lineRule="auto"/>
+      </w:pPr>
+      <w:r>
+        <w:t xml:space="preserve">Данный микросервис является библиотекой контрактов. Это не исполняемый сервис. Он нужен для того, чтобы хранить </w:t>
+      </w:r>
+      <w:r>
+        <w:rPr>
+          <w:lang w:val="en-US"/>
+        </w:rPr>
+        <w:t>DTO</w:t>
+      </w:r>
+      <w:r>
+        <w:t xml:space="preserve">, </w:t>
+      </w:r>
+      <w:r>
+        <w:rPr>
+          <w:lang w:val="en-US"/>
+        </w:rPr>
+        <w:t>API</w:t>
+      </w:r>
+      <w:r>
+        <w:t xml:space="preserve">- </w:t>
+      </w:r>
+      <w:r>
+        <w:t>интерфейсы и валидацию.</w:t>
+      </w:r>
+    </w:p>
+    <w:p>
+      <w:pPr>
+        <w:pStyle w:val="ab"/>
+        <w:spacing w:line="360" w:lineRule="auto"/>
+      </w:pPr>
+      <w:r>
+        <w:lastRenderedPageBreak/>
+        <w:t xml:space="preserve">Первый класс данного микросервиса – конфигурация. Данный класс задаёт название всего </w:t>
+      </w:r>
+      <w:r>
+        <w:rPr>
+          <w:lang w:val="en-US"/>
+        </w:rPr>
+        <w:t>API</w:t>
+      </w:r>
+      <w:r>
+        <w:t xml:space="preserve">, </w:t>
+      </w:r>
+      <w:r>
+        <w:t xml:space="preserve">версию, схему авторизации. Нужен для того, чтобы </w:t>
+      </w:r>
+      <w:r>
+        <w:rPr>
+          <w:lang w:val="en-US"/>
+        </w:rPr>
+        <w:t>Swagger</w:t>
+      </w:r>
       <w:r>
         <w:t xml:space="preserve"> </w:t>
       </w:r>
       <w:r>
-        <w:rPr>
-          <w:lang w:val="en-US"/>
-        </w:rPr>
-        <w:t>AbonementFitness</w:t>
-      </w:r>
-    </w:p>
-    <w:p>
-      <w:pPr>
-        <w:pStyle w:val="ab"/>
-        <w:spacing w:line="360" w:lineRule="auto"/>
-      </w:pPr>
-      <w:r>
-        <w:t xml:space="preserve">Данный </w:t>
-      </w:r>
-      <w:proofErr w:type="spellStart"/>
-      <w:r>
-        <w:t>микросервис</w:t>
-      </w:r>
-      <w:proofErr w:type="spellEnd"/>
-      <w:r>
-        <w:t xml:space="preserve"> является библиотекой контрактов. Это не исполняемый сервис. Он нужен для того, чтобы хранить </w:t>
+        <w:t xml:space="preserve">документация генерировалась автоматически. Для этого используются специальные аннотации – </w:t>
+      </w:r>
+      <w:r>
+        <w:rPr>
+          <w:lang w:val="en-US"/>
+        </w:rPr>
+        <w:t>OpenAPI</w:t>
+      </w:r>
+      <w:r>
+        <w:t xml:space="preserve">. </w:t>
+      </w:r>
+    </w:p>
+    <w:p>
+      <w:pPr>
+        <w:pStyle w:val="ab"/>
+        <w:spacing w:line="360" w:lineRule="auto"/>
+      </w:pPr>
+      <w:r>
+        <w:t xml:space="preserve">Далее идет директория с </w:t>
       </w:r>
       <w:r>
         <w:rPr>
@@ -5370,146 +4861,26 @@
         <w:t>DTO</w:t>
       </w:r>
       <w:r>
-        <w:t xml:space="preserve">, </w:t>
-      </w:r>
-      <w:r>
-        <w:rPr>
-          <w:lang w:val="en-US"/>
-        </w:rPr>
-        <w:t>API</w:t>
-      </w:r>
-      <w:r>
-        <w:t xml:space="preserve">- </w:t>
-      </w:r>
-      <w:r>
-        <w:t xml:space="preserve">интерфейсы и </w:t>
-      </w:r>
-      <w:proofErr w:type="spellStart"/>
-      <w:r>
-        <w:t>валидацию</w:t>
-      </w:r>
-      <w:proofErr w:type="spellEnd"/>
-      <w:r>
-        <w:t>.</w:t>
-      </w:r>
-    </w:p>
-    <w:p>
-      <w:pPr>
-        <w:pStyle w:val="ab"/>
-        <w:spacing w:line="360" w:lineRule="auto"/>
-      </w:pPr>
-      <w:r>
-        <w:lastRenderedPageBreak/>
-        <w:t xml:space="preserve">Первый класс данного </w:t>
-      </w:r>
-      <w:proofErr w:type="spellStart"/>
-      <w:r>
-        <w:t>микросервиса</w:t>
-      </w:r>
-      <w:proofErr w:type="spellEnd"/>
-      <w:r>
-        <w:t xml:space="preserve"> – конфигурация. Данный класс задаёт название всего </w:t>
-      </w:r>
-      <w:r>
-        <w:rPr>
-          <w:lang w:val="en-US"/>
-        </w:rPr>
-        <w:t>API</w:t>
-      </w:r>
-      <w:r>
-        <w:t xml:space="preserve">, </w:t>
-      </w:r>
-      <w:r>
-        <w:t xml:space="preserve">версию, схему авторизации. Нужен для того, чтобы </w:t>
-      </w:r>
-      <w:r>
-        <w:rPr>
-          <w:lang w:val="en-US"/>
-        </w:rPr>
-        <w:t>Swagger</w:t>
-      </w:r>
-      <w:r>
         <w:t xml:space="preserve"> </w:t>
       </w:r>
       <w:r>
-        <w:t xml:space="preserve">документация генерировалась автоматически. Для этого используются специальные аннотации – </w:t>
-      </w:r>
-      <w:r>
-        <w:rPr>
-          <w:lang w:val="en-US"/>
-        </w:rPr>
-        <w:t>OpenAPI</w:t>
-      </w:r>
-      <w:r>
-        <w:t xml:space="preserve">. </w:t>
-      </w:r>
-    </w:p>
-    <w:p>
-      <w:pPr>
-        <w:pStyle w:val="ab"/>
-        <w:spacing w:line="360" w:lineRule="auto"/>
-      </w:pPr>
-      <w:r>
-        <w:t xml:space="preserve">Далее идет директория с </w:t>
-      </w:r>
-      <w:r>
-        <w:rPr>
-          <w:lang w:val="en-US"/>
-        </w:rPr>
-        <w:t>DTO</w:t>
+        <w:t>–</w:t>
       </w:r>
       <w:r>
         <w:t xml:space="preserve"> </w:t>
       </w:r>
       <w:r>
-        <w:t>–</w:t>
-      </w:r>
-      <w:r>
-        <w:t xml:space="preserve"> </w:t>
-      </w:r>
-      <w:r>
         <w:t xml:space="preserve">объекты для передачи данных.  Есть два способа передачи данных: </w:t>
       </w:r>
-      <w:proofErr w:type="spellStart"/>
-      <w:r>
-        <w:t>Request</w:t>
-      </w:r>
-      <w:proofErr w:type="spellEnd"/>
-      <w:r>
-        <w:t xml:space="preserve"> – данные, которые клиент отправляет серверу. Используются </w:t>
-      </w:r>
-      <w:proofErr w:type="spellStart"/>
-      <w:r>
-        <w:t>reco</w:t>
-      </w:r>
-      <w:r>
-        <w:t>rd’ы</w:t>
-      </w:r>
-      <w:proofErr w:type="spellEnd"/>
-      <w:r>
-        <w:t xml:space="preserve"> – неизменяемые, лаконичные, </w:t>
-      </w:r>
-      <w:proofErr w:type="spellStart"/>
-      <w:r>
-        <w:t>Response</w:t>
-      </w:r>
-      <w:proofErr w:type="spellEnd"/>
-      <w:r>
-        <w:t xml:space="preserve"> – данные, которые сервер возвращает клиенту. Поскольку ответы поддерживают HATEOAS-ссылки (наследование от </w:t>
-      </w:r>
-      <w:proofErr w:type="spellStart"/>
-      <w:r>
-        <w:t>RepresentationModel</w:t>
-      </w:r>
-      <w:proofErr w:type="spellEnd"/>
-      <w:r>
-        <w:t xml:space="preserve">), здесь нужен обычный класс с </w:t>
-      </w:r>
-      <w:proofErr w:type="spellStart"/>
-      <w:r>
-        <w:t>Lombok</w:t>
-      </w:r>
-      <w:proofErr w:type="spellEnd"/>
+      <w:r>
+        <w:t>Request – данные, которые клиент отправляет серверу. Используются reco</w:t>
+      </w:r>
+      <w:r>
+        <w:t xml:space="preserve">rd’ы – неизменяемые, лаконичные, </w:t>
+      </w:r>
+      <w:r>
+        <w:t>Response – данные, которые сервер возвращает клиенту. Поскольку ответы поддерживают HATEOAS-ссылки (наследование от RepresentationModel), здесь нужен обычный класс с Lombok</w:t>
+      </w:r>
       <w:r>
         <w:t xml:space="preserve"> (</w:t>
       </w:r>
@@ -5697,23 +5068,7 @@
     </w:p>
     <w:p>
       <w:r>
-        <w:t>Специальные аннотации @</w:t>
-      </w:r>
-      <w:proofErr w:type="spellStart"/>
-      <w:r>
-        <w:t>Operation</w:t>
-      </w:r>
-      <w:proofErr w:type="spellEnd"/>
-      <w:r>
-        <w:t>, @</w:t>
-      </w:r>
-      <w:proofErr w:type="spellStart"/>
-      <w:r>
-        <w:t>ApiResponse</w:t>
-      </w:r>
-      <w:proofErr w:type="spellEnd"/>
-      <w:r>
-        <w:t xml:space="preserve"> автоматически генерируют: Интерактивную документацию, описание всех возможных ответов.</w:t>
+        <w:t>Специальные аннотации @Operation, @ApiResponse автоматически генерируют: Интерактивную документацию, описание всех возможных ответов.</w:t>
       </w:r>
     </w:p>
     <w:p>
@@ -5736,15 +5091,7 @@
         <w:ind w:left="1069" w:hanging="357"/>
       </w:pPr>
       <w:r>
-        <w:t>@</w:t>
-      </w:r>
-      <w:proofErr w:type="spellStart"/>
-      <w:r>
-        <w:t>Operation</w:t>
-      </w:r>
-      <w:proofErr w:type="spellEnd"/>
-      <w:r>
-        <w:t xml:space="preserve"> – описание функциональности метода</w:t>
+        <w:t>@Operation – описание функциональности метода</w:t>
       </w:r>
     </w:p>
     <w:p>
@@ -5756,15 +5103,7 @@
         <w:ind w:left="1069" w:hanging="357"/>
       </w:pPr>
       <w:r>
-        <w:t>@</w:t>
-      </w:r>
-      <w:proofErr w:type="spellStart"/>
-      <w:r>
-        <w:t>ApiResponse</w:t>
-      </w:r>
-      <w:proofErr w:type="spellEnd"/>
-      <w:r>
-        <w:t xml:space="preserve"> – спецификация возможных ответов</w:t>
+        <w:t>@ApiResponse – спецификация возможных ответов</w:t>
       </w:r>
     </w:p>
     <w:p>
@@ -5776,21 +5115,8 @@
         <w:ind w:left="1069" w:hanging="357"/>
       </w:pPr>
       <w:r>
-        <w:t>@</w:t>
-      </w:r>
-      <w:proofErr w:type="spellStart"/>
-      <w:r>
-        <w:t>Tag</w:t>
-      </w:r>
-      <w:proofErr w:type="spellEnd"/>
-      <w:r>
-        <w:t xml:space="preserve"> – группировка </w:t>
-      </w:r>
-      <w:proofErr w:type="spellStart"/>
-      <w:r>
-        <w:t>эндпоинтов</w:t>
-      </w:r>
-      <w:proofErr w:type="spellEnd"/>
+        <w:t>@Tag – группировка эндпоинтов</w:t>
+      </w:r>
     </w:p>
     <w:p>
       <w:pPr>
@@ -5813,13 +5139,8 @@
       <w:pPr>
         <w:ind w:hanging="357"/>
       </w:pPr>
-      <w:proofErr w:type="spellStart"/>
-      <w:r>
-        <w:t>Валидация</w:t>
-      </w:r>
-      <w:proofErr w:type="spellEnd"/>
-      <w:r>
-        <w:t>:</w:t>
+      <w:r>
+        <w:t>Валидация:</w:t>
       </w:r>
     </w:p>
     <w:p>
@@ -5831,15 +5152,7 @@
         <w:ind w:left="1069" w:hanging="357"/>
       </w:pPr>
       <w:r>
-        <w:t>@</w:t>
-      </w:r>
-      <w:proofErr w:type="spellStart"/>
-      <w:r>
-        <w:t>Valid</w:t>
-      </w:r>
-      <w:proofErr w:type="spellEnd"/>
-      <w:r>
-        <w:t xml:space="preserve"> – автоматическая проверка корректности запросов</w:t>
+        <w:t>@Valid – автоматическая проверка корректности запросов</w:t>
       </w:r>
     </w:p>
     <w:p>
@@ -5851,31 +5164,7 @@
         <w:ind w:left="1069" w:hanging="357"/>
       </w:pPr>
       <w:r>
-        <w:t>@</w:t>
-      </w:r>
-      <w:proofErr w:type="spellStart"/>
-      <w:r>
-        <w:t>Valid</w:t>
-      </w:r>
-      <w:proofErr w:type="spellEnd"/>
-      <w:r>
-        <w:t xml:space="preserve"> @</w:t>
-      </w:r>
-      <w:proofErr w:type="spellStart"/>
-      <w:r>
-        <w:t>RequestBody</w:t>
-      </w:r>
-      <w:proofErr w:type="spellEnd"/>
-      <w:r>
-        <w:t xml:space="preserve"> – </w:t>
-      </w:r>
-      <w:proofErr w:type="spellStart"/>
-      <w:r>
-        <w:t>валидация</w:t>
-      </w:r>
-      <w:proofErr w:type="spellEnd"/>
-      <w:r>
-        <w:t xml:space="preserve"> тела запроса перед обработкой</w:t>
+        <w:t>@Valid @RequestBody – валидация тела запроса перед обработкой</w:t>
       </w:r>
     </w:p>
     <w:p>
@@ -6110,21 +5399,11 @@
         <w:spacing w:line="360" w:lineRule="auto"/>
       </w:pPr>
       <w:r>
-        <w:t xml:space="preserve">Далее директория – </w:t>
-      </w:r>
-      <w:proofErr w:type="spellStart"/>
-      <w:r>
-        <w:t>валидация</w:t>
-      </w:r>
-      <w:proofErr w:type="spellEnd"/>
-      <w:r>
-        <w:t xml:space="preserve">. В ней есть два </w:t>
-      </w:r>
-      <w:proofErr w:type="spellStart"/>
+        <w:t xml:space="preserve">Далее директория – валидация. В ней есть два </w:t>
+      </w:r>
       <w:r>
         <w:t>валидатора</w:t>
       </w:r>
-      <w:proofErr w:type="spellEnd"/>
       <w:r>
         <w:t xml:space="preserve"> и дв</w:t>
       </w:r>
@@ -6138,23 +5417,7 @@
         <w:t>аннотации</w:t>
       </w:r>
       <w:r>
-        <w:t xml:space="preserve">. Они реализуют </w:t>
-      </w:r>
-      <w:proofErr w:type="spellStart"/>
-      <w:r>
-        <w:t>кастомную</w:t>
-      </w:r>
-      <w:proofErr w:type="spellEnd"/>
-      <w:r>
-        <w:t xml:space="preserve"> </w:t>
-      </w:r>
-      <w:proofErr w:type="spellStart"/>
-      <w:r>
-        <w:t>валидацию</w:t>
-      </w:r>
-      <w:proofErr w:type="spellEnd"/>
-      <w:r>
-        <w:t xml:space="preserve"> входных данных. Проверяет: есть ли у пользователя активный абонемент, корректность количества посещений. </w:t>
+        <w:t xml:space="preserve">. Они реализуют кастомную валидацию входных данных. Проверяет: есть ли у пользователя активный абонемент, корректность количества посещений. </w:t>
       </w:r>
       <w:r>
         <w:t xml:space="preserve">Это нужно для того, чтобы правила проверялись на уровне </w:t>
@@ -6181,15 +5444,7 @@
         <w:t>Constraint</w:t>
       </w:r>
       <w:r>
-        <w:t xml:space="preserve">), указывает где ее можно применять.  Также в ней указывается значение по умолчанию. </w:t>
-      </w:r>
-      <w:proofErr w:type="spellStart"/>
-      <w:r>
-        <w:t>Валидатор</w:t>
-      </w:r>
-      <w:proofErr w:type="spellEnd"/>
-      <w:r>
-        <w:t xml:space="preserve"> же реализует логику для аннотации, то есть как она проверяет корректность поля. </w:t>
+        <w:t xml:space="preserve">), указывает где ее можно применять.  Также в ней указывается значение по умолчанию. Валидатор же реализует логику для аннотации, то есть как она проверяет корректность поля. </w:t>
       </w:r>
     </w:p>
     <w:p>
@@ -6239,23 +5494,7 @@
         <w:t xml:space="preserve"> </w:t>
       </w:r>
       <w:r>
-        <w:t xml:space="preserve">данного </w:t>
-      </w:r>
-      <w:proofErr w:type="spellStart"/>
-      <w:r>
-        <w:t>микросервиса</w:t>
-      </w:r>
-      <w:proofErr w:type="spellEnd"/>
-      <w:r>
-        <w:t xml:space="preserve"> представлена рисунках 2 – 3 Это основной исполняемый </w:t>
-      </w:r>
-      <w:proofErr w:type="spellStart"/>
-      <w:r>
-        <w:t>микросервис</w:t>
-      </w:r>
-      <w:proofErr w:type="spellEnd"/>
-      <w:r>
-        <w:t xml:space="preserve">, который реализует </w:t>
+        <w:t xml:space="preserve">данного микросервиса представлена рисунках 2 – 3 Это основной исполняемый микросервис, который реализует </w:t>
       </w:r>
       <w:r>
         <w:rPr>
@@ -6294,15 +5533,7 @@
         <w:t xml:space="preserve"> с приложением. </w:t>
       </w:r>
       <w:r>
-        <w:t xml:space="preserve">Данный </w:t>
-      </w:r>
-      <w:proofErr w:type="spellStart"/>
-      <w:r>
-        <w:t>микросервсис</w:t>
-      </w:r>
-      <w:proofErr w:type="spellEnd"/>
-      <w:r>
-        <w:t xml:space="preserve"> запускается как самостоятельное приложение на порту 8088 и предоставляет:</w:t>
+        <w:t>Данный микросервсис запускается как самостоятельное приложение на порту 8088 и предоставляет:</w:t>
       </w:r>
     </w:p>
     <w:p>
@@ -6664,122 +5895,32 @@
           <w:lang w:val="en-US"/>
         </w:rPr>
       </w:pPr>
-      <w:proofErr w:type="spellStart"/>
-      <w:proofErr w:type="gramStart"/>
-      <w:r>
-        <w:rPr>
-          <w:lang w:val="en-US"/>
-        </w:rPr>
-        <w:t>linkTo</w:t>
-      </w:r>
-      <w:proofErr w:type="spellEnd"/>
-      <w:r>
-        <w:rPr>
-          <w:lang w:val="en-US"/>
-        </w:rPr>
-        <w:t>(</w:t>
-      </w:r>
-      <w:proofErr w:type="spellStart"/>
-      <w:proofErr w:type="gramEnd"/>
-      <w:r>
-        <w:rPr>
-          <w:lang w:val="en-US"/>
-        </w:rPr>
-        <w:t>methodOn</w:t>
-      </w:r>
-      <w:proofErr w:type="spellEnd"/>
-      <w:r>
-        <w:rPr>
-          <w:lang w:val="en-US"/>
-        </w:rPr>
-        <w:t>(</w:t>
-      </w:r>
-      <w:proofErr w:type="spellStart"/>
-      <w:r>
-        <w:rPr>
-          <w:lang w:val="en-US"/>
-        </w:rPr>
-        <w:t>UserContro</w:t>
-      </w:r>
-      <w:proofErr w:type="spellEnd"/>
+      <w:r>
+        <w:rPr>
+          <w:lang w:val="en-US"/>
+        </w:rPr>
+        <w:t>linkTo(methodOn(UserContro</w:t>
+      </w:r>
       <w:r>
         <w:rPr>
           <w:lang w:val="en-US"/>
         </w:rPr>
         <w:t xml:space="preserve"> </w:t>
       </w:r>
-      <w:proofErr w:type="spellStart"/>
-      <w:r>
-        <w:rPr>
-          <w:lang w:val="en-US"/>
-        </w:rPr>
-        <w:t>ler.class</w:t>
-      </w:r>
-      <w:proofErr w:type="spellEnd"/>
-      <w:r>
-        <w:rPr>
-          <w:lang w:val="en-US"/>
-        </w:rPr>
-        <w:t>).</w:t>
-      </w:r>
-      <w:proofErr w:type="spellStart"/>
-      <w:r>
-        <w:rPr>
-          <w:lang w:val="en-US"/>
-        </w:rPr>
-        <w:t>getUserById</w:t>
-      </w:r>
-      <w:proofErr w:type="spellEnd"/>
-      <w:r>
-        <w:rPr>
-          <w:lang w:val="en-US"/>
-        </w:rPr>
-        <w:t>(</w:t>
-      </w:r>
-      <w:proofErr w:type="spellStart"/>
-      <w:r>
-        <w:rPr>
-          <w:lang w:val="en-US"/>
-        </w:rPr>
-        <w:t>user.getId</w:t>
-      </w:r>
-      <w:proofErr w:type="spellEnd"/>
-      <w:r>
-        <w:rPr>
-          <w:lang w:val="en-US"/>
-        </w:rPr>
-        <w:t>())).</w:t>
-      </w:r>
-      <w:proofErr w:type="spellStart"/>
-      <w:r>
-        <w:rPr>
-          <w:lang w:val="en-US"/>
-        </w:rPr>
-        <w:t>withSelfRel</w:t>
-      </w:r>
-      <w:proofErr w:type="spellEnd"/>
-      <w:r>
-        <w:rPr>
-          <w:lang w:val="en-US"/>
-        </w:rPr>
-        <w:t>()</w:t>
-      </w:r>
-    </w:p>
-    <w:p>
-      <w:pPr>
-        <w:pStyle w:val="ab"/>
-        <w:spacing w:line="360" w:lineRule="auto"/>
-      </w:pPr>
-      <w:r>
-        <w:t xml:space="preserve">Далее – конфигурации.  Первая нужная для того, чтобы </w:t>
-      </w:r>
-      <w:proofErr w:type="spellStart"/>
-      <w:r>
-        <w:t>сериализовать</w:t>
-      </w:r>
-      <w:proofErr w:type="spellEnd"/>
-      <w:r>
-        <w:t xml:space="preserve"> события в </w:t>
+      <w:r>
+        <w:rPr>
+          <w:lang w:val="en-US"/>
+        </w:rPr>
+        <w:t>ler.class).getUserById(user.getId())).withSelfRel()</w:t>
+      </w:r>
+    </w:p>
+    <w:p>
+      <w:pPr>
+        <w:pStyle w:val="ab"/>
+        <w:spacing w:line="360" w:lineRule="auto"/>
+      </w:pPr>
+      <w:r>
+        <w:t xml:space="preserve">Далее – конфигурации.  Первая нужная для того, чтобы сериализовать события в </w:t>
       </w:r>
       <w:r>
         <w:rPr>
@@ -6796,11 +5937,9 @@
       <w:r>
         <w:t xml:space="preserve"> конфигурация для </w:t>
       </w:r>
-      <w:proofErr w:type="spellStart"/>
       <w:r>
         <w:t>RabbitMQ</w:t>
       </w:r>
-      <w:proofErr w:type="spellEnd"/>
       <w:r>
         <w:t>. Она нужна для того, чтобы от</w:t>
       </w:r>
@@ -6811,23 +5950,7 @@
         <w:t xml:space="preserve"> для настройки</w:t>
       </w:r>
       <w:r>
-        <w:t xml:space="preserve"> </w:t>
-      </w:r>
-      <w:proofErr w:type="spellStart"/>
-      <w:r>
-        <w:t>Swagger</w:t>
-      </w:r>
-      <w:proofErr w:type="spellEnd"/>
-      <w:r>
-        <w:t>/</w:t>
-      </w:r>
-      <w:proofErr w:type="spellStart"/>
-      <w:r>
-        <w:t>OpenAPI</w:t>
-      </w:r>
-      <w:proofErr w:type="spellEnd"/>
-      <w:r>
-        <w:t xml:space="preserve"> документации</w:t>
+        <w:t xml:space="preserve"> Swagger/OpenAPI документации</w:t>
       </w:r>
       <w:r>
         <w:t xml:space="preserve">. Она нужна для того, чтобы сгенерировать интерактивную документацию </w:t>
@@ -6865,13 +5988,8 @@
         <w:spacing w:line="360" w:lineRule="auto"/>
         <w:ind w:left="1786" w:hanging="357"/>
       </w:pPr>
-      <w:proofErr w:type="spellStart"/>
-      <w:r>
-        <w:t>ButtonController</w:t>
-      </w:r>
-      <w:proofErr w:type="spellEnd"/>
-      <w:r>
-        <w:t xml:space="preserve"> - Реализует REST API для работы с абонементами (продление, обновление, удаление)</w:t>
+      <w:r>
+        <w:t>ButtonController - Реализует REST API для работы с абонементами (продление, обновление, удаление)</w:t>
       </w:r>
     </w:p>
     <w:p>
@@ -6884,13 +6002,8 @@
         <w:spacing w:line="360" w:lineRule="auto"/>
         <w:ind w:left="1786" w:hanging="357"/>
       </w:pPr>
-      <w:proofErr w:type="spellStart"/>
-      <w:r>
-        <w:t>UserController</w:t>
-      </w:r>
-      <w:proofErr w:type="spellEnd"/>
-      <w:r>
-        <w:t xml:space="preserve"> - Реализует REST API для работы с пользователями (CRUD, поиск)</w:t>
+      <w:r>
+        <w:t>UserController - Реализует REST API для работы с пользователями (CRUD, поиск)</w:t>
       </w:r>
     </w:p>
     <w:p>
@@ -6903,79 +6016,26 @@
         <w:spacing w:line="360" w:lineRule="auto"/>
         <w:ind w:left="1786" w:hanging="357"/>
       </w:pPr>
-      <w:proofErr w:type="spellStart"/>
-      <w:r>
-        <w:t>RootController</w:t>
-      </w:r>
-      <w:proofErr w:type="spellEnd"/>
-      <w:r>
-        <w:t xml:space="preserve"> - Корневой </w:t>
-      </w:r>
-      <w:proofErr w:type="spellStart"/>
-      <w:r>
-        <w:t>эндпоинт</w:t>
-      </w:r>
-      <w:proofErr w:type="spellEnd"/>
-      <w:r>
-        <w:t xml:space="preserve"> /</w:t>
-      </w:r>
-      <w:proofErr w:type="spellStart"/>
-      <w:r>
-        <w:t>api</w:t>
-      </w:r>
-      <w:proofErr w:type="spellEnd"/>
-      <w:r>
-        <w:t xml:space="preserve"> – точка входа в API</w:t>
-      </w:r>
-    </w:p>
-    <w:p>
-      <w:pPr>
-        <w:pStyle w:val="ab"/>
-        <w:spacing w:line="360" w:lineRule="auto"/>
-      </w:pPr>
-      <w:r>
-        <w:t>Реализуют интерфейсы-контракты (</w:t>
-      </w:r>
-      <w:proofErr w:type="spellStart"/>
-      <w:r>
-        <w:t>ButtonApi</w:t>
-      </w:r>
-      <w:proofErr w:type="spellEnd"/>
-      <w:r>
-        <w:t xml:space="preserve">, </w:t>
-      </w:r>
-      <w:proofErr w:type="spellStart"/>
-      <w:r>
-        <w:t>UsersApi</w:t>
-      </w:r>
-      <w:proofErr w:type="spellEnd"/>
-      <w:r>
-        <w:t>) и содержат бизнес-логику обработки HTTP-запросов.</w:t>
-      </w:r>
-    </w:p>
-    <w:p>
-      <w:pPr>
-        <w:pStyle w:val="ab"/>
-        <w:spacing w:line="360" w:lineRule="auto"/>
-      </w:pPr>
-      <w:r>
-        <w:t>В контроллерах нет аннотаций @</w:t>
-      </w:r>
-      <w:proofErr w:type="spellStart"/>
-      <w:r>
-        <w:t>GetMapping</w:t>
-      </w:r>
-      <w:proofErr w:type="spellEnd"/>
-      <w:r>
-        <w:t>, @</w:t>
-      </w:r>
-      <w:proofErr w:type="spellStart"/>
-      <w:r>
-        <w:t>PostMapping</w:t>
-      </w:r>
-      <w:proofErr w:type="spellEnd"/>
-      <w:r>
-        <w:t xml:space="preserve"> и т.д. – они наследуются из интерфейсов-контрактов.</w:t>
+      <w:r>
+        <w:t>RootController - Корневой эндпоинт /api – точка входа в API</w:t>
+      </w:r>
+    </w:p>
+    <w:p>
+      <w:pPr>
+        <w:pStyle w:val="ab"/>
+        <w:spacing w:line="360" w:lineRule="auto"/>
+      </w:pPr>
+      <w:r>
+        <w:t>Реализуют интерфейсы-контракты (ButtonApi, UsersApi) и содержат бизнес-логику обработки HTTP-запросов.</w:t>
+      </w:r>
+    </w:p>
+    <w:p>
+      <w:pPr>
+        <w:pStyle w:val="ab"/>
+        <w:spacing w:line="360" w:lineRule="auto"/>
+      </w:pPr>
+      <w:r>
+        <w:t>В контроллерах нет аннотаций @GetMapping, @PostMapping и т.д. – они наследуются из интерфейсов-контрактов.</w:t>
       </w:r>
     </w:p>
     <w:p>
@@ -6997,47 +6057,8 @@
         <w:spacing w:line="360" w:lineRule="auto"/>
         <w:ind w:left="1786" w:hanging="357"/>
       </w:pPr>
-      <w:proofErr w:type="spellStart"/>
-      <w:r>
-        <w:t>ButtonEventPublisher</w:t>
-      </w:r>
-      <w:proofErr w:type="spellEnd"/>
-      <w:r>
-        <w:t xml:space="preserve"> - Публикует события о кнопках в </w:t>
-      </w:r>
-      <w:proofErr w:type="spellStart"/>
-      <w:r>
-        <w:t>RabbitMQ</w:t>
-      </w:r>
-      <w:proofErr w:type="spellEnd"/>
-      <w:r>
-        <w:t xml:space="preserve"> (</w:t>
-      </w:r>
-      <w:proofErr w:type="spellStart"/>
-      <w:proofErr w:type="gramStart"/>
-      <w:r>
-        <w:t>button.created</w:t>
-      </w:r>
-      <w:proofErr w:type="spellEnd"/>
-      <w:proofErr w:type="gramEnd"/>
-      <w:r>
-        <w:t xml:space="preserve">, </w:t>
-      </w:r>
-      <w:proofErr w:type="spellStart"/>
-      <w:r>
-        <w:t>button.updated</w:t>
-      </w:r>
-      <w:proofErr w:type="spellEnd"/>
-      <w:r>
-        <w:t xml:space="preserve">, </w:t>
-      </w:r>
-      <w:proofErr w:type="spellStart"/>
-      <w:r>
-        <w:t>button.deleted</w:t>
-      </w:r>
-      <w:proofErr w:type="spellEnd"/>
-      <w:r>
-        <w:t>)</w:t>
+      <w:r>
+        <w:t>ButtonEventPublisher - Публикует события о кнопках в RabbitMQ (button.created, button.updated, button.deleted)</w:t>
       </w:r>
     </w:p>
     <w:p>
@@ -7050,80 +6071,17 @@
         <w:spacing w:line="360" w:lineRule="auto"/>
         <w:ind w:left="1786" w:hanging="357"/>
       </w:pPr>
-      <w:proofErr w:type="spellStart"/>
-      <w:r>
-        <w:t>UserEventPublisher</w:t>
-      </w:r>
-      <w:proofErr w:type="spellEnd"/>
-      <w:r>
-        <w:t xml:space="preserve"> - Публикует события о пользователях в </w:t>
-      </w:r>
-      <w:proofErr w:type="spellStart"/>
-      <w:r>
-        <w:t>RabbitMQ</w:t>
-      </w:r>
-      <w:proofErr w:type="spellEnd"/>
-      <w:r>
-        <w:t xml:space="preserve"> (</w:t>
-      </w:r>
-      <w:proofErr w:type="spellStart"/>
-      <w:proofErr w:type="gramStart"/>
-      <w:r>
-        <w:t>user.created</w:t>
-      </w:r>
-      <w:proofErr w:type="spellEnd"/>
-      <w:proofErr w:type="gramEnd"/>
-      <w:r>
-        <w:t xml:space="preserve">, </w:t>
-      </w:r>
-      <w:proofErr w:type="spellStart"/>
-      <w:r>
-        <w:t>user.updated</w:t>
-      </w:r>
-      <w:proofErr w:type="spellEnd"/>
-      <w:r>
-        <w:t xml:space="preserve">, </w:t>
-      </w:r>
-      <w:proofErr w:type="spellStart"/>
-      <w:r>
-        <w:t>user.deleted</w:t>
-      </w:r>
-      <w:proofErr w:type="spellEnd"/>
-      <w:r>
-        <w:t>)</w:t>
-      </w:r>
-    </w:p>
-    <w:p>
-      <w:pPr>
-        <w:pStyle w:val="ab"/>
-        <w:spacing w:line="360" w:lineRule="auto"/>
-      </w:pPr>
-      <w:r>
-        <w:t>Обеспечивают асинхронную коммуникацию с другими сервисами (</w:t>
-      </w:r>
-      <w:proofErr w:type="spellStart"/>
-      <w:r>
-        <w:t>audit-service</w:t>
-      </w:r>
-      <w:proofErr w:type="spellEnd"/>
-      <w:r>
-        <w:t xml:space="preserve">, </w:t>
-      </w:r>
-      <w:proofErr w:type="spellStart"/>
-      <w:r>
-        <w:t>grpc-enrichment-client</w:t>
-      </w:r>
-      <w:proofErr w:type="spellEnd"/>
-      <w:r>
-        <w:t xml:space="preserve">). События публикуются после успешного выполнения операций. Принцип: </w:t>
-      </w:r>
-      <w:proofErr w:type="spellStart"/>
-      <w:r>
-        <w:t>publisher</w:t>
-      </w:r>
-      <w:proofErr w:type="spellEnd"/>
-      <w:r>
-        <w:t xml:space="preserve"> не знает, кто получит сообщение.</w:t>
+      <w:r>
+        <w:t>UserEventPublisher - Публикует события о пользователях в RabbitMQ (user.created, user.updated, user.deleted)</w:t>
+      </w:r>
+    </w:p>
+    <w:p>
+      <w:pPr>
+        <w:pStyle w:val="ab"/>
+        <w:spacing w:line="360" w:lineRule="auto"/>
+      </w:pPr>
+      <w:r>
+        <w:t>Обеспечивают асинхронную коммуникацию с другими сервисами (audit-service, grpc-enrichment-client). События публикуются после успешного выполнения операций. Принцип: publisher не знает, кто получит сообщение.</w:t>
       </w:r>
     </w:p>
     <w:p>
@@ -7145,13 +6103,8 @@
         <w:spacing w:line="360" w:lineRule="auto"/>
         <w:ind w:left="1786" w:hanging="357"/>
       </w:pPr>
-      <w:proofErr w:type="spellStart"/>
-      <w:r>
-        <w:t>GlobalExceptionHandler</w:t>
-      </w:r>
-      <w:proofErr w:type="spellEnd"/>
-      <w:r>
-        <w:t xml:space="preserve"> - Централизованная обработка исключений для REST API</w:t>
+      <w:r>
+        <w:t>GlobalExceptionHandler - Централизованная обработка исключений для REST API</w:t>
       </w:r>
     </w:p>
     <w:p>
@@ -7164,112 +6117,62 @@
         <w:spacing w:line="360" w:lineRule="auto"/>
         <w:ind w:left="1786" w:hanging="357"/>
       </w:pPr>
-      <w:proofErr w:type="spellStart"/>
-      <w:r>
-        <w:t>GraphQLExceptionHandler</w:t>
-      </w:r>
-      <w:proofErr w:type="spellEnd"/>
-      <w:r>
-        <w:t xml:space="preserve"> - Обработка исключений для </w:t>
-      </w:r>
-      <w:proofErr w:type="spellStart"/>
-      <w:r>
+      <w:r>
+        <w:t>GraphQLExceptionHandler - Обработка исключений для GraphQL (преобразование в TypedGraphQLError)</w:t>
+      </w:r>
+    </w:p>
+    <w:p>
+      <w:pPr>
+        <w:pStyle w:val="ab"/>
+        <w:spacing w:line="360" w:lineRule="auto"/>
+      </w:pPr>
+      <w:r>
+        <w:t>Преобразуют исключения в стандартизированный формат ошибок (RFC 7807 для REST, GraphQL-спецификация для GraphQL).</w:t>
+      </w:r>
+    </w:p>
+    <w:p>
+      <w:pPr>
+        <w:pStyle w:val="ab"/>
+        <w:spacing w:line="360" w:lineRule="auto"/>
+      </w:pPr>
+      <w:r>
+        <w:t xml:space="preserve">Далее идут </w:t>
+      </w:r>
+      <w:r>
+        <w:rPr>
+          <w:lang w:val="en-US"/>
+        </w:rPr>
         <w:t>GraphQL</w:t>
       </w:r>
-      <w:proofErr w:type="spellEnd"/>
-      <w:r>
-        <w:t xml:space="preserve"> (преобразование в </w:t>
-      </w:r>
-      <w:proofErr w:type="spellStart"/>
-      <w:r>
-        <w:t>TypedGraphQLError</w:t>
-      </w:r>
-      <w:proofErr w:type="spellEnd"/>
-      <w:r>
-        <w:t>)</w:t>
-      </w:r>
-    </w:p>
-    <w:p>
-      <w:pPr>
-        <w:pStyle w:val="ab"/>
-        <w:spacing w:line="360" w:lineRule="auto"/>
-      </w:pPr>
-      <w:r>
-        <w:t xml:space="preserve">Преобразуют исключения в стандартизированный формат ошибок (RFC 7807 для REST, </w:t>
-      </w:r>
-      <w:proofErr w:type="spellStart"/>
-      <w:r>
+      <w:r>
+        <w:t xml:space="preserve"> </w:t>
+      </w:r>
+      <w:r>
+        <w:t xml:space="preserve">компоненты. </w:t>
+      </w:r>
+      <w:r>
+        <w:rPr>
+          <w:lang w:val="en-US"/>
+        </w:rPr>
+        <w:t>DataFetcher</w:t>
+      </w:r>
+      <w:r>
+        <w:t xml:space="preserve"> – </w:t>
+      </w:r>
+      <w:r>
+        <w:t xml:space="preserve">резолверы для </w:t>
+      </w:r>
+      <w:r>
+        <w:rPr>
+          <w:lang w:val="en-US"/>
+        </w:rPr>
         <w:t>GraphQL</w:t>
       </w:r>
-      <w:proofErr w:type="spellEnd"/>
-      <w:r>
-        <w:t xml:space="preserve">-спецификация для </w:t>
-      </w:r>
-      <w:proofErr w:type="spellStart"/>
-      <w:r>
-        <w:t>GraphQL</w:t>
-      </w:r>
-      <w:proofErr w:type="spellEnd"/>
-      <w:r>
-        <w:t>).</w:t>
-      </w:r>
-    </w:p>
-    <w:p>
-      <w:pPr>
-        <w:pStyle w:val="ab"/>
-        <w:spacing w:line="360" w:lineRule="auto"/>
-      </w:pPr>
-      <w:r>
-        <w:t xml:space="preserve">Далее идут </w:t>
-      </w:r>
-      <w:r>
-        <w:rPr>
-          <w:lang w:val="en-US"/>
-        </w:rPr>
-        <w:t>GraphQL</w:t>
-      </w:r>
       <w:r>
         <w:t xml:space="preserve"> </w:t>
       </w:r>
       <w:r>
-        <w:t xml:space="preserve">компоненты. </w:t>
-      </w:r>
-      <w:r>
-        <w:rPr>
-          <w:lang w:val="en-US"/>
-        </w:rPr>
-        <w:t>DataFetcher</w:t>
-      </w:r>
-      <w:r>
-        <w:t xml:space="preserve"> – </w:t>
-      </w:r>
-      <w:proofErr w:type="spellStart"/>
-      <w:r>
-        <w:t>резолверы</w:t>
-      </w:r>
-      <w:proofErr w:type="spellEnd"/>
-      <w:r>
-        <w:t xml:space="preserve"> для </w:t>
-      </w:r>
-      <w:r>
-        <w:rPr>
-          <w:lang w:val="en-US"/>
-        </w:rPr>
-        <w:t>GraphQL</w:t>
-      </w:r>
-      <w:r>
-        <w:t xml:space="preserve"> </w:t>
-      </w:r>
-      <w:r>
-        <w:t xml:space="preserve">запросов и мутаций. Есть обычные, которые обрабатывают запросы к кнопкам/пользователям, а есть вложенные </w:t>
-      </w:r>
-      <w:proofErr w:type="spellStart"/>
-      <w:r>
-        <w:t>резолверы</w:t>
-      </w:r>
-      <w:proofErr w:type="spellEnd"/>
-      <w:r>
-        <w:t xml:space="preserve"> для полей кнопок/пользователей у пользователей/кнопок. Также есть те, кто настраивают безопасность </w:t>
+        <w:t xml:space="preserve">запросов и мутаций. Есть обычные, которые обрабатывают запросы к кнопкам/пользователям, а есть вложенные резолверы для полей кнопок/пользователей у пользователей/кнопок. Также есть те, кто настраивают безопасность </w:t>
       </w:r>
       <w:r>
         <w:lastRenderedPageBreak/>
@@ -7318,40 +6221,16 @@
         <w:t>Это все реализует</w:t>
       </w:r>
       <w:r>
-        <w:t xml:space="preserve"> </w:t>
-      </w:r>
-      <w:proofErr w:type="spellStart"/>
-      <w:r>
-        <w:t>GraphQL</w:t>
-      </w:r>
-      <w:proofErr w:type="spellEnd"/>
-      <w:r>
-        <w:t xml:space="preserve">-схему, обеспечивают гибкие запросы к данным. Клиент сам выбирает, какие поля ему нужны. Если поле не запрошено – соответствующий </w:t>
-      </w:r>
-      <w:proofErr w:type="spellStart"/>
-      <w:r>
-        <w:t>DataFetcher</w:t>
-      </w:r>
-      <w:proofErr w:type="spellEnd"/>
-      <w:r>
-        <w:t xml:space="preserve"> не вызывается (ленивая загрузка).</w:t>
-      </w:r>
-    </w:p>
-    <w:p>
-      <w:pPr>
-        <w:pStyle w:val="ab"/>
-        <w:spacing w:line="360" w:lineRule="auto"/>
-      </w:pPr>
-      <w:r>
-        <w:t xml:space="preserve">Далее сервисы – бизнес –логика. Обеспечивают логику работы с клиентами и пользователями. Создание, удаление, поиск, удаление каскадом и </w:t>
-      </w:r>
-      <w:proofErr w:type="spellStart"/>
-      <w:r>
-        <w:t>тд</w:t>
-      </w:r>
-      <w:proofErr w:type="spellEnd"/>
-      <w:r>
-        <w:t>. Основная логика приложения выстроена здесь. Особенности:</w:t>
+        <w:t xml:space="preserve"> GraphQL-схему, обеспечивают гибкие запросы к данным. Клиент сам выбирает, какие поля ему нужны. Если поле не запрошено – соответствующий DataFetcher не вызывается (ленивая загрузка).</w:t>
+      </w:r>
+    </w:p>
+    <w:p>
+      <w:pPr>
+        <w:pStyle w:val="ab"/>
+        <w:spacing w:line="360" w:lineRule="auto"/>
+      </w:pPr>
+      <w:r>
+        <w:t>Далее сервисы – бизнес –логика. Обеспечивают логику работы с клиентами и пользователями. Создание, удаление, поиск, удаление каскадом и тд. Основная логика приложения выстроена здесь. Особенности:</w:t>
       </w:r>
     </w:p>
     <w:p>
@@ -7370,15 +6249,7 @@
         <w:ind w:hanging="357"/>
       </w:pPr>
       <w:r>
-        <w:t xml:space="preserve">При удалении пользователя </w:t>
-      </w:r>
-      <w:proofErr w:type="spellStart"/>
-      <w:r>
-        <w:t>каскадно</w:t>
-      </w:r>
-      <w:proofErr w:type="spellEnd"/>
-      <w:r>
-        <w:t xml:space="preserve"> удаляются его абонементы</w:t>
+        <w:t>При удалении пользователя каскадно удаляются его абонементы</w:t>
       </w:r>
     </w:p>
     <w:p>
@@ -7392,13 +6263,8 @@
         <w:ind w:hanging="357"/>
       </w:pPr>
       <w:r>
-        <w:t xml:space="preserve">После создания/обновления пользователя публикуются события в </w:t>
-      </w:r>
-      <w:proofErr w:type="spellStart"/>
-      <w:r>
-        <w:t>RabbitMQ</w:t>
-      </w:r>
-      <w:proofErr w:type="spellEnd"/>
+        <w:t>После создания/обновления пользователя публикуются события в RabbitMQ</w:t>
+      </w:r>
     </w:p>
     <w:p>
       <w:pPr>
@@ -7411,31 +6277,7 @@
         <w:ind w:hanging="357"/>
       </w:pPr>
       <w:r>
-        <w:t>@</w:t>
-      </w:r>
-      <w:proofErr w:type="spellStart"/>
-      <w:r>
-        <w:t>Lazy</w:t>
-      </w:r>
-      <w:proofErr w:type="spellEnd"/>
-      <w:r>
-        <w:t xml:space="preserve"> между </w:t>
-      </w:r>
-      <w:proofErr w:type="spellStart"/>
-      <w:r>
-        <w:t>ButtonService</w:t>
-      </w:r>
-      <w:proofErr w:type="spellEnd"/>
-      <w:r>
-        <w:t xml:space="preserve"> и </w:t>
-      </w:r>
-      <w:proofErr w:type="spellStart"/>
-      <w:r>
-        <w:t>UserService</w:t>
-      </w:r>
-      <w:proofErr w:type="spellEnd"/>
-      <w:r>
-        <w:t xml:space="preserve"> решает циклическую зависимость</w:t>
+        <w:t>@Lazy между ButtonService и UserService решает циклическую зависимость</w:t>
       </w:r>
     </w:p>
     <w:p>
@@ -7465,31 +6307,7 @@
         <w:t>-</w:t>
       </w:r>
       <w:r>
-        <w:t>схема. Она описывает типы данных, запросы (</w:t>
-      </w:r>
-      <w:proofErr w:type="spellStart"/>
-      <w:r>
-        <w:t>Query</w:t>
-      </w:r>
-      <w:proofErr w:type="spellEnd"/>
-      <w:r>
-        <w:t>) и мутации (</w:t>
-      </w:r>
-      <w:proofErr w:type="spellStart"/>
-      <w:r>
-        <w:t>Mutation</w:t>
-      </w:r>
-      <w:proofErr w:type="spellEnd"/>
-      <w:r>
-        <w:t xml:space="preserve">) для </w:t>
-      </w:r>
-      <w:proofErr w:type="spellStart"/>
-      <w:r>
-        <w:t>GraphQL</w:t>
-      </w:r>
-      <w:proofErr w:type="spellEnd"/>
-      <w:r>
-        <w:t>.</w:t>
+        <w:t>схема. Она описывает типы данных, запросы (Query) и мутации (Mutation) для GraphQL.</w:t>
       </w:r>
     </w:p>
     <w:p>
@@ -7511,21 +6329,8 @@
         <w:spacing w:line="360" w:lineRule="auto"/>
         <w:ind w:hanging="357"/>
       </w:pPr>
-      <w:proofErr w:type="spellStart"/>
-      <w:r>
-        <w:t>UserResponse</w:t>
-      </w:r>
-      <w:proofErr w:type="spellEnd"/>
-      <w:r>
-        <w:t xml:space="preserve"> – пользователь (имя, </w:t>
-      </w:r>
-      <w:proofErr w:type="spellStart"/>
-      <w:r>
-        <w:t>email</w:t>
-      </w:r>
-      <w:proofErr w:type="spellEnd"/>
-      <w:r>
-        <w:t>, даты, посещения)</w:t>
+      <w:r>
+        <w:t>UserResponse – пользователь (имя, email, даты, посещения)</w:t>
       </w:r>
     </w:p>
     <w:p>
@@ -7538,13 +6343,8 @@
         <w:spacing w:line="360" w:lineRule="auto"/>
         <w:ind w:hanging="357"/>
       </w:pPr>
-      <w:proofErr w:type="spellStart"/>
-      <w:r>
-        <w:t>ButtonResponse</w:t>
-      </w:r>
-      <w:proofErr w:type="spellEnd"/>
-      <w:r>
-        <w:t xml:space="preserve"> – кнопка/абонемент (данные о продлении)</w:t>
+      <w:r>
+        <w:t>ButtonResponse – кнопка/абонемент (данные о продлении)</w:t>
       </w:r>
     </w:p>
     <w:p>
@@ -7557,21 +6357,8 @@
         <w:spacing w:line="360" w:lineRule="auto"/>
         <w:ind w:hanging="357"/>
       </w:pPr>
-      <w:proofErr w:type="spellStart"/>
-      <w:r>
-        <w:t>UserConnectionGql</w:t>
-      </w:r>
-      <w:proofErr w:type="spellEnd"/>
-      <w:r>
-        <w:t xml:space="preserve"> – </w:t>
-      </w:r>
-      <w:proofErr w:type="spellStart"/>
-      <w:r>
-        <w:t>пагинированный</w:t>
-      </w:r>
-      <w:proofErr w:type="spellEnd"/>
-      <w:r>
-        <w:t xml:space="preserve"> список пользователей</w:t>
+      <w:r>
+        <w:t>UserConnectionGql – пагинированный список пользователей</w:t>
       </w:r>
     </w:p>
     <w:p>
@@ -7584,21 +6371,8 @@
         <w:spacing w:line="360" w:lineRule="auto"/>
         <w:ind w:hanging="357"/>
       </w:pPr>
-      <w:proofErr w:type="spellStart"/>
-      <w:r>
-        <w:t>ButtonConnectionGql</w:t>
-      </w:r>
-      <w:proofErr w:type="spellEnd"/>
-      <w:r>
-        <w:t xml:space="preserve"> – </w:t>
-      </w:r>
-      <w:proofErr w:type="spellStart"/>
-      <w:r>
-        <w:t>пагинированный</w:t>
-      </w:r>
-      <w:proofErr w:type="spellEnd"/>
-      <w:r>
-        <w:t xml:space="preserve"> список кнопок</w:t>
+      <w:r>
+        <w:t>ButtonConnectionGql – пагинированный список кнопок</w:t>
       </w:r>
     </w:p>
     <w:p>
@@ -7625,23 +6399,8 @@
         <w:spacing w:line="360" w:lineRule="auto"/>
         <w:ind w:hanging="357"/>
       </w:pPr>
-      <w:proofErr w:type="spellStart"/>
-      <w:proofErr w:type="gramStart"/>
-      <w:r>
-        <w:t>user</w:t>
-      </w:r>
-      <w:proofErr w:type="spellEnd"/>
-      <w:r>
-        <w:t>(</w:t>
-      </w:r>
-      <w:proofErr w:type="spellStart"/>
-      <w:proofErr w:type="gramEnd"/>
-      <w:r>
-        <w:t>userId</w:t>
-      </w:r>
-      <w:proofErr w:type="spellEnd"/>
-      <w:r>
-        <w:t>: ID!) – получить пользователя по ID</w:t>
+      <w:r>
+        <w:t>user(userId: ID!) – получить пользователя по ID</w:t>
       </w:r>
     </w:p>
     <w:p>
@@ -7654,39 +6413,8 @@
         <w:spacing w:line="360" w:lineRule="auto"/>
         <w:ind w:hanging="357"/>
       </w:pPr>
-      <w:proofErr w:type="spellStart"/>
-      <w:proofErr w:type="gramStart"/>
-      <w:r>
-        <w:t>users</w:t>
-      </w:r>
-      <w:proofErr w:type="spellEnd"/>
-      <w:r>
-        <w:t>(</w:t>
-      </w:r>
-      <w:proofErr w:type="spellStart"/>
-      <w:proofErr w:type="gramEnd"/>
-      <w:r>
-        <w:t>filter</w:t>
-      </w:r>
-      <w:proofErr w:type="spellEnd"/>
-      <w:r>
-        <w:t xml:space="preserve">, </w:t>
-      </w:r>
-      <w:proofErr w:type="spellStart"/>
-      <w:r>
-        <w:t>page</w:t>
-      </w:r>
-      <w:proofErr w:type="spellEnd"/>
-      <w:r>
-        <w:t xml:space="preserve">, </w:t>
-      </w:r>
-      <w:proofErr w:type="spellStart"/>
-      <w:r>
-        <w:t>size</w:t>
-      </w:r>
-      <w:proofErr w:type="spellEnd"/>
-      <w:r>
-        <w:t>) – список пользователей с фильтрацией</w:t>
+      <w:r>
+        <w:t>users(filter, page, size) – список пользователей с фильтрацией</w:t>
       </w:r>
     </w:p>
     <w:p>
@@ -7699,23 +6427,8 @@
         <w:spacing w:line="360" w:lineRule="auto"/>
         <w:ind w:hanging="357"/>
       </w:pPr>
-      <w:proofErr w:type="spellStart"/>
-      <w:proofErr w:type="gramStart"/>
-      <w:r>
-        <w:t>button</w:t>
-      </w:r>
-      <w:proofErr w:type="spellEnd"/>
-      <w:r>
-        <w:t>(</w:t>
-      </w:r>
-      <w:proofErr w:type="spellStart"/>
-      <w:proofErr w:type="gramEnd"/>
-      <w:r>
-        <w:t>requestId</w:t>
-      </w:r>
-      <w:proofErr w:type="spellEnd"/>
-      <w:r>
-        <w:t>: ID!) – получить кнопку по ID</w:t>
+      <w:r>
+        <w:t>button(requestId: ID!) – получить кнопку по ID</w:t>
       </w:r>
     </w:p>
     <w:p>
@@ -7728,39 +6441,8 @@
         <w:spacing w:line="360" w:lineRule="auto"/>
         <w:ind w:hanging="357"/>
       </w:pPr>
-      <w:proofErr w:type="spellStart"/>
-      <w:proofErr w:type="gramStart"/>
-      <w:r>
-        <w:t>buttons</w:t>
-      </w:r>
-      <w:proofErr w:type="spellEnd"/>
-      <w:r>
-        <w:t>(</w:t>
-      </w:r>
-      <w:proofErr w:type="spellStart"/>
-      <w:proofErr w:type="gramEnd"/>
-      <w:r>
-        <w:t>filter</w:t>
-      </w:r>
-      <w:proofErr w:type="spellEnd"/>
-      <w:r>
-        <w:t xml:space="preserve">, </w:t>
-      </w:r>
-      <w:proofErr w:type="spellStart"/>
-      <w:r>
-        <w:t>page</w:t>
-      </w:r>
-      <w:proofErr w:type="spellEnd"/>
-      <w:r>
-        <w:t xml:space="preserve">, </w:t>
-      </w:r>
-      <w:proofErr w:type="spellStart"/>
-      <w:r>
-        <w:t>size</w:t>
-      </w:r>
-      <w:proofErr w:type="spellEnd"/>
-      <w:r>
-        <w:t>) – список кнопок с фильтрацией</w:t>
+      <w:r>
+        <w:t>buttons(filter, page, size) – список кнопок с фильтрацией</w:t>
       </w:r>
     </w:p>
     <w:p>
@@ -7782,22 +6464,9 @@
         <w:spacing w:line="360" w:lineRule="auto"/>
         <w:ind w:hanging="357"/>
       </w:pPr>
-      <w:proofErr w:type="spellStart"/>
       <w:r>
         <w:lastRenderedPageBreak/>
-        <w:t>createUser</w:t>
-      </w:r>
-      <w:proofErr w:type="spellEnd"/>
-      <w:r>
-        <w:t>(</w:t>
-      </w:r>
-      <w:proofErr w:type="spellStart"/>
-      <w:r>
-        <w:t>input</w:t>
-      </w:r>
-      <w:proofErr w:type="spellEnd"/>
-      <w:r>
-        <w:t>) – создать пользователя</w:t>
+        <w:t>createUser(input) – создать пользователя</w:t>
       </w:r>
     </w:p>
     <w:p>
@@ -7810,31 +6479,8 @@
         <w:spacing w:line="360" w:lineRule="auto"/>
         <w:ind w:hanging="357"/>
       </w:pPr>
-      <w:proofErr w:type="spellStart"/>
-      <w:proofErr w:type="gramStart"/>
-      <w:r>
-        <w:t>updateUser</w:t>
-      </w:r>
-      <w:proofErr w:type="spellEnd"/>
-      <w:r>
-        <w:t>(</w:t>
-      </w:r>
-      <w:proofErr w:type="spellStart"/>
-      <w:proofErr w:type="gramEnd"/>
-      <w:r>
-        <w:t>id</w:t>
-      </w:r>
-      <w:proofErr w:type="spellEnd"/>
-      <w:r>
-        <w:t xml:space="preserve">, </w:t>
-      </w:r>
-      <w:proofErr w:type="spellStart"/>
-      <w:r>
-        <w:t>input</w:t>
-      </w:r>
-      <w:proofErr w:type="spellEnd"/>
-      <w:r>
-        <w:t>) – обновить пользователя</w:t>
+      <w:r>
+        <w:t>updateUser(id, input) – обновить пользователя</w:t>
       </w:r>
     </w:p>
     <w:p>
@@ -7847,21 +6493,8 @@
         <w:spacing w:line="360" w:lineRule="auto"/>
         <w:ind w:hanging="357"/>
       </w:pPr>
-      <w:proofErr w:type="spellStart"/>
-      <w:r>
-        <w:t>deleteUser</w:t>
-      </w:r>
-      <w:proofErr w:type="spellEnd"/>
-      <w:r>
-        <w:t>(</w:t>
-      </w:r>
-      <w:proofErr w:type="spellStart"/>
-      <w:r>
-        <w:t>id</w:t>
-      </w:r>
-      <w:proofErr w:type="spellEnd"/>
-      <w:r>
-        <w:t>) – удалить пользователя</w:t>
+      <w:r>
+        <w:t>deleteUser(id) – удалить пользователя</w:t>
       </w:r>
     </w:p>
     <w:p>
@@ -7874,13 +6507,8 @@
         <w:spacing w:line="360" w:lineRule="auto"/>
         <w:ind w:hanging="357"/>
       </w:pPr>
-      <w:proofErr w:type="spellStart"/>
-      <w:r>
-        <w:t>createButton</w:t>
-      </w:r>
-      <w:proofErr w:type="spellEnd"/>
-      <w:r>
-        <w:t>(...) – создать кнопку</w:t>
+      <w:r>
+        <w:t>createButton(...) – создать кнопку</w:t>
       </w:r>
     </w:p>
     <w:p>
@@ -7896,19 +6524,11 @@
           <w:lang w:val="en-US"/>
         </w:rPr>
       </w:pPr>
-      <w:proofErr w:type="gramStart"/>
-      <w:r>
-        <w:rPr>
-          <w:lang w:val="en-US"/>
-        </w:rPr>
-        <w:t>updateButton(</w:t>
-      </w:r>
-      <w:proofErr w:type="gramEnd"/>
-      <w:r>
-        <w:rPr>
-          <w:lang w:val="en-US"/>
-        </w:rPr>
-        <w:t xml:space="preserve">requestId, input) – </w:t>
+      <w:r>
+        <w:rPr>
+          <w:lang w:val="en-US"/>
+        </w:rPr>
+        <w:t xml:space="preserve">updateButton(requestId, input) – </w:t>
       </w:r>
       <w:r>
         <w:t>обновить</w:t>
@@ -7975,15 +6595,7 @@
         <w:spacing w:line="360" w:lineRule="auto"/>
       </w:pPr>
       <w:r>
-        <w:t xml:space="preserve">Архитектура данного </w:t>
-      </w:r>
-      <w:proofErr w:type="spellStart"/>
-      <w:r>
-        <w:t>микросервиса</w:t>
-      </w:r>
-      <w:proofErr w:type="spellEnd"/>
-      <w:r>
-        <w:t xml:space="preserve"> представлена на рисунке 4.</w:t>
+        <w:t>Архитектура данного микросервиса представлена на рисунке 4.</w:t>
       </w:r>
     </w:p>
     <w:p>
@@ -8093,213 +6705,91 @@
         <w:t xml:space="preserve"> </w:t>
       </w:r>
       <w:r>
-        <w:t xml:space="preserve">и которыми обмениваются </w:t>
-      </w:r>
-      <w:proofErr w:type="spellStart"/>
-      <w:r>
-        <w:t>микросервисы</w:t>
-      </w:r>
-      <w:proofErr w:type="spellEnd"/>
+        <w:t xml:space="preserve">и которыми обмениваются микросервисы. </w:t>
+      </w:r>
+    </w:p>
+    <w:p>
+      <w:pPr>
+        <w:pStyle w:val="ab"/>
+        <w:spacing w:line="360" w:lineRule="auto"/>
+      </w:pPr>
+      <w:r>
+        <w:t>EventMetadata – метаданные события. Хранит служебную информацию о событии – «конверт», в котором отправляется сообщение. Зачем нужен: дедупликация – consumer может проверить, не обрабатывал ли он уже это событие по eventId, трассировка – можно отследить путь события через систему, логирование – eventType позволяет понять, что за событие, без десериализации payload.</w:t>
+      </w:r>
+    </w:p>
+    <w:p>
+      <w:pPr>
+        <w:pStyle w:val="ab"/>
+        <w:spacing w:line="360" w:lineRule="auto"/>
+      </w:pPr>
+      <w:r>
+        <w:lastRenderedPageBreak/>
+        <w:t>EventEnvelope&lt;T&gt; – обёртка события (паттерн «конверт»). Объединяет метаданные и полезную нагрузку (payload) в одном объекте.</w:t>
+      </w:r>
+      <w:r>
+        <w:t xml:space="preserve"> </w:t>
+      </w:r>
+      <w:r>
+        <w:t xml:space="preserve">Зачем нужен: разделение ответственности – инфраструктурный код (логирование, дедупликация) работает с метаданными, не зная о payload, </w:t>
+      </w:r>
+      <w:r>
+        <w:rPr>
+          <w:lang w:val="en-US"/>
+        </w:rPr>
+        <w:t>g</w:t>
+      </w:r>
+      <w:r>
+        <w:t>eneric – работает с любым типом событий (ButtonEvent, UserEvent)</w:t>
+      </w:r>
+      <w:r>
+        <w:t>.</w:t>
+      </w:r>
+    </w:p>
+    <w:p>
+      <w:pPr>
+        <w:pStyle w:val="ab"/>
+        <w:spacing w:line="360" w:lineRule="auto"/>
+      </w:pPr>
+      <w:r>
+        <w:rPr>
+          <w:lang w:val="en-US"/>
+        </w:rPr>
+        <w:t>ButtonEvent</w:t>
+      </w:r>
+      <w:r>
+        <w:t xml:space="preserve"> – </w:t>
+      </w:r>
+      <w:r>
+        <w:t>события</w:t>
+      </w:r>
+      <w:r>
+        <w:t xml:space="preserve"> </w:t>
+      </w:r>
+      <w:r>
+        <w:t>абонементов</w:t>
+      </w:r>
       <w:r>
         <w:t xml:space="preserve">. </w:t>
       </w:r>
-    </w:p>
-    <w:p>
-      <w:pPr>
-        <w:pStyle w:val="ab"/>
-        <w:spacing w:line="360" w:lineRule="auto"/>
-      </w:pPr>
-      <w:proofErr w:type="spellStart"/>
-      <w:r>
-        <w:t>EventMetadata</w:t>
-      </w:r>
-      <w:proofErr w:type="spellEnd"/>
-      <w:r>
-        <w:t xml:space="preserve"> – метаданные события. Хранит служебную информацию о событии – «конверт», в котором отправляется сообщение. Зачем нужен: </w:t>
-      </w:r>
-      <w:proofErr w:type="spellStart"/>
-      <w:r>
-        <w:t>дедупликация</w:t>
-      </w:r>
-      <w:proofErr w:type="spellEnd"/>
-      <w:r>
-        <w:t xml:space="preserve"> – </w:t>
-      </w:r>
-      <w:proofErr w:type="spellStart"/>
-      <w:r>
-        <w:t>consumer</w:t>
-      </w:r>
-      <w:proofErr w:type="spellEnd"/>
-      <w:r>
-        <w:t xml:space="preserve"> может проверить, не обрабатывал ли он уже это событие по </w:t>
-      </w:r>
-      <w:proofErr w:type="spellStart"/>
-      <w:r>
-        <w:t>eventId</w:t>
-      </w:r>
-      <w:proofErr w:type="spellEnd"/>
-      <w:r>
-        <w:t xml:space="preserve">, трассировка – можно отследить путь события через систему, </w:t>
-      </w:r>
-      <w:proofErr w:type="spellStart"/>
-      <w:r>
-        <w:t>логирование</w:t>
-      </w:r>
-      <w:proofErr w:type="spellEnd"/>
-      <w:r>
-        <w:t xml:space="preserve"> – </w:t>
-      </w:r>
-      <w:proofErr w:type="spellStart"/>
-      <w:r>
-        <w:t>eventType</w:t>
-      </w:r>
-      <w:proofErr w:type="spellEnd"/>
-      <w:r>
-        <w:t xml:space="preserve"> позволяет понять, что за событие, без </w:t>
-      </w:r>
-      <w:proofErr w:type="spellStart"/>
-      <w:r>
-        <w:t>десериализации</w:t>
-      </w:r>
-      <w:proofErr w:type="spellEnd"/>
-      <w:r>
-        <w:t xml:space="preserve"> </w:t>
-      </w:r>
-      <w:proofErr w:type="spellStart"/>
-      <w:r>
-        <w:t>payload</w:t>
-      </w:r>
-      <w:proofErr w:type="spellEnd"/>
-      <w:r>
-        <w:t>.</w:t>
-      </w:r>
-    </w:p>
-    <w:p>
-      <w:pPr>
-        <w:pStyle w:val="ab"/>
-        <w:spacing w:line="360" w:lineRule="auto"/>
-      </w:pPr>
-      <w:proofErr w:type="spellStart"/>
-      <w:r>
-        <w:lastRenderedPageBreak/>
-        <w:t>EventEnvelope</w:t>
-      </w:r>
-      <w:proofErr w:type="spellEnd"/>
-      <w:r>
-        <w:t>&lt;T&gt; – обёртка события (паттерн «конверт»). Объединяет метаданные и полезную нагрузку (</w:t>
-      </w:r>
-      <w:proofErr w:type="spellStart"/>
-      <w:r>
-        <w:t>payload</w:t>
-      </w:r>
-      <w:proofErr w:type="spellEnd"/>
-      <w:r>
-        <w:t>) в одном объекте.</w:t>
-      </w:r>
-      <w:r>
-        <w:t xml:space="preserve"> </w:t>
-      </w:r>
-      <w:r>
-        <w:t>Зачем нужен: разделение ответственности – инфраструктурный код (</w:t>
-      </w:r>
-      <w:proofErr w:type="spellStart"/>
-      <w:r>
-        <w:t>логирование</w:t>
-      </w:r>
-      <w:proofErr w:type="spellEnd"/>
-      <w:r>
-        <w:t xml:space="preserve">, </w:t>
-      </w:r>
-      <w:proofErr w:type="spellStart"/>
-      <w:r>
-        <w:t>дедупликация</w:t>
-      </w:r>
-      <w:proofErr w:type="spellEnd"/>
-      <w:r>
-        <w:t xml:space="preserve">) работает с метаданными, не зная о </w:t>
-      </w:r>
-      <w:proofErr w:type="spellStart"/>
-      <w:r>
-        <w:t>payload</w:t>
-      </w:r>
-      <w:proofErr w:type="spellEnd"/>
-      <w:r>
-        <w:t xml:space="preserve">, </w:t>
-      </w:r>
-      <w:r>
-        <w:rPr>
-          <w:lang w:val="en-US"/>
-        </w:rPr>
-        <w:t>g</w:t>
-      </w:r>
-      <w:r>
-        <w:t>eneric – работает с любым типом событий (</w:t>
-      </w:r>
-      <w:proofErr w:type="spellStart"/>
-      <w:r>
-        <w:t>ButtonEvent</w:t>
-      </w:r>
-      <w:proofErr w:type="spellEnd"/>
-      <w:r>
-        <w:t xml:space="preserve">, </w:t>
-      </w:r>
-      <w:proofErr w:type="spellStart"/>
-      <w:r>
-        <w:t>UserEvent</w:t>
-      </w:r>
-      <w:proofErr w:type="spellEnd"/>
-      <w:r>
-        <w:t>)</w:t>
-      </w:r>
-      <w:r>
-        <w:t>.</w:t>
-      </w:r>
-    </w:p>
-    <w:p>
-      <w:pPr>
-        <w:pStyle w:val="ab"/>
-        <w:spacing w:line="360" w:lineRule="auto"/>
-      </w:pPr>
-      <w:r>
-        <w:rPr>
-          <w:lang w:val="en-US"/>
-        </w:rPr>
-        <w:t>ButtonEvent</w:t>
-      </w:r>
-      <w:r>
-        <w:t xml:space="preserve"> – </w:t>
-      </w:r>
-      <w:r>
-        <w:t>события</w:t>
-      </w:r>
-      <w:r>
-        <w:t xml:space="preserve"> </w:t>
-      </w:r>
-      <w:r>
-        <w:t>абонементов</w:t>
+      <w:r>
+        <w:t>Описывает все возможные события, связанные с абонементами (кнопками)</w:t>
       </w:r>
       <w:r>
         <w:t xml:space="preserve">. </w:t>
       </w:r>
       <w:r>
-        <w:t>Описывает все возможные события, связанные с абонементами (кнопками)</w:t>
+        <w:t xml:space="preserve">Создание нового абонемента, обновление абонемента, удаление абонемента. Также событие после обогащения </w:t>
+      </w:r>
+      <w:r>
+        <w:rPr>
+          <w:lang w:val="en-US"/>
+        </w:rPr>
+        <w:t>gRPC</w:t>
       </w:r>
       <w:r>
         <w:t xml:space="preserve">. </w:t>
       </w:r>
       <w:r>
-        <w:t xml:space="preserve">Создание нового абонемента, обновление абонемента, удаление абонемента. Также событие после обогащения </w:t>
-      </w:r>
-      <w:r>
-        <w:rPr>
-          <w:lang w:val="en-US"/>
-        </w:rPr>
-        <w:t>gRPC</w:t>
-      </w:r>
-      <w:r>
-        <w:t xml:space="preserve">. </w:t>
-      </w:r>
-      <w:r>
         <w:t xml:space="preserve">Данный класс гарантирует то, что других событий с кнопкой не будет. </w:t>
       </w:r>
     </w:p>
@@ -8317,21 +6807,8 @@
         <w:pStyle w:val="ab"/>
         <w:spacing w:line="360" w:lineRule="auto"/>
       </w:pPr>
-      <w:proofErr w:type="spellStart"/>
-      <w:r>
-        <w:t>RoutingKeys</w:t>
-      </w:r>
-      <w:proofErr w:type="spellEnd"/>
-      <w:r>
-        <w:t xml:space="preserve"> – константы маршрутизации. Хранит все строковые константы для маршрутизации событий в </w:t>
-      </w:r>
-      <w:proofErr w:type="spellStart"/>
-      <w:r>
-        <w:t>RabbitMQ</w:t>
-      </w:r>
-      <w:proofErr w:type="spellEnd"/>
-      <w:r>
-        <w:t>. В</w:t>
+      <w:r>
+        <w:t>RoutingKeys – константы маршрутизации. Хранит все строковые константы для маршрутизации событий в RabbitMQ. В</w:t>
       </w:r>
       <w:r>
         <w:t>се</w:t>
@@ -8435,15 +6912,7 @@
         <w:t xml:space="preserve">, </w:t>
       </w:r>
       <w:r>
-        <w:t xml:space="preserve">который записывает все произошедшие события в журнал аудита. Он получает событие из очереди, </w:t>
-      </w:r>
-      <w:proofErr w:type="spellStart"/>
-      <w:r>
-        <w:t>дедуплицирует</w:t>
-      </w:r>
-      <w:proofErr w:type="spellEnd"/>
-      <w:r>
-        <w:t xml:space="preserve"> их и сохраняет. Сервис не знает, кто отправил событие. Он просто слушает очередь. </w:t>
+        <w:t xml:space="preserve">который записывает все произошедшие события в журнал аудита. Он получает событие из очереди, дедуплицирует их и сохраняет. Сервис не знает, кто отправил событие. Он просто слушает очередь. </w:t>
       </w:r>
     </w:p>
     <w:p>
@@ -8526,53 +6995,23 @@
       <w:r>
         <w:t xml:space="preserve"> создается основная очередь для аудита - </w:t>
       </w:r>
-      <w:proofErr w:type="spellStart"/>
-      <w:proofErr w:type="gramStart"/>
-      <w:r>
-        <w:t>q.audit</w:t>
-      </w:r>
-      <w:proofErr w:type="gramEnd"/>
-      <w:r>
-        <w:t>.events</w:t>
-      </w:r>
-      <w:proofErr w:type="spellEnd"/>
+      <w:r>
+        <w:t>q.audit.events</w:t>
+      </w:r>
       <w:r>
         <w:t xml:space="preserve">. </w:t>
       </w:r>
-      <w:proofErr w:type="spellStart"/>
       <w:r>
         <w:t>q.audit.events.dlq</w:t>
       </w:r>
-      <w:proofErr w:type="spellEnd"/>
       <w:r>
         <w:t xml:space="preserve"> – для ошибочных сообщений. </w:t>
       </w:r>
       <w:r>
         <w:t xml:space="preserve">В этом классе создается основная очередь, очередь для мёртвых сообщений. </w:t>
       </w:r>
-      <w:proofErr w:type="spellStart"/>
-      <w:r>
-        <w:t>Binding</w:t>
-      </w:r>
-      <w:proofErr w:type="spellEnd"/>
-      <w:r>
-        <w:t xml:space="preserve"> </w:t>
-      </w:r>
-      <w:proofErr w:type="spellStart"/>
-      <w:r>
-        <w:t>key</w:t>
-      </w:r>
-      <w:proofErr w:type="spellEnd"/>
-      <w:r>
-        <w:t xml:space="preserve"> # означает, что </w:t>
-      </w:r>
-      <w:proofErr w:type="spellStart"/>
-      <w:r>
-        <w:t>audit-service</w:t>
-      </w:r>
-      <w:proofErr w:type="spellEnd"/>
-      <w:r>
-        <w:t xml:space="preserve"> получает все доменные события (и о кнопках, и о пользователях, и обогащённые)</w:t>
+      <w:r>
+        <w:t>Binding key # означает, что audit-service получает все доменные события (и о кнопках, и о пользователях, и обогащённые)</w:t>
       </w:r>
       <w:r>
         <w:t xml:space="preserve">. В мёртвую очередь попадают сообщения, когда: отправитель выбросил исключение, когда основная очередь переполнена. </w:t>
@@ -8618,15 +7057,7 @@
         <w:t xml:space="preserve">. </w:t>
       </w:r>
       <w:r>
-        <w:t xml:space="preserve">Он слушает сообщения аудита, обрабатывает входящее сообщение и формирует </w:t>
-      </w:r>
-      <w:proofErr w:type="spellStart"/>
-      <w:r>
-        <w:t>человекочитаемое</w:t>
-      </w:r>
-      <w:proofErr w:type="spellEnd"/>
-      <w:r>
-        <w:t xml:space="preserve"> описание. Процесс обработки:</w:t>
+        <w:t>Он слушает сообщения аудита, обрабатывает входящее сообщение и формирует человекочитаемое описание. Процесс обработки:</w:t>
       </w:r>
     </w:p>
     <w:p>
@@ -8653,33 +7084,14 @@
         <w:spacing w:line="360" w:lineRule="auto"/>
         <w:ind w:hanging="357"/>
       </w:pPr>
-      <w:proofErr w:type="spellStart"/>
-      <w:r>
-        <w:t>Парсинг</w:t>
-      </w:r>
-      <w:proofErr w:type="spellEnd"/>
-      <w:r>
-        <w:t xml:space="preserve"> </w:t>
-      </w:r>
-      <w:r>
-        <w:rPr>
-          <w:lang w:val="en-US"/>
-        </w:rPr>
-        <w:t xml:space="preserve">JSON – </w:t>
-      </w:r>
-      <w:proofErr w:type="spellStart"/>
-      <w:r>
-        <w:rPr>
-          <w:lang w:val="en-US"/>
-        </w:rPr>
-        <w:t>JsonNode</w:t>
-      </w:r>
-      <w:proofErr w:type="spellEnd"/>
-      <w:r>
-        <w:rPr>
-          <w:lang w:val="en-US"/>
-        </w:rPr>
-        <w:t>;</w:t>
+      <w:r>
+        <w:t xml:space="preserve">Парсинг </w:t>
+      </w:r>
+      <w:r>
+        <w:rPr>
+          <w:lang w:val="en-US"/>
+        </w:rPr>
+        <w:t>JSON – JsonNode;</w:t>
       </w:r>
     </w:p>
     <w:p>
@@ -8693,15 +7105,7 @@
         <w:ind w:hanging="357"/>
       </w:pPr>
       <w:r>
-        <w:t xml:space="preserve">Извлечение </w:t>
-      </w:r>
-      <w:proofErr w:type="spellStart"/>
-      <w:r>
-        <w:t>метаданых</w:t>
-      </w:r>
-      <w:proofErr w:type="spellEnd"/>
-      <w:r>
-        <w:t>;</w:t>
+        <w:t>Извлечение метаданых;</w:t>
       </w:r>
     </w:p>
     <w:p>
@@ -8739,31 +7143,7 @@
         <w:ind w:hanging="357"/>
       </w:pPr>
       <w:r>
-        <w:t xml:space="preserve">Десериализация </w:t>
-      </w:r>
-      <w:proofErr w:type="spellStart"/>
-      <w:r>
-        <w:t>payload</w:t>
-      </w:r>
-      <w:proofErr w:type="spellEnd"/>
-      <w:r>
-        <w:t xml:space="preserve"> в конкретный тип (</w:t>
-      </w:r>
-      <w:proofErr w:type="spellStart"/>
-      <w:r>
-        <w:t>ButtonEvent.Created</w:t>
-      </w:r>
-      <w:proofErr w:type="spellEnd"/>
-      <w:r>
-        <w:t xml:space="preserve">, </w:t>
-      </w:r>
-      <w:proofErr w:type="spellStart"/>
-      <w:r>
-        <w:t>UserEvent.Deleted</w:t>
-      </w:r>
-      <w:proofErr w:type="spellEnd"/>
-      <w:r>
-        <w:t xml:space="preserve"> и т.д.)</w:t>
+        <w:t>Десериализация payload в конкретный тип (ButtonEvent.Created, UserEvent.Deleted и т.д.)</w:t>
       </w:r>
       <w:r>
         <w:t>;</w:t>
@@ -8780,15 +7160,7 @@
         <w:ind w:hanging="357"/>
       </w:pPr>
       <w:r>
-        <w:t xml:space="preserve">Формирование </w:t>
-      </w:r>
-      <w:proofErr w:type="spellStart"/>
-      <w:r>
-        <w:t>человекочитаемого</w:t>
-      </w:r>
-      <w:proofErr w:type="spellEnd"/>
-      <w:r>
-        <w:t xml:space="preserve"> описания</w:t>
+        <w:t>Формирование человекочитаемого описания</w:t>
       </w:r>
       <w:r>
         <w:t>;</w:t>
@@ -8805,13 +7177,8 @@
         <w:ind w:hanging="357"/>
       </w:pPr>
       <w:r>
-        <w:t xml:space="preserve">Сохранение записи в </w:t>
-      </w:r>
-      <w:proofErr w:type="spellStart"/>
-      <w:r>
-        <w:t>AuditStorage</w:t>
-      </w:r>
-      <w:proofErr w:type="spellEnd"/>
+        <w:t>Сохранение записи в AuditStorage</w:t>
+      </w:r>
       <w:r>
         <w:t>;</w:t>
       </w:r>
@@ -8826,13 +7193,8 @@
         <w:spacing w:line="360" w:lineRule="auto"/>
         <w:ind w:hanging="357"/>
       </w:pPr>
-      <w:proofErr w:type="spellStart"/>
-      <w:r>
-        <w:t>Логирование</w:t>
-      </w:r>
-      <w:proofErr w:type="spellEnd"/>
-      <w:r>
-        <w:t xml:space="preserve"> в консоль</w:t>
+      <w:r>
+        <w:t>Логирование в консоль</w:t>
       </w:r>
       <w:r>
         <w:t>.</w:t>
@@ -8843,37 +7205,8 @@
         <w:pStyle w:val="ab"/>
         <w:spacing w:line="360" w:lineRule="auto"/>
       </w:pPr>
-      <w:proofErr w:type="spellStart"/>
-      <w:r>
-        <w:t>EventEnvelope</w:t>
-      </w:r>
-      <w:proofErr w:type="spellEnd"/>
-      <w:r>
-        <w:t xml:space="preserve">&lt;T&gt; – </w:t>
-      </w:r>
-      <w:proofErr w:type="spellStart"/>
-      <w:r>
-        <w:t>generic</w:t>
-      </w:r>
-      <w:proofErr w:type="spellEnd"/>
-      <w:r>
-        <w:t xml:space="preserve">-тип, </w:t>
-      </w:r>
-      <w:proofErr w:type="spellStart"/>
-      <w:r>
-        <w:t>Jackson</w:t>
-      </w:r>
-      <w:proofErr w:type="spellEnd"/>
-      <w:r>
-        <w:t xml:space="preserve"> не может определить конкретный подтип T автоматически. Поэтому используется двухэтапная </w:t>
-      </w:r>
-      <w:proofErr w:type="spellStart"/>
-      <w:r>
-        <w:t>десериализация</w:t>
-      </w:r>
-      <w:proofErr w:type="spellEnd"/>
-      <w:r>
-        <w:t>:</w:t>
+      <w:r>
+        <w:t>EventEnvelope&lt;T&gt; – generic-тип, Jackson не может определить конкретный подтип T автоматически. Поэтому используется двухэтапная десериализация:</w:t>
       </w:r>
     </w:p>
     <w:p>
@@ -8883,21 +7216,8 @@
         <w:ind w:left="357"/>
       </w:pPr>
       <w:r>
-        <w:t xml:space="preserve">1. </w:t>
-      </w:r>
-      <w:proofErr w:type="spellStart"/>
-      <w:r>
-        <w:t>Парсим</w:t>
-      </w:r>
-      <w:proofErr w:type="spellEnd"/>
-      <w:r>
-        <w:t xml:space="preserve"> JSON в </w:t>
-      </w:r>
-      <w:proofErr w:type="spellStart"/>
-      <w:r>
-        <w:t>JsonNode</w:t>
-      </w:r>
-      <w:proofErr w:type="spellEnd"/>
+        <w:t>1. Парсим JSON в JsonNode</w:t>
+      </w:r>
     </w:p>
     <w:p>
       <w:pPr>
@@ -8906,37 +7226,8 @@
         <w:ind w:left="357"/>
       </w:pPr>
       <w:r>
-        <w:t xml:space="preserve">2. По </w:t>
-      </w:r>
-      <w:proofErr w:type="spellStart"/>
-      <w:r>
-        <w:t>eventType</w:t>
-      </w:r>
-      <w:proofErr w:type="spellEnd"/>
-      <w:r>
-        <w:t xml:space="preserve"> определяем конкретный </w:t>
-      </w:r>
-      <w:proofErr w:type="spellStart"/>
-      <w:r>
-        <w:t>record</w:t>
-      </w:r>
-      <w:proofErr w:type="spellEnd"/>
-      <w:r>
-        <w:t xml:space="preserve"> и </w:t>
-      </w:r>
-      <w:proofErr w:type="spellStart"/>
-      <w:r>
-        <w:t>десериализуем</w:t>
-      </w:r>
-      <w:proofErr w:type="spellEnd"/>
-      <w:r>
-        <w:t xml:space="preserve"> </w:t>
-      </w:r>
-      <w:proofErr w:type="spellStart"/>
-      <w:r>
-        <w:t>payload</w:t>
-      </w:r>
-      <w:proofErr w:type="spellEnd"/>
+        <w:t>2. По eventType определяем конкретный record и десериализуем payload</w:t>
+      </w:r>
     </w:p>
     <w:p>
       <w:pPr>
@@ -8957,15 +7248,8 @@
         <w:spacing w:line="360" w:lineRule="auto"/>
         <w:ind w:hanging="357"/>
       </w:pPr>
-      <w:proofErr w:type="spellStart"/>
-      <w:proofErr w:type="gramStart"/>
-      <w:r>
-        <w:t>button.created</w:t>
-      </w:r>
-      <w:proofErr w:type="spellEnd"/>
-      <w:proofErr w:type="gramEnd"/>
-      <w:r>
-        <w:t xml:space="preserve"> – создание абонемента</w:t>
+      <w:r>
+        <w:t>button.created – создание абонемента</w:t>
       </w:r>
     </w:p>
     <w:p>
@@ -8978,15 +7262,8 @@
         <w:spacing w:line="360" w:lineRule="auto"/>
         <w:ind w:hanging="357"/>
       </w:pPr>
-      <w:proofErr w:type="spellStart"/>
-      <w:proofErr w:type="gramStart"/>
-      <w:r>
-        <w:t>button.updated</w:t>
-      </w:r>
-      <w:proofErr w:type="spellEnd"/>
-      <w:proofErr w:type="gramEnd"/>
-      <w:r>
-        <w:t xml:space="preserve"> – обновление абонемента</w:t>
+      <w:r>
+        <w:t>button.updated – обновление абонемента</w:t>
       </w:r>
     </w:p>
     <w:p>
@@ -8999,15 +7276,8 @@
         <w:spacing w:line="360" w:lineRule="auto"/>
         <w:ind w:hanging="357"/>
       </w:pPr>
-      <w:proofErr w:type="spellStart"/>
-      <w:proofErr w:type="gramStart"/>
-      <w:r>
-        <w:t>button.deleted</w:t>
-      </w:r>
-      <w:proofErr w:type="spellEnd"/>
-      <w:proofErr w:type="gramEnd"/>
-      <w:r>
-        <w:t xml:space="preserve"> – удаление абонемента</w:t>
+      <w:r>
+        <w:t>button.deleted – удаление абонемента</w:t>
       </w:r>
     </w:p>
     <w:p>
@@ -9020,23 +7290,8 @@
         <w:spacing w:line="360" w:lineRule="auto"/>
         <w:ind w:hanging="357"/>
       </w:pPr>
-      <w:proofErr w:type="spellStart"/>
-      <w:proofErr w:type="gramStart"/>
-      <w:r>
-        <w:t>button.enriched</w:t>
-      </w:r>
-      <w:proofErr w:type="spellEnd"/>
-      <w:proofErr w:type="gramEnd"/>
-      <w:r>
-        <w:t xml:space="preserve"> – обогащение абонемента (</w:t>
-      </w:r>
-      <w:proofErr w:type="spellStart"/>
-      <w:r>
-        <w:t>gRPC</w:t>
-      </w:r>
-      <w:proofErr w:type="spellEnd"/>
-      <w:r>
-        <w:t>)</w:t>
+      <w:r>
+        <w:t>button.enriched – обогащение абонемента (gRPC)</w:t>
       </w:r>
     </w:p>
     <w:p>
@@ -9049,15 +7304,8 @@
         <w:spacing w:line="360" w:lineRule="auto"/>
         <w:ind w:hanging="357"/>
       </w:pPr>
-      <w:proofErr w:type="spellStart"/>
-      <w:proofErr w:type="gramStart"/>
-      <w:r>
-        <w:t>user.created</w:t>
-      </w:r>
-      <w:proofErr w:type="spellEnd"/>
-      <w:proofErr w:type="gramEnd"/>
-      <w:r>
-        <w:t xml:space="preserve"> – создание пользователя</w:t>
+      <w:r>
+        <w:t>user.created – создание пользователя</w:t>
       </w:r>
     </w:p>
     <w:p>
@@ -9070,15 +7318,8 @@
         <w:spacing w:line="360" w:lineRule="auto"/>
         <w:ind w:hanging="357"/>
       </w:pPr>
-      <w:proofErr w:type="spellStart"/>
-      <w:proofErr w:type="gramStart"/>
-      <w:r>
-        <w:t>user.updated</w:t>
-      </w:r>
-      <w:proofErr w:type="spellEnd"/>
-      <w:proofErr w:type="gramEnd"/>
-      <w:r>
-        <w:t xml:space="preserve"> – обновление пользователя</w:t>
+      <w:r>
+        <w:t>user.updated – обновление пользователя</w:t>
       </w:r>
     </w:p>
     <w:p>
@@ -9091,15 +7332,8 @@
         <w:spacing w:line="360" w:lineRule="auto"/>
         <w:ind w:hanging="357"/>
       </w:pPr>
-      <w:proofErr w:type="spellStart"/>
-      <w:proofErr w:type="gramStart"/>
-      <w:r>
-        <w:t>user.deleted</w:t>
-      </w:r>
-      <w:proofErr w:type="spellEnd"/>
-      <w:proofErr w:type="gramEnd"/>
-      <w:r>
-        <w:t xml:space="preserve"> – удаление пользователя (с каскадом)</w:t>
+      <w:r>
+        <w:t>user.deleted – удаление пользователя (с каскадом)</w:t>
       </w:r>
     </w:p>
     <w:p>
@@ -9112,23 +7346,8 @@
         <w:spacing w:line="360" w:lineRule="auto"/>
         <w:ind w:hanging="357"/>
       </w:pPr>
-      <w:proofErr w:type="spellStart"/>
-      <w:proofErr w:type="gramStart"/>
-      <w:r>
-        <w:t>user.enriched</w:t>
-      </w:r>
-      <w:proofErr w:type="spellEnd"/>
-      <w:proofErr w:type="gramEnd"/>
-      <w:r>
-        <w:t xml:space="preserve"> – обогащение пользователя (</w:t>
-      </w:r>
-      <w:proofErr w:type="spellStart"/>
-      <w:r>
-        <w:t>gRPC</w:t>
-      </w:r>
-      <w:proofErr w:type="spellEnd"/>
-      <w:r>
-        <w:t>)</w:t>
+      <w:r>
+        <w:t>user.enriched – обогащение пользователя (gRPC)</w:t>
       </w:r>
     </w:p>
     <w:p>
@@ -9183,21 +7402,8 @@
         <w:spacing w:line="360" w:lineRule="auto"/>
         <w:ind w:hanging="357"/>
       </w:pPr>
-      <w:proofErr w:type="spellStart"/>
-      <w:r>
-        <w:t>ConcurrentLinkedDeque</w:t>
-      </w:r>
-      <w:proofErr w:type="spellEnd"/>
-      <w:r>
-        <w:t xml:space="preserve"> – </w:t>
-      </w:r>
-      <w:proofErr w:type="spellStart"/>
-      <w:r>
-        <w:t>потокобезопасная</w:t>
-      </w:r>
-      <w:proofErr w:type="spellEnd"/>
-      <w:r>
-        <w:t xml:space="preserve"> очередь (новые записи добавляются в начало)</w:t>
+      <w:r>
+        <w:t>ConcurrentLinkedDeque – потокобезопасная очередь (новые записи добавляются в начало)</w:t>
       </w:r>
     </w:p>
     <w:p>
@@ -9210,28 +7416,10 @@
         <w:spacing w:line="360" w:lineRule="auto"/>
         <w:ind w:hanging="357"/>
       </w:pPr>
-      <w:proofErr w:type="spellStart"/>
       <w:r>
         <w:lastRenderedPageBreak/>
-        <w:t>ConcurrentHashMap.newKeySet</w:t>
-      </w:r>
-      <w:proofErr w:type="spellEnd"/>
-      <w:r>
-        <w:t xml:space="preserve">() – множество обработанных </w:t>
-      </w:r>
-      <w:proofErr w:type="spellStart"/>
-      <w:r>
-        <w:t>eventId</w:t>
-      </w:r>
-      <w:proofErr w:type="spellEnd"/>
-      <w:r>
-        <w:t xml:space="preserve"> для </w:t>
-      </w:r>
-      <w:proofErr w:type="spellStart"/>
-      <w:r>
-        <w:t>дедупликации</w:t>
-      </w:r>
-      <w:proofErr w:type="spellEnd"/>
+        <w:t>ConcurrentHashMap.newKeySet() – множество обработанных eventId для дедупликации</w:t>
+      </w:r>
     </w:p>
     <w:p>
       <w:pPr>
@@ -9241,7 +7429,6 @@
         <w:outlineLvl w:val="1"/>
       </w:pPr>
       <w:bookmarkStart w:id="15" w:name="_Toc232630561"/>
-      <w:proofErr w:type="spellStart"/>
       <w:r>
         <w:rPr>
           <w:lang w:val="en-US"/>
@@ -9254,7 +7441,6 @@
         </w:rPr>
         <w:t>bonement</w:t>
       </w:r>
-      <w:proofErr w:type="spellEnd"/>
       <w:r>
         <w:t>-</w:t>
       </w:r>
@@ -9299,20 +7485,7 @@
         <w:t>-</w:t>
       </w:r>
       <w:r>
-        <w:t xml:space="preserve">контракт для синхронной аналитики пользователей. Он описывает какие данные нужно отправить на сервер и какие метрики сервер вернет. Контракт строго типизирован, если сервер изменит формат ответа, клиент не скомпилируется. Ошибка отображается на этапе сборки. В данном модуле </w:t>
-      </w:r>
-      <w:proofErr w:type="gramStart"/>
-      <w:r>
-        <w:t>лежит .</w:t>
-      </w:r>
-      <w:proofErr w:type="spellStart"/>
-      <w:r>
-        <w:t>proto</w:t>
-      </w:r>
-      <w:proofErr w:type="spellEnd"/>
-      <w:proofErr w:type="gramEnd"/>
-      <w:r>
-        <w:t xml:space="preserve"> файл, который определяет сервис, который возвращает ответ. Определяет тип </w:t>
+        <w:t xml:space="preserve">контракт для синхронной аналитики пользователей. Он описывает какие данные нужно отправить на сервер и какие метрики сервер вернет. Контракт строго типизирован, если сервер изменит формат ответа, клиент не скомпилируется. Ошибка отображается на этапе сборки. В данном модуле лежит .proto файл, который определяет сервис, который возвращает ответ. Определяет тип </w:t>
       </w:r>
       <w:r>
         <w:t>RPC</w:t>
@@ -9382,56 +7555,16 @@
         <w:spacing w:line="360" w:lineRule="auto"/>
       </w:pPr>
       <w:r>
-        <w:t xml:space="preserve">grpc-analytics-server – это </w:t>
-      </w:r>
-      <w:proofErr w:type="spellStart"/>
-      <w:r>
-        <w:t>gRPC</w:t>
-      </w:r>
-      <w:proofErr w:type="spellEnd"/>
-      <w:r>
-        <w:t xml:space="preserve">-сервер, который принимает синхронные запросы от </w:t>
-      </w:r>
-      <w:proofErr w:type="spellStart"/>
-      <w:r>
-        <w:t>grpc-enrichment-client</w:t>
-      </w:r>
-      <w:proofErr w:type="spellEnd"/>
-      <w:r>
-        <w:t>, вычисляет метрики пользователя (активность, уровень подготовки, рекомендательный балл, категорию абонемента) и возвращает их.</w:t>
-      </w:r>
-    </w:p>
-    <w:p>
-      <w:pPr>
-        <w:pStyle w:val="ab"/>
-        <w:spacing w:line="360" w:lineRule="auto"/>
-      </w:pPr>
-      <w:r>
-        <w:t xml:space="preserve">Ключевая особенность: это отдельный </w:t>
-      </w:r>
-      <w:proofErr w:type="spellStart"/>
-      <w:r>
-        <w:t>микросервис</w:t>
-      </w:r>
-      <w:proofErr w:type="spellEnd"/>
-      <w:r>
-        <w:t xml:space="preserve">, который работает на своём порту (9090) и не зависит от REST API или </w:t>
-      </w:r>
-      <w:proofErr w:type="spellStart"/>
-      <w:r>
-        <w:t>RabbitMQ</w:t>
-      </w:r>
-      <w:proofErr w:type="spellEnd"/>
-      <w:r>
-        <w:t xml:space="preserve">. Он только отвечает на </w:t>
-      </w:r>
-      <w:proofErr w:type="spellStart"/>
-      <w:r>
-        <w:t>gRPC</w:t>
-      </w:r>
-      <w:proofErr w:type="spellEnd"/>
-      <w:r>
-        <w:t>-вызовы.</w:t>
+        <w:t>grpc-analytics-server – это gRPC-сервер, который принимает синхронные запросы от grpc-enrichment-client, вычисляет метрики пользователя (активность, уровень подготовки, рекомендательный балл, категорию абонемента) и возвращает их.</w:t>
+      </w:r>
+    </w:p>
+    <w:p>
+      <w:pPr>
+        <w:pStyle w:val="ab"/>
+        <w:spacing w:line="360" w:lineRule="auto"/>
+      </w:pPr>
+      <w:r>
+        <w:t>Ключевая особенность: это отдельный микросервис, который работает на своём порту (9090) и не зависит от REST API или RabbitMQ. Он только отвечает на gRPC-вызовы.</w:t>
       </w:r>
     </w:p>
     <w:p>
@@ -9535,14 +7668,12 @@
         <w:pStyle w:val="ab"/>
         <w:spacing w:line="360" w:lineRule="auto"/>
       </w:pPr>
-      <w:proofErr w:type="spellStart"/>
       <w:r>
         <w:rPr>
           <w:lang w:val="en-US"/>
         </w:rPr>
         <w:t>GrpcServerLifecycle</w:t>
       </w:r>
-      <w:proofErr w:type="spellEnd"/>
       <w:r>
         <w:t>.</w:t>
       </w:r>
@@ -9556,66 +7687,16 @@
         <w:t xml:space="preserve"> – управление жизненным циклом</w:t>
       </w:r>
       <w:r>
-        <w:t xml:space="preserve">. </w:t>
-      </w:r>
-      <w:proofErr w:type="spellStart"/>
-      <w:r>
-        <w:t>SmartLifecycle</w:t>
-      </w:r>
-      <w:proofErr w:type="spellEnd"/>
-      <w:r>
-        <w:t xml:space="preserve"> - </w:t>
-      </w:r>
-      <w:r>
-        <w:t xml:space="preserve">Управляет запуском и остановкой </w:t>
-      </w:r>
-      <w:proofErr w:type="spellStart"/>
-      <w:r>
-        <w:t>gRPC</w:t>
-      </w:r>
-      <w:proofErr w:type="spellEnd"/>
-      <w:r>
-        <w:t xml:space="preserve">-сервера </w:t>
-      </w:r>
-      <w:proofErr w:type="spellStart"/>
-      <w:r>
-        <w:t>SmartLifecycle</w:t>
-      </w:r>
-      <w:proofErr w:type="spellEnd"/>
-      <w:r>
-        <w:t xml:space="preserve"> даёт контроль над порядком запуска</w:t>
-      </w:r>
-      <w:r>
-        <w:t xml:space="preserve">. </w:t>
-      </w:r>
-      <w:proofErr w:type="spellStart"/>
-      <w:proofErr w:type="gramStart"/>
-      <w:r>
-        <w:t>getPhase</w:t>
-      </w:r>
-      <w:proofErr w:type="spellEnd"/>
-      <w:r>
-        <w:t>(</w:t>
-      </w:r>
-      <w:proofErr w:type="gramEnd"/>
-      <w:r>
-        <w:t xml:space="preserve">) - </w:t>
-      </w:r>
-      <w:proofErr w:type="spellStart"/>
-      <w:r>
-        <w:t>Integer.MAX_VALUE</w:t>
-      </w:r>
-      <w:proofErr w:type="spellEnd"/>
-      <w:r>
-        <w:t xml:space="preserve"> – сервер стартует последним (после всех </w:t>
-      </w:r>
-      <w:proofErr w:type="spellStart"/>
-      <w:r>
-        <w:t>Spring-бинов</w:t>
-      </w:r>
-      <w:proofErr w:type="spellEnd"/>
-      <w:r>
-        <w:t>)</w:t>
+        <w:t xml:space="preserve">. SmartLifecycle - </w:t>
+      </w:r>
+      <w:r>
+        <w:t>Управляет запуском и остановкой gRPC-сервера SmartLifecycle даёт контроль над порядком запуска</w:t>
+      </w:r>
+      <w:r>
+        <w:t xml:space="preserve">. getPhase() - </w:t>
+      </w:r>
+      <w:r>
+        <w:t>Integer.MAX_VALUE – сервер стартует последним (после всех Spring-бинов)</w:t>
       </w:r>
       <w:r>
         <w:t>.</w:t>
@@ -9623,24 +7704,11 @@
       <w:r>
         <w:t xml:space="preserve"> </w:t>
       </w:r>
-      <w:proofErr w:type="spellStart"/>
-      <w:r>
-        <w:t>start</w:t>
-      </w:r>
-      <w:proofErr w:type="spellEnd"/>
-      <w:r>
-        <w:t xml:space="preserve">() - </w:t>
-      </w:r>
-      <w:r>
-        <w:t xml:space="preserve">Запускает </w:t>
-      </w:r>
-      <w:proofErr w:type="spellStart"/>
-      <w:r>
-        <w:t>gRPC</w:t>
-      </w:r>
-      <w:proofErr w:type="spellEnd"/>
-      <w:r>
-        <w:t>-сервер на порту 9090</w:t>
+      <w:r>
+        <w:t xml:space="preserve">start() - </w:t>
+      </w:r>
+      <w:r>
+        <w:t>Запускает gRPC-сервер на порту 9090</w:t>
       </w:r>
       <w:r>
         <w:t>.</w:t>
@@ -9648,13 +7716,8 @@
       <w:r>
         <w:t xml:space="preserve"> </w:t>
       </w:r>
-      <w:proofErr w:type="spellStart"/>
-      <w:r>
-        <w:t>stop</w:t>
-      </w:r>
-      <w:proofErr w:type="spellEnd"/>
-      <w:r>
-        <w:t xml:space="preserve">()- Корректно останавливает сервер. </w:t>
+      <w:r>
+        <w:t xml:space="preserve">stop()- Корректно останавливает сервер. </w:t>
       </w:r>
     </w:p>
     <w:p>
@@ -9666,87 +7729,26 @@
         <w:t>UserAnalyticsServiceImpl.java – бизнес-логика</w:t>
       </w:r>
       <w:r>
-        <w:t xml:space="preserve">. </w:t>
-      </w:r>
-      <w:proofErr w:type="spellStart"/>
-      <w:r>
-        <w:t>extends</w:t>
-      </w:r>
-      <w:proofErr w:type="spellEnd"/>
-      <w:r>
-        <w:t xml:space="preserve"> </w:t>
-      </w:r>
-      <w:proofErr w:type="spellStart"/>
-      <w:r>
-        <w:t>UserAnalyticsGrpc.UserAnalyticsImplBase</w:t>
-      </w:r>
-      <w:proofErr w:type="spellEnd"/>
+        <w:t>. extends UserAnalyticsGrpc.UserAnalyticsImplBase</w:t>
+      </w:r>
       <w:r>
         <w:tab/>
-        <w:t xml:space="preserve"> - Наследует сгенерированный базовый класс. </w:t>
-      </w:r>
-      <w:proofErr w:type="spellStart"/>
-      <w:proofErr w:type="gramStart"/>
-      <w:r>
-        <w:t>analyzeUser</w:t>
-      </w:r>
-      <w:proofErr w:type="spellEnd"/>
-      <w:r>
-        <w:t>(</w:t>
-      </w:r>
-      <w:proofErr w:type="spellStart"/>
-      <w:proofErr w:type="gramEnd"/>
-      <w:r>
-        <w:t>request</w:t>
-      </w:r>
-      <w:proofErr w:type="spellEnd"/>
-      <w:r>
-        <w:t xml:space="preserve">, </w:t>
-      </w:r>
-      <w:proofErr w:type="spellStart"/>
-      <w:r>
-        <w:t>responseObserver</w:t>
-      </w:r>
-      <w:proofErr w:type="spellEnd"/>
-      <w:r>
-        <w:t xml:space="preserve">) - Основной метод – обрабатывает запрос и возвращает ответ. </w:t>
-      </w:r>
-    </w:p>
-    <w:p>
-      <w:pPr>
-        <w:pStyle w:val="ab"/>
-        <w:spacing w:line="360" w:lineRule="auto"/>
-      </w:pPr>
-      <w:r>
-        <w:t>Бизнес-логика. Все метрики вычисляются на основе количества посещений (</w:t>
-      </w:r>
-      <w:proofErr w:type="spellStart"/>
-      <w:r>
-        <w:t>visitsHall</w:t>
-      </w:r>
-      <w:proofErr w:type="spellEnd"/>
-      <w:r>
-        <w:t>). Активность</w:t>
-      </w:r>
-      <w:r>
-        <w:rPr>
-          <w:lang w:val="en-US"/>
-        </w:rPr>
-        <w:t xml:space="preserve"> (estimated_activity_minutes): </w:t>
-      </w:r>
-      <w:proofErr w:type="spellStart"/>
-      <w:r>
-        <w:rPr>
-          <w:lang w:val="en-US"/>
-        </w:rPr>
-        <w:t>visitsHall</w:t>
-      </w:r>
-      <w:proofErr w:type="spellEnd"/>
-      <w:r>
-        <w:rPr>
-          <w:lang w:val="en-US"/>
-        </w:rPr>
-        <w:t xml:space="preserve"> × 60</w:t>
+        <w:t xml:space="preserve"> - Наследует сгенерированный базовый класс. analyzeUser(request, responseObserver) - Основной метод – обрабатывает запрос и возвращает ответ. </w:t>
+      </w:r>
+    </w:p>
+    <w:p>
+      <w:pPr>
+        <w:pStyle w:val="ab"/>
+        <w:spacing w:line="360" w:lineRule="auto"/>
+      </w:pPr>
+      <w:r>
+        <w:t>Бизнес-логика. Все метрики вычисляются на основе количества посещений (visitsHall). Активность</w:t>
+      </w:r>
+      <w:r>
+        <w:rPr>
+          <w:lang w:val="en-US"/>
+        </w:rPr>
+        <w:t xml:space="preserve"> (estimated_activity_minutes): visitsHall × 60</w:t>
       </w:r>
       <w:r>
         <w:rPr>
@@ -9771,21 +7773,7 @@
         <w:rPr>
           <w:lang w:val="en-US"/>
         </w:rPr>
-        <w:t xml:space="preserve"> (</w:t>
-      </w:r>
-      <w:proofErr w:type="spellStart"/>
-      <w:r>
-        <w:rPr>
-          <w:lang w:val="en-US"/>
-        </w:rPr>
-        <w:t>fitness_level</w:t>
-      </w:r>
-      <w:proofErr w:type="spellEnd"/>
-      <w:r>
-        <w:rPr>
-          <w:lang w:val="en-US"/>
-        </w:rPr>
-        <w:t>)</w:t>
+        <w:t xml:space="preserve"> (fitness_level)</w:t>
       </w:r>
       <w:r>
         <w:t xml:space="preserve">: </w:t>
@@ -9923,15 +7911,7 @@
       </w:pPr>
       <w:r>
         <w:lastRenderedPageBreak/>
-        <w:t>Рекомендательный балл (</w:t>
-      </w:r>
-      <w:proofErr w:type="spellStart"/>
-      <w:r>
-        <w:t>recommendation_score</w:t>
-      </w:r>
-      <w:proofErr w:type="spellEnd"/>
-      <w:r>
-        <w:t>):</w:t>
+        <w:t>Рекомендательный балл (recommendation_score):</w:t>
       </w:r>
     </w:p>
     <w:p>
@@ -9943,13 +7923,8 @@
         </w:numPr>
         <w:spacing w:line="360" w:lineRule="auto"/>
       </w:pPr>
-      <w:proofErr w:type="gramStart"/>
-      <w:r>
-        <w:t>&lt; 10</w:t>
-      </w:r>
-      <w:proofErr w:type="gramEnd"/>
-      <w:r>
-        <w:t xml:space="preserve"> - 7.1 – 7.5</w:t>
+      <w:r>
+        <w:t>&lt; 10 - 7.1 – 7.5</w:t>
       </w:r>
     </w:p>
     <w:p>
@@ -10133,66 +8108,16 @@
         <w:spacing w:line="360" w:lineRule="auto"/>
       </w:pPr>
       <w:r>
-        <w:t xml:space="preserve">grpc-enrichment-client – это «мост» между асинхронным и синхронным миром. Он слушает события </w:t>
-      </w:r>
-      <w:proofErr w:type="spellStart"/>
-      <w:proofErr w:type="gramStart"/>
-      <w:r>
-        <w:t>user.created</w:t>
-      </w:r>
-      <w:proofErr w:type="spellEnd"/>
-      <w:proofErr w:type="gramEnd"/>
-      <w:r>
-        <w:t xml:space="preserve"> из </w:t>
-      </w:r>
-      <w:proofErr w:type="spellStart"/>
-      <w:r>
-        <w:t>RabbitMQ</w:t>
-      </w:r>
-      <w:proofErr w:type="spellEnd"/>
-      <w:r>
-        <w:t xml:space="preserve">, синхронно вызывает </w:t>
-      </w:r>
-      <w:proofErr w:type="spellStart"/>
-      <w:r>
-        <w:t>gRPC</w:t>
-      </w:r>
-      <w:proofErr w:type="spellEnd"/>
-      <w:r>
-        <w:t xml:space="preserve">-сервер аналитики, получает обогащённые данные и публикует результат обратно в </w:t>
-      </w:r>
-      <w:proofErr w:type="spellStart"/>
-      <w:r>
-        <w:t>RabbitMQ</w:t>
-      </w:r>
-      <w:proofErr w:type="spellEnd"/>
-      <w:r>
-        <w:t xml:space="preserve"> как событие </w:t>
-      </w:r>
-      <w:proofErr w:type="spellStart"/>
-      <w:r>
-        <w:t>user.enriched</w:t>
-      </w:r>
-      <w:proofErr w:type="spellEnd"/>
-      <w:r>
-        <w:t>.</w:t>
-      </w:r>
-    </w:p>
-    <w:p>
-      <w:pPr>
-        <w:pStyle w:val="ab"/>
-        <w:spacing w:line="360" w:lineRule="auto"/>
-      </w:pPr>
-      <w:r>
-        <w:t xml:space="preserve">Ключевой паттерн: асинхронное событие инициирует синхронный </w:t>
-      </w:r>
-      <w:proofErr w:type="spellStart"/>
-      <w:r>
-        <w:t>gRPC</w:t>
-      </w:r>
-      <w:proofErr w:type="spellEnd"/>
-      <w:r>
-        <w:t>-вызов.</w:t>
+        <w:t>grpc-enrichment-client – это «мост» между асинхронным и синхронным миром. Он слушает события user.created из RabbitMQ, синхронно вызывает gRPC-сервер аналитики, получает обогащённые данные и публикует результат обратно в RabbitMQ как событие user.enriched.</w:t>
+      </w:r>
+    </w:p>
+    <w:p>
+      <w:pPr>
+        <w:pStyle w:val="ab"/>
+        <w:spacing w:line="360" w:lineRule="auto"/>
+      </w:pPr>
+      <w:r>
+        <w:t>Ключевой паттерн: асинхронное событие инициирует синхронный gRPC-вызов.</w:t>
       </w:r>
     </w:p>
     <w:p>
@@ -10257,11 +8182,9 @@
       <w:r>
         <w:t xml:space="preserve"> – Архитектура модуля </w:t>
       </w:r>
-      <w:proofErr w:type="spellStart"/>
       <w:r>
         <w:t>gRPC-enrichment-client</w:t>
       </w:r>
-      <w:proofErr w:type="spellEnd"/>
     </w:p>
     <w:p>
       <w:pPr>
@@ -10280,74 +8203,33 @@
       <w:r>
         <w:t xml:space="preserve">клиент. </w:t>
       </w:r>
-      <w:proofErr w:type="spellStart"/>
-      <w:r>
-        <w:t>ManagedChannel</w:t>
-      </w:r>
-      <w:proofErr w:type="spellEnd"/>
-      <w:r>
-        <w:t xml:space="preserve"> – один канал обслуживает множество одновременных RPC-вызовов благодаря мультиплексированию HTTP/2.</w:t>
-      </w:r>
-    </w:p>
-    <w:p>
-      <w:pPr>
-        <w:pStyle w:val="ab"/>
-        <w:spacing w:line="360" w:lineRule="auto"/>
-      </w:pPr>
-      <w:proofErr w:type="spellStart"/>
-      <w:r>
-        <w:t>RabbitMQ</w:t>
-      </w:r>
-      <w:proofErr w:type="spellEnd"/>
-      <w:r>
-        <w:t xml:space="preserve"> конфигурация</w:t>
+      <w:r>
+        <w:t>ManagedChannel – один канал обслуживает множество одновременных RPC-вызовов благодаря мультиплексированию HTTP/2.</w:t>
+      </w:r>
+    </w:p>
+    <w:p>
+      <w:pPr>
+        <w:pStyle w:val="ab"/>
+        <w:spacing w:line="360" w:lineRule="auto"/>
+      </w:pPr>
+      <w:r>
+        <w:t>RabbitMQ конфигурация</w:t>
       </w:r>
       <w:r>
         <w:t xml:space="preserve"> – создается очередь событий для </w:t>
       </w:r>
-      <w:proofErr w:type="spellStart"/>
-      <w:proofErr w:type="gramStart"/>
-      <w:r>
-        <w:t>user.created</w:t>
-      </w:r>
-      <w:proofErr w:type="spellEnd"/>
-      <w:proofErr w:type="gramEnd"/>
-      <w:r>
-        <w:t xml:space="preserve">, </w:t>
-      </w:r>
-      <w:proofErr w:type="spellStart"/>
-      <w:r>
-        <w:t>Dead</w:t>
-      </w:r>
-      <w:proofErr w:type="spellEnd"/>
+      <w:r>
+        <w:t xml:space="preserve">user.created, Dead Letter Queue для ошибок, </w:t>
+      </w:r>
+      <w:r>
+        <w:rPr>
+          <w:lang w:val="en-US"/>
+        </w:rPr>
+        <w:t>binding</w:t>
+      </w:r>
       <w:r>
         <w:t xml:space="preserve"> </w:t>
       </w:r>
-      <w:proofErr w:type="spellStart"/>
-      <w:r>
-        <w:t>Letter</w:t>
-      </w:r>
-      <w:proofErr w:type="spellEnd"/>
-      <w:r>
-        <w:t xml:space="preserve"> </w:t>
-      </w:r>
-      <w:proofErr w:type="spellStart"/>
-      <w:r>
-        <w:t>Queue</w:t>
-      </w:r>
-      <w:proofErr w:type="spellEnd"/>
-      <w:r>
-        <w:t xml:space="preserve"> для ошибок, </w:t>
-      </w:r>
-      <w:r>
-        <w:rPr>
-          <w:lang w:val="en-US"/>
-        </w:rPr>
-        <w:t>binding</w:t>
-      </w:r>
-      <w:r>
-        <w:t xml:space="preserve"> </w:t>
-      </w:r>
       <w:r>
         <w:rPr>
           <w:lang w:val="en-US"/>
@@ -10366,11 +8248,9 @@
       <w:r>
         <w:t xml:space="preserve">Слушатель событий – </w:t>
       </w:r>
-      <w:proofErr w:type="spellStart"/>
       <w:r>
         <w:t>UserCreatedListener</w:t>
       </w:r>
-      <w:proofErr w:type="spellEnd"/>
       <w:r>
         <w:t>. Процесс работы:</w:t>
       </w:r>
@@ -10381,189 +8261,68 @@
         <w:spacing w:line="360" w:lineRule="auto"/>
       </w:pPr>
       <w:r>
-        <w:t xml:space="preserve">1. Получение сообщения </w:t>
-      </w:r>
-      <w:proofErr w:type="spellStart"/>
-      <w:proofErr w:type="gramStart"/>
-      <w:r>
-        <w:t>user.created</w:t>
-      </w:r>
-      <w:proofErr w:type="spellEnd"/>
-      <w:proofErr w:type="gramEnd"/>
-      <w:r>
-        <w:t xml:space="preserve"> из </w:t>
-      </w:r>
-      <w:proofErr w:type="spellStart"/>
-      <w:r>
-        <w:t>RabbitMQ</w:t>
-      </w:r>
-      <w:proofErr w:type="spellEnd"/>
-    </w:p>
-    <w:p>
-      <w:pPr>
-        <w:pStyle w:val="ab"/>
-        <w:spacing w:line="360" w:lineRule="auto"/>
-      </w:pPr>
-      <w:r>
-        <w:t xml:space="preserve">2. </w:t>
-      </w:r>
-      <w:proofErr w:type="spellStart"/>
-      <w:r>
-        <w:t>Десериализация</w:t>
-      </w:r>
-      <w:proofErr w:type="spellEnd"/>
-      <w:r>
-        <w:t xml:space="preserve"> JSON → </w:t>
-      </w:r>
-      <w:proofErr w:type="spellStart"/>
-      <w:r>
-        <w:t>UserEvent.Created</w:t>
-      </w:r>
-      <w:proofErr w:type="spellEnd"/>
-      <w:r>
-        <w:t xml:space="preserve">       </w:t>
-      </w:r>
-    </w:p>
-    <w:p>
-      <w:pPr>
-        <w:pStyle w:val="ab"/>
-        <w:spacing w:line="360" w:lineRule="auto"/>
-      </w:pPr>
-      <w:r>
-        <w:t xml:space="preserve">3. Формирование </w:t>
-      </w:r>
-      <w:proofErr w:type="spellStart"/>
-      <w:r>
-        <w:t>gRPC</w:t>
-      </w:r>
-      <w:proofErr w:type="spellEnd"/>
-      <w:r>
-        <w:t>-запроса (</w:t>
-      </w:r>
-      <w:proofErr w:type="spellStart"/>
-      <w:r>
-        <w:t>AnalyzeUserRequest</w:t>
-      </w:r>
-      <w:proofErr w:type="spellEnd"/>
-      <w:r>
-        <w:t>)</w:t>
-      </w:r>
-    </w:p>
-    <w:p>
-      <w:pPr>
-        <w:pStyle w:val="ab"/>
-        <w:spacing w:line="360" w:lineRule="auto"/>
-      </w:pPr>
-      <w:r>
-        <w:t xml:space="preserve">4. Синхронный вызов </w:t>
-      </w:r>
-      <w:proofErr w:type="spellStart"/>
-      <w:r>
-        <w:t>gRPC</w:t>
-      </w:r>
-      <w:proofErr w:type="spellEnd"/>
-      <w:r>
-        <w:t>-сервера. Успех – получаем обогащенного пользователя. Ошибка идет в лог + исключение.</w:t>
-      </w:r>
-    </w:p>
-    <w:p>
-      <w:pPr>
-        <w:pStyle w:val="ab"/>
-        <w:spacing w:line="360" w:lineRule="auto"/>
-      </w:pPr>
-      <w:r>
-        <w:t xml:space="preserve">5. Публикация </w:t>
-      </w:r>
-      <w:proofErr w:type="spellStart"/>
-      <w:proofErr w:type="gramStart"/>
+        <w:t>1. Получение сообщения user.created из RabbitMQ</w:t>
+      </w:r>
+    </w:p>
+    <w:p>
+      <w:pPr>
+        <w:pStyle w:val="ab"/>
+        <w:spacing w:line="360" w:lineRule="auto"/>
+      </w:pPr>
+      <w:r>
+        <w:t xml:space="preserve">2. Десериализация JSON → UserEvent.Created       </w:t>
+      </w:r>
+    </w:p>
+    <w:p>
+      <w:pPr>
+        <w:pStyle w:val="ab"/>
+        <w:spacing w:line="360" w:lineRule="auto"/>
+      </w:pPr>
+      <w:r>
+        <w:t>3. Формирование gRPC-запроса (AnalyzeUserRequest)</w:t>
+      </w:r>
+    </w:p>
+    <w:p>
+      <w:pPr>
+        <w:pStyle w:val="ab"/>
+        <w:spacing w:line="360" w:lineRule="auto"/>
+      </w:pPr>
+      <w:r>
+        <w:t>4. Синхронный вызов gRPC-сервера. Успех – получаем обогащенного пользователя. Ошибка идет в лог + исключение.</w:t>
+      </w:r>
+    </w:p>
+    <w:p>
+      <w:pPr>
+        <w:pStyle w:val="ab"/>
+        <w:spacing w:line="360" w:lineRule="auto"/>
+      </w:pPr>
+      <w:r>
+        <w:t>5. Публикация user.enriched в RabbitMQ</w:t>
+      </w:r>
+    </w:p>
+    <w:p>
+      <w:pPr>
+        <w:pStyle w:val="ab"/>
+        <w:spacing w:line="360" w:lineRule="auto"/>
+      </w:pPr>
+      <w:r>
+        <w:t xml:space="preserve">Публикатор событий - </w:t>
+      </w:r>
+      <w:r>
+        <w:t>EnrichmentEventPublisher</w:t>
+      </w:r>
+      <w:r>
+        <w:t xml:space="preserve">. publishEnriched(enrichedEvent) - </w:t>
+      </w:r>
+      <w:r>
+        <w:t>Публикует user.enriched в RabbitMQ</w:t>
+      </w:r>
+      <w:r>
+        <w:t xml:space="preserve">. routing key - </w:t>
+      </w:r>
       <w:r>
         <w:t>user.enriched</w:t>
       </w:r>
-      <w:proofErr w:type="spellEnd"/>
-      <w:proofErr w:type="gramEnd"/>
-      <w:r>
-        <w:t xml:space="preserve"> в </w:t>
-      </w:r>
-      <w:proofErr w:type="spellStart"/>
-      <w:r>
-        <w:t>RabbitMQ</w:t>
-      </w:r>
-      <w:proofErr w:type="spellEnd"/>
-    </w:p>
-    <w:p>
-      <w:pPr>
-        <w:pStyle w:val="ab"/>
-        <w:spacing w:line="360" w:lineRule="auto"/>
-      </w:pPr>
-      <w:r>
-        <w:t xml:space="preserve">Публикатор событий - </w:t>
-      </w:r>
-      <w:proofErr w:type="spellStart"/>
-      <w:r>
-        <w:t>EnrichmentEventPublisher</w:t>
-      </w:r>
-      <w:proofErr w:type="spellEnd"/>
-      <w:r>
-        <w:t xml:space="preserve">. </w:t>
-      </w:r>
-      <w:proofErr w:type="spellStart"/>
-      <w:r>
-        <w:t>publishEnriched</w:t>
-      </w:r>
-      <w:proofErr w:type="spellEnd"/>
-      <w:r>
-        <w:t>(</w:t>
-      </w:r>
-      <w:proofErr w:type="spellStart"/>
-      <w:r>
-        <w:t>enrichedEvent</w:t>
-      </w:r>
-      <w:proofErr w:type="spellEnd"/>
-      <w:r>
-        <w:t xml:space="preserve">) - </w:t>
-      </w:r>
-      <w:r>
-        <w:t xml:space="preserve">Публикует </w:t>
-      </w:r>
-      <w:proofErr w:type="spellStart"/>
-      <w:proofErr w:type="gramStart"/>
-      <w:r>
-        <w:t>user.enriched</w:t>
-      </w:r>
-      <w:proofErr w:type="spellEnd"/>
-      <w:proofErr w:type="gramEnd"/>
-      <w:r>
-        <w:t xml:space="preserve"> в </w:t>
-      </w:r>
-      <w:proofErr w:type="spellStart"/>
-      <w:r>
-        <w:t>RabbitMQ</w:t>
-      </w:r>
-      <w:proofErr w:type="spellEnd"/>
-      <w:r>
-        <w:t xml:space="preserve">. </w:t>
-      </w:r>
-      <w:proofErr w:type="spellStart"/>
-      <w:r>
-        <w:t>routing</w:t>
-      </w:r>
-      <w:proofErr w:type="spellEnd"/>
-      <w:r>
-        <w:t xml:space="preserve"> </w:t>
-      </w:r>
-      <w:proofErr w:type="spellStart"/>
-      <w:r>
-        <w:t>key</w:t>
-      </w:r>
-      <w:proofErr w:type="spellEnd"/>
-      <w:r>
-        <w:t xml:space="preserve"> - </w:t>
-      </w:r>
-      <w:proofErr w:type="spellStart"/>
-      <w:r>
-        <w:t>user.enriched</w:t>
-      </w:r>
-      <w:proofErr w:type="spellEnd"/>
       <w:r>
         <w:t>.</w:t>
       </w:r>
@@ -10574,39 +8333,7 @@
         <w:spacing w:line="360" w:lineRule="auto"/>
       </w:pPr>
       <w:r>
-        <w:t xml:space="preserve">Паттерн </w:t>
-      </w:r>
-      <w:proofErr w:type="spellStart"/>
-      <w:r>
-        <w:t>fire-and-forget</w:t>
-      </w:r>
-      <w:proofErr w:type="spellEnd"/>
-      <w:r>
-        <w:t xml:space="preserve">: если </w:t>
-      </w:r>
-      <w:proofErr w:type="spellStart"/>
-      <w:r>
-        <w:t>RabbitMQ</w:t>
-      </w:r>
-      <w:proofErr w:type="spellEnd"/>
-      <w:r>
-        <w:t xml:space="preserve"> недоступен, ошибка </w:t>
-      </w:r>
-      <w:proofErr w:type="spellStart"/>
-      <w:r>
-        <w:t>логируется</w:t>
-      </w:r>
-      <w:proofErr w:type="spellEnd"/>
-      <w:r>
-        <w:t xml:space="preserve">, но </w:t>
-      </w:r>
-      <w:proofErr w:type="spellStart"/>
-      <w:r>
-        <w:t>gRPC</w:t>
-      </w:r>
-      <w:proofErr w:type="spellEnd"/>
-      <w:r>
-        <w:t>-вызов уже выполнен – результат не теряется.</w:t>
+        <w:t>Паттерн fire-and-forget: если RabbitMQ недоступен, ошибка логируется, но gRPC-вызов уже выполнен – результат не теряется.</w:t>
       </w:r>
     </w:p>
     <w:p>
@@ -10615,9 +8342,6 @@
         <w:spacing w:line="360" w:lineRule="auto"/>
         <w:jc w:val="center"/>
         <w:outlineLvl w:val="1"/>
-        <w:rPr>
-          <w:lang w:val="en-US"/>
-        </w:rPr>
       </w:pPr>
       <w:bookmarkStart w:id="18" w:name="_Toc232630564"/>
       <w:r>
@@ -10625,7 +8349,16 @@
           <w:lang w:val="en-US"/>
         </w:rPr>
         <w:lastRenderedPageBreak/>
-        <w:t>Notification-service</w:t>
+        <w:t>Notification</w:t>
+      </w:r>
+      <w:r>
+        <w:t>-</w:t>
+      </w:r>
+      <w:r>
+        <w:rPr>
+          <w:lang w:val="en-US"/>
+        </w:rPr>
+        <w:t>service</w:t>
       </w:r>
       <w:bookmarkEnd w:id="18"/>
     </w:p>
@@ -10656,23 +8389,19 @@
         <w:t>,</w:t>
       </w:r>
       <w:r>
-        <w:t xml:space="preserve"> который поможет пользователю, присылая ему уведомление о том, что </w:t>
-      </w:r>
-      <w:proofErr w:type="spellStart"/>
-      <w:r>
-        <w:t>прозошло</w:t>
-      </w:r>
-      <w:proofErr w:type="spellEnd"/>
-      <w:r>
-        <w:t xml:space="preserve">. </w:t>
-      </w:r>
-    </w:p>
-    <w:p>
-      <w:pPr>
-        <w:pStyle w:val="ab"/>
-        <w:spacing w:line="360" w:lineRule="auto"/>
-      </w:pPr>
-      <w:r>
+        <w:t xml:space="preserve"> который поможет пользователю, присылая ему уведомление о том, что прозошло. </w:t>
+      </w:r>
+    </w:p>
+    <w:p>
+      <w:pPr>
+        <w:pStyle w:val="ab"/>
+        <w:spacing w:line="360" w:lineRule="auto"/>
+      </w:pPr>
+      <w:r>
+        <w:rPr>
+          <w:noProof/>
+          <w:lang w:eastAsia="ru-RU"/>
+        </w:rPr>
         <w:drawing>
           <wp:inline distT="0" distB="0" distL="0" distR="0" wp14:anchorId="21678844" wp14:editId="1BE35399">
             <wp:extent cx="4267570" cy="3848433"/>
@@ -10755,15 +8484,7 @@
         <w:t xml:space="preserve"> </w:t>
       </w:r>
       <w:r>
-        <w:t xml:space="preserve">и подписывается на все событие из очереди с кнопкой. Далее </w:t>
-      </w:r>
-      <w:proofErr w:type="spellStart"/>
-      <w:r>
-        <w:t>моудль</w:t>
-      </w:r>
-      <w:proofErr w:type="spellEnd"/>
-      <w:r>
-        <w:t xml:space="preserve"> регистрирует </w:t>
+        <w:t xml:space="preserve">и подписывается на все событие из очереди с кнопкой. Далее моудль регистрирует </w:t>
       </w:r>
       <w:r>
         <w:rPr>
@@ -10775,108 +8496,53 @@
         <w:t xml:space="preserve"> </w:t>
       </w:r>
       <w:r>
-        <w:t xml:space="preserve">для </w:t>
-      </w:r>
-      <w:proofErr w:type="spellStart"/>
-      <w:r>
-        <w:t>эндпоинта</w:t>
-      </w:r>
-      <w:proofErr w:type="spellEnd"/>
-      <w:r>
-        <w:t xml:space="preserve">: создает специальную ссылку, по которой браузера подключаются и видят уведомления системы. </w:t>
-      </w:r>
-    </w:p>
-    <w:p>
-      <w:pPr>
-        <w:pStyle w:val="ab"/>
-        <w:spacing w:line="360" w:lineRule="auto"/>
-      </w:pPr>
-      <w:proofErr w:type="spellStart"/>
-      <w:r>
-        <w:t>NotificationWebSocketHandler</w:t>
-      </w:r>
-      <w:proofErr w:type="spellEnd"/>
-      <w:r>
-        <w:t xml:space="preserve"> — управление подключениями</w:t>
-      </w:r>
-      <w:r>
-        <w:t xml:space="preserve">. Хранит все активные сессии, добавляет новых подключенных, удаляет старых. </w:t>
-      </w:r>
-      <w:proofErr w:type="spellStart"/>
-      <w:r>
-        <w:t>Расылает</w:t>
-      </w:r>
-      <w:proofErr w:type="spellEnd"/>
-      <w:r>
-        <w:t xml:space="preserve"> уведомления всем активным клиентам (</w:t>
-      </w:r>
-      <w:proofErr w:type="gramStart"/>
-      <w:r>
-        <w:rPr>
-          <w:lang w:val="en-US"/>
-        </w:rPr>
-        <w:t>broadcast(</w:t>
-      </w:r>
-      <w:proofErr w:type="gramEnd"/>
-      <w:r>
-        <w:rPr>
-          <w:lang w:val="en-US"/>
-        </w:rPr>
-        <w:t>)).</w:t>
-      </w:r>
-    </w:p>
-    <w:p>
-      <w:pPr>
-        <w:pStyle w:val="ab"/>
-        <w:spacing w:line="360" w:lineRule="auto"/>
-        <w:rPr>
-          <w:lang w:val="en-US"/>
-        </w:rPr>
-      </w:pPr>
-      <w:proofErr w:type="spellStart"/>
+        <w:t xml:space="preserve">для эндпоинта: создает специальную ссылку, по которой браузера подключаются и видят уведомления системы. </w:t>
+      </w:r>
+    </w:p>
+    <w:p>
+      <w:pPr>
+        <w:pStyle w:val="ab"/>
+        <w:spacing w:line="360" w:lineRule="auto"/>
+      </w:pPr>
+      <w:r>
+        <w:t>NotificationWebSocketHandler — управление подключениями</w:t>
+      </w:r>
+      <w:r>
+        <w:t>. Хранит все активные сессии, добавляет новых подключенных, удаляет старых. Расылает уведомления всем активным клиентам (</w:t>
+      </w:r>
+      <w:r>
+        <w:rPr>
+          <w:lang w:val="en-US"/>
+        </w:rPr>
+        <w:t>broadcast</w:t>
+      </w:r>
+      <w:r>
+        <w:t>()).</w:t>
+      </w:r>
+    </w:p>
+    <w:p>
+      <w:pPr>
+        <w:pStyle w:val="ab"/>
+        <w:spacing w:line="360" w:lineRule="auto"/>
+      </w:pPr>
       <w:r>
         <w:lastRenderedPageBreak/>
-        <w:t>NotificationListener</w:t>
-      </w:r>
-      <w:proofErr w:type="spellEnd"/>
-      <w:r>
-        <w:t xml:space="preserve"> — слушает </w:t>
-      </w:r>
-      <w:proofErr w:type="spellStart"/>
-      <w:r>
+        <w:t>NotificationListener — слушает RabbitMQ и отправляет в WebSocket</w:t>
+      </w:r>
+      <w:r>
+        <w:t xml:space="preserve">. Слушает очередь из </w:t>
+      </w:r>
+      <w:r>
+        <w:rPr>
+          <w:lang w:val="en-US"/>
+        </w:rPr>
         <w:t>RabbitMQ</w:t>
       </w:r>
-      <w:proofErr w:type="spellEnd"/>
-      <w:r>
-        <w:t xml:space="preserve"> и отправляет в </w:t>
-      </w:r>
-      <w:proofErr w:type="spellStart"/>
-      <w:r>
-        <w:t>WebSocket</w:t>
-      </w:r>
-      <w:proofErr w:type="spellEnd"/>
-      <w:r>
-        <w:t xml:space="preserve">. Слушает очередь из </w:t>
-      </w:r>
-      <w:r>
-        <w:rPr>
-          <w:lang w:val="en-US"/>
-        </w:rPr>
-        <w:t>RabbitMQ</w:t>
-      </w:r>
       <w:r>
         <w:t>, получает из нее все события</w:t>
       </w:r>
       <w:r>
-        <w:t xml:space="preserve"> и преобразует в </w:t>
-      </w:r>
-      <w:proofErr w:type="spellStart"/>
-      <w:r>
-        <w:t>человекочитаемое</w:t>
-      </w:r>
-      <w:proofErr w:type="spellEnd"/>
-      <w:r>
-        <w:t xml:space="preserve"> уведомление, рассылает уведомление по </w:t>
+        <w:t xml:space="preserve"> и преобразует в человекочитаемое уведомление, рассылает уведомление по </w:t>
       </w:r>
       <w:r>
         <w:rPr>
@@ -10943,23 +8609,137 @@
         <w:t xml:space="preserve">: </w:t>
       </w:r>
       <w:r>
-        <w:t xml:space="preserve">создание пользователя – публикация </w:t>
-      </w:r>
-      <w:proofErr w:type="spellStart"/>
-      <w:proofErr w:type="gramStart"/>
-      <w:r>
-        <w:t>user.created</w:t>
-      </w:r>
-      <w:proofErr w:type="spellEnd"/>
-      <w:proofErr w:type="gramEnd"/>
-      <w:r>
-        <w:t xml:space="preserve"> в </w:t>
-      </w:r>
-      <w:proofErr w:type="spellStart"/>
-      <w:r>
-        <w:t>RabbitMQ</w:t>
-      </w:r>
-      <w:proofErr w:type="spellEnd"/>
+        <w:t>создание пользователя – публикация user.created в RabbitMQ.</w:t>
+      </w:r>
+    </w:p>
+    <w:p>
+      <w:pPr>
+        <w:pStyle w:val="ab"/>
+        <w:spacing w:line="360" w:lineRule="auto"/>
+        <w:rPr>
+          <w:lang w:val="en-US"/>
+        </w:rPr>
+      </w:pPr>
+      <w:r>
+        <w:rPr>
+          <w:lang w:val="en-US"/>
+        </w:rPr>
+        <w:t>2.  RabbitMQ. exchange = "button.events", routing key = "</w:t>
+      </w:r>
+      <w:r>
+        <w:rPr>
+          <w:lang w:val="en-US"/>
+        </w:rPr>
+        <w:t xml:space="preserve">user.created" </w:t>
+      </w:r>
+      <w:r>
+        <w:rPr>
+          <w:lang w:val="en-US"/>
+        </w:rPr>
+        <w:t>,</w:t>
+      </w:r>
+      <w:r>
+        <w:rPr>
+          <w:lang w:val="en-US"/>
+        </w:rPr>
+        <w:t xml:space="preserve">    </w:t>
+      </w:r>
+      <w:r>
+        <w:t>очередь</w:t>
+      </w:r>
+      <w:r>
+        <w:rPr>
+          <w:lang w:val="en-US"/>
+        </w:rPr>
+        <w:t xml:space="preserve"> = "q.enrichment.user-created"</w:t>
+      </w:r>
+      <w:r>
+        <w:rPr>
+          <w:lang w:val="en-US"/>
+        </w:rPr>
+        <w:t xml:space="preserve">. </w:t>
+      </w:r>
+    </w:p>
+    <w:p>
+      <w:pPr>
+        <w:pStyle w:val="ab"/>
+        <w:spacing w:line="360" w:lineRule="auto"/>
+      </w:pPr>
+      <w:r>
+        <w:t xml:space="preserve">3. </w:t>
+      </w:r>
+      <w:r>
+        <w:rPr>
+          <w:lang w:val="en-US"/>
+        </w:rPr>
+        <w:t>grpc</w:t>
+      </w:r>
+      <w:r>
+        <w:t>-</w:t>
+      </w:r>
+      <w:r>
+        <w:rPr>
+          <w:lang w:val="en-US"/>
+        </w:rPr>
+        <w:t>enrichment</w:t>
+      </w:r>
+      <w:r>
+        <w:t>-</w:t>
+      </w:r>
+      <w:r>
+        <w:rPr>
+          <w:lang w:val="en-US"/>
+        </w:rPr>
+        <w:t>client</w:t>
+      </w:r>
+      <w:r>
+        <w:t xml:space="preserve">. </w:t>
+      </w:r>
+      <w:r>
+        <w:t>Десериализация</w:t>
+      </w:r>
+      <w:r>
+        <w:t xml:space="preserve">, </w:t>
+      </w:r>
+      <w:r>
+        <w:t xml:space="preserve">формирование </w:t>
+      </w:r>
+      <w:r>
+        <w:rPr>
+          <w:lang w:val="en-US"/>
+        </w:rPr>
+        <w:t>grpc</w:t>
+      </w:r>
+      <w:r>
+        <w:t>-</w:t>
+      </w:r>
+      <w:r>
+        <w:t xml:space="preserve">запроса, синхронный вызов </w:t>
+      </w:r>
+      <w:r>
+        <w:rPr>
+          <w:lang w:val="en-US"/>
+        </w:rPr>
+        <w:t>gRPC</w:t>
+      </w:r>
+      <w:r>
+        <w:t>-</w:t>
+      </w:r>
+      <w:r>
+        <w:t>метода, публикация обогащённого события.</w:t>
+      </w:r>
+      <w:r>
+        <w:t xml:space="preserve"> </w:t>
+      </w:r>
+      <w:r>
+        <w:t xml:space="preserve">Отправка уведомления в </w:t>
+      </w:r>
+      <w:r>
+        <w:rPr>
+          <w:lang w:val="en-US"/>
+        </w:rPr>
+        <w:t>WebSocket</w:t>
+      </w:r>
       <w:r>
         <w:t>.</w:t>
       </w:r>
@@ -10968,104 +8748,67 @@
       <w:pPr>
         <w:pStyle w:val="ab"/>
         <w:spacing w:line="360" w:lineRule="auto"/>
-        <w:rPr>
-          <w:lang w:val="en-US"/>
-        </w:rPr>
-      </w:pPr>
-      <w:r>
-        <w:rPr>
-          <w:lang w:val="en-US"/>
-        </w:rPr>
-        <w:t>2.  RabbitMQ. exchange = "</w:t>
-      </w:r>
-      <w:proofErr w:type="spellStart"/>
-      <w:proofErr w:type="gramStart"/>
-      <w:r>
-        <w:rPr>
-          <w:lang w:val="en-US"/>
-        </w:rPr>
-        <w:t>button.events</w:t>
-      </w:r>
-      <w:proofErr w:type="spellEnd"/>
-      <w:proofErr w:type="gramEnd"/>
-      <w:r>
-        <w:rPr>
-          <w:lang w:val="en-US"/>
-        </w:rPr>
-        <w:t>", routing key = "</w:t>
-      </w:r>
-      <w:proofErr w:type="spellStart"/>
-      <w:r>
-        <w:rPr>
-          <w:lang w:val="en-US"/>
-        </w:rPr>
-        <w:t>user.created</w:t>
-      </w:r>
-      <w:proofErr w:type="spellEnd"/>
-      <w:r>
-        <w:rPr>
-          <w:lang w:val="en-US"/>
-        </w:rPr>
-        <w:t xml:space="preserve">" </w:t>
-      </w:r>
-      <w:r>
-        <w:rPr>
-          <w:lang w:val="en-US"/>
-        </w:rPr>
-        <w:t>,</w:t>
-      </w:r>
-      <w:r>
-        <w:rPr>
-          <w:lang w:val="en-US"/>
-        </w:rPr>
-        <w:t xml:space="preserve">    </w:t>
-      </w:r>
-      <w:r>
-        <w:t>очередь</w:t>
-      </w:r>
-      <w:r>
-        <w:rPr>
-          <w:lang w:val="en-US"/>
-        </w:rPr>
-        <w:t xml:space="preserve"> = "</w:t>
-      </w:r>
-      <w:proofErr w:type="spellStart"/>
-      <w:r>
-        <w:rPr>
-          <w:lang w:val="en-US"/>
-        </w:rPr>
-        <w:t>q.enrichment.user</w:t>
-      </w:r>
-      <w:proofErr w:type="spellEnd"/>
-      <w:r>
-        <w:rPr>
-          <w:lang w:val="en-US"/>
-        </w:rPr>
-        <w:t>-created"</w:t>
-      </w:r>
-      <w:r>
-        <w:rPr>
-          <w:lang w:val="en-US"/>
-        </w:rPr>
+      </w:pPr>
+      <w:r>
+        <w:t xml:space="preserve">4.  </w:t>
+      </w:r>
+      <w:r>
+        <w:rPr>
+          <w:lang w:val="en-US"/>
+        </w:rPr>
+        <w:t>grpc</w:t>
+      </w:r>
+      <w:r>
+        <w:t>-</w:t>
+      </w:r>
+      <w:r>
+        <w:rPr>
+          <w:lang w:val="en-US"/>
+        </w:rPr>
+        <w:t>analytics</w:t>
+      </w:r>
+      <w:r>
+        <w:t>-</w:t>
+      </w:r>
+      <w:r>
+        <w:rPr>
+          <w:lang w:val="en-US"/>
+        </w:rPr>
+        <w:t>server</w:t>
+      </w:r>
+      <w:r>
         <w:t xml:space="preserve">. </w:t>
       </w:r>
-    </w:p>
-    <w:p>
-      <w:pPr>
-        <w:pStyle w:val="ab"/>
-        <w:spacing w:line="360" w:lineRule="auto"/>
-      </w:pPr>
-      <w:r>
-        <w:t xml:space="preserve">3. </w:t>
-      </w:r>
-      <w:proofErr w:type="spellStart"/>
+      <w:r>
+        <w:t>Вычисляет</w:t>
+      </w:r>
+      <w:r>
+        <w:t xml:space="preserve"> </w:t>
+      </w:r>
+      <w:r>
+        <w:t>метрики</w:t>
+      </w:r>
+      <w:r>
+        <w:t xml:space="preserve">, </w:t>
+      </w:r>
+      <w:r>
+        <w:t>возвращает</w:t>
+      </w:r>
+      <w:r>
+        <w:t xml:space="preserve"> </w:t>
+      </w:r>
+      <w:r>
+        <w:t>ответ</w:t>
+      </w:r>
+      <w:r>
+        <w:t xml:space="preserve"> </w:t>
+      </w:r>
       <w:r>
         <w:rPr>
           <w:lang w:val="en-US"/>
         </w:rPr>
         <w:t>grpc</w:t>
       </w:r>
-      <w:proofErr w:type="spellEnd"/>
       <w:r>
         <w:t>-</w:t>
       </w:r>
@@ -11085,178 +8828,41 @@
         <w:t>client</w:t>
       </w:r>
       <w:r>
-        <w:t xml:space="preserve">. </w:t>
-      </w:r>
-      <w:r>
-        <w:t>Десериализация</w:t>
-      </w:r>
-      <w:r>
         <w:t xml:space="preserve">, </w:t>
       </w:r>
       <w:r>
-        <w:t xml:space="preserve">формирование </w:t>
-      </w:r>
-      <w:r>
-        <w:rPr>
-          <w:lang w:val="en-US"/>
-        </w:rPr>
-        <w:t>grpc</w:t>
-      </w:r>
-      <w:r>
-        <w:t>-</w:t>
-      </w:r>
-      <w:r>
-        <w:t xml:space="preserve">запроса, синхронный вызов </w:t>
-      </w:r>
-      <w:r>
-        <w:rPr>
-          <w:lang w:val="en-US"/>
-        </w:rPr>
-        <w:t>gRPC</w:t>
-      </w:r>
-      <w:r>
-        <w:t>-</w:t>
-      </w:r>
-      <w:r>
-        <w:t>метода, публикация обогащённого события.</w:t>
+        <w:t>который</w:t>
       </w:r>
       <w:r>
         <w:t xml:space="preserve"> </w:t>
       </w:r>
       <w:r>
-        <w:t xml:space="preserve">Отправка уведомления в </w:t>
-      </w:r>
-      <w:r>
-        <w:rPr>
-          <w:lang w:val="en-US"/>
-        </w:rPr>
-        <w:t>WebSocket</w:t>
+        <w:t>публикует</w:t>
+      </w:r>
+      <w:r>
+        <w:t xml:space="preserve"> </w:t>
+      </w:r>
+      <w:r>
+        <w:t>событие</w:t>
+      </w:r>
+      <w:r>
+        <w:t xml:space="preserve"> </w:t>
+      </w:r>
+      <w:r>
+        <w:rPr>
+          <w:lang w:val="en-US"/>
+        </w:rPr>
+        <w:t>user</w:t>
       </w:r>
       <w:r>
         <w:t>.</w:t>
       </w:r>
-    </w:p>
-    <w:p>
-      <w:pPr>
-        <w:pStyle w:val="ab"/>
-        <w:spacing w:line="360" w:lineRule="auto"/>
-      </w:pPr>
-      <w:r>
-        <w:t xml:space="preserve">4.  </w:t>
-      </w:r>
-      <w:r>
-        <w:rPr>
-          <w:lang w:val="en-US"/>
-        </w:rPr>
-        <w:t>grpc</w:t>
-      </w:r>
-      <w:r>
-        <w:t>-</w:t>
-      </w:r>
-      <w:r>
-        <w:rPr>
-          <w:lang w:val="en-US"/>
-        </w:rPr>
-        <w:t>analytics</w:t>
-      </w:r>
-      <w:r>
-        <w:t>-</w:t>
-      </w:r>
-      <w:r>
-        <w:rPr>
-          <w:lang w:val="en-US"/>
-        </w:rPr>
-        <w:t>server</w:t>
-      </w:r>
-      <w:r>
-        <w:t xml:space="preserve">. </w:t>
-      </w:r>
-      <w:r>
-        <w:t>Вычисляет</w:t>
-      </w:r>
-      <w:r>
-        <w:t xml:space="preserve"> </w:t>
-      </w:r>
-      <w:r>
-        <w:t>метрики</w:t>
-      </w:r>
-      <w:r>
-        <w:t xml:space="preserve">, </w:t>
-      </w:r>
-      <w:r>
-        <w:t>возвращает</w:t>
-      </w:r>
-      <w:r>
-        <w:t xml:space="preserve"> </w:t>
-      </w:r>
-      <w:r>
-        <w:t>ответ</w:t>
-      </w:r>
-      <w:r>
-        <w:t xml:space="preserve"> </w:t>
-      </w:r>
-      <w:r>
-        <w:rPr>
-          <w:lang w:val="en-US"/>
-        </w:rPr>
-        <w:t>grpc</w:t>
-      </w:r>
-      <w:r>
-        <w:t>-</w:t>
-      </w:r>
-      <w:r>
-        <w:rPr>
-          <w:lang w:val="en-US"/>
-        </w:rPr>
-        <w:t>enrichment</w:t>
-      </w:r>
-      <w:r>
-        <w:t>-</w:t>
-      </w:r>
-      <w:r>
-        <w:rPr>
-          <w:lang w:val="en-US"/>
-        </w:rPr>
-        <w:t>client</w:t>
-      </w:r>
-      <w:r>
-        <w:t xml:space="preserve">, </w:t>
-      </w:r>
-      <w:r>
-        <w:t>который</w:t>
-      </w:r>
-      <w:r>
-        <w:t xml:space="preserve"> </w:t>
-      </w:r>
-      <w:r>
-        <w:t>публикует</w:t>
-      </w:r>
-      <w:r>
-        <w:t xml:space="preserve"> </w:t>
-      </w:r>
-      <w:r>
-        <w:t>событие</w:t>
-      </w:r>
-      <w:r>
-        <w:t xml:space="preserve"> </w:t>
-      </w:r>
-      <w:proofErr w:type="gramStart"/>
-      <w:r>
-        <w:rPr>
-          <w:lang w:val="en-US"/>
-        </w:rPr>
-        <w:t>user</w:t>
-      </w:r>
-      <w:r>
-        <w:t>.</w:t>
-      </w:r>
       <w:r>
         <w:rPr>
           <w:lang w:val="en-US"/>
         </w:rPr>
         <w:t>enriched</w:t>
       </w:r>
-      <w:proofErr w:type="gramEnd"/>
       <w:r>
         <w:t xml:space="preserve"> </w:t>
       </w:r>
@@ -11507,13 +9113,8 @@
               <w:ind w:firstLine="0"/>
             </w:pPr>
             <w:r>
-              <w:t xml:space="preserve">demo-rest → </w:t>
-            </w:r>
-            <w:proofErr w:type="spellStart"/>
-            <w:r>
-              <w:t>RabbitMQ</w:t>
-            </w:r>
-            <w:proofErr w:type="spellEnd"/>
+              <w:t>demo-rest → RabbitMQ</w:t>
+            </w:r>
           </w:p>
         </w:tc>
         <w:tc>
@@ -11575,13 +9176,8 @@
               <w:spacing w:line="360" w:lineRule="auto"/>
               <w:ind w:firstLine="0"/>
             </w:pPr>
-            <w:proofErr w:type="spellStart"/>
-            <w:r>
-              <w:t>demo-rest</w:t>
-            </w:r>
-            <w:proofErr w:type="spellEnd"/>
-            <w:r>
-              <w:t xml:space="preserve"> публикует событие и не ждёт ответа</w:t>
+            <w:r>
+              <w:t>demo-rest публикует событие и не ждёт ответа</w:t>
             </w:r>
           </w:p>
         </w:tc>
@@ -11646,19 +9242,9 @@
               <w:spacing w:line="360" w:lineRule="auto"/>
               <w:ind w:firstLine="0"/>
             </w:pPr>
-            <w:proofErr w:type="spellStart"/>
-            <w:r>
-              <w:t>RabbitMQ</w:t>
-            </w:r>
-            <w:proofErr w:type="spellEnd"/>
-            <w:r>
-              <w:t xml:space="preserve"> → </w:t>
-            </w:r>
-            <w:proofErr w:type="spellStart"/>
-            <w:r>
-              <w:t>grpc-enrichment-client</w:t>
-            </w:r>
-            <w:proofErr w:type="spellEnd"/>
+            <w:r>
+              <w:t>RabbitMQ → grpc-enrichment-client</w:t>
+            </w:r>
           </w:p>
         </w:tc>
         <w:tc>
@@ -11717,13 +9303,8 @@
               <w:spacing w:line="360" w:lineRule="auto"/>
               <w:ind w:firstLine="0"/>
             </w:pPr>
-            <w:proofErr w:type="spellStart"/>
-            <w:r>
-              <w:t>enrichment-client</w:t>
-            </w:r>
-            <w:proofErr w:type="spellEnd"/>
-            <w:r>
-              <w:t xml:space="preserve"> получает событие из очереди, когда готов</w:t>
+            <w:r>
+              <w:t>enrichment-client получает событие из очереди, когда готов</w:t>
             </w:r>
           </w:p>
         </w:tc>
@@ -11950,21 +9531,7 @@
               <w:rPr>
                 <w:lang w:val="en-US"/>
               </w:rPr>
-              <w:t xml:space="preserve">grpc-enrichment-client → </w:t>
-            </w:r>
-            <w:proofErr w:type="spellStart"/>
-            <w:r>
-              <w:rPr>
-                <w:lang w:val="en-US"/>
-              </w:rPr>
-              <w:t>grpc</w:t>
-            </w:r>
-            <w:proofErr w:type="spellEnd"/>
-            <w:r>
-              <w:rPr>
-                <w:lang w:val="en-US"/>
-              </w:rPr>
-              <w:t>-analytics-server (</w:t>
+              <w:t>grpc-enrichment-client → grpc-analytics-server (</w:t>
             </w:r>
             <w:r>
               <w:t>вызов</w:t>
@@ -12141,33 +9708,11 @@
                 <w:lang w:val="en-US"/>
               </w:rPr>
             </w:pPr>
-            <w:proofErr w:type="spellStart"/>
             <w:r>
               <w:rPr>
                 <w:lang w:val="en-US"/>
               </w:rPr>
-              <w:t>grpc</w:t>
-            </w:r>
-            <w:proofErr w:type="spellEnd"/>
-            <w:r>
-              <w:rPr>
-                <w:lang w:val="en-US"/>
-              </w:rPr>
-              <w:t xml:space="preserve">-analytics-server → </w:t>
-            </w:r>
-            <w:proofErr w:type="spellStart"/>
-            <w:r>
-              <w:rPr>
-                <w:lang w:val="en-US"/>
-              </w:rPr>
-              <w:t>grpc</w:t>
-            </w:r>
-            <w:proofErr w:type="spellEnd"/>
-            <w:r>
-              <w:rPr>
-                <w:lang w:val="en-US"/>
-              </w:rPr>
-              <w:t>-enrichment-client (</w:t>
+              <w:t>grpc-analytics-server → grpc-enrichment-client (</w:t>
             </w:r>
             <w:r>
               <w:t>ответ</w:t>
@@ -12305,47 +9850,11 @@
                 <w:lang w:val="en-US"/>
               </w:rPr>
             </w:pPr>
-            <w:proofErr w:type="spellStart"/>
             <w:r>
               <w:rPr>
                 <w:lang w:val="en-US"/>
               </w:rPr>
-              <w:t>grpc</w:t>
-            </w:r>
-            <w:proofErr w:type="spellEnd"/>
-            <w:r>
-              <w:rPr>
-                <w:lang w:val="en-US"/>
-              </w:rPr>
-              <w:t xml:space="preserve">-enrichment-client → </w:t>
-            </w:r>
-            <w:proofErr w:type="spellStart"/>
-            <w:r>
-              <w:rPr>
-                <w:lang w:val="en-US"/>
-              </w:rPr>
-              <w:t>RabbitMQ</w:t>
-            </w:r>
-            <w:proofErr w:type="spellEnd"/>
-            <w:r>
-              <w:rPr>
-                <w:lang w:val="en-US"/>
-              </w:rPr>
-              <w:t xml:space="preserve"> (</w:t>
-            </w:r>
-            <w:proofErr w:type="spellStart"/>
-            <w:r>
-              <w:rPr>
-                <w:lang w:val="en-US"/>
-              </w:rPr>
-              <w:t>user.enriched</w:t>
-            </w:r>
-            <w:proofErr w:type="spellEnd"/>
-            <w:r>
-              <w:rPr>
-                <w:lang w:val="en-US"/>
-              </w:rPr>
-              <w:t>)</w:t>
+              <w:t>grpc-enrichment-client → RabbitMQ (user.enriched)</w:t>
             </w:r>
           </w:p>
         </w:tc>
@@ -12478,13 +9987,8 @@
               <w:ind w:firstLine="0"/>
             </w:pPr>
             <w:r>
-              <w:t xml:space="preserve">RabbitMQ → </w:t>
-            </w:r>
-            <w:proofErr w:type="spellStart"/>
-            <w:r>
-              <w:t>audit-service</w:t>
-            </w:r>
-            <w:proofErr w:type="spellEnd"/>
+              <w:t>RabbitMQ → audit-service</w:t>
+            </w:r>
           </w:p>
         </w:tc>
         <w:tc>
@@ -12542,13 +10046,8 @@
               <w:pStyle w:val="ab"/>
               <w:spacing w:line="360" w:lineRule="auto"/>
             </w:pPr>
-            <w:proofErr w:type="spellStart"/>
-            <w:r>
-              <w:t>audit-service</w:t>
-            </w:r>
-            <w:proofErr w:type="spellEnd"/>
-            <w:r>
-              <w:t xml:space="preserve"> получает событие, когда готов</w:t>
+            <w:r>
+              <w:t>audit-service получает событие, когда готов</w:t>
             </w:r>
           </w:p>
         </w:tc>
@@ -12724,13 +10223,8 @@
       <w:r>
         <w:t xml:space="preserve">3. Терминал № 3 – Запускаю </w:t>
       </w:r>
-      <w:proofErr w:type="spellStart"/>
-      <w:r>
-        <w:t>gRPC</w:t>
-      </w:r>
-      <w:proofErr w:type="spellEnd"/>
-      <w:r>
-        <w:t>-сервер аналитики</w:t>
+      <w:r>
+        <w:t>gRPC-сервер аналитики</w:t>
       </w:r>
       <w:r>
         <w:t>.</w:t>
@@ -12744,13 +10238,8 @@
       <w:r>
         <w:t xml:space="preserve">4. Терминал № 4 – Запускаю </w:t>
       </w:r>
-      <w:proofErr w:type="spellStart"/>
-      <w:r>
-        <w:t>gRPC</w:t>
-      </w:r>
-      <w:proofErr w:type="spellEnd"/>
-      <w:r>
-        <w:t>-клиент обогащения</w:t>
+      <w:r>
+        <w:t>gRPC-клиент обогащения</w:t>
       </w:r>
       <w:r>
         <w:t>.</w:t>
@@ -12865,15 +10354,7 @@
         <w:spacing w:line="360" w:lineRule="auto"/>
       </w:pPr>
       <w:r>
-        <w:t xml:space="preserve">Данная документация показывает все </w:t>
-      </w:r>
-      <w:proofErr w:type="spellStart"/>
-      <w:r>
-        <w:t>эндпоинты</w:t>
-      </w:r>
-      <w:proofErr w:type="spellEnd"/>
-      <w:r>
-        <w:t xml:space="preserve">, которые есть. </w:t>
+        <w:t xml:space="preserve">Данная документация показывает все эндпоинты, которые есть. </w:t>
       </w:r>
     </w:p>
     <w:p>
@@ -12891,6 +10372,10 @@
         <w:spacing w:line="360" w:lineRule="auto"/>
       </w:pPr>
       <w:r>
+        <w:rPr>
+          <w:noProof/>
+          <w:lang w:eastAsia="ru-RU"/>
+        </w:rPr>
         <w:drawing>
           <wp:inline distT="0" distB="0" distL="0" distR="0" wp14:anchorId="5CAE385E" wp14:editId="7DBDF929">
             <wp:extent cx="3619500" cy="1390152"/>
@@ -12958,6 +10443,10 @@
         <w:spacing w:line="360" w:lineRule="auto"/>
       </w:pPr>
       <w:r>
+        <w:rPr>
+          <w:noProof/>
+          <w:lang w:eastAsia="ru-RU"/>
+        </w:rPr>
         <w:drawing>
           <wp:inline distT="0" distB="0" distL="0" distR="0" wp14:anchorId="03449D66" wp14:editId="4C6B9587">
             <wp:extent cx="4499467" cy="3543300"/>
@@ -13084,6 +10573,10 @@
         <w:spacing w:line="360" w:lineRule="auto"/>
       </w:pPr>
       <w:r>
+        <w:rPr>
+          <w:noProof/>
+          <w:lang w:eastAsia="ru-RU"/>
+        </w:rPr>
         <w:lastRenderedPageBreak/>
         <w:drawing>
           <wp:inline distT="0" distB="0" distL="0" distR="0" wp14:anchorId="75900972" wp14:editId="23BD41CE">
@@ -13143,6 +10636,10 @@
         <w:spacing w:line="360" w:lineRule="auto"/>
       </w:pPr>
       <w:r>
+        <w:rPr>
+          <w:noProof/>
+          <w:lang w:eastAsia="ru-RU"/>
+        </w:rPr>
         <w:drawing>
           <wp:inline distT="0" distB="0" distL="0" distR="0" wp14:anchorId="7FF9FC7C" wp14:editId="198EFEBA">
             <wp:extent cx="4911725" cy="3631159"/>
@@ -13445,9 +10942,6 @@
         <w:t>Рисунок 1</w:t>
       </w:r>
       <w:r>
-        <w:rPr>
-          <w:lang w:val="en-US"/>
-        </w:rPr>
         <w:t>8</w:t>
       </w:r>
       <w:r>
@@ -13478,13 +10972,8 @@
       <w:r>
         <w:t xml:space="preserve">1. </w:t>
       </w:r>
-      <w:proofErr w:type="gramStart"/>
-      <w:r>
-        <w:t>q.audit</w:t>
-      </w:r>
-      <w:proofErr w:type="gramEnd"/>
-      <w:r>
-        <w:t xml:space="preserve">.events </w:t>
+      <w:r>
+        <w:t xml:space="preserve">q.audit.events </w:t>
       </w:r>
       <w:r>
         <w:rPr>
@@ -13504,11 +10993,9 @@
       <w:r>
         <w:t xml:space="preserve">2. </w:t>
       </w:r>
-      <w:proofErr w:type="spellStart"/>
       <w:r>
         <w:t>q.audit.events.dlq</w:t>
       </w:r>
-      <w:proofErr w:type="spellEnd"/>
       <w:r>
         <w:t xml:space="preserve"> - </w:t>
       </w:r>
@@ -13527,7 +11014,6 @@
       <w:r>
         <w:t xml:space="preserve">3. </w:t>
       </w:r>
-      <w:proofErr w:type="gramStart"/>
       <w:r>
         <w:rPr>
           <w:lang w:val="en-US"/>
@@ -13543,7 +11029,6 @@
         </w:rPr>
         <w:t>enrichment</w:t>
       </w:r>
-      <w:proofErr w:type="gramEnd"/>
       <w:r>
         <w:t>.</w:t>
       </w:r>
@@ -13593,21 +11078,7 @@
         <w:rPr>
           <w:lang w:val="en-US"/>
         </w:rPr>
-        <w:t xml:space="preserve">4. </w:t>
-      </w:r>
-      <w:proofErr w:type="spellStart"/>
-      <w:r>
-        <w:rPr>
-          <w:lang w:val="en-US"/>
-        </w:rPr>
-        <w:t>q.notifications.all</w:t>
-      </w:r>
-      <w:proofErr w:type="spellEnd"/>
-      <w:r>
-        <w:rPr>
-          <w:lang w:val="en-US"/>
-        </w:rPr>
-        <w:t xml:space="preserve"> – </w:t>
+        <w:t xml:space="preserve">4. q.notifications.all – </w:t>
       </w:r>
       <w:r>
         <w:t>для</w:t>
@@ -13699,9 +11170,6 @@
         <w:t>Рисунок 1</w:t>
       </w:r>
       <w:r>
-        <w:rPr>
-          <w:lang w:val="en-US"/>
-        </w:rPr>
         <w:t>9</w:t>
       </w:r>
       <w:r>
@@ -13797,21 +11265,10 @@
         <w:t xml:space="preserve">Рисунок </w:t>
       </w:r>
       <w:r>
-        <w:rPr>
-          <w:lang w:val="en-US"/>
-        </w:rPr>
         <w:t>20</w:t>
       </w:r>
       <w:r>
-        <w:t xml:space="preserve"> – </w:t>
-      </w:r>
-      <w:proofErr w:type="spellStart"/>
-      <w:r>
-        <w:t>Логи</w:t>
-      </w:r>
-      <w:proofErr w:type="spellEnd"/>
-      <w:r>
-        <w:t xml:space="preserve"> аналитики </w:t>
+        <w:t xml:space="preserve"> – Логи аналитики </w:t>
       </w:r>
       <w:r>
         <w:rPr>
@@ -13893,32 +11350,20 @@
       <w:pPr>
         <w:pStyle w:val="ab"/>
         <w:spacing w:line="360" w:lineRule="auto"/>
-        <w:rPr>
-          <w:lang w:val="en-US"/>
-        </w:rPr>
       </w:pPr>
       <w:r>
         <w:t>Рисунок</w:t>
       </w:r>
       <w:r>
-        <w:rPr>
-          <w:lang w:val="en-US"/>
-        </w:rPr>
         <w:t xml:space="preserve"> 21</w:t>
       </w:r>
       <w:r>
-        <w:rPr>
-          <w:lang w:val="en-US"/>
-        </w:rPr>
         <w:t xml:space="preserve"> – </w:t>
       </w:r>
       <w:r>
         <w:t>Логи</w:t>
       </w:r>
       <w:r>
-        <w:rPr>
-          <w:lang w:val="en-US"/>
-        </w:rPr>
         <w:t xml:space="preserve"> </w:t>
       </w:r>
       <w:r>
@@ -13928,9 +11373,6 @@
         <w:t>grpc</w:t>
       </w:r>
       <w:r>
-        <w:rPr>
-          <w:lang w:val="en-US"/>
-        </w:rPr>
         <w:t>-</w:t>
       </w:r>
       <w:r>
@@ -13940,9 +11382,6 @@
         <w:t>enrichment</w:t>
       </w:r>
       <w:r>
-        <w:rPr>
-          <w:lang w:val="en-US"/>
-        </w:rPr>
         <w:t>-</w:t>
       </w:r>
       <w:r>
@@ -13958,15 +11397,7 @@
         <w:spacing w:line="360" w:lineRule="auto"/>
       </w:pPr>
       <w:r>
-        <w:t xml:space="preserve">Из логов видно то, что пользователь был создан, данный </w:t>
-      </w:r>
-      <w:proofErr w:type="spellStart"/>
-      <w:r>
-        <w:t>микросервис</w:t>
-      </w:r>
-      <w:proofErr w:type="spellEnd"/>
-      <w:r>
-        <w:t xml:space="preserve"> отловил это событие и вызвал специальный метод </w:t>
+        <w:t xml:space="preserve">Из логов видно то, что пользователь был создан, данный микросервис отловил это событие и вызвал специальный метод </w:t>
       </w:r>
       <w:r>
         <w:rPr>
@@ -13996,6 +11427,10 @@
         <w:spacing w:line="360" w:lineRule="auto"/>
       </w:pPr>
       <w:r>
+        <w:rPr>
+          <w:noProof/>
+          <w:lang w:eastAsia="ru-RU"/>
+        </w:rPr>
         <w:drawing>
           <wp:inline distT="0" distB="0" distL="0" distR="0" wp14:anchorId="2E81E659" wp14:editId="796B08BE">
             <wp:extent cx="5940425" cy="5308600"/>
@@ -14042,9 +11477,6 @@
         <w:t>Рисунок 2</w:t>
       </w:r>
       <w:r>
-        <w:rPr>
-          <w:lang w:val="en-US"/>
-        </w:rPr>
         <w:t>2</w:t>
       </w:r>
       <w:r>
@@ -14082,6 +11514,10 @@
         <w:spacing w:line="360" w:lineRule="auto"/>
       </w:pPr>
       <w:r>
+        <w:rPr>
+          <w:noProof/>
+          <w:lang w:eastAsia="ru-RU"/>
+        </w:rPr>
         <w:drawing>
           <wp:inline distT="0" distB="0" distL="0" distR="0" wp14:anchorId="085BAC2C" wp14:editId="3FE8CD61">
             <wp:extent cx="5433531" cy="4808637"/>
@@ -14149,6 +11585,10 @@
         <w:spacing w:line="360" w:lineRule="auto"/>
       </w:pPr>
       <w:r>
+        <w:rPr>
+          <w:noProof/>
+          <w:lang w:eastAsia="ru-RU"/>
+        </w:rPr>
         <w:lastRenderedPageBreak/>
         <w:drawing>
           <wp:inline distT="0" distB="0" distL="0" distR="0" wp14:anchorId="34307871" wp14:editId="56F9F582">
@@ -14191,9 +11631,6 @@
       <w:pPr>
         <w:pStyle w:val="ab"/>
         <w:spacing w:line="360" w:lineRule="auto"/>
-        <w:rPr>
-          <w:lang w:val="en-US"/>
-        </w:rPr>
       </w:pPr>
       <w:r>
         <w:t xml:space="preserve">Рисунок 23 – Запрос на получение пользователя в </w:t>
@@ -14211,6 +11648,10 @@
         <w:spacing w:line="360" w:lineRule="auto"/>
       </w:pPr>
       <w:r>
+        <w:rPr>
+          <w:noProof/>
+          <w:lang w:eastAsia="ru-RU"/>
+        </w:rPr>
         <w:drawing>
           <wp:inline distT="0" distB="0" distL="0" distR="0" wp14:anchorId="5DA8BA27" wp14:editId="4F4EAE3D">
             <wp:extent cx="5940425" cy="2651760"/>
@@ -14254,19 +11695,7 @@
         <w:spacing w:line="360" w:lineRule="auto"/>
       </w:pPr>
       <w:r>
-        <w:t>Рисунок 2</w:t>
-      </w:r>
-      <w:r>
-        <w:t>4</w:t>
-      </w:r>
-      <w:r>
-        <w:t xml:space="preserve"> – Запрос на получение пользователя </w:t>
-      </w:r>
-      <w:r>
-        <w:t xml:space="preserve">с абонементами </w:t>
-      </w:r>
-      <w:r>
-        <w:t xml:space="preserve">в </w:t>
+        <w:t xml:space="preserve">Рисунок 24 – Запрос на получение пользователя с абонементами в </w:t>
       </w:r>
       <w:r>
         <w:rPr>
@@ -14325,15 +11754,7 @@
         <w:spacing w:line="480" w:lineRule="auto"/>
       </w:pPr>
       <w:r>
-        <w:t xml:space="preserve">В ходе выполнения данной курсовой работы была спроектирована и реализована распределённая </w:t>
-      </w:r>
-      <w:proofErr w:type="spellStart"/>
-      <w:r>
-        <w:t>микросервисная</w:t>
-      </w:r>
-      <w:proofErr w:type="spellEnd"/>
-      <w:r>
-        <w:t xml:space="preserve"> система управления абонементами фитнес-клуба. В рамках работы были решены следующие задачи:</w:t>
+        <w:t>В ходе выполнения данной курсовой работы была спроектирована и реализована распределённая микросервисная система управления абонементами фитнес-клуба. В рамках работы были решены следующие задачи:</w:t>
       </w:r>
     </w:p>
     <w:p>
@@ -14386,13 +11807,8 @@
       <w:r>
         <w:t xml:space="preserve">3. Реализован </w:t>
       </w:r>
-      <w:proofErr w:type="spellStart"/>
-      <w:r>
-        <w:t>GraphQL</w:t>
-      </w:r>
-      <w:proofErr w:type="spellEnd"/>
-      <w:r>
-        <w:t xml:space="preserve"> для гибких запросов</w:t>
+      <w:r>
+        <w:t>GraphQL для гибких запросов</w:t>
       </w:r>
       <w:r>
         <w:t>.</w:t>
@@ -14406,13 +11822,8 @@
       <w:r>
         <w:t xml:space="preserve">4. Реализован </w:t>
       </w:r>
-      <w:proofErr w:type="spellStart"/>
-      <w:r>
-        <w:t>RabbitMQ</w:t>
-      </w:r>
-      <w:proofErr w:type="spellEnd"/>
-      <w:r>
-        <w:t xml:space="preserve"> для асинхронной коммуникации</w:t>
+      <w:r>
+        <w:t>RabbitMQ для асинхронной коммуникации</w:t>
       </w:r>
       <w:r>
         <w:t>.</w:t>
@@ -14426,13 +11837,8 @@
       <w:r>
         <w:t xml:space="preserve">5. Реализован </w:t>
       </w:r>
-      <w:proofErr w:type="spellStart"/>
-      <w:r>
-        <w:t>gRPC</w:t>
-      </w:r>
-      <w:proofErr w:type="spellEnd"/>
-      <w:r>
-        <w:t xml:space="preserve"> для быстрой синхронной аналитики</w:t>
+      <w:r>
+        <w:t>gRPC для быстрой синхронной аналитики</w:t>
       </w:r>
       <w:r>
         <w:t>.</w:t>
@@ -14446,13 +11852,8 @@
       <w:r>
         <w:t xml:space="preserve">6. Реализован </w:t>
       </w:r>
-      <w:proofErr w:type="spellStart"/>
-      <w:r>
-        <w:t>WebSocket</w:t>
-      </w:r>
-      <w:proofErr w:type="spellEnd"/>
-      <w:r>
-        <w:t xml:space="preserve"> для уведомлений в реальном времени.</w:t>
+      <w:r>
+        <w:t>WebSocket для уведомлений в реальном времени.</w:t>
       </w:r>
     </w:p>
     <w:p>
@@ -14463,68 +11864,50 @@
       <w:r>
         <w:t xml:space="preserve">Вся система представляет собой быструю коммуникацию модулей между собой и коммуникацию сервера с клиентом, чтобы получить данные от сервера. Все компоненты взаимодействуют между собой через общий </w:t>
       </w:r>
-      <w:proofErr w:type="spellStart"/>
-      <w:r>
-        <w:t>exchange</w:t>
-      </w:r>
-      <w:proofErr w:type="spellEnd"/>
-      <w:r>
-        <w:t xml:space="preserve"> </w:t>
-      </w:r>
-      <w:proofErr w:type="spellStart"/>
-      <w:proofErr w:type="gramStart"/>
-      <w:r>
-        <w:t>button.events</w:t>
-      </w:r>
-      <w:proofErr w:type="spellEnd"/>
-      <w:proofErr w:type="gramEnd"/>
-      <w:r>
-        <w:t>, обеспечивая полную цепочку обработки событий от создания пользователя до аудита и веб-уведомлений.</w:t>
-      </w:r>
-    </w:p>
-    <w:p>
-      <w:pPr>
-        <w:pStyle w:val="ab"/>
-        <w:spacing w:line="360" w:lineRule="auto"/>
-      </w:pPr>
-    </w:p>
-    <w:p>
-      <w:pPr>
-        <w:pStyle w:val="ab"/>
-        <w:spacing w:line="360" w:lineRule="auto"/>
-      </w:pPr>
-    </w:p>
-    <w:p>
-      <w:pPr>
-        <w:pStyle w:val="ab"/>
-        <w:spacing w:line="360" w:lineRule="auto"/>
-      </w:pPr>
-    </w:p>
-    <w:p>
-      <w:pPr>
-        <w:pStyle w:val="ab"/>
-        <w:spacing w:line="360" w:lineRule="auto"/>
-      </w:pPr>
-    </w:p>
-    <w:p>
-      <w:pPr>
-        <w:pStyle w:val="ab"/>
-        <w:spacing w:line="360" w:lineRule="auto"/>
-      </w:pPr>
-    </w:p>
-    <w:p>
-      <w:pPr>
-        <w:pStyle w:val="ab"/>
-        <w:spacing w:line="360" w:lineRule="auto"/>
-      </w:pPr>
-    </w:p>
-    <w:p>
-      <w:pPr>
-        <w:pStyle w:val="ab"/>
-        <w:spacing w:line="360" w:lineRule="auto"/>
-        <w:rPr>
-          <w:lang w:val="en-US"/>
-        </w:rPr>
+      <w:r>
+        <w:t>exchange button.events, обеспечивая полную цепочку обработки событий от создания пользователя до аудита и веб-уведомлений.</w:t>
+      </w:r>
+    </w:p>
+    <w:p>
+      <w:pPr>
+        <w:pStyle w:val="ab"/>
+        <w:spacing w:line="360" w:lineRule="auto"/>
+      </w:pPr>
+    </w:p>
+    <w:p>
+      <w:pPr>
+        <w:pStyle w:val="ab"/>
+        <w:spacing w:line="360" w:lineRule="auto"/>
+      </w:pPr>
+    </w:p>
+    <w:p>
+      <w:pPr>
+        <w:pStyle w:val="ab"/>
+        <w:spacing w:line="360" w:lineRule="auto"/>
+      </w:pPr>
+    </w:p>
+    <w:p>
+      <w:pPr>
+        <w:pStyle w:val="ab"/>
+        <w:spacing w:line="360" w:lineRule="auto"/>
+      </w:pPr>
+    </w:p>
+    <w:p>
+      <w:pPr>
+        <w:pStyle w:val="ab"/>
+        <w:spacing w:line="360" w:lineRule="auto"/>
+      </w:pPr>
+    </w:p>
+    <w:p>
+      <w:pPr>
+        <w:pStyle w:val="ab"/>
+        <w:spacing w:line="360" w:lineRule="auto"/>
+      </w:pPr>
+    </w:p>
+    <w:p>
+      <w:pPr>
+        <w:pStyle w:val="ab"/>
+        <w:spacing w:line="360" w:lineRule="auto"/>
       </w:pPr>
     </w:p>
     <w:p>
@@ -14562,21 +11945,7 @@
         <w:rPr>
           <w:rFonts w:cs="Times New Roman"/>
         </w:rPr>
-        <w:t xml:space="preserve">Как проектировать </w:t>
-      </w:r>
-      <w:proofErr w:type="spellStart"/>
-      <w:r>
-        <w:rPr>
-          <w:rFonts w:cs="Times New Roman"/>
-        </w:rPr>
-        <w:t>микросервисы</w:t>
-      </w:r>
-      <w:proofErr w:type="spellEnd"/>
-      <w:r>
-        <w:rPr>
-          <w:rFonts w:cs="Times New Roman"/>
-        </w:rPr>
-        <w:t>: ключевые подходы и принципы</w:t>
+        <w:t>Как проектировать микросервисы: ключевые подходы и принципы</w:t>
       </w:r>
       <w:r>
         <w:rPr>
@@ -15007,44 +12376,8 @@
         <w:rPr>
           <w:rFonts w:cs="Times New Roman"/>
         </w:rPr>
-        <w:t xml:space="preserve">пользованием REST, </w:t>
-      </w:r>
-      <w:proofErr w:type="spellStart"/>
-      <w:r>
-        <w:rPr>
-          <w:rFonts w:cs="Times New Roman"/>
-        </w:rPr>
-        <w:t>GraphQL</w:t>
-      </w:r>
-      <w:proofErr w:type="spellEnd"/>
-      <w:r>
-        <w:rPr>
-          <w:rFonts w:cs="Times New Roman"/>
-        </w:rPr>
-        <w:t xml:space="preserve">, </w:t>
-      </w:r>
-      <w:proofErr w:type="spellStart"/>
-      <w:r>
-        <w:rPr>
-          <w:rFonts w:cs="Times New Roman"/>
-        </w:rPr>
-        <w:t>RabbitMQ</w:t>
-      </w:r>
-      <w:proofErr w:type="spellEnd"/>
-      <w:r>
-        <w:rPr>
-          <w:rFonts w:cs="Times New Roman"/>
-        </w:rPr>
-        <w:t xml:space="preserve"> и </w:t>
-      </w:r>
-      <w:proofErr w:type="spellStart"/>
-      <w:r>
-        <w:rPr>
-          <w:rFonts w:cs="Times New Roman"/>
-        </w:rPr>
-        <w:t>gRPC</w:t>
-      </w:r>
-      <w:proofErr w:type="spellEnd"/>
+        <w:t>пользованием REST, GraphQL, RabbitMQ и gRPC</w:t>
+      </w:r>
       <w:r>
         <w:rPr>
           <w:rFonts w:cs="Times New Roman"/>
@@ -15123,6 +12456,7 @@
         <w:docPartUnique/>
       </w:docPartObj>
     </w:sdtPr>
+    <w:sdtEndPr/>
     <w:sdtContent>
       <w:p>
         <w:pPr>
@@ -15142,7 +12476,7 @@
           <w:rPr>
             <w:noProof/>
           </w:rPr>
-          <w:t>9</w:t>
+          <w:t>2</w:t>
         </w:r>
         <w:r>
           <w:fldChar w:fldCharType="end"/>
@@ -21408,6 +18742,38 @@
       <w14:ligatures w14:val="standardContextual"/>
     </w:rPr>
   </w:style>
+  <w:style w:type="paragraph" w:styleId="ad">
+    <w:name w:val="Balloon Text"/>
+    <w:basedOn w:val="a"/>
+    <w:link w:val="ae"/>
+    <w:uiPriority w:val="99"/>
+    <w:semiHidden/>
+    <w:unhideWhenUsed/>
+    <w:rsid w:val="001714B3"/>
+    <w:pPr>
+      <w:spacing w:line="240" w:lineRule="auto"/>
+    </w:pPr>
+    <w:rPr>
+      <w:rFonts w:ascii="Segoe UI" w:hAnsi="Segoe UI" w:cs="Segoe UI"/>
+      <w:sz w:val="18"/>
+      <w:szCs w:val="18"/>
+    </w:rPr>
+  </w:style>
+  <w:style w:type="character" w:customStyle="1" w:styleId="ae">
+    <w:name w:val="Текст выноски Знак"/>
+    <w:basedOn w:val="a0"/>
+    <w:link w:val="ad"/>
+    <w:uiPriority w:val="99"/>
+    <w:semiHidden/>
+    <w:rsid w:val="001714B3"/>
+    <w:rPr>
+      <w:rFonts w:ascii="Segoe UI" w:hAnsi="Segoe UI" w:cs="Segoe UI"/>
+      <w:kern w:val="2"/>
+      <w:sz w:val="18"/>
+      <w:szCs w:val="18"/>
+      <w14:ligatures w14:val="standardContextual"/>
+    </w:rPr>
+  </w:style>
 </w:styles>
 </file>
 
@@ -21711,7 +19077,7 @@
 </file>
 
 <file path=customXml/itemProps1.xml><?xml version="1.0" encoding="utf-8"?>
-<ds:datastoreItem xmlns:ds="http://schemas.openxmlformats.org/officeDocument/2006/customXml" ds:itemID="{FA99462D-D764-49B1-9EAB-BC7A5B3C22BC}">
+<ds:datastoreItem xmlns:ds="http://schemas.openxmlformats.org/officeDocument/2006/customXml" ds:itemID="{180335FA-6500-4743-AF99-4F8BC3CA36A0}">
   <ds:schemaRefs>
     <ds:schemaRef ds:uri="http://schemas.openxmlformats.org/officeDocument/2006/bibliography"/>
   </ds:schemaRefs>

--- a/Курсовая по сопу.docx
+++ b/Курсовая по сопу.docx
@@ -311,7 +311,17 @@
           <w:bCs/>
           <w:szCs w:val="28"/>
         </w:rPr>
-        <w:t>.Н.</w:t>
+        <w:t>.А</w:t>
+      </w:r>
+      <w:bookmarkStart w:id="0" w:name="_GoBack"/>
+      <w:bookmarkEnd w:id="0"/>
+      <w:r>
+        <w:rPr>
+          <w:b/>
+          <w:bCs/>
+          <w:szCs w:val="28"/>
+        </w:rPr>
+        <w:t>.</w:t>
       </w:r>
     </w:p>
     <w:p>
@@ -407,8 +417,6 @@
           <w:szCs w:val="28"/>
         </w:rPr>
       </w:pPr>
-      <w:bookmarkStart w:id="0" w:name="_GoBack"/>
-      <w:bookmarkEnd w:id="0"/>
     </w:p>
     <w:p>
       <w:pPr>
@@ -2230,8 +2238,8 @@
         </w:p>
       </w:sdtContent>
     </w:sdt>
-    <w:bookmarkStart w:id="1" w:name="_Toc231145384" w:displacedByCustomXml="prev"/>
-    <w:bookmarkStart w:id="2" w:name="_Toc232630549" w:displacedByCustomXml="prev"/>
+    <w:bookmarkStart w:id="1" w:name="_Toc232630549" w:displacedByCustomXml="prev"/>
+    <w:bookmarkStart w:id="2" w:name="_Toc231145384" w:displacedByCustomXml="prev"/>
     <w:p>
       <w:pPr>
         <w:pStyle w:val="1"/>
@@ -12476,7 +12484,7 @@
           <w:rPr>
             <w:noProof/>
           </w:rPr>
-          <w:t>2</w:t>
+          <w:t>20</w:t>
         </w:r>
         <w:r>
           <w:fldChar w:fldCharType="end"/>
@@ -19077,7 +19085,7 @@
 </file>
 
 <file path=customXml/itemProps1.xml><?xml version="1.0" encoding="utf-8"?>
-<ds:datastoreItem xmlns:ds="http://schemas.openxmlformats.org/officeDocument/2006/customXml" ds:itemID="{180335FA-6500-4743-AF99-4F8BC3CA36A0}">
+<ds:datastoreItem xmlns:ds="http://schemas.openxmlformats.org/officeDocument/2006/customXml" ds:itemID="{FD912F73-C0E3-4D05-A5FB-B28B14EE48BD}">
   <ds:schemaRefs>
     <ds:schemaRef ds:uri="http://schemas.openxmlformats.org/officeDocument/2006/bibliography"/>
   </ds:schemaRefs>
